--- a/QuestBook.docx
+++ b/QuestBook.docx
@@ -1,341 +1,271 @@
 
 <file path=word/document.xml><?xml version="1.0" encoding="utf-8"?>
-<w:document xmlns:mc="http://schemas.openxmlformats.org/markup-compatibility/2006" xmlns:o="urn:schemas-microsoft-com:office:office" xmlns:r="http://schemas.openxmlformats.org/officeDocument/2006/relationships" xmlns:m="http://schemas.openxmlformats.org/officeDocument/2006/math" xmlns:v="urn:schemas-microsoft-com:vml" xmlns:wp="http://schemas.openxmlformats.org/drawingml/2006/wordprocessingDrawing" xmlns:w10="urn:schemas-microsoft-com:office:word" xmlns:w="http://schemas.openxmlformats.org/wordprocessingml/2006/main" xmlns:wne="http://schemas.microsoft.com/office/word/2006/wordml" xmlns:sl="http://schemas.openxmlformats.org/schemaLibrary/2006/main" xmlns:a="http://schemas.openxmlformats.org/drawingml/2006/main" xmlns:pic="http://schemas.openxmlformats.org/drawingml/2006/picture" xmlns:c="http://schemas.openxmlformats.org/drawingml/2006/chart" xmlns:lc="http://schemas.openxmlformats.org/drawingml/2006/lockedCanvas" xmlns:dgm="http://schemas.openxmlformats.org/drawingml/2006/diagram" xmlns:wps="http://schemas.microsoft.com/office/word/2010/wordprocessingShape" xmlns:wpg="http://schemas.microsoft.com/office/word/2010/wordprocessingGroup" xmlns:w14="http://schemas.microsoft.com/office/word/2010/wordml" xmlns:w15="http://schemas.microsoft.com/office/word/2012/wordml" xmlns:w16="http://schemas.microsoft.com/office/word/2018/wordml" xmlns:w16cex="http://schemas.microsoft.com/office/word/2018/wordml/cex" xmlns:w16cid="http://schemas.microsoft.com/office/word/2016/wordml/cid" xmlns="http://schemas.microsoft.com/office/tasks/2019/documenttasks" xmlns:cr="http://schemas.microsoft.com/office/comments/2020/reactions">
+<w:document xmlns:wpc="http://schemas.microsoft.com/office/word/2010/wordprocessingCanvas" xmlns:cx="http://schemas.microsoft.com/office/drawing/2014/chartex" xmlns:cx1="http://schemas.microsoft.com/office/drawing/2015/9/8/chartex" xmlns:cx2="http://schemas.microsoft.com/office/drawing/2015/10/21/chartex" xmlns:cx3="http://schemas.microsoft.com/office/drawing/2016/5/9/chartex" xmlns:cx4="http://schemas.microsoft.com/office/drawing/2016/5/10/chartex" xmlns:cx5="http://schemas.microsoft.com/office/drawing/2016/5/11/chartex" xmlns:cx6="http://schemas.microsoft.com/office/drawing/2016/5/12/chartex" xmlns:cx7="http://schemas.microsoft.com/office/drawing/2016/5/13/chartex" xmlns:cx8="http://schemas.microsoft.com/office/drawing/2016/5/14/chartex" xmlns:mc="http://schemas.openxmlformats.org/markup-compatibility/2006" xmlns:aink="http://schemas.microsoft.com/office/drawing/2016/ink" xmlns:am3d="http://schemas.microsoft.com/office/drawing/2017/model3d" xmlns:o="urn:schemas-microsoft-com:office:office" xmlns:r="http://schemas.openxmlformats.org/officeDocument/2006/relationships" xmlns:m="http://schemas.openxmlformats.org/officeDocument/2006/math" xmlns:v="urn:schemas-microsoft-com:vml" xmlns:wp14="http://schemas.microsoft.com/office/word/2010/wordprocessingDrawing" xmlns:wp="http://schemas.openxmlformats.org/drawingml/2006/wordprocessingDrawing" xmlns:w10="urn:schemas-microsoft-com:office:word" xmlns:w="http://schemas.openxmlformats.org/wordprocessingml/2006/main" xmlns:w14="http://schemas.microsoft.com/office/word/2010/wordml" xmlns:w15="http://schemas.microsoft.com/office/word/2012/wordml" xmlns:w16cid="http://schemas.microsoft.com/office/word/2016/wordml/cid" xmlns:w16se="http://schemas.microsoft.com/office/word/2015/wordml/symex" xmlns:wpg="http://schemas.microsoft.com/office/word/2010/wordprocessingGroup" xmlns:wpi="http://schemas.microsoft.com/office/word/2010/wordprocessingInk" xmlns:wne="http://schemas.microsoft.com/office/word/2006/wordml" xmlns:wps="http://schemas.microsoft.com/office/word/2010/wordprocessingShape" mc:Ignorable="w14 w15 w16se w16cid wp14">
   <w:body>
     <w:p>
       <w:pPr>
         <w:jc w:val="center"/>
         <w:rPr>
-          <w:rFonts w:ascii="Times New Roman" w:cs="Times New Roman" w:eastAsia="Times New Roman" w:hAnsi="Times New Roman"/>
+          <w:rFonts w:ascii="Times New Roman" w:eastAsia="Times New Roman" w:hAnsi="Times New Roman" w:cs="Times New Roman"/>
           <w:sz w:val="48"/>
           <w:szCs w:val="48"/>
         </w:rPr>
       </w:pPr>
-      <w:r>
-        <w:rPr>
-          <w:rFonts w:ascii="Times New Roman" w:cs="Times New Roman" w:eastAsia="Times New Roman" w:hAnsi="Times New Roman"/>
+      <w:proofErr w:type="spellStart"/>
+      <w:r>
+        <w:rPr>
+          <w:rFonts w:ascii="Times New Roman" w:eastAsia="Times New Roman" w:hAnsi="Times New Roman" w:cs="Times New Roman"/>
           <w:sz w:val="48"/>
           <w:szCs w:val="48"/>
-          <w:rtl w:val="0"/>
-        </w:rPr>
-        <w:t xml:space="preserve">QuestBook dokumentáció</w:t>
-      </w:r>
-    </w:p>
-    <w:p>
-      <w:pPr>
-        <w:jc w:val="center"/>
-        <w:rPr>
-          <w:rFonts w:ascii="Times New Roman" w:cs="Times New Roman" w:eastAsia="Times New Roman" w:hAnsi="Times New Roman"/>
+        </w:rPr>
+        <w:t>Q</w:t>
+      </w:r>
+      <w:r>
+        <w:rPr>
+          <w:rFonts w:ascii="Times New Roman" w:eastAsia="Times New Roman" w:hAnsi="Times New Roman" w:cs="Times New Roman"/>
           <w:sz w:val="48"/>
           <w:szCs w:val="48"/>
         </w:rPr>
-      </w:pPr>
-      <w:r>
-        <w:rPr>
-          <w:rtl w:val="0"/>
-        </w:rPr>
-      </w:r>
-    </w:p>
-    <w:p>
-      <w:pPr>
-        <w:jc w:val="center"/>
-        <w:rPr>
-          <w:rFonts w:ascii="Times New Roman" w:cs="Times New Roman" w:eastAsia="Times New Roman" w:hAnsi="Times New Roman"/>
+        <w:t>uestBook</w:t>
+      </w:r>
+      <w:proofErr w:type="spellEnd"/>
+      <w:r>
+        <w:rPr>
+          <w:rFonts w:ascii="Times New Roman" w:eastAsia="Times New Roman" w:hAnsi="Times New Roman" w:cs="Times New Roman"/>
           <w:sz w:val="48"/>
           <w:szCs w:val="48"/>
         </w:rPr>
-      </w:pPr>
-      <w:r>
-        <w:rPr>
-          <w:rtl w:val="0"/>
-        </w:rPr>
+        <w:t xml:space="preserve"> dokumentáció</w:t>
       </w:r>
     </w:p>
     <w:p>
       <w:pPr>
         <w:jc w:val="center"/>
         <w:rPr>
-          <w:rFonts w:ascii="Times New Roman" w:cs="Times New Roman" w:eastAsia="Times New Roman" w:hAnsi="Times New Roman"/>
+          <w:rFonts w:ascii="Times New Roman" w:eastAsia="Times New Roman" w:hAnsi="Times New Roman" w:cs="Times New Roman"/>
           <w:sz w:val="48"/>
           <w:szCs w:val="48"/>
         </w:rPr>
       </w:pPr>
-      <w:r>
-        <w:rPr>
-          <w:rtl w:val="0"/>
-        </w:rPr>
-      </w:r>
     </w:p>
     <w:p>
       <w:pPr>
         <w:jc w:val="center"/>
         <w:rPr>
-          <w:rFonts w:ascii="Times New Roman" w:cs="Times New Roman" w:eastAsia="Times New Roman" w:hAnsi="Times New Roman"/>
+          <w:rFonts w:ascii="Times New Roman" w:eastAsia="Times New Roman" w:hAnsi="Times New Roman" w:cs="Times New Roman"/>
           <w:sz w:val="48"/>
           <w:szCs w:val="48"/>
         </w:rPr>
       </w:pPr>
-      <w:r>
-        <w:rPr>
-          <w:rtl w:val="0"/>
-        </w:rPr>
-      </w:r>
     </w:p>
     <w:p>
       <w:pPr>
         <w:jc w:val="center"/>
         <w:rPr>
-          <w:rFonts w:ascii="Times New Roman" w:cs="Times New Roman" w:eastAsia="Times New Roman" w:hAnsi="Times New Roman"/>
+          <w:rFonts w:ascii="Times New Roman" w:eastAsia="Times New Roman" w:hAnsi="Times New Roman" w:cs="Times New Roman"/>
           <w:sz w:val="48"/>
           <w:szCs w:val="48"/>
         </w:rPr>
       </w:pPr>
-      <w:r>
-        <w:rPr>
-          <w:rtl w:val="0"/>
-        </w:rPr>
-      </w:r>
     </w:p>
     <w:p>
       <w:pPr>
         <w:jc w:val="center"/>
         <w:rPr>
-          <w:rFonts w:ascii="Times New Roman" w:cs="Times New Roman" w:eastAsia="Times New Roman" w:hAnsi="Times New Roman"/>
+          <w:rFonts w:ascii="Times New Roman" w:eastAsia="Times New Roman" w:hAnsi="Times New Roman" w:cs="Times New Roman"/>
           <w:sz w:val="48"/>
           <w:szCs w:val="48"/>
         </w:rPr>
       </w:pPr>
-      <w:r>
-        <w:rPr>
-          <w:rtl w:val="0"/>
-        </w:rPr>
-      </w:r>
     </w:p>
     <w:p>
       <w:pPr>
         <w:jc w:val="center"/>
         <w:rPr>
-          <w:rFonts w:ascii="Times New Roman" w:cs="Times New Roman" w:eastAsia="Times New Roman" w:hAnsi="Times New Roman"/>
+          <w:rFonts w:ascii="Times New Roman" w:eastAsia="Times New Roman" w:hAnsi="Times New Roman" w:cs="Times New Roman"/>
           <w:sz w:val="48"/>
           <w:szCs w:val="48"/>
         </w:rPr>
       </w:pPr>
-      <w:r>
-        <w:rPr>
-          <w:rtl w:val="0"/>
-        </w:rPr>
-      </w:r>
     </w:p>
     <w:p>
       <w:pPr>
         <w:jc w:val="center"/>
         <w:rPr>
-          <w:rFonts w:ascii="Times New Roman" w:cs="Times New Roman" w:eastAsia="Times New Roman" w:hAnsi="Times New Roman"/>
+          <w:rFonts w:ascii="Times New Roman" w:eastAsia="Times New Roman" w:hAnsi="Times New Roman" w:cs="Times New Roman"/>
           <w:sz w:val="48"/>
           <w:szCs w:val="48"/>
         </w:rPr>
       </w:pPr>
-      <w:r>
-        <w:rPr>
-          <w:rtl w:val="0"/>
-        </w:rPr>
-      </w:r>
     </w:p>
     <w:p>
       <w:pPr>
         <w:jc w:val="center"/>
         <w:rPr>
-          <w:rFonts w:ascii="Times New Roman" w:cs="Times New Roman" w:eastAsia="Times New Roman" w:hAnsi="Times New Roman"/>
+          <w:rFonts w:ascii="Times New Roman" w:eastAsia="Times New Roman" w:hAnsi="Times New Roman" w:cs="Times New Roman"/>
           <w:sz w:val="48"/>
           <w:szCs w:val="48"/>
         </w:rPr>
       </w:pPr>
-      <w:r>
-        <w:rPr>
-          <w:rtl w:val="0"/>
-        </w:rPr>
-      </w:r>
     </w:p>
     <w:p>
       <w:pPr>
         <w:jc w:val="center"/>
         <w:rPr>
-          <w:rFonts w:ascii="Times New Roman" w:cs="Times New Roman" w:eastAsia="Times New Roman" w:hAnsi="Times New Roman"/>
+          <w:rFonts w:ascii="Times New Roman" w:eastAsia="Times New Roman" w:hAnsi="Times New Roman" w:cs="Times New Roman"/>
           <w:sz w:val="48"/>
           <w:szCs w:val="48"/>
         </w:rPr>
       </w:pPr>
-      <w:r>
-        <w:rPr>
-          <w:rtl w:val="0"/>
-        </w:rPr>
-      </w:r>
     </w:p>
     <w:p>
       <w:pPr>
         <w:jc w:val="center"/>
         <w:rPr>
-          <w:rFonts w:ascii="Times New Roman" w:cs="Times New Roman" w:eastAsia="Times New Roman" w:hAnsi="Times New Roman"/>
+          <w:rFonts w:ascii="Times New Roman" w:eastAsia="Times New Roman" w:hAnsi="Times New Roman" w:cs="Times New Roman"/>
           <w:sz w:val="48"/>
           <w:szCs w:val="48"/>
         </w:rPr>
       </w:pPr>
-      <w:r>
-        <w:rPr>
-          <w:rtl w:val="0"/>
-        </w:rPr>
-      </w:r>
-    </w:p>
-    <w:p>
-      <w:pPr>
-        <w:jc w:val="right"/>
-        <w:rPr>
-          <w:rFonts w:ascii="Times New Roman" w:cs="Times New Roman" w:eastAsia="Times New Roman" w:hAnsi="Times New Roman"/>
+    </w:p>
+    <w:p>
+      <w:pPr>
+        <w:jc w:val="center"/>
+        <w:rPr>
+          <w:rFonts w:ascii="Times New Roman" w:eastAsia="Times New Roman" w:hAnsi="Times New Roman" w:cs="Times New Roman"/>
           <w:sz w:val="48"/>
           <w:szCs w:val="48"/>
         </w:rPr>
       </w:pPr>
-      <w:r>
-        <w:rPr>
-          <w:rtl w:val="0"/>
-        </w:rPr>
-      </w:r>
+    </w:p>
+    <w:p>
+      <w:pPr>
+        <w:jc w:val="center"/>
+        <w:rPr>
+          <w:rFonts w:ascii="Times New Roman" w:eastAsia="Times New Roman" w:hAnsi="Times New Roman" w:cs="Times New Roman"/>
+          <w:sz w:val="48"/>
+          <w:szCs w:val="48"/>
+        </w:rPr>
+      </w:pPr>
     </w:p>
     <w:p>
       <w:pPr>
         <w:jc w:val="right"/>
         <w:rPr>
-          <w:rFonts w:ascii="Times New Roman" w:cs="Times New Roman" w:eastAsia="Times New Roman" w:hAnsi="Times New Roman"/>
+          <w:rFonts w:ascii="Times New Roman" w:eastAsia="Times New Roman" w:hAnsi="Times New Roman" w:cs="Times New Roman"/>
+          <w:sz w:val="48"/>
+          <w:szCs w:val="48"/>
+        </w:rPr>
+      </w:pPr>
+    </w:p>
+    <w:p>
+      <w:pPr>
+        <w:jc w:val="right"/>
+        <w:rPr>
+          <w:rFonts w:ascii="Times New Roman" w:eastAsia="Times New Roman" w:hAnsi="Times New Roman" w:cs="Times New Roman"/>
           <w:sz w:val="20"/>
           <w:szCs w:val="20"/>
         </w:rPr>
       </w:pPr>
       <w:r>
         <w:rPr>
-          <w:rFonts w:ascii="Times New Roman" w:cs="Times New Roman" w:eastAsia="Times New Roman" w:hAnsi="Times New Roman"/>
+          <w:rFonts w:ascii="Times New Roman" w:eastAsia="Times New Roman" w:hAnsi="Times New Roman" w:cs="Times New Roman"/>
           <w:sz w:val="28"/>
           <w:szCs w:val="28"/>
-          <w:rtl w:val="0"/>
-        </w:rPr>
-        <w:t xml:space="preserve">Készítette:</w:t>
+        </w:rPr>
+        <w:t>Készítette:</w:t>
+      </w:r>
+      <w:r>
+        <w:rPr>
+          <w:rFonts w:ascii="Times New Roman" w:eastAsia="Times New Roman" w:hAnsi="Times New Roman" w:cs="Times New Roman"/>
+          <w:sz w:val="28"/>
+          <w:szCs w:val="28"/>
+        </w:rPr>
         <w:tab/>
       </w:r>
       <w:r>
         <w:rPr>
-          <w:rFonts w:ascii="Times New Roman" w:cs="Times New Roman" w:eastAsia="Times New Roman" w:hAnsi="Times New Roman"/>
+          <w:rFonts w:ascii="Times New Roman" w:eastAsia="Times New Roman" w:hAnsi="Times New Roman" w:cs="Times New Roman"/>
           <w:sz w:val="20"/>
           <w:szCs w:val="20"/>
-          <w:rtl w:val="0"/>
-        </w:rPr>
-        <w:t xml:space="preserve">Szakács Máté - 13.F</w:t>
+        </w:rPr>
+        <w:t>Szakács Máté - 13.F</w:t>
       </w:r>
     </w:p>
     <w:p>
       <w:pPr>
         <w:jc w:val="right"/>
         <w:rPr>
-          <w:rFonts w:ascii="Times New Roman" w:cs="Times New Roman" w:eastAsia="Times New Roman" w:hAnsi="Times New Roman"/>
+          <w:rFonts w:ascii="Times New Roman" w:eastAsia="Times New Roman" w:hAnsi="Times New Roman" w:cs="Times New Roman"/>
           <w:sz w:val="20"/>
           <w:szCs w:val="20"/>
         </w:rPr>
       </w:pPr>
       <w:r>
         <w:rPr>
-          <w:rFonts w:ascii="Times New Roman" w:cs="Times New Roman" w:eastAsia="Times New Roman" w:hAnsi="Times New Roman"/>
+          <w:rFonts w:ascii="Times New Roman" w:eastAsia="Times New Roman" w:hAnsi="Times New Roman" w:cs="Times New Roman"/>
           <w:sz w:val="20"/>
           <w:szCs w:val="20"/>
-          <w:rtl w:val="0"/>
-        </w:rPr>
-        <w:t xml:space="preserve">Barna István - 13.F</w:t>
+        </w:rPr>
+        <w:t>Barna István - 13.F</w:t>
       </w:r>
     </w:p>
     <w:p>
       <w:pPr>
         <w:jc w:val="right"/>
         <w:rPr>
-          <w:rFonts w:ascii="Times New Roman" w:cs="Times New Roman" w:eastAsia="Times New Roman" w:hAnsi="Times New Roman"/>
+          <w:rFonts w:ascii="Times New Roman" w:eastAsia="Times New Roman" w:hAnsi="Times New Roman" w:cs="Times New Roman"/>
           <w:sz w:val="24"/>
           <w:szCs w:val="24"/>
         </w:rPr>
       </w:pPr>
-      <w:r>
-        <w:rPr>
-          <w:rtl w:val="0"/>
-        </w:rPr>
-      </w:r>
     </w:p>
     <w:p>
       <w:pPr>
         <w:jc w:val="right"/>
         <w:rPr>
-          <w:rFonts w:ascii="Times New Roman" w:cs="Times New Roman" w:eastAsia="Times New Roman" w:hAnsi="Times New Roman"/>
+          <w:rFonts w:ascii="Times New Roman" w:eastAsia="Times New Roman" w:hAnsi="Times New Roman" w:cs="Times New Roman"/>
           <w:sz w:val="24"/>
           <w:szCs w:val="24"/>
         </w:rPr>
       </w:pPr>
-      <w:r>
-        <w:rPr>
-          <w:rtl w:val="0"/>
-        </w:rPr>
-      </w:r>
-    </w:p>
-    <w:p>
-      <w:pPr>
-        <w:jc w:val="left"/>
-        <w:rPr>
-          <w:rFonts w:ascii="Times New Roman" w:cs="Times New Roman" w:eastAsia="Times New Roman" w:hAnsi="Times New Roman"/>
+    </w:p>
+    <w:p>
+      <w:pPr>
+        <w:rPr>
+          <w:rFonts w:ascii="Times New Roman" w:eastAsia="Times New Roman" w:hAnsi="Times New Roman" w:cs="Times New Roman"/>
           <w:sz w:val="24"/>
           <w:szCs w:val="24"/>
         </w:rPr>
       </w:pPr>
-      <w:r>
-        <w:rPr>
-          <w:rtl w:val="0"/>
-        </w:rPr>
-      </w:r>
-    </w:p>
-    <w:p>
-      <w:pPr>
-        <w:rPr/>
-      </w:pPr>
-      <w:bookmarkStart w:colFirst="0" w:colLast="0" w:name="_heading=h.rf6qjfirhhwe" w:id="0"/>
+    </w:p>
+    <w:p>
+      <w:bookmarkStart w:id="0" w:name="_heading=h.rf6qjfirhhwe" w:colFirst="0" w:colLast="0"/>
       <w:bookmarkEnd w:id="0"/>
-      <w:r>
-        <w:rPr>
-          <w:rtl w:val="0"/>
-        </w:rPr>
-      </w:r>
-    </w:p>
-    <w:p>
-      <w:pPr>
-        <w:rPr>
-          <w:rFonts w:ascii="Times New Roman" w:cs="Times New Roman" w:eastAsia="Times New Roman" w:hAnsi="Times New Roman"/>
+    </w:p>
+    <w:p>
+      <w:pPr>
+        <w:rPr>
+          <w:rFonts w:ascii="Times New Roman" w:eastAsia="Times New Roman" w:hAnsi="Times New Roman" w:cs="Times New Roman"/>
           <w:sz w:val="36"/>
           <w:szCs w:val="36"/>
         </w:rPr>
       </w:pPr>
-      <w:bookmarkStart w:colFirst="0" w:colLast="0" w:name="_heading=h.s1g5kndqjh35" w:id="1"/>
+      <w:bookmarkStart w:id="1" w:name="_heading=h.s1g5kndqjh35" w:colFirst="0" w:colLast="0"/>
       <w:bookmarkEnd w:id="1"/>
-      <w:r>
-        <w:rPr>
-          <w:rFonts w:ascii="Times New Roman" w:cs="Times New Roman" w:eastAsia="Times New Roman" w:hAnsi="Times New Roman"/>
+      <w:proofErr w:type="spellStart"/>
+      <w:r>
+        <w:rPr>
+          <w:rFonts w:ascii="Times New Roman" w:eastAsia="Times New Roman" w:hAnsi="Times New Roman" w:cs="Times New Roman"/>
           <w:sz w:val="36"/>
           <w:szCs w:val="36"/>
-          <w:rtl w:val="0"/>
-        </w:rPr>
-        <w:t xml:space="preserve">TartalomJegyzék</w:t>
-      </w:r>
-    </w:p>
-    <w:p>
-      <w:pPr>
-        <w:rPr/>
-      </w:pPr>
-      <w:r>
-        <w:rPr>
-          <w:rtl w:val="0"/>
-        </w:rPr>
-      </w:r>
-    </w:p>
+        </w:rPr>
+        <w:lastRenderedPageBreak/>
+        <w:t>TartalomJegyzék</w:t>
+      </w:r>
+      <w:proofErr w:type="spellEnd"/>
+    </w:p>
+    <w:p/>
     <w:p>
       <w:pPr>
         <w:numPr>
@@ -343,90 +273,418 @@
           <w:numId w:val="1"/>
         </w:numPr>
         <w:tabs>
-          <w:tab w:val="right" w:leader="none" w:pos="8918"/>
+          <w:tab w:val="left" w:leader="dot" w:pos="1701"/>
+          <w:tab w:val="left" w:leader="dot" w:pos="8789"/>
         </w:tabs>
-        <w:ind w:left="720" w:hanging="360"/>
-        <w:rPr>
-          <w:rFonts w:ascii="Times New Roman" w:cs="Times New Roman" w:eastAsia="Times New Roman" w:hAnsi="Times New Roman"/>
+        <w:rPr>
+          <w:rFonts w:ascii="Times New Roman" w:eastAsia="Times New Roman" w:hAnsi="Times New Roman" w:cs="Times New Roman"/>
           <w:sz w:val="28"/>
           <w:szCs w:val="28"/>
         </w:rPr>
       </w:pPr>
       <w:r>
         <w:rPr>
-          <w:rFonts w:ascii="Times New Roman" w:cs="Times New Roman" w:eastAsia="Times New Roman" w:hAnsi="Times New Roman"/>
+          <w:rFonts w:ascii="Times New Roman" w:eastAsia="Times New Roman" w:hAnsi="Times New Roman" w:cs="Times New Roman"/>
           <w:sz w:val="28"/>
           <w:szCs w:val="28"/>
-          <w:rtl w:val="0"/>
-        </w:rPr>
-        <w:t xml:space="preserve">Bevezetés</w:t>
+        </w:rPr>
+        <w:t>Bevezetés</w:t>
+      </w:r>
+      <w:r>
+        <w:rPr>
+          <w:rFonts w:ascii="Times New Roman" w:eastAsia="Times New Roman" w:hAnsi="Times New Roman" w:cs="Times New Roman"/>
+          <w:sz w:val="28"/>
+          <w:szCs w:val="28"/>
+        </w:rPr>
+        <w:tab/>
+        <w:t>3</w:t>
+      </w:r>
+    </w:p>
+    <w:p>
+      <w:pPr>
+        <w:numPr>
+          <w:ilvl w:val="0"/>
+          <w:numId w:val="1"/>
+        </w:numPr>
+        <w:tabs>
+          <w:tab w:val="left" w:leader="dot" w:pos="1701"/>
+          <w:tab w:val="left" w:leader="dot" w:pos="8789"/>
+        </w:tabs>
+        <w:rPr>
+          <w:rFonts w:ascii="Times New Roman" w:eastAsia="Times New Roman" w:hAnsi="Times New Roman" w:cs="Times New Roman"/>
+          <w:sz w:val="28"/>
+          <w:szCs w:val="28"/>
+        </w:rPr>
+      </w:pPr>
+      <w:proofErr w:type="spellStart"/>
+      <w:r>
+        <w:rPr>
+          <w:rFonts w:ascii="Times New Roman" w:eastAsia="Times New Roman" w:hAnsi="Times New Roman" w:cs="Times New Roman"/>
+          <w:sz w:val="28"/>
+          <w:szCs w:val="28"/>
+        </w:rPr>
+        <w:t>Fejleszői</w:t>
+      </w:r>
+      <w:proofErr w:type="spellEnd"/>
+      <w:r>
+        <w:rPr>
+          <w:rFonts w:ascii="Times New Roman" w:eastAsia="Times New Roman" w:hAnsi="Times New Roman" w:cs="Times New Roman"/>
+          <w:sz w:val="28"/>
+          <w:szCs w:val="28"/>
+        </w:rPr>
+        <w:t xml:space="preserve"> </w:t>
+      </w:r>
+      <w:proofErr w:type="spellStart"/>
+      <w:r>
+        <w:rPr>
+          <w:rFonts w:ascii="Times New Roman" w:eastAsia="Times New Roman" w:hAnsi="Times New Roman" w:cs="Times New Roman"/>
+          <w:sz w:val="28"/>
+          <w:szCs w:val="28"/>
+        </w:rPr>
+        <w:t>doc</w:t>
+      </w:r>
+      <w:proofErr w:type="spellEnd"/>
+    </w:p>
+    <w:p>
+      <w:pPr>
+        <w:numPr>
+          <w:ilvl w:val="0"/>
+          <w:numId w:val="1"/>
+        </w:numPr>
+        <w:tabs>
+          <w:tab w:val="left" w:leader="dot" w:pos="1701"/>
+          <w:tab w:val="left" w:leader="dot" w:pos="8789"/>
+        </w:tabs>
+        <w:rPr>
+          <w:rFonts w:ascii="Times New Roman" w:eastAsia="Times New Roman" w:hAnsi="Times New Roman" w:cs="Times New Roman"/>
+          <w:sz w:val="28"/>
+          <w:szCs w:val="28"/>
+        </w:rPr>
+      </w:pPr>
+      <w:r>
+        <w:rPr>
+          <w:rFonts w:ascii="Times New Roman" w:eastAsia="Times New Roman" w:hAnsi="Times New Roman" w:cs="Times New Roman"/>
+          <w:sz w:val="28"/>
+          <w:szCs w:val="28"/>
+        </w:rPr>
+        <w:t xml:space="preserve">Felhasználói </w:t>
+      </w:r>
+      <w:proofErr w:type="spellStart"/>
+      <w:r>
+        <w:rPr>
+          <w:rFonts w:ascii="Times New Roman" w:eastAsia="Times New Roman" w:hAnsi="Times New Roman" w:cs="Times New Roman"/>
+          <w:sz w:val="28"/>
+          <w:szCs w:val="28"/>
+        </w:rPr>
+        <w:t>doc</w:t>
+      </w:r>
+      <w:proofErr w:type="spellEnd"/>
+    </w:p>
+    <w:p>
+      <w:pPr>
+        <w:rPr>
+          <w:rFonts w:ascii="Times New Roman" w:eastAsia="Times New Roman" w:hAnsi="Times New Roman" w:cs="Times New Roman"/>
+          <w:sz w:val="36"/>
+          <w:szCs w:val="36"/>
+        </w:rPr>
+      </w:pPr>
+      <w:r>
+        <w:rPr>
+          <w:rFonts w:ascii="Times New Roman" w:eastAsia="Times New Roman" w:hAnsi="Times New Roman" w:cs="Times New Roman"/>
+          <w:sz w:val="28"/>
+          <w:szCs w:val="28"/>
+        </w:rPr>
+        <w:br w:type="page"/>
+      </w:r>
+      <w:r>
+        <w:rPr>
+          <w:rFonts w:ascii="Times New Roman" w:eastAsia="Times New Roman" w:hAnsi="Times New Roman" w:cs="Times New Roman"/>
+          <w:sz w:val="36"/>
+          <w:szCs w:val="36"/>
+        </w:rPr>
+        <w:lastRenderedPageBreak/>
+        <w:t>1</w:t>
+      </w:r>
+      <w:r>
+        <w:rPr>
+          <w:rFonts w:ascii="Times New Roman" w:eastAsia="Times New Roman" w:hAnsi="Times New Roman" w:cs="Times New Roman"/>
+          <w:sz w:val="28"/>
+          <w:szCs w:val="28"/>
+        </w:rPr>
+        <w:t xml:space="preserve">. </w:t>
+      </w:r>
+      <w:r>
+        <w:rPr>
+          <w:rFonts w:ascii="Times New Roman" w:eastAsia="Times New Roman" w:hAnsi="Times New Roman" w:cs="Times New Roman"/>
+          <w:sz w:val="36"/>
+          <w:szCs w:val="36"/>
+        </w:rPr>
+        <w:t>Bevezetés</w:t>
+      </w:r>
+    </w:p>
+    <w:p>
+      <w:pPr>
+        <w:rPr>
+          <w:rFonts w:ascii="Times New Roman" w:eastAsia="Times New Roman" w:hAnsi="Times New Roman" w:cs="Times New Roman"/>
+          <w:sz w:val="36"/>
+          <w:szCs w:val="36"/>
+        </w:rPr>
+      </w:pPr>
+    </w:p>
+    <w:p>
+      <w:pPr>
+        <w:rPr>
+          <w:rFonts w:ascii="Times New Roman" w:eastAsia="Times New Roman" w:hAnsi="Times New Roman" w:cs="Times New Roman"/>
+          <w:sz w:val="28"/>
+          <w:szCs w:val="28"/>
+        </w:rPr>
+      </w:pPr>
+      <w:r>
+        <w:rPr>
+          <w:rFonts w:ascii="Times New Roman" w:eastAsia="Times New Roman" w:hAnsi="Times New Roman" w:cs="Times New Roman"/>
+          <w:sz w:val="28"/>
+          <w:szCs w:val="28"/>
+        </w:rPr>
+        <w:t>Téma ismertetése</w:t>
+      </w:r>
+    </w:p>
+    <w:p>
+      <w:pPr>
+        <w:rPr>
+          <w:rFonts w:ascii="Times New Roman" w:eastAsia="Times New Roman" w:hAnsi="Times New Roman" w:cs="Times New Roman"/>
+          <w:sz w:val="28"/>
+          <w:szCs w:val="28"/>
+        </w:rPr>
+      </w:pPr>
+    </w:p>
+    <w:p>
+      <w:pPr>
+        <w:rPr>
+          <w:rFonts w:ascii="Times New Roman" w:eastAsia="Times New Roman" w:hAnsi="Times New Roman" w:cs="Times New Roman"/>
+          <w:sz w:val="24"/>
+          <w:szCs w:val="24"/>
+        </w:rPr>
+      </w:pPr>
+      <w:r>
+        <w:rPr>
+          <w:rFonts w:ascii="Times New Roman" w:eastAsia="Times New Roman" w:hAnsi="Times New Roman" w:cs="Times New Roman"/>
+          <w:sz w:val="24"/>
+          <w:szCs w:val="24"/>
+        </w:rPr>
+        <w:t xml:space="preserve">A </w:t>
+      </w:r>
+      <w:proofErr w:type="spellStart"/>
+      <w:r>
+        <w:rPr>
+          <w:rFonts w:ascii="Times New Roman" w:eastAsia="Times New Roman" w:hAnsi="Times New Roman" w:cs="Times New Roman"/>
+          <w:sz w:val="24"/>
+          <w:szCs w:val="24"/>
+        </w:rPr>
+        <w:t>QuestBook</w:t>
+      </w:r>
+      <w:proofErr w:type="spellEnd"/>
+      <w:r>
+        <w:rPr>
+          <w:rFonts w:ascii="Times New Roman" w:eastAsia="Times New Roman" w:hAnsi="Times New Roman" w:cs="Times New Roman"/>
+          <w:sz w:val="24"/>
+          <w:szCs w:val="24"/>
+        </w:rPr>
+        <w:t xml:space="preserve"> project</w:t>
+      </w:r>
+      <w:r>
+        <w:rPr>
+          <w:rFonts w:ascii="Times New Roman" w:eastAsia="Times New Roman" w:hAnsi="Times New Roman" w:cs="Times New Roman"/>
+          <w:sz w:val="24"/>
+          <w:szCs w:val="24"/>
+        </w:rPr>
+        <w:t xml:space="preserve"> egy olyan interaktív weblap</w:t>
+      </w:r>
+      <w:r>
+        <w:rPr>
+          <w:rFonts w:ascii="Times New Roman" w:eastAsia="Times New Roman" w:hAnsi="Times New Roman" w:cs="Times New Roman"/>
+          <w:sz w:val="24"/>
+          <w:szCs w:val="24"/>
+        </w:rPr>
+        <w:t xml:space="preserve"> elkészítését tűzte ki célul</w:t>
+      </w:r>
+      <w:r>
+        <w:rPr>
+          <w:rFonts w:ascii="Times New Roman" w:eastAsia="Times New Roman" w:hAnsi="Times New Roman" w:cs="Times New Roman"/>
+          <w:sz w:val="24"/>
+          <w:szCs w:val="24"/>
+        </w:rPr>
+        <w:t>, ahol</w:t>
+      </w:r>
+      <w:r>
+        <w:rPr>
+          <w:rFonts w:ascii="Times New Roman" w:eastAsia="Times New Roman" w:hAnsi="Times New Roman" w:cs="Times New Roman"/>
+          <w:sz w:val="24"/>
+          <w:szCs w:val="24"/>
+        </w:rPr>
+        <w:t xml:space="preserve"> a </w:t>
+      </w:r>
+      <w:r>
+        <w:rPr>
+          <w:rFonts w:ascii="Times New Roman" w:eastAsia="Times New Roman" w:hAnsi="Times New Roman" w:cs="Times New Roman"/>
+          <w:sz w:val="24"/>
+          <w:szCs w:val="24"/>
+        </w:rPr>
+        <w:t>felhasználók</w:t>
+      </w:r>
+      <w:r>
+        <w:rPr>
+          <w:rFonts w:ascii="Times New Roman" w:eastAsia="Times New Roman" w:hAnsi="Times New Roman" w:cs="Times New Roman"/>
+          <w:sz w:val="24"/>
+          <w:szCs w:val="24"/>
+        </w:rPr>
+        <w:t xml:space="preserve"> képesek létrehozni, illetve csatlakozni asztali szerepjátékos „sz</w:t>
+      </w:r>
+      <w:bookmarkStart w:id="2" w:name="_GoBack"/>
+      <w:bookmarkEnd w:id="2"/>
+      <w:r>
+        <w:rPr>
+          <w:rFonts w:ascii="Times New Roman" w:eastAsia="Times New Roman" w:hAnsi="Times New Roman" w:cs="Times New Roman"/>
+          <w:sz w:val="24"/>
+          <w:szCs w:val="24"/>
+        </w:rPr>
+        <w:t>obákhoz”.</w:t>
       </w:r>
     </w:p>
     <w:sectPr>
-      <w:headerReference r:id="rId7" w:type="default"/>
-      <w:footerReference r:id="rId8" w:type="default"/>
-      <w:pgSz w:h="16838" w:w="11906" w:orient="portrait"/>
-      <w:pgMar w:bottom="1417" w:top="1417" w:left="1417" w:right="1417" w:header="368.5039370078741" w:footer="368.5039370078741"/>
+      <w:headerReference w:type="default" r:id="rId8"/>
+      <w:footerReference w:type="default" r:id="rId9"/>
+      <w:pgSz w:w="11906" w:h="16838"/>
+      <w:pgMar w:top="1417" w:right="1417" w:bottom="1417" w:left="1417" w:header="368" w:footer="368" w:gutter="0"/>
       <w:pgNumType w:start="1"/>
+      <w:cols w:space="708"/>
     </w:sectPr>
   </w:body>
 </w:document>
 </file>
 
+<file path=word/endnotes.xml><?xml version="1.0" encoding="utf-8"?>
+<w:endnotes xmlns:wpc="http://schemas.microsoft.com/office/word/2010/wordprocessingCanvas" xmlns:cx="http://schemas.microsoft.com/office/drawing/2014/chartex" xmlns:cx1="http://schemas.microsoft.com/office/drawing/2015/9/8/chartex" xmlns:cx2="http://schemas.microsoft.com/office/drawing/2015/10/21/chartex" xmlns:cx3="http://schemas.microsoft.com/office/drawing/2016/5/9/chartex" xmlns:cx4="http://schemas.microsoft.com/office/drawing/2016/5/10/chartex" xmlns:cx5="http://schemas.microsoft.com/office/drawing/2016/5/11/chartex" xmlns:cx6="http://schemas.microsoft.com/office/drawing/2016/5/12/chartex" xmlns:cx7="http://schemas.microsoft.com/office/drawing/2016/5/13/chartex" xmlns:cx8="http://schemas.microsoft.com/office/drawing/2016/5/14/chartex" xmlns:mc="http://schemas.openxmlformats.org/markup-compatibility/2006" xmlns:aink="http://schemas.microsoft.com/office/drawing/2016/ink" xmlns:am3d="http://schemas.microsoft.com/office/drawing/2017/model3d" xmlns:o="urn:schemas-microsoft-com:office:office" xmlns:r="http://schemas.openxmlformats.org/officeDocument/2006/relationships" xmlns:m="http://schemas.openxmlformats.org/officeDocument/2006/math" xmlns:v="urn:schemas-microsoft-com:vml" xmlns:wp14="http://schemas.microsoft.com/office/word/2010/wordprocessingDrawing" xmlns:wp="http://schemas.openxmlformats.org/drawingml/2006/wordprocessingDrawing" xmlns:w10="urn:schemas-microsoft-com:office:word" xmlns:w="http://schemas.openxmlformats.org/wordprocessingml/2006/main" xmlns:w14="http://schemas.microsoft.com/office/word/2010/wordml" xmlns:w15="http://schemas.microsoft.com/office/word/2012/wordml" xmlns:w16cid="http://schemas.microsoft.com/office/word/2016/wordml/cid" xmlns:w16se="http://schemas.microsoft.com/office/word/2015/wordml/symex" xmlns:wpg="http://schemas.microsoft.com/office/word/2010/wordprocessingGroup" xmlns:wpi="http://schemas.microsoft.com/office/word/2010/wordprocessingInk" xmlns:wne="http://schemas.microsoft.com/office/word/2006/wordml" xmlns:wps="http://schemas.microsoft.com/office/word/2010/wordprocessingShape" mc:Ignorable="w14 w15 w16se w16cid wp14">
+  <w:endnote w:type="separator" w:id="-1">
+    <w:p>
+      <w:pPr>
+        <w:spacing w:after="0" w:line="240" w:lineRule="auto"/>
+      </w:pPr>
+      <w:r>
+        <w:separator/>
+      </w:r>
+    </w:p>
+  </w:endnote>
+  <w:endnote w:type="continuationSeparator" w:id="0">
+    <w:p>
+      <w:pPr>
+        <w:spacing w:after="0" w:line="240" w:lineRule="auto"/>
+      </w:pPr>
+      <w:r>
+        <w:continuationSeparator/>
+      </w:r>
+    </w:p>
+  </w:endnote>
+</w:endnotes>
+</file>
+
 <file path=word/footer1.xml><?xml version="1.0" encoding="utf-8"?>
-<w:ftr xmlns:mc="http://schemas.openxmlformats.org/markup-compatibility/2006" xmlns:o="urn:schemas-microsoft-com:office:office" xmlns:r="http://schemas.openxmlformats.org/officeDocument/2006/relationships" xmlns:m="http://schemas.openxmlformats.org/officeDocument/2006/math" xmlns:v="urn:schemas-microsoft-com:vml" xmlns:wp="http://schemas.openxmlformats.org/drawingml/2006/wordprocessingDrawing" xmlns:w10="urn:schemas-microsoft-com:office:word" xmlns:w="http://schemas.openxmlformats.org/wordprocessingml/2006/main" xmlns:wne="http://schemas.microsoft.com/office/word/2006/wordml" xmlns:sl="http://schemas.openxmlformats.org/schemaLibrary/2006/main" xmlns:a="http://schemas.openxmlformats.org/drawingml/2006/main" xmlns:pic="http://schemas.openxmlformats.org/drawingml/2006/picture" xmlns:c="http://schemas.openxmlformats.org/drawingml/2006/chart" xmlns:lc="http://schemas.openxmlformats.org/drawingml/2006/lockedCanvas" xmlns:dgm="http://schemas.openxmlformats.org/drawingml/2006/diagram" xmlns:wps="http://schemas.microsoft.com/office/word/2010/wordprocessingShape" xmlns:wpg="http://schemas.microsoft.com/office/word/2010/wordprocessingGroup" xmlns:w14="http://schemas.microsoft.com/office/word/2010/wordml" xmlns:w15="http://schemas.microsoft.com/office/word/2012/wordml" xmlns:w16="http://schemas.microsoft.com/office/word/2018/wordml" xmlns:w16cex="http://schemas.microsoft.com/office/word/2018/wordml/cex" xmlns:w16cid="http://schemas.microsoft.com/office/word/2016/wordml/cid" xmlns="http://schemas.microsoft.com/office/tasks/2019/documenttasks" xmlns:cr="http://schemas.microsoft.com/office/comments/2020/reactions">
+<w:ftr xmlns:wpc="http://schemas.microsoft.com/office/word/2010/wordprocessingCanvas" xmlns:cx="http://schemas.microsoft.com/office/drawing/2014/chartex" xmlns:cx1="http://schemas.microsoft.com/office/drawing/2015/9/8/chartex" xmlns:cx2="http://schemas.microsoft.com/office/drawing/2015/10/21/chartex" xmlns:cx3="http://schemas.microsoft.com/office/drawing/2016/5/9/chartex" xmlns:cx4="http://schemas.microsoft.com/office/drawing/2016/5/10/chartex" xmlns:cx5="http://schemas.microsoft.com/office/drawing/2016/5/11/chartex" xmlns:cx6="http://schemas.microsoft.com/office/drawing/2016/5/12/chartex" xmlns:cx7="http://schemas.microsoft.com/office/drawing/2016/5/13/chartex" xmlns:cx8="http://schemas.microsoft.com/office/drawing/2016/5/14/chartex" xmlns:mc="http://schemas.openxmlformats.org/markup-compatibility/2006" xmlns:aink="http://schemas.microsoft.com/office/drawing/2016/ink" xmlns:am3d="http://schemas.microsoft.com/office/drawing/2017/model3d" xmlns:o="urn:schemas-microsoft-com:office:office" xmlns:r="http://schemas.openxmlformats.org/officeDocument/2006/relationships" xmlns:m="http://schemas.openxmlformats.org/officeDocument/2006/math" xmlns:v="urn:schemas-microsoft-com:vml" xmlns:wp14="http://schemas.microsoft.com/office/word/2010/wordprocessingDrawing" xmlns:wp="http://schemas.openxmlformats.org/drawingml/2006/wordprocessingDrawing" xmlns:w10="urn:schemas-microsoft-com:office:word" xmlns:w="http://schemas.openxmlformats.org/wordprocessingml/2006/main" xmlns:w14="http://schemas.microsoft.com/office/word/2010/wordml" xmlns:w15="http://schemas.microsoft.com/office/word/2012/wordml" xmlns:w16cid="http://schemas.microsoft.com/office/word/2016/wordml/cid" xmlns:w16se="http://schemas.microsoft.com/office/word/2015/wordml/symex" xmlns:wpg="http://schemas.microsoft.com/office/word/2010/wordprocessingGroup" xmlns:wpi="http://schemas.microsoft.com/office/word/2010/wordprocessingInk" xmlns:wne="http://schemas.microsoft.com/office/word/2006/wordml" xmlns:wps="http://schemas.microsoft.com/office/word/2010/wordprocessingShape" mc:Ignorable="w14 w15 w16se w16cid wp14">
   <w:p>
     <w:pPr>
       <w:jc w:val="center"/>
       <w:rPr>
-        <w:rFonts w:ascii="Times New Roman" w:cs="Times New Roman" w:eastAsia="Times New Roman" w:hAnsi="Times New Roman"/>
+        <w:rFonts w:ascii="Times New Roman" w:eastAsia="Times New Roman" w:hAnsi="Times New Roman" w:cs="Times New Roman"/>
         <w:sz w:val="20"/>
         <w:szCs w:val="20"/>
       </w:rPr>
     </w:pPr>
     <w:r>
       <w:rPr>
-        <w:rFonts w:ascii="Times New Roman" w:cs="Times New Roman" w:eastAsia="Times New Roman" w:hAnsi="Times New Roman"/>
+        <w:rFonts w:ascii="Times New Roman" w:eastAsia="Times New Roman" w:hAnsi="Times New Roman" w:cs="Times New Roman"/>
         <w:sz w:val="20"/>
         <w:szCs w:val="20"/>
-        <w:rtl w:val="0"/>
       </w:rPr>
-      <w:t xml:space="preserve">Debrecen 2026</w:t>
+      <w:t>Debrecen 2026</w:t>
     </w:r>
   </w:p>
 </w:ftr>
 </file>
 
+<file path=word/footnotes.xml><?xml version="1.0" encoding="utf-8"?>
+<w:footnotes xmlns:wpc="http://schemas.microsoft.com/office/word/2010/wordprocessingCanvas" xmlns:cx="http://schemas.microsoft.com/office/drawing/2014/chartex" xmlns:cx1="http://schemas.microsoft.com/office/drawing/2015/9/8/chartex" xmlns:cx2="http://schemas.microsoft.com/office/drawing/2015/10/21/chartex" xmlns:cx3="http://schemas.microsoft.com/office/drawing/2016/5/9/chartex" xmlns:cx4="http://schemas.microsoft.com/office/drawing/2016/5/10/chartex" xmlns:cx5="http://schemas.microsoft.com/office/drawing/2016/5/11/chartex" xmlns:cx6="http://schemas.microsoft.com/office/drawing/2016/5/12/chartex" xmlns:cx7="http://schemas.microsoft.com/office/drawing/2016/5/13/chartex" xmlns:cx8="http://schemas.microsoft.com/office/drawing/2016/5/14/chartex" xmlns:mc="http://schemas.openxmlformats.org/markup-compatibility/2006" xmlns:aink="http://schemas.microsoft.com/office/drawing/2016/ink" xmlns:am3d="http://schemas.microsoft.com/office/drawing/2017/model3d" xmlns:o="urn:schemas-microsoft-com:office:office" xmlns:r="http://schemas.openxmlformats.org/officeDocument/2006/relationships" xmlns:m="http://schemas.openxmlformats.org/officeDocument/2006/math" xmlns:v="urn:schemas-microsoft-com:vml" xmlns:wp14="http://schemas.microsoft.com/office/word/2010/wordprocessingDrawing" xmlns:wp="http://schemas.openxmlformats.org/drawingml/2006/wordprocessingDrawing" xmlns:w10="urn:schemas-microsoft-com:office:word" xmlns:w="http://schemas.openxmlformats.org/wordprocessingml/2006/main" xmlns:w14="http://schemas.microsoft.com/office/word/2010/wordml" xmlns:w15="http://schemas.microsoft.com/office/word/2012/wordml" xmlns:w16cid="http://schemas.microsoft.com/office/word/2016/wordml/cid" xmlns:w16se="http://schemas.microsoft.com/office/word/2015/wordml/symex" xmlns:wpg="http://schemas.microsoft.com/office/word/2010/wordprocessingGroup" xmlns:wpi="http://schemas.microsoft.com/office/word/2010/wordprocessingInk" xmlns:wne="http://schemas.microsoft.com/office/word/2006/wordml" xmlns:wps="http://schemas.microsoft.com/office/word/2010/wordprocessingShape" mc:Ignorable="w14 w15 w16se w16cid wp14">
+  <w:footnote w:type="separator" w:id="-1">
+    <w:p>
+      <w:pPr>
+        <w:spacing w:after="0" w:line="240" w:lineRule="auto"/>
+      </w:pPr>
+      <w:r>
+        <w:separator/>
+      </w:r>
+    </w:p>
+  </w:footnote>
+  <w:footnote w:type="continuationSeparator" w:id="0">
+    <w:p>
+      <w:pPr>
+        <w:spacing w:after="0" w:line="240" w:lineRule="auto"/>
+      </w:pPr>
+      <w:r>
+        <w:continuationSeparator/>
+      </w:r>
+    </w:p>
+  </w:footnote>
+</w:footnotes>
+</file>
+
 <file path=word/header1.xml><?xml version="1.0" encoding="utf-8"?>
-<w:hdr xmlns:mc="http://schemas.openxmlformats.org/markup-compatibility/2006" xmlns:o="urn:schemas-microsoft-com:office:office" xmlns:r="http://schemas.openxmlformats.org/officeDocument/2006/relationships" xmlns:m="http://schemas.openxmlformats.org/officeDocument/2006/math" xmlns:v="urn:schemas-microsoft-com:vml" xmlns:wp="http://schemas.openxmlformats.org/drawingml/2006/wordprocessingDrawing" xmlns:w10="urn:schemas-microsoft-com:office:word" xmlns:w="http://schemas.openxmlformats.org/wordprocessingml/2006/main" xmlns:wne="http://schemas.microsoft.com/office/word/2006/wordml" xmlns:sl="http://schemas.openxmlformats.org/schemaLibrary/2006/main" xmlns:a="http://schemas.openxmlformats.org/drawingml/2006/main" xmlns:pic="http://schemas.openxmlformats.org/drawingml/2006/picture" xmlns:c="http://schemas.openxmlformats.org/drawingml/2006/chart" xmlns:lc="http://schemas.openxmlformats.org/drawingml/2006/lockedCanvas" xmlns:dgm="http://schemas.openxmlformats.org/drawingml/2006/diagram" xmlns:wps="http://schemas.microsoft.com/office/word/2010/wordprocessingShape" xmlns:wpg="http://schemas.microsoft.com/office/word/2010/wordprocessingGroup" xmlns:w14="http://schemas.microsoft.com/office/word/2010/wordml" xmlns:w15="http://schemas.microsoft.com/office/word/2012/wordml" xmlns:w16="http://schemas.microsoft.com/office/word/2018/wordml" xmlns:w16cex="http://schemas.microsoft.com/office/word/2018/wordml/cex" xmlns:w16cid="http://schemas.microsoft.com/office/word/2016/wordml/cid" xmlns="http://schemas.microsoft.com/office/tasks/2019/documenttasks" xmlns:cr="http://schemas.microsoft.com/office/comments/2020/reactions">
+<w:hdr xmlns:wpc="http://schemas.microsoft.com/office/word/2010/wordprocessingCanvas" xmlns:cx="http://schemas.microsoft.com/office/drawing/2014/chartex" xmlns:cx1="http://schemas.microsoft.com/office/drawing/2015/9/8/chartex" xmlns:cx2="http://schemas.microsoft.com/office/drawing/2015/10/21/chartex" xmlns:cx3="http://schemas.microsoft.com/office/drawing/2016/5/9/chartex" xmlns:cx4="http://schemas.microsoft.com/office/drawing/2016/5/10/chartex" xmlns:cx5="http://schemas.microsoft.com/office/drawing/2016/5/11/chartex" xmlns:cx6="http://schemas.microsoft.com/office/drawing/2016/5/12/chartex" xmlns:cx7="http://schemas.microsoft.com/office/drawing/2016/5/13/chartex" xmlns:cx8="http://schemas.microsoft.com/office/drawing/2016/5/14/chartex" xmlns:mc="http://schemas.openxmlformats.org/markup-compatibility/2006" xmlns:aink="http://schemas.microsoft.com/office/drawing/2016/ink" xmlns:am3d="http://schemas.microsoft.com/office/drawing/2017/model3d" xmlns:o="urn:schemas-microsoft-com:office:office" xmlns:r="http://schemas.openxmlformats.org/officeDocument/2006/relationships" xmlns:m="http://schemas.openxmlformats.org/officeDocument/2006/math" xmlns:v="urn:schemas-microsoft-com:vml" xmlns:wp14="http://schemas.microsoft.com/office/word/2010/wordprocessingDrawing" xmlns:wp="http://schemas.openxmlformats.org/drawingml/2006/wordprocessingDrawing" xmlns:w10="urn:schemas-microsoft-com:office:word" xmlns:w="http://schemas.openxmlformats.org/wordprocessingml/2006/main" xmlns:w14="http://schemas.microsoft.com/office/word/2010/wordml" xmlns:w15="http://schemas.microsoft.com/office/word/2012/wordml" xmlns:w16cid="http://schemas.microsoft.com/office/word/2016/wordml/cid" xmlns:w16se="http://schemas.microsoft.com/office/word/2015/wordml/symex" xmlns:wpg="http://schemas.microsoft.com/office/word/2010/wordprocessingGroup" xmlns:wpi="http://schemas.microsoft.com/office/word/2010/wordprocessingInk" xmlns:wne="http://schemas.microsoft.com/office/word/2006/wordml" xmlns:wps="http://schemas.microsoft.com/office/word/2010/wordprocessingShape" mc:Ignorable="w14 w15 w16se w16cid wp14">
   <w:p>
     <w:pPr>
       <w:jc w:val="right"/>
       <w:rPr>
-        <w:rFonts w:ascii="Times New Roman" w:cs="Times New Roman" w:eastAsia="Times New Roman" w:hAnsi="Times New Roman"/>
+        <w:rFonts w:ascii="Times New Roman" w:eastAsia="Times New Roman" w:hAnsi="Times New Roman" w:cs="Times New Roman"/>
       </w:rPr>
     </w:pPr>
     <w:r>
       <w:rPr>
-        <w:rFonts w:ascii="Times New Roman" w:cs="Times New Roman" w:eastAsia="Times New Roman" w:hAnsi="Times New Roman"/>
+        <w:rFonts w:ascii="Times New Roman" w:eastAsia="Times New Roman" w:hAnsi="Times New Roman" w:cs="Times New Roman"/>
       </w:rPr>
       <w:fldChar w:fldCharType="begin"/>
-      <w:instrText xml:space="preserve">PAGE</w:instrText>
-      <w:fldChar w:fldCharType="separate"/>
-      <w:fldChar w:fldCharType="end"/>
     </w:r>
     <w:r>
       <w:rPr>
-        <w:rtl w:val="0"/>
+        <w:rFonts w:ascii="Times New Roman" w:eastAsia="Times New Roman" w:hAnsi="Times New Roman" w:cs="Times New Roman"/>
       </w:rPr>
+      <w:instrText>PAGE</w:instrText>
+    </w:r>
+    <w:r>
+      <w:rPr>
+        <w:rFonts w:ascii="Times New Roman" w:eastAsia="Times New Roman" w:hAnsi="Times New Roman" w:cs="Times New Roman"/>
+      </w:rPr>
+      <w:fldChar w:fldCharType="separate"/>
+    </w:r>
+    <w:r>
+      <w:rPr>
+        <w:rFonts w:ascii="Times New Roman" w:eastAsia="Times New Roman" w:hAnsi="Times New Roman" w:cs="Times New Roman"/>
+        <w:noProof/>
+      </w:rPr>
+      <w:t>1</w:t>
+    </w:r>
+    <w:r>
+      <w:rPr>
+        <w:rFonts w:ascii="Times New Roman" w:eastAsia="Times New Roman" w:hAnsi="Times New Roman" w:cs="Times New Roman"/>
+      </w:rPr>
+      <w:fldChar w:fldCharType="end"/>
     </w:r>
   </w:p>
 </w:hdr>
 </file>
 
 <file path=word/numbering.xml><?xml version="1.0" encoding="utf-8"?>
-<w:numbering xmlns:mc="http://schemas.openxmlformats.org/markup-compatibility/2006" xmlns:o="urn:schemas-microsoft-com:office:office" xmlns:r="http://schemas.openxmlformats.org/officeDocument/2006/relationships" xmlns:m="http://schemas.openxmlformats.org/officeDocument/2006/math" xmlns:v="urn:schemas-microsoft-com:vml" xmlns:wp="http://schemas.openxmlformats.org/drawingml/2006/wordprocessingDrawing" xmlns:w10="urn:schemas-microsoft-com:office:word" xmlns:w="http://schemas.openxmlformats.org/wordprocessingml/2006/main" xmlns:wne="http://schemas.microsoft.com/office/word/2006/wordml" xmlns:sl="http://schemas.openxmlformats.org/schemaLibrary/2006/main" xmlns:a="http://schemas.openxmlformats.org/drawingml/2006/main" xmlns:pic="http://schemas.openxmlformats.org/drawingml/2006/picture" xmlns:c="http://schemas.openxmlformats.org/drawingml/2006/chart" xmlns:lc="http://schemas.openxmlformats.org/drawingml/2006/lockedCanvas" xmlns:dgm="http://schemas.openxmlformats.org/drawingml/2006/diagram" xmlns:wps="http://schemas.microsoft.com/office/word/2010/wordprocessingShape" xmlns:wpg="http://schemas.microsoft.com/office/word/2010/wordprocessingGroup" xmlns:w14="http://schemas.microsoft.com/office/word/2010/wordml" xmlns:w15="http://schemas.microsoft.com/office/word/2012/wordml" xmlns:w16="http://schemas.microsoft.com/office/word/2018/wordml" xmlns:w16cex="http://schemas.microsoft.com/office/word/2018/wordml/cex" xmlns:w16cid="http://schemas.microsoft.com/office/word/2016/wordml/cid" xmlns="http://schemas.microsoft.com/office/tasks/2019/documenttasks" xmlns:cr="http://schemas.microsoft.com/office/comments/2020/reactions">
-  <w:abstractNum w:abstractNumId="1">
+<w:numbering xmlns:wpc="http://schemas.microsoft.com/office/word/2010/wordprocessingCanvas" xmlns:cx="http://schemas.microsoft.com/office/drawing/2014/chartex" xmlns:cx1="http://schemas.microsoft.com/office/drawing/2015/9/8/chartex" xmlns:cx2="http://schemas.microsoft.com/office/drawing/2015/10/21/chartex" xmlns:cx3="http://schemas.microsoft.com/office/drawing/2016/5/9/chartex" xmlns:cx4="http://schemas.microsoft.com/office/drawing/2016/5/10/chartex" xmlns:cx5="http://schemas.microsoft.com/office/drawing/2016/5/11/chartex" xmlns:cx6="http://schemas.microsoft.com/office/drawing/2016/5/12/chartex" xmlns:cx7="http://schemas.microsoft.com/office/drawing/2016/5/13/chartex" xmlns:cx8="http://schemas.microsoft.com/office/drawing/2016/5/14/chartex" xmlns:mc="http://schemas.openxmlformats.org/markup-compatibility/2006" xmlns:aink="http://schemas.microsoft.com/office/drawing/2016/ink" xmlns:am3d="http://schemas.microsoft.com/office/drawing/2017/model3d" xmlns:o="urn:schemas-microsoft-com:office:office" xmlns:r="http://schemas.openxmlformats.org/officeDocument/2006/relationships" xmlns:m="http://schemas.openxmlformats.org/officeDocument/2006/math" xmlns:v="urn:schemas-microsoft-com:vml" xmlns:wp14="http://schemas.microsoft.com/office/word/2010/wordprocessingDrawing" xmlns:wp="http://schemas.openxmlformats.org/drawingml/2006/wordprocessingDrawing" xmlns:w10="urn:schemas-microsoft-com:office:word" xmlns:w="http://schemas.openxmlformats.org/wordprocessingml/2006/main" xmlns:w14="http://schemas.microsoft.com/office/word/2010/wordml" xmlns:w15="http://schemas.microsoft.com/office/word/2012/wordml" xmlns:w16cid="http://schemas.microsoft.com/office/word/2016/wordml/cid" xmlns:w16se="http://schemas.microsoft.com/office/word/2015/wordml/symex" xmlns:wpg="http://schemas.microsoft.com/office/word/2010/wordprocessingGroup" xmlns:wpi="http://schemas.microsoft.com/office/word/2010/wordprocessingInk" xmlns:wne="http://schemas.microsoft.com/office/word/2006/wordml" xmlns:wps="http://schemas.microsoft.com/office/word/2010/wordprocessingShape" mc:Ignorable="w14 w15 w16se w16cid wp14">
+  <w:abstractNum w:abstractNumId="0" w15:restartNumberingAfterBreak="0">
+    <w:nsid w:val="1B095478"/>
+    <w:multiLevelType w:val="multilevel"/>
+    <w:tmpl w:val="69069DB0"/>
     <w:lvl w:ilvl="0">
       <w:start w:val="1"/>
       <w:numFmt w:val="decimal"/>
@@ -537,20 +795,20 @@
     </w:lvl>
   </w:abstractNum>
   <w:num w:numId="1">
-    <w:abstractNumId w:val="1"/>
+    <w:abstractNumId w:val="0"/>
   </w:num>
 </w:numbering>
 </file>
 
 <file path=word/styles.xml><?xml version="1.0" encoding="utf-8"?>
-<w:styles xmlns:mc="http://schemas.openxmlformats.org/markup-compatibility/2006" xmlns:o="urn:schemas-microsoft-com:office:office" xmlns:r="http://schemas.openxmlformats.org/officeDocument/2006/relationships" xmlns:m="http://schemas.openxmlformats.org/officeDocument/2006/math" xmlns:v="urn:schemas-microsoft-com:vml" xmlns:wp="http://schemas.openxmlformats.org/drawingml/2006/wordprocessingDrawing" xmlns:w10="urn:schemas-microsoft-com:office:word" xmlns:w="http://schemas.openxmlformats.org/wordprocessingml/2006/main" xmlns:wne="http://schemas.microsoft.com/office/word/2006/wordml" xmlns:sl="http://schemas.openxmlformats.org/schemaLibrary/2006/main" xmlns:a="http://schemas.openxmlformats.org/drawingml/2006/main" xmlns:pic="http://schemas.openxmlformats.org/drawingml/2006/picture" xmlns:c="http://schemas.openxmlformats.org/drawingml/2006/chart" xmlns:lc="http://schemas.openxmlformats.org/drawingml/2006/lockedCanvas" xmlns:dgm="http://schemas.openxmlformats.org/drawingml/2006/diagram" xmlns:wps="http://schemas.microsoft.com/office/word/2010/wordprocessingShape" xmlns:wpg="http://schemas.microsoft.com/office/word/2010/wordprocessingGroup" xmlns:w14="http://schemas.microsoft.com/office/word/2010/wordml" xmlns:w15="http://schemas.microsoft.com/office/word/2012/wordml" xmlns:w16="http://schemas.microsoft.com/office/word/2018/wordml" xmlns:w16cex="http://schemas.microsoft.com/office/word/2018/wordml/cex" xmlns:w16cid="http://schemas.microsoft.com/office/word/2016/wordml/cid" xmlns="http://schemas.microsoft.com/office/tasks/2019/documenttasks" xmlns:cr="http://schemas.microsoft.com/office/comments/2020/reactions">
+<w:styles xmlns:mc="http://schemas.openxmlformats.org/markup-compatibility/2006" xmlns:r="http://schemas.openxmlformats.org/officeDocument/2006/relationships" xmlns:w="http://schemas.openxmlformats.org/wordprocessingml/2006/main" xmlns:w14="http://schemas.microsoft.com/office/word/2010/wordml" xmlns:w15="http://schemas.microsoft.com/office/word/2012/wordml" xmlns:w16cid="http://schemas.microsoft.com/office/word/2016/wordml/cid" xmlns:w16se="http://schemas.microsoft.com/office/word/2015/wordml/symex" mc:Ignorable="w14 w15 w16se w16cid">
   <w:docDefaults>
     <w:rPrDefault>
       <w:rPr>
-        <w:rFonts w:ascii="Calibri" w:cs="Calibri" w:eastAsia="Calibri" w:hAnsi="Calibri"/>
+        <w:rFonts w:ascii="Calibri" w:eastAsia="Calibri" w:hAnsi="Calibri" w:cs="Calibri"/>
         <w:sz w:val="22"/>
         <w:szCs w:val="22"/>
-        <w:lang w:val="hu"/>
+        <w:lang w:val="hu" w:eastAsia="hu-HU" w:bidi="ar-SA"/>
       </w:rPr>
     </w:rPrDefault>
     <w:pPrDefault>
@@ -559,184 +817,674 @@
       </w:pPr>
     </w:pPrDefault>
   </w:docDefaults>
-  <w:style w:type="table" w:styleId="TableNormal" w:default="1">
+  <w:latentStyles w:defLockedState="0" w:defUIPriority="99" w:defSemiHidden="0" w:defUnhideWhenUsed="0" w:defQFormat="0" w:count="375">
+    <w:lsdException w:name="Normal" w:uiPriority="0" w:qFormat="1"/>
+    <w:lsdException w:name="heading 1" w:uiPriority="9" w:qFormat="1"/>
+    <w:lsdException w:name="heading 2" w:semiHidden="1" w:uiPriority="9" w:unhideWhenUsed="1" w:qFormat="1"/>
+    <w:lsdException w:name="heading 3" w:semiHidden="1" w:uiPriority="9" w:unhideWhenUsed="1" w:qFormat="1"/>
+    <w:lsdException w:name="heading 4" w:semiHidden="1" w:uiPriority="9" w:unhideWhenUsed="1" w:qFormat="1"/>
+    <w:lsdException w:name="heading 5" w:semiHidden="1" w:uiPriority="9" w:unhideWhenUsed="1" w:qFormat="1"/>
+    <w:lsdException w:name="heading 6" w:semiHidden="1" w:uiPriority="9" w:unhideWhenUsed="1" w:qFormat="1"/>
+    <w:lsdException w:name="heading 7" w:semiHidden="1" w:uiPriority="9" w:unhideWhenUsed="1" w:qFormat="1"/>
+    <w:lsdException w:name="heading 8" w:semiHidden="1" w:uiPriority="9" w:unhideWhenUsed="1" w:qFormat="1"/>
+    <w:lsdException w:name="heading 9" w:semiHidden="1" w:uiPriority="9" w:unhideWhenUsed="1" w:qFormat="1"/>
+    <w:lsdException w:name="index 1" w:semiHidden="1" w:unhideWhenUsed="1"/>
+    <w:lsdException w:name="index 2" w:semiHidden="1" w:unhideWhenUsed="1"/>
+    <w:lsdException w:name="index 3" w:semiHidden="1" w:unhideWhenUsed="1"/>
+    <w:lsdException w:name="index 4" w:semiHidden="1" w:unhideWhenUsed="1"/>
+    <w:lsdException w:name="index 5" w:semiHidden="1" w:unhideWhenUsed="1"/>
+    <w:lsdException w:name="index 6" w:semiHidden="1" w:unhideWhenUsed="1"/>
+    <w:lsdException w:name="index 7" w:semiHidden="1" w:unhideWhenUsed="1"/>
+    <w:lsdException w:name="index 8" w:semiHidden="1" w:unhideWhenUsed="1"/>
+    <w:lsdException w:name="index 9" w:semiHidden="1" w:unhideWhenUsed="1"/>
+    <w:lsdException w:name="toc 1" w:semiHidden="1" w:uiPriority="39" w:unhideWhenUsed="1"/>
+    <w:lsdException w:name="toc 2" w:semiHidden="1" w:uiPriority="39" w:unhideWhenUsed="1"/>
+    <w:lsdException w:name="toc 3" w:semiHidden="1" w:uiPriority="39" w:unhideWhenUsed="1"/>
+    <w:lsdException w:name="toc 4" w:semiHidden="1" w:uiPriority="39" w:unhideWhenUsed="1"/>
+    <w:lsdException w:name="toc 5" w:semiHidden="1" w:uiPriority="39" w:unhideWhenUsed="1"/>
+    <w:lsdException w:name="toc 6" w:semiHidden="1" w:uiPriority="39" w:unhideWhenUsed="1"/>
+    <w:lsdException w:name="toc 7" w:semiHidden="1" w:uiPriority="39" w:unhideWhenUsed="1"/>
+    <w:lsdException w:name="toc 8" w:semiHidden="1" w:uiPriority="39" w:unhideWhenUsed="1"/>
+    <w:lsdException w:name="toc 9" w:semiHidden="1" w:uiPriority="39" w:unhideWhenUsed="1"/>
+    <w:lsdException w:name="Normal Indent" w:semiHidden="1" w:unhideWhenUsed="1"/>
+    <w:lsdException w:name="footnote text" w:semiHidden="1" w:unhideWhenUsed="1"/>
+    <w:lsdException w:name="annotation text" w:semiHidden="1" w:unhideWhenUsed="1"/>
+    <w:lsdException w:name="header" w:semiHidden="1" w:unhideWhenUsed="1"/>
+    <w:lsdException w:name="footer" w:semiHidden="1" w:unhideWhenUsed="1"/>
+    <w:lsdException w:name="index heading" w:semiHidden="1" w:unhideWhenUsed="1"/>
+    <w:lsdException w:name="caption" w:semiHidden="1" w:uiPriority="35" w:unhideWhenUsed="1" w:qFormat="1"/>
+    <w:lsdException w:name="table of figures" w:semiHidden="1" w:unhideWhenUsed="1"/>
+    <w:lsdException w:name="envelope address" w:semiHidden="1" w:unhideWhenUsed="1"/>
+    <w:lsdException w:name="envelope return" w:semiHidden="1" w:unhideWhenUsed="1"/>
+    <w:lsdException w:name="footnote reference" w:semiHidden="1" w:unhideWhenUsed="1"/>
+    <w:lsdException w:name="annotation reference" w:semiHidden="1" w:unhideWhenUsed="1"/>
+    <w:lsdException w:name="line number" w:semiHidden="1" w:unhideWhenUsed="1"/>
+    <w:lsdException w:name="page number" w:semiHidden="1" w:unhideWhenUsed="1"/>
+    <w:lsdException w:name="endnote reference" w:semiHidden="1" w:unhideWhenUsed="1"/>
+    <w:lsdException w:name="endnote text" w:semiHidden="1" w:unhideWhenUsed="1"/>
+    <w:lsdException w:name="table of authorities" w:semiHidden="1" w:unhideWhenUsed="1"/>
+    <w:lsdException w:name="macro" w:semiHidden="1" w:unhideWhenUsed="1"/>
+    <w:lsdException w:name="toa heading" w:semiHidden="1" w:unhideWhenUsed="1"/>
+    <w:lsdException w:name="List" w:semiHidden="1" w:unhideWhenUsed="1"/>
+    <w:lsdException w:name="List Bullet" w:semiHidden="1" w:unhideWhenUsed="1"/>
+    <w:lsdException w:name="List Number" w:semiHidden="1" w:unhideWhenUsed="1"/>
+    <w:lsdException w:name="List 2" w:semiHidden="1" w:unhideWhenUsed="1"/>
+    <w:lsdException w:name="List 3" w:semiHidden="1" w:unhideWhenUsed="1"/>
+    <w:lsdException w:name="List 4" w:semiHidden="1" w:unhideWhenUsed="1"/>
+    <w:lsdException w:name="List 5" w:semiHidden="1" w:unhideWhenUsed="1"/>
+    <w:lsdException w:name="List Bullet 2" w:semiHidden="1" w:unhideWhenUsed="1"/>
+    <w:lsdException w:name="List Bullet 3" w:semiHidden="1" w:unhideWhenUsed="1"/>
+    <w:lsdException w:name="List Bullet 4" w:semiHidden="1" w:unhideWhenUsed="1"/>
+    <w:lsdException w:name="List Bullet 5" w:semiHidden="1" w:unhideWhenUsed="1"/>
+    <w:lsdException w:name="List Number 2" w:semiHidden="1" w:unhideWhenUsed="1"/>
+    <w:lsdException w:name="List Number 3" w:semiHidden="1" w:unhideWhenUsed="1"/>
+    <w:lsdException w:name="List Number 4" w:semiHidden="1" w:unhideWhenUsed="1"/>
+    <w:lsdException w:name="List Number 5" w:semiHidden="1" w:unhideWhenUsed="1"/>
+    <w:lsdException w:name="Title" w:uiPriority="10" w:qFormat="1"/>
+    <w:lsdException w:name="Closing" w:semiHidden="1" w:unhideWhenUsed="1"/>
+    <w:lsdException w:name="Signature" w:semiHidden="1" w:unhideWhenUsed="1"/>
+    <w:lsdException w:name="Default Paragraph Font" w:semiHidden="1" w:uiPriority="1" w:unhideWhenUsed="1"/>
+    <w:lsdException w:name="Body Text" w:semiHidden="1" w:unhideWhenUsed="1"/>
+    <w:lsdException w:name="Body Text Indent" w:semiHidden="1" w:unhideWhenUsed="1"/>
+    <w:lsdException w:name="List Continue" w:semiHidden="1" w:unhideWhenUsed="1"/>
+    <w:lsdException w:name="List Continue 2" w:semiHidden="1" w:unhideWhenUsed="1"/>
+    <w:lsdException w:name="List Continue 3" w:semiHidden="1" w:unhideWhenUsed="1"/>
+    <w:lsdException w:name="List Continue 4" w:semiHidden="1" w:unhideWhenUsed="1"/>
+    <w:lsdException w:name="List Continue 5" w:semiHidden="1" w:unhideWhenUsed="1"/>
+    <w:lsdException w:name="Message Header" w:semiHidden="1" w:unhideWhenUsed="1"/>
+    <w:lsdException w:name="Subtitle" w:uiPriority="11" w:qFormat="1"/>
+    <w:lsdException w:name="Salutation" w:semiHidden="1" w:unhideWhenUsed="1"/>
+    <w:lsdException w:name="Date" w:semiHidden="1" w:unhideWhenUsed="1"/>
+    <w:lsdException w:name="Body Text First Indent" w:semiHidden="1" w:unhideWhenUsed="1"/>
+    <w:lsdException w:name="Body Text First Indent 2" w:semiHidden="1" w:unhideWhenUsed="1"/>
+    <w:lsdException w:name="Note Heading" w:semiHidden="1" w:unhideWhenUsed="1"/>
+    <w:lsdException w:name="Body Text 2" w:semiHidden="1" w:unhideWhenUsed="1"/>
+    <w:lsdException w:name="Body Text 3" w:semiHidden="1" w:unhideWhenUsed="1"/>
+    <w:lsdException w:name="Body Text Indent 2" w:semiHidden="1" w:unhideWhenUsed="1"/>
+    <w:lsdException w:name="Body Text Indent 3" w:semiHidden="1" w:unhideWhenUsed="1"/>
+    <w:lsdException w:name="Block Text" w:semiHidden="1" w:unhideWhenUsed="1"/>
+    <w:lsdException w:name="Hyperlink" w:semiHidden="1" w:unhideWhenUsed="1"/>
+    <w:lsdException w:name="FollowedHyperlink" w:semiHidden="1" w:unhideWhenUsed="1"/>
+    <w:lsdException w:name="Strong" w:uiPriority="22" w:qFormat="1"/>
+    <w:lsdException w:name="Emphasis" w:uiPriority="20" w:qFormat="1"/>
+    <w:lsdException w:name="Document Map" w:semiHidden="1" w:unhideWhenUsed="1"/>
+    <w:lsdException w:name="Plain Text" w:semiHidden="1" w:unhideWhenUsed="1"/>
+    <w:lsdException w:name="E-mail Signature" w:semiHidden="1" w:unhideWhenUsed="1"/>
+    <w:lsdException w:name="HTML Top of Form" w:semiHidden="1" w:unhideWhenUsed="1"/>
+    <w:lsdException w:name="HTML Bottom of Form" w:semiHidden="1" w:unhideWhenUsed="1"/>
+    <w:lsdException w:name="Normal (Web)" w:semiHidden="1" w:unhideWhenUsed="1"/>
+    <w:lsdException w:name="HTML Acronym" w:semiHidden="1" w:unhideWhenUsed="1"/>
+    <w:lsdException w:name="HTML Address" w:semiHidden="1" w:unhideWhenUsed="1"/>
+    <w:lsdException w:name="HTML Cite" w:semiHidden="1" w:unhideWhenUsed="1"/>
+    <w:lsdException w:name="HTML Code" w:semiHidden="1" w:unhideWhenUsed="1"/>
+    <w:lsdException w:name="HTML Definition" w:semiHidden="1" w:unhideWhenUsed="1"/>
+    <w:lsdException w:name="HTML Keyboard" w:semiHidden="1" w:unhideWhenUsed="1"/>
+    <w:lsdException w:name="HTML Preformatted" w:semiHidden="1" w:unhideWhenUsed="1"/>
+    <w:lsdException w:name="HTML Sample" w:semiHidden="1" w:unhideWhenUsed="1"/>
+    <w:lsdException w:name="HTML Typewriter" w:semiHidden="1" w:unhideWhenUsed="1"/>
+    <w:lsdException w:name="HTML Variable" w:semiHidden="1" w:unhideWhenUsed="1"/>
+    <w:lsdException w:name="Normal Table" w:semiHidden="1" w:unhideWhenUsed="1"/>
+    <w:lsdException w:name="annotation subject" w:semiHidden="1" w:unhideWhenUsed="1"/>
+    <w:lsdException w:name="No List" w:semiHidden="1" w:unhideWhenUsed="1"/>
+    <w:lsdException w:name="Outline List 1" w:semiHidden="1" w:unhideWhenUsed="1"/>
+    <w:lsdException w:name="Outline List 2" w:semiHidden="1" w:unhideWhenUsed="1"/>
+    <w:lsdException w:name="Outline List 3" w:semiHidden="1" w:unhideWhenUsed="1"/>
+    <w:lsdException w:name="Table Simple 1" w:semiHidden="1" w:unhideWhenUsed="1"/>
+    <w:lsdException w:name="Table Simple 2" w:semiHidden="1" w:unhideWhenUsed="1"/>
+    <w:lsdException w:name="Table Simple 3" w:semiHidden="1" w:unhideWhenUsed="1"/>
+    <w:lsdException w:name="Table Classic 1" w:semiHidden="1" w:unhideWhenUsed="1"/>
+    <w:lsdException w:name="Table Classic 2" w:semiHidden="1" w:unhideWhenUsed="1"/>
+    <w:lsdException w:name="Table Classic 3" w:semiHidden="1" w:unhideWhenUsed="1"/>
+    <w:lsdException w:name="Table Classic 4" w:semiHidden="1" w:unhideWhenUsed="1"/>
+    <w:lsdException w:name="Table Colorful 1" w:semiHidden="1" w:unhideWhenUsed="1"/>
+    <w:lsdException w:name="Table Colorful 2" w:semiHidden="1" w:unhideWhenUsed="1"/>
+    <w:lsdException w:name="Table Colorful 3" w:semiHidden="1" w:unhideWhenUsed="1"/>
+    <w:lsdException w:name="Table Columns 1" w:semiHidden="1" w:unhideWhenUsed="1"/>
+    <w:lsdException w:name="Table Columns 2" w:semiHidden="1" w:unhideWhenUsed="1"/>
+    <w:lsdException w:name="Table Columns 3" w:semiHidden="1" w:unhideWhenUsed="1"/>
+    <w:lsdException w:name="Table Columns 4" w:semiHidden="1" w:unhideWhenUsed="1"/>
+    <w:lsdException w:name="Table Columns 5" w:semiHidden="1" w:unhideWhenUsed="1"/>
+    <w:lsdException w:name="Table Grid 1" w:semiHidden="1" w:unhideWhenUsed="1"/>
+    <w:lsdException w:name="Table Grid 2" w:semiHidden="1" w:unhideWhenUsed="1"/>
+    <w:lsdException w:name="Table Grid 3" w:semiHidden="1" w:unhideWhenUsed="1"/>
+    <w:lsdException w:name="Table Grid 4" w:semiHidden="1" w:unhideWhenUsed="1"/>
+    <w:lsdException w:name="Table Grid 5" w:semiHidden="1" w:unhideWhenUsed="1"/>
+    <w:lsdException w:name="Table Grid 6" w:semiHidden="1" w:unhideWhenUsed="1"/>
+    <w:lsdException w:name="Table Grid 7" w:semiHidden="1" w:unhideWhenUsed="1"/>
+    <w:lsdException w:name="Table Grid 8" w:semiHidden="1" w:unhideWhenUsed="1"/>
+    <w:lsdException w:name="Table List 1" w:semiHidden="1" w:unhideWhenUsed="1"/>
+    <w:lsdException w:name="Table List 2" w:semiHidden="1" w:unhideWhenUsed="1"/>
+    <w:lsdException w:name="Table List 3" w:semiHidden="1" w:unhideWhenUsed="1"/>
+    <w:lsdException w:name="Table List 4" w:semiHidden="1" w:unhideWhenUsed="1"/>
+    <w:lsdException w:name="Table List 5" w:semiHidden="1" w:unhideWhenUsed="1"/>
+    <w:lsdException w:name="Table List 6" w:semiHidden="1" w:unhideWhenUsed="1"/>
+    <w:lsdException w:name="Table List 7" w:semiHidden="1" w:unhideWhenUsed="1"/>
+    <w:lsdException w:name="Table List 8" w:semiHidden="1" w:unhideWhenUsed="1"/>
+    <w:lsdException w:name="Table 3D effects 1" w:semiHidden="1" w:unhideWhenUsed="1"/>
+    <w:lsdException w:name="Table 3D effects 2" w:semiHidden="1" w:unhideWhenUsed="1"/>
+    <w:lsdException w:name="Table 3D effects 3" w:semiHidden="1" w:unhideWhenUsed="1"/>
+    <w:lsdException w:name="Table Contemporary" w:semiHidden="1" w:unhideWhenUsed="1"/>
+    <w:lsdException w:name="Table Elegant" w:semiHidden="1" w:unhideWhenUsed="1"/>
+    <w:lsdException w:name="Table Professional" w:semiHidden="1" w:unhideWhenUsed="1"/>
+    <w:lsdException w:name="Table Subtle 1" w:semiHidden="1" w:unhideWhenUsed="1"/>
+    <w:lsdException w:name="Table Subtle 2" w:semiHidden="1" w:unhideWhenUsed="1"/>
+    <w:lsdException w:name="Table Web 1" w:semiHidden="1" w:unhideWhenUsed="1"/>
+    <w:lsdException w:name="Table Web 2" w:semiHidden="1" w:unhideWhenUsed="1"/>
+    <w:lsdException w:name="Table Web 3" w:semiHidden="1" w:unhideWhenUsed="1"/>
+    <w:lsdException w:name="Balloon Text" w:semiHidden="1" w:unhideWhenUsed="1"/>
+    <w:lsdException w:name="Table Grid" w:uiPriority="39"/>
+    <w:lsdException w:name="Table Theme" w:semiHidden="1" w:unhideWhenUsed="1"/>
+    <w:lsdException w:name="Placeholder Text" w:semiHidden="1"/>
+    <w:lsdException w:name="No Spacing" w:uiPriority="1" w:qFormat="1"/>
+    <w:lsdException w:name="Light Shading" w:uiPriority="60"/>
+    <w:lsdException w:name="Light List" w:uiPriority="61"/>
+    <w:lsdException w:name="Light Grid" w:uiPriority="62"/>
+    <w:lsdException w:name="Medium Shading 1" w:uiPriority="63"/>
+    <w:lsdException w:name="Medium Shading 2" w:uiPriority="64"/>
+    <w:lsdException w:name="Medium List 1" w:uiPriority="65"/>
+    <w:lsdException w:name="Medium List 2" w:uiPriority="66"/>
+    <w:lsdException w:name="Medium Grid 1" w:uiPriority="67"/>
+    <w:lsdException w:name="Medium Grid 2" w:uiPriority="68"/>
+    <w:lsdException w:name="Medium Grid 3" w:uiPriority="69"/>
+    <w:lsdException w:name="Dark List" w:uiPriority="70"/>
+    <w:lsdException w:name="Colorful Shading" w:uiPriority="71"/>
+    <w:lsdException w:name="Colorful List" w:uiPriority="72"/>
+    <w:lsdException w:name="Colorful Grid" w:uiPriority="73"/>
+    <w:lsdException w:name="Light Shading Accent 1" w:uiPriority="60"/>
+    <w:lsdException w:name="Light List Accent 1" w:uiPriority="61"/>
+    <w:lsdException w:name="Light Grid Accent 1" w:uiPriority="62"/>
+    <w:lsdException w:name="Medium Shading 1 Accent 1" w:uiPriority="63"/>
+    <w:lsdException w:name="Medium Shading 2 Accent 1" w:uiPriority="64"/>
+    <w:lsdException w:name="Medium List 1 Accent 1" w:uiPriority="65"/>
+    <w:lsdException w:name="Revision" w:semiHidden="1"/>
+    <w:lsdException w:name="List Paragraph" w:uiPriority="34" w:qFormat="1"/>
+    <w:lsdException w:name="Quote" w:uiPriority="29" w:qFormat="1"/>
+    <w:lsdException w:name="Intense Quote" w:uiPriority="30" w:qFormat="1"/>
+    <w:lsdException w:name="Medium List 2 Accent 1" w:uiPriority="66"/>
+    <w:lsdException w:name="Medium Grid 1 Accent 1" w:uiPriority="67"/>
+    <w:lsdException w:name="Medium Grid 2 Accent 1" w:uiPriority="68"/>
+    <w:lsdException w:name="Medium Grid 3 Accent 1" w:uiPriority="69"/>
+    <w:lsdException w:name="Dark List Accent 1" w:uiPriority="70"/>
+    <w:lsdException w:name="Colorful Shading Accent 1" w:uiPriority="71"/>
+    <w:lsdException w:name="Colorful List Accent 1" w:uiPriority="72"/>
+    <w:lsdException w:name="Colorful Grid Accent 1" w:uiPriority="73"/>
+    <w:lsdException w:name="Light Shading Accent 2" w:uiPriority="60"/>
+    <w:lsdException w:name="Light List Accent 2" w:uiPriority="61"/>
+    <w:lsdException w:name="Light Grid Accent 2" w:uiPriority="62"/>
+    <w:lsdException w:name="Medium Shading 1 Accent 2" w:uiPriority="63"/>
+    <w:lsdException w:name="Medium Shading 2 Accent 2" w:uiPriority="64"/>
+    <w:lsdException w:name="Medium List 1 Accent 2" w:uiPriority="65"/>
+    <w:lsdException w:name="Medium List 2 Accent 2" w:uiPriority="66"/>
+    <w:lsdException w:name="Medium Grid 1 Accent 2" w:uiPriority="67"/>
+    <w:lsdException w:name="Medium Grid 2 Accent 2" w:uiPriority="68"/>
+    <w:lsdException w:name="Medium Grid 3 Accent 2" w:uiPriority="69"/>
+    <w:lsdException w:name="Dark List Accent 2" w:uiPriority="70"/>
+    <w:lsdException w:name="Colorful Shading Accent 2" w:uiPriority="71"/>
+    <w:lsdException w:name="Colorful List Accent 2" w:uiPriority="72"/>
+    <w:lsdException w:name="Colorful Grid Accent 2" w:uiPriority="73"/>
+    <w:lsdException w:name="Light Shading Accent 3" w:uiPriority="60"/>
+    <w:lsdException w:name="Light List Accent 3" w:uiPriority="61"/>
+    <w:lsdException w:name="Light Grid Accent 3" w:uiPriority="62"/>
+    <w:lsdException w:name="Medium Shading 1 Accent 3" w:uiPriority="63"/>
+    <w:lsdException w:name="Medium Shading 2 Accent 3" w:uiPriority="64"/>
+    <w:lsdException w:name="Medium List 1 Accent 3" w:uiPriority="65"/>
+    <w:lsdException w:name="Medium List 2 Accent 3" w:uiPriority="66"/>
+    <w:lsdException w:name="Medium Grid 1 Accent 3" w:uiPriority="67"/>
+    <w:lsdException w:name="Medium Grid 2 Accent 3" w:uiPriority="68"/>
+    <w:lsdException w:name="Medium Grid 3 Accent 3" w:uiPriority="69"/>
+    <w:lsdException w:name="Dark List Accent 3" w:uiPriority="70"/>
+    <w:lsdException w:name="Colorful Shading Accent 3" w:uiPriority="71"/>
+    <w:lsdException w:name="Colorful List Accent 3" w:uiPriority="72"/>
+    <w:lsdException w:name="Colorful Grid Accent 3" w:uiPriority="73"/>
+    <w:lsdException w:name="Light Shading Accent 4" w:uiPriority="60"/>
+    <w:lsdException w:name="Light List Accent 4" w:uiPriority="61"/>
+    <w:lsdException w:name="Light Grid Accent 4" w:uiPriority="62"/>
+    <w:lsdException w:name="Medium Shading 1 Accent 4" w:uiPriority="63"/>
+    <w:lsdException w:name="Medium Shading 2 Accent 4" w:uiPriority="64"/>
+    <w:lsdException w:name="Medium List 1 Accent 4" w:uiPriority="65"/>
+    <w:lsdException w:name="Medium List 2 Accent 4" w:uiPriority="66"/>
+    <w:lsdException w:name="Medium Grid 1 Accent 4" w:uiPriority="67"/>
+    <w:lsdException w:name="Medium Grid 2 Accent 4" w:uiPriority="68"/>
+    <w:lsdException w:name="Medium Grid 3 Accent 4" w:uiPriority="69"/>
+    <w:lsdException w:name="Dark List Accent 4" w:uiPriority="70"/>
+    <w:lsdException w:name="Colorful Shading Accent 4" w:uiPriority="71"/>
+    <w:lsdException w:name="Colorful List Accent 4" w:uiPriority="72"/>
+    <w:lsdException w:name="Colorful Grid Accent 4" w:uiPriority="73"/>
+    <w:lsdException w:name="Light Shading Accent 5" w:uiPriority="60"/>
+    <w:lsdException w:name="Light List Accent 5" w:uiPriority="61"/>
+    <w:lsdException w:name="Light Grid Accent 5" w:uiPriority="62"/>
+    <w:lsdException w:name="Medium Shading 1 Accent 5" w:uiPriority="63"/>
+    <w:lsdException w:name="Medium Shading 2 Accent 5" w:uiPriority="64"/>
+    <w:lsdException w:name="Medium List 1 Accent 5" w:uiPriority="65"/>
+    <w:lsdException w:name="Medium List 2 Accent 5" w:uiPriority="66"/>
+    <w:lsdException w:name="Medium Grid 1 Accent 5" w:uiPriority="67"/>
+    <w:lsdException w:name="Medium Grid 2 Accent 5" w:uiPriority="68"/>
+    <w:lsdException w:name="Medium Grid 3 Accent 5" w:uiPriority="69"/>
+    <w:lsdException w:name="Dark List Accent 5" w:uiPriority="70"/>
+    <w:lsdException w:name="Colorful Shading Accent 5" w:uiPriority="71"/>
+    <w:lsdException w:name="Colorful List Accent 5" w:uiPriority="72"/>
+    <w:lsdException w:name="Colorful Grid Accent 5" w:uiPriority="73"/>
+    <w:lsdException w:name="Light Shading Accent 6" w:uiPriority="60"/>
+    <w:lsdException w:name="Light List Accent 6" w:uiPriority="61"/>
+    <w:lsdException w:name="Light Grid Accent 6" w:uiPriority="62"/>
+    <w:lsdException w:name="Medium Shading 1 Accent 6" w:uiPriority="63"/>
+    <w:lsdException w:name="Medium Shading 2 Accent 6" w:uiPriority="64"/>
+    <w:lsdException w:name="Medium List 1 Accent 6" w:uiPriority="65"/>
+    <w:lsdException w:name="Medium List 2 Accent 6" w:uiPriority="66"/>
+    <w:lsdException w:name="Medium Grid 1 Accent 6" w:uiPriority="67"/>
+    <w:lsdException w:name="Medium Grid 2 Accent 6" w:uiPriority="68"/>
+    <w:lsdException w:name="Medium Grid 3 Accent 6" w:uiPriority="69"/>
+    <w:lsdException w:name="Dark List Accent 6" w:uiPriority="70"/>
+    <w:lsdException w:name="Colorful Shading Accent 6" w:uiPriority="71"/>
+    <w:lsdException w:name="Colorful List Accent 6" w:uiPriority="72"/>
+    <w:lsdException w:name="Colorful Grid Accent 6" w:uiPriority="73"/>
+    <w:lsdException w:name="Subtle Emphasis" w:uiPriority="19" w:qFormat="1"/>
+    <w:lsdException w:name="Intense Emphasis" w:uiPriority="21" w:qFormat="1"/>
+    <w:lsdException w:name="Subtle Reference" w:uiPriority="31" w:qFormat="1"/>
+    <w:lsdException w:name="Intense Reference" w:uiPriority="32" w:qFormat="1"/>
+    <w:lsdException w:name="Book Title" w:uiPriority="33" w:qFormat="1"/>
+    <w:lsdException w:name="Bibliography" w:semiHidden="1" w:uiPriority="37" w:unhideWhenUsed="1"/>
+    <w:lsdException w:name="TOC Heading" w:semiHidden="1" w:uiPriority="39" w:unhideWhenUsed="1" w:qFormat="1"/>
+    <w:lsdException w:name="Plain Table 1" w:uiPriority="41"/>
+    <w:lsdException w:name="Plain Table 2" w:uiPriority="42"/>
+    <w:lsdException w:name="Plain Table 3" w:uiPriority="43"/>
+    <w:lsdException w:name="Plain Table 4" w:uiPriority="44"/>
+    <w:lsdException w:name="Plain Table 5" w:uiPriority="45"/>
+    <w:lsdException w:name="Grid Table Light" w:uiPriority="40"/>
+    <w:lsdException w:name="Grid Table 1 Light" w:uiPriority="46"/>
+    <w:lsdException w:name="Grid Table 2" w:uiPriority="47"/>
+    <w:lsdException w:name="Grid Table 3" w:uiPriority="48"/>
+    <w:lsdException w:name="Grid Table 4" w:uiPriority="49"/>
+    <w:lsdException w:name="Grid Table 5 Dark" w:uiPriority="50"/>
+    <w:lsdException w:name="Grid Table 6 Colorful" w:uiPriority="51"/>
+    <w:lsdException w:name="Grid Table 7 Colorful" w:uiPriority="52"/>
+    <w:lsdException w:name="Grid Table 1 Light Accent 1" w:uiPriority="46"/>
+    <w:lsdException w:name="Grid Table 2 Accent 1" w:uiPriority="47"/>
+    <w:lsdException w:name="Grid Table 3 Accent 1" w:uiPriority="48"/>
+    <w:lsdException w:name="Grid Table 4 Accent 1" w:uiPriority="49"/>
+    <w:lsdException w:name="Grid Table 5 Dark Accent 1" w:uiPriority="50"/>
+    <w:lsdException w:name="Grid Table 6 Colorful Accent 1" w:uiPriority="51"/>
+    <w:lsdException w:name="Grid Table 7 Colorful Accent 1" w:uiPriority="52"/>
+    <w:lsdException w:name="Grid Table 1 Light Accent 2" w:uiPriority="46"/>
+    <w:lsdException w:name="Grid Table 2 Accent 2" w:uiPriority="47"/>
+    <w:lsdException w:name="Grid Table 3 Accent 2" w:uiPriority="48"/>
+    <w:lsdException w:name="Grid Table 4 Accent 2" w:uiPriority="49"/>
+    <w:lsdException w:name="Grid Table 5 Dark Accent 2" w:uiPriority="50"/>
+    <w:lsdException w:name="Grid Table 6 Colorful Accent 2" w:uiPriority="51"/>
+    <w:lsdException w:name="Grid Table 7 Colorful Accent 2" w:uiPriority="52"/>
+    <w:lsdException w:name="Grid Table 1 Light Accent 3" w:uiPriority="46"/>
+    <w:lsdException w:name="Grid Table 2 Accent 3" w:uiPriority="47"/>
+    <w:lsdException w:name="Grid Table 3 Accent 3" w:uiPriority="48"/>
+    <w:lsdException w:name="Grid Table 4 Accent 3" w:uiPriority="49"/>
+    <w:lsdException w:name="Grid Table 5 Dark Accent 3" w:uiPriority="50"/>
+    <w:lsdException w:name="Grid Table 6 Colorful Accent 3" w:uiPriority="51"/>
+    <w:lsdException w:name="Grid Table 7 Colorful Accent 3" w:uiPriority="52"/>
+    <w:lsdException w:name="Grid Table 1 Light Accent 4" w:uiPriority="46"/>
+    <w:lsdException w:name="Grid Table 2 Accent 4" w:uiPriority="47"/>
+    <w:lsdException w:name="Grid Table 3 Accent 4" w:uiPriority="48"/>
+    <w:lsdException w:name="Grid Table 4 Accent 4" w:uiPriority="49"/>
+    <w:lsdException w:name="Grid Table 5 Dark Accent 4" w:uiPriority="50"/>
+    <w:lsdException w:name="Grid Table 6 Colorful Accent 4" w:uiPriority="51"/>
+    <w:lsdException w:name="Grid Table 7 Colorful Accent 4" w:uiPriority="52"/>
+    <w:lsdException w:name="Grid Table 1 Light Accent 5" w:uiPriority="46"/>
+    <w:lsdException w:name="Grid Table 2 Accent 5" w:uiPriority="47"/>
+    <w:lsdException w:name="Grid Table 3 Accent 5" w:uiPriority="48"/>
+    <w:lsdException w:name="Grid Table 4 Accent 5" w:uiPriority="49"/>
+    <w:lsdException w:name="Grid Table 5 Dark Accent 5" w:uiPriority="50"/>
+    <w:lsdException w:name="Grid Table 6 Colorful Accent 5" w:uiPriority="51"/>
+    <w:lsdException w:name="Grid Table 7 Colorful Accent 5" w:uiPriority="52"/>
+    <w:lsdException w:name="Grid Table 1 Light Accent 6" w:uiPriority="46"/>
+    <w:lsdException w:name="Grid Table 2 Accent 6" w:uiPriority="47"/>
+    <w:lsdException w:name="Grid Table 3 Accent 6" w:uiPriority="48"/>
+    <w:lsdException w:name="Grid Table 4 Accent 6" w:uiPriority="49"/>
+    <w:lsdException w:name="Grid Table 5 Dark Accent 6" w:uiPriority="50"/>
+    <w:lsdException w:name="Grid Table 6 Colorful Accent 6" w:uiPriority="51"/>
+    <w:lsdException w:name="Grid Table 7 Colorful Accent 6" w:uiPriority="52"/>
+    <w:lsdException w:name="List Table 1 Light" w:uiPriority="46"/>
+    <w:lsdException w:name="List Table 2" w:uiPriority="47"/>
+    <w:lsdException w:name="List Table 3" w:uiPriority="48"/>
+    <w:lsdException w:name="List Table 4" w:uiPriority="49"/>
+    <w:lsdException w:name="List Table 5 Dark" w:uiPriority="50"/>
+    <w:lsdException w:name="List Table 6 Colorful" w:uiPriority="51"/>
+    <w:lsdException w:name="List Table 7 Colorful" w:uiPriority="52"/>
+    <w:lsdException w:name="List Table 1 Light Accent 1" w:uiPriority="46"/>
+    <w:lsdException w:name="List Table 2 Accent 1" w:uiPriority="47"/>
+    <w:lsdException w:name="List Table 3 Accent 1" w:uiPriority="48"/>
+    <w:lsdException w:name="List Table 4 Accent 1" w:uiPriority="49"/>
+    <w:lsdException w:name="List Table 5 Dark Accent 1" w:uiPriority="50"/>
+    <w:lsdException w:name="List Table 6 Colorful Accent 1" w:uiPriority="51"/>
+    <w:lsdException w:name="List Table 7 Colorful Accent 1" w:uiPriority="52"/>
+    <w:lsdException w:name="List Table 1 Light Accent 2" w:uiPriority="46"/>
+    <w:lsdException w:name="List Table 2 Accent 2" w:uiPriority="47"/>
+    <w:lsdException w:name="List Table 3 Accent 2" w:uiPriority="48"/>
+    <w:lsdException w:name="List Table 4 Accent 2" w:uiPriority="49"/>
+    <w:lsdException w:name="List Table 5 Dark Accent 2" w:uiPriority="50"/>
+    <w:lsdException w:name="List Table 6 Colorful Accent 2" w:uiPriority="51"/>
+    <w:lsdException w:name="List Table 7 Colorful Accent 2" w:uiPriority="52"/>
+    <w:lsdException w:name="List Table 1 Light Accent 3" w:uiPriority="46"/>
+    <w:lsdException w:name="List Table 2 Accent 3" w:uiPriority="47"/>
+    <w:lsdException w:name="List Table 3 Accent 3" w:uiPriority="48"/>
+    <w:lsdException w:name="List Table 4 Accent 3" w:uiPriority="49"/>
+    <w:lsdException w:name="List Table 5 Dark Accent 3" w:uiPriority="50"/>
+    <w:lsdException w:name="List Table 6 Colorful Accent 3" w:uiPriority="51"/>
+    <w:lsdException w:name="List Table 7 Colorful Accent 3" w:uiPriority="52"/>
+    <w:lsdException w:name="List Table 1 Light Accent 4" w:uiPriority="46"/>
+    <w:lsdException w:name="List Table 2 Accent 4" w:uiPriority="47"/>
+    <w:lsdException w:name="List Table 3 Accent 4" w:uiPriority="48"/>
+    <w:lsdException w:name="List Table 4 Accent 4" w:uiPriority="49"/>
+    <w:lsdException w:name="List Table 5 Dark Accent 4" w:uiPriority="50"/>
+    <w:lsdException w:name="List Table 6 Colorful Accent 4" w:uiPriority="51"/>
+    <w:lsdException w:name="List Table 7 Colorful Accent 4" w:uiPriority="52"/>
+    <w:lsdException w:name="List Table 1 Light Accent 5" w:uiPriority="46"/>
+    <w:lsdException w:name="List Table 2 Accent 5" w:uiPriority="47"/>
+    <w:lsdException w:name="List Table 3 Accent 5" w:uiPriority="48"/>
+    <w:lsdException w:name="List Table 4 Accent 5" w:uiPriority="49"/>
+    <w:lsdException w:name="List Table 5 Dark Accent 5" w:uiPriority="50"/>
+    <w:lsdException w:name="List Table 6 Colorful Accent 5" w:uiPriority="51"/>
+    <w:lsdException w:name="List Table 7 Colorful Accent 5" w:uiPriority="52"/>
+    <w:lsdException w:name="List Table 1 Light Accent 6" w:uiPriority="46"/>
+    <w:lsdException w:name="List Table 2 Accent 6" w:uiPriority="47"/>
+    <w:lsdException w:name="List Table 3 Accent 6" w:uiPriority="48"/>
+    <w:lsdException w:name="List Table 4 Accent 6" w:uiPriority="49"/>
+    <w:lsdException w:name="List Table 5 Dark Accent 6" w:uiPriority="50"/>
+    <w:lsdException w:name="List Table 6 Colorful Accent 6" w:uiPriority="51"/>
+    <w:lsdException w:name="List Table 7 Colorful Accent 6" w:uiPriority="52"/>
+    <w:lsdException w:name="Mention" w:semiHidden="1" w:unhideWhenUsed="1"/>
+    <w:lsdException w:name="Smart Hyperlink" w:semiHidden="1" w:unhideWhenUsed="1"/>
+    <w:lsdException w:name="Hashtag" w:semiHidden="1" w:unhideWhenUsed="1"/>
+    <w:lsdException w:name="Unresolved Mention" w:semiHidden="1" w:unhideWhenUsed="1"/>
+  </w:latentStyles>
+  <w:style w:type="paragraph" w:default="1" w:styleId="Norml">
+    <w:name w:val="Normal"/>
+    <w:qFormat/>
+  </w:style>
+  <w:style w:type="paragraph" w:styleId="Cmsor1">
+    <w:name w:val="heading 1"/>
+    <w:basedOn w:val="Norml"/>
+    <w:next w:val="Norml"/>
+    <w:uiPriority w:val="9"/>
+    <w:qFormat/>
+    <w:pPr>
+      <w:keepNext/>
+      <w:keepLines/>
+      <w:spacing w:before="480" w:after="120"/>
+      <w:outlineLvl w:val="0"/>
+    </w:pPr>
+    <w:rPr>
+      <w:b/>
+      <w:bCs/>
+      <w:sz w:val="48"/>
+      <w:szCs w:val="48"/>
+    </w:rPr>
+  </w:style>
+  <w:style w:type="paragraph" w:styleId="Cmsor2">
+    <w:name w:val="heading 2"/>
+    <w:basedOn w:val="Norml"/>
+    <w:next w:val="Norml"/>
+    <w:uiPriority w:val="9"/>
+    <w:semiHidden/>
+    <w:unhideWhenUsed/>
+    <w:qFormat/>
+    <w:pPr>
+      <w:keepNext/>
+      <w:keepLines/>
+      <w:spacing w:before="360" w:after="80"/>
+      <w:outlineLvl w:val="1"/>
+    </w:pPr>
+    <w:rPr>
+      <w:b/>
+      <w:bCs/>
+      <w:sz w:val="36"/>
+      <w:szCs w:val="36"/>
+    </w:rPr>
+  </w:style>
+  <w:style w:type="paragraph" w:styleId="Cmsor3">
+    <w:name w:val="heading 3"/>
+    <w:basedOn w:val="Norml"/>
+    <w:next w:val="Norml"/>
+    <w:uiPriority w:val="9"/>
+    <w:semiHidden/>
+    <w:unhideWhenUsed/>
+    <w:qFormat/>
+    <w:pPr>
+      <w:keepNext/>
+      <w:keepLines/>
+      <w:spacing w:before="280" w:after="80"/>
+      <w:outlineLvl w:val="2"/>
+    </w:pPr>
+    <w:rPr>
+      <w:b/>
+      <w:bCs/>
+      <w:sz w:val="28"/>
+      <w:szCs w:val="28"/>
+    </w:rPr>
+  </w:style>
+  <w:style w:type="paragraph" w:styleId="Cmsor4">
+    <w:name w:val="heading 4"/>
+    <w:basedOn w:val="Norml"/>
+    <w:next w:val="Norml"/>
+    <w:uiPriority w:val="9"/>
+    <w:semiHidden/>
+    <w:unhideWhenUsed/>
+    <w:qFormat/>
+    <w:pPr>
+      <w:keepNext/>
+      <w:keepLines/>
+      <w:spacing w:before="240" w:after="40"/>
+      <w:outlineLvl w:val="3"/>
+    </w:pPr>
+    <w:rPr>
+      <w:b/>
+      <w:bCs/>
+      <w:sz w:val="24"/>
+      <w:szCs w:val="24"/>
+    </w:rPr>
+  </w:style>
+  <w:style w:type="paragraph" w:styleId="Cmsor5">
+    <w:name w:val="heading 5"/>
+    <w:basedOn w:val="Norml"/>
+    <w:next w:val="Norml"/>
+    <w:uiPriority w:val="9"/>
+    <w:semiHidden/>
+    <w:unhideWhenUsed/>
+    <w:qFormat/>
+    <w:pPr>
+      <w:keepNext/>
+      <w:keepLines/>
+      <w:spacing w:before="220" w:after="40"/>
+      <w:outlineLvl w:val="4"/>
+    </w:pPr>
+    <w:rPr>
+      <w:b/>
+      <w:bCs/>
+    </w:rPr>
+  </w:style>
+  <w:style w:type="paragraph" w:styleId="Cmsor6">
+    <w:name w:val="heading 6"/>
+    <w:basedOn w:val="Norml"/>
+    <w:next w:val="Norml"/>
+    <w:uiPriority w:val="9"/>
+    <w:semiHidden/>
+    <w:unhideWhenUsed/>
+    <w:qFormat/>
+    <w:pPr>
+      <w:keepNext/>
+      <w:keepLines/>
+      <w:spacing w:before="200" w:after="40"/>
+      <w:outlineLvl w:val="5"/>
+    </w:pPr>
+    <w:rPr>
+      <w:b/>
+      <w:bCs/>
+      <w:sz w:val="20"/>
+      <w:szCs w:val="20"/>
+    </w:rPr>
+  </w:style>
+  <w:style w:type="character" w:default="1" w:styleId="Bekezdsalapbettpusa">
+    <w:name w:val="Default Paragraph Font"/>
+    <w:uiPriority w:val="1"/>
+    <w:semiHidden/>
+    <w:unhideWhenUsed/>
+  </w:style>
+  <w:style w:type="table" w:default="1" w:styleId="Normltblzat">
+    <w:name w:val="Normal Table"/>
+    <w:uiPriority w:val="99"/>
+    <w:semiHidden/>
+    <w:unhideWhenUsed/>
+    <w:tblPr>
+      <w:tblInd w:w="0" w:type="dxa"/>
+      <w:tblCellMar>
+        <w:top w:w="0" w:type="dxa"/>
+        <w:left w:w="108" w:type="dxa"/>
+        <w:bottom w:w="0" w:type="dxa"/>
+        <w:right w:w="108" w:type="dxa"/>
+      </w:tblCellMar>
+    </w:tblPr>
+  </w:style>
+  <w:style w:type="numbering" w:default="1" w:styleId="Nemlista">
+    <w:name w:val="No List"/>
+    <w:uiPriority w:val="99"/>
+    <w:semiHidden/>
+    <w:unhideWhenUsed/>
+  </w:style>
+  <w:style w:type="table" w:customStyle="1" w:styleId="TableNormal">
     <w:name w:val="TableNormal"/>
     <w:tblPr>
       <w:tblCellMar>
-        <w:top w:w="100.0" w:type="dxa"/>
-        <w:left w:w="100.0" w:type="dxa"/>
-        <w:bottom w:w="100.0" w:type="dxa"/>
-        <w:right w:w="100.0" w:type="dxa"/>
+        <w:top w:w="100" w:type="dxa"/>
+        <w:left w:w="100" w:type="dxa"/>
+        <w:bottom w:w="100" w:type="dxa"/>
+        <w:right w:w="100" w:type="dxa"/>
       </w:tblCellMar>
     </w:tblPr>
   </w:style>
-  <w:style w:type="paragraph" w:styleId="Normal" w:default="1">
-    <w:name w:val="normal"/>
-  </w:style>
-  <w:style w:type="paragraph" w:styleId="Heading1">
-    <w:name w:val="heading 1"/>
-    <w:basedOn w:val="Normal"/>
-    <w:next w:val="Normal"/>
+  <w:style w:type="paragraph" w:styleId="Cm">
+    <w:name w:val="Title"/>
+    <w:basedOn w:val="Norml"/>
+    <w:next w:val="Norml"/>
+    <w:uiPriority w:val="10"/>
+    <w:qFormat/>
     <w:pPr>
-      <w:keepNext w:val="1"/>
-      <w:keepLines w:val="1"/>
-      <w:pageBreakBefore w:val="0"/>
-      <w:spacing w:after="120" w:before="480" w:lineRule="auto"/>
+      <w:keepNext/>
+      <w:keepLines/>
+      <w:spacing w:before="480" w:after="120"/>
     </w:pPr>
     <w:rPr>
-      <w:b w:val="1"/>
-      <w:bCs w:val="1"/>
-      <w:sz w:val="48"/>
-      <w:szCs w:val="48"/>
-    </w:rPr>
-  </w:style>
-  <w:style w:type="paragraph" w:styleId="Heading2">
-    <w:name w:val="heading 2"/>
-    <w:basedOn w:val="Normal"/>
-    <w:next w:val="Normal"/>
-    <w:pPr>
-      <w:keepNext w:val="1"/>
-      <w:keepLines w:val="1"/>
-      <w:pageBreakBefore w:val="0"/>
-      <w:spacing w:after="80" w:before="360" w:lineRule="auto"/>
-    </w:pPr>
-    <w:rPr>
-      <w:b w:val="1"/>
-      <w:bCs w:val="1"/>
-      <w:sz w:val="36"/>
-      <w:szCs w:val="36"/>
-    </w:rPr>
-  </w:style>
-  <w:style w:type="paragraph" w:styleId="Heading3">
-    <w:name w:val="heading 3"/>
-    <w:basedOn w:val="Normal"/>
-    <w:next w:val="Normal"/>
-    <w:pPr>
-      <w:keepNext w:val="1"/>
-      <w:keepLines w:val="1"/>
-      <w:pageBreakBefore w:val="0"/>
-      <w:spacing w:after="80" w:before="280" w:lineRule="auto"/>
-    </w:pPr>
-    <w:rPr>
-      <w:b w:val="1"/>
-      <w:bCs w:val="1"/>
-      <w:sz w:val="28"/>
-      <w:szCs w:val="28"/>
-    </w:rPr>
-  </w:style>
-  <w:style w:type="paragraph" w:styleId="Heading4">
-    <w:name w:val="heading 4"/>
-    <w:basedOn w:val="Normal"/>
-    <w:next w:val="Normal"/>
-    <w:pPr>
-      <w:keepNext w:val="1"/>
-      <w:keepLines w:val="1"/>
-      <w:pageBreakBefore w:val="0"/>
-      <w:spacing w:after="40" w:before="240" w:lineRule="auto"/>
-    </w:pPr>
-    <w:rPr>
-      <w:b w:val="1"/>
-      <w:bCs w:val="1"/>
-      <w:sz w:val="24"/>
-      <w:szCs w:val="24"/>
-    </w:rPr>
-  </w:style>
-  <w:style w:type="paragraph" w:styleId="Heading5">
-    <w:name w:val="heading 5"/>
-    <w:basedOn w:val="Normal"/>
-    <w:next w:val="Normal"/>
-    <w:pPr>
-      <w:keepNext w:val="1"/>
-      <w:keepLines w:val="1"/>
-      <w:pageBreakBefore w:val="0"/>
-      <w:spacing w:after="40" w:before="220" w:lineRule="auto"/>
-    </w:pPr>
-    <w:rPr>
-      <w:b w:val="1"/>
-      <w:bCs w:val="1"/>
-      <w:sz w:val="22"/>
-      <w:szCs w:val="22"/>
-    </w:rPr>
-  </w:style>
-  <w:style w:type="paragraph" w:styleId="Heading6">
-    <w:name w:val="heading 6"/>
-    <w:basedOn w:val="Normal"/>
-    <w:next w:val="Normal"/>
-    <w:pPr>
-      <w:keepNext w:val="1"/>
-      <w:keepLines w:val="1"/>
-      <w:pageBreakBefore w:val="0"/>
-      <w:spacing w:after="40" w:before="200" w:lineRule="auto"/>
-    </w:pPr>
-    <w:rPr>
-      <w:b w:val="1"/>
-      <w:bCs w:val="1"/>
-      <w:sz w:val="20"/>
-      <w:szCs w:val="20"/>
-    </w:rPr>
-  </w:style>
-  <w:style w:type="paragraph" w:styleId="Title">
-    <w:name w:val="Title"/>
-    <w:basedOn w:val="Normal"/>
-    <w:next w:val="Normal"/>
-    <w:pPr>
-      <w:keepNext w:val="1"/>
-      <w:keepLines w:val="1"/>
-      <w:pageBreakBefore w:val="0"/>
-      <w:spacing w:after="120" w:before="480" w:lineRule="auto"/>
-    </w:pPr>
-    <w:rPr>
-      <w:b w:val="1"/>
-      <w:bCs w:val="1"/>
+      <w:b/>
+      <w:bCs/>
       <w:sz w:val="72"/>
       <w:szCs w:val="72"/>
     </w:rPr>
   </w:style>
-  <w:style w:type="character" w:styleId="Bekezdsalapbettpusa" w:default="1">
-    <w:name w:val="Default Paragraph Font"/>
-    <w:uiPriority w:val="1"/>
-    <w:semiHidden w:val="1"/>
-    <w:unhideWhenUsed w:val="1"/>
-  </w:style>
-  <w:style w:type="table" w:styleId="Normltblzat" w:default="1">
-    <w:name w:val="Normal Table"/>
-    <w:uiPriority w:val="99"/>
-    <w:semiHidden w:val="1"/>
-    <w:unhideWhenUsed w:val="1"/>
-    <w:tblPr>
-      <w:tblInd w:w="0.0" w:type="dxa"/>
-      <w:tblCellMar>
-        <w:top w:w="0.0" w:type="dxa"/>
-        <w:left w:w="108.0" w:type="dxa"/>
-        <w:bottom w:w="0.0" w:type="dxa"/>
-        <w:right w:w="108.0" w:type="dxa"/>
-      </w:tblCellMar>
-    </w:tblPr>
-  </w:style>
-  <w:style w:type="numbering" w:styleId="Nemlista" w:default="1">
-    <w:name w:val="No List"/>
-    <w:uiPriority w:val="99"/>
-    <w:semiHidden w:val="1"/>
-    <w:unhideWhenUsed w:val="1"/>
-  </w:style>
-  <w:style w:type="paragraph" w:styleId="Subtitle">
+  <w:style w:type="paragraph" w:styleId="Alcm">
     <w:name w:val="Subtitle"/>
-    <w:basedOn w:val="Normal"/>
-    <w:next w:val="Normal"/>
+    <w:basedOn w:val="Norml"/>
+    <w:next w:val="Norml"/>
+    <w:uiPriority w:val="11"/>
+    <w:qFormat/>
     <w:pPr>
-      <w:keepNext w:val="1"/>
-      <w:keepLines w:val="1"/>
-      <w:pageBreakBefore w:val="0"/>
-      <w:spacing w:after="80" w:before="360" w:lineRule="auto"/>
+      <w:keepNext/>
+      <w:keepLines/>
+      <w:spacing w:before="360" w:after="80"/>
     </w:pPr>
     <w:rPr>
-      <w:rFonts w:ascii="Georgia" w:cs="Georgia" w:eastAsia="Georgia" w:hAnsi="Georgia"/>
-      <w:i w:val="1"/>
-      <w:iCs w:val="1"/>
+      <w:rFonts w:ascii="Georgia" w:eastAsia="Georgia" w:hAnsi="Georgia" w:cs="Georgia"/>
+      <w:i/>
+      <w:iCs/>
       <w:color w:val="666666"/>
       <w:sz w:val="48"/>
       <w:szCs w:val="48"/>
     </w:rPr>
+  </w:style>
+  <w:style w:type="paragraph" w:styleId="Listaszerbekezds">
+    <w:name w:val="List Paragraph"/>
+    <w:basedOn w:val="Norml"/>
+    <w:uiPriority w:val="34"/>
+    <w:qFormat/>
+    <w:rsid w:val="006D3826"/>
+    <w:pPr>
+      <w:ind w:left="720"/>
+      <w:contextualSpacing/>
+    </w:pPr>
+  </w:style>
+  <w:style w:type="character" w:styleId="Hiperhivatkozs">
+    <w:name w:val="Hyperlink"/>
+    <w:basedOn w:val="Bekezdsalapbettpusa"/>
+    <w:uiPriority w:val="99"/>
+    <w:unhideWhenUsed/>
+    <w:rsid w:val="006D3826"/>
+    <w:rPr>
+      <w:color w:val="0000FF" w:themeColor="hyperlink"/>
+      <w:u w:val="single"/>
+    </w:rPr>
+  </w:style>
+  <w:style w:type="character" w:styleId="Feloldatlanmegemlts">
+    <w:name w:val="Unresolved Mention"/>
+    <w:basedOn w:val="Bekezdsalapbettpusa"/>
+    <w:uiPriority w:val="99"/>
+    <w:semiHidden/>
+    <w:unhideWhenUsed/>
+    <w:rsid w:val="006D3826"/>
+    <w:rPr>
+      <w:color w:val="605E5C"/>
+      <w:shd w:val="clear" w:color="auto" w:fill="E1DFDD"/>
+    </w:rPr>
+  </w:style>
+  <w:style w:type="character" w:styleId="Mrltotthiperhivatkozs">
+    <w:name w:val="FollowedHyperlink"/>
+    <w:basedOn w:val="Bekezdsalapbettpusa"/>
+    <w:uiPriority w:val="99"/>
+    <w:semiHidden/>
+    <w:unhideWhenUsed/>
+    <w:rsid w:val="006D3826"/>
+    <w:rPr>
+      <w:color w:val="800080" w:themeColor="followedHyperlink"/>
+      <w:u w:val="single"/>
+    </w:rPr>
+  </w:style>
+  <w:style w:type="paragraph" w:styleId="lfej">
+    <w:name w:val="header"/>
+    <w:basedOn w:val="Norml"/>
+    <w:link w:val="lfejChar"/>
+    <w:uiPriority w:val="99"/>
+    <w:unhideWhenUsed/>
+    <w:rsid w:val="00461AF0"/>
+    <w:pPr>
+      <w:tabs>
+        <w:tab w:val="center" w:pos="4536"/>
+        <w:tab w:val="right" w:pos="9072"/>
+      </w:tabs>
+      <w:spacing w:after="0" w:line="240" w:lineRule="auto"/>
+    </w:pPr>
+  </w:style>
+  <w:style w:type="character" w:customStyle="1" w:styleId="lfejChar">
+    <w:name w:val="Élőfej Char"/>
+    <w:basedOn w:val="Bekezdsalapbettpusa"/>
+    <w:link w:val="lfej"/>
+    <w:uiPriority w:val="99"/>
+    <w:rsid w:val="00461AF0"/>
+  </w:style>
+  <w:style w:type="paragraph" w:styleId="llb">
+    <w:name w:val="footer"/>
+    <w:basedOn w:val="Norml"/>
+    <w:link w:val="llbChar"/>
+    <w:uiPriority w:val="99"/>
+    <w:unhideWhenUsed/>
+    <w:rsid w:val="00461AF0"/>
+    <w:pPr>
+      <w:tabs>
+        <w:tab w:val="center" w:pos="4536"/>
+        <w:tab w:val="right" w:pos="9072"/>
+      </w:tabs>
+      <w:spacing w:after="0" w:line="240" w:lineRule="auto"/>
+    </w:pPr>
+  </w:style>
+  <w:style w:type="character" w:customStyle="1" w:styleId="llbChar">
+    <w:name w:val="Élőláb Char"/>
+    <w:basedOn w:val="Bekezdsalapbettpusa"/>
+    <w:link w:val="llb"/>
+    <w:uiPriority w:val="99"/>
+    <w:rsid w:val="00461AF0"/>
   </w:style>
 </w:styles>
 </file>
@@ -1026,17 +1774,17 @@
 </a:theme>
 </file>
 
-<file path=customXML/item1.xml><?xml version="1.0" encoding="utf-8"?>
+<file path=customXml/item1.xml><?xml version="1.0" encoding="utf-8"?>
 <go:gDocsCustomXmlDataStorage xmlns:go="http://customooxmlschemas.google.com/" xmlns:r="http://schemas.openxmlformats.org/officeDocument/2006/relationships" uri="GoogleDocsCustomDataVersion2">
   <go:docsCustomData xmlns:go="http://customooxmlschemas.google.com/" roundtripDataSignature="AMtx7mhWaFZ3vpWY2r7NzcE640PEp7iiog==">CgMxLjAyDmgucmY2cWpmaXJoaHdlMg5oLnMxZzVrbmRxamgzNTgAciExSnJfM0hFT3ZMMkR4bG1hRVNTNG9sR0ZUSzAwVnczcEQ=</go:docsCustomData>
 </go:gDocsCustomXmlDataStorage>
 </file>
 
-<file path=customXML/itemProps1.xml><?xml version="1.0" encoding="utf-8"?>
+<file path=customXml/itemProps1.xml><?xml version="1.0" encoding="utf-8"?>
 <ds:datastoreItem xmlns:ds="http://schemas.openxmlformats.org/officeDocument/2006/customXml" ds:itemID="{11111111-1234-1234-1234-123412341234}">
   <ds:schemaRefs>
+    <ds:schemaRef ds:uri="http://customooxmlschemas.google.com/"/>
     <ds:schemaRef ds:uri="http://schemas.openxmlformats.org/officeDocument/2006/relationships"/>
-    <ds:schemaRef ds:uri="http://customooxmlschemas.google.com/"/>
   </ds:schemaRefs>
 </ds:datastoreItem>
 </file>
--- a/QuestBook.docx
+++ b/QuestBook.docx
@@ -18,15 +18,7 @@
           <w:sz w:val="48"/>
           <w:szCs w:val="48"/>
         </w:rPr>
-        <w:t>Q</w:t>
-      </w:r>
-      <w:r>
-        <w:rPr>
-          <w:rFonts w:ascii="Times New Roman" w:eastAsia="Times New Roman" w:hAnsi="Times New Roman" w:cs="Times New Roman"/>
-          <w:sz w:val="48"/>
-          <w:szCs w:val="48"/>
-        </w:rPr>
-        <w:t>uestBook</w:t>
+        <w:t>QuestBook</w:t>
       </w:r>
       <w:proofErr w:type="spellEnd"/>
       <w:r>
@@ -452,8 +444,8 @@
       <w:pPr>
         <w:rPr>
           <w:rFonts w:ascii="Times New Roman" w:eastAsia="Times New Roman" w:hAnsi="Times New Roman" w:cs="Times New Roman"/>
-          <w:sz w:val="28"/>
-          <w:szCs w:val="28"/>
+          <w:sz w:val="24"/>
+          <w:szCs w:val="24"/>
         </w:rPr>
       </w:pPr>
     </w:p>
@@ -489,7 +481,23 @@
           <w:sz w:val="24"/>
           <w:szCs w:val="24"/>
         </w:rPr>
-        <w:t xml:space="preserve"> project</w:t>
+        <w:t xml:space="preserve"> proje</w:t>
+      </w:r>
+      <w:r>
+        <w:rPr>
+          <w:rFonts w:ascii="Times New Roman" w:eastAsia="Times New Roman" w:hAnsi="Times New Roman" w:cs="Times New Roman"/>
+          <w:sz w:val="24"/>
+          <w:szCs w:val="24"/>
+        </w:rPr>
+        <w:t>k</w:t>
+      </w:r>
+      <w:r>
+        <w:rPr>
+          <w:rFonts w:ascii="Times New Roman" w:eastAsia="Times New Roman" w:hAnsi="Times New Roman" w:cs="Times New Roman"/>
+          <w:sz w:val="24"/>
+          <w:szCs w:val="24"/>
+        </w:rPr>
+        <w:t>t</w:t>
       </w:r>
       <w:r>
         <w:rPr>
@@ -513,31 +521,268 @@
           <w:sz w:val="24"/>
           <w:szCs w:val="24"/>
         </w:rPr>
-        <w:t>, ahol</w:t>
-      </w:r>
-      <w:r>
-        <w:rPr>
-          <w:rFonts w:ascii="Times New Roman" w:eastAsia="Times New Roman" w:hAnsi="Times New Roman" w:cs="Times New Roman"/>
-          <w:sz w:val="24"/>
-          <w:szCs w:val="24"/>
-        </w:rPr>
-        <w:t xml:space="preserve"> a </w:t>
-      </w:r>
-      <w:r>
-        <w:rPr>
-          <w:rFonts w:ascii="Times New Roman" w:eastAsia="Times New Roman" w:hAnsi="Times New Roman" w:cs="Times New Roman"/>
-          <w:sz w:val="24"/>
-          <w:szCs w:val="24"/>
-        </w:rPr>
-        <w:t>felhasználók</w:t>
-      </w:r>
-      <w:r>
-        <w:rPr>
-          <w:rFonts w:ascii="Times New Roman" w:eastAsia="Times New Roman" w:hAnsi="Times New Roman" w:cs="Times New Roman"/>
-          <w:sz w:val="24"/>
-          <w:szCs w:val="24"/>
-        </w:rPr>
-        <w:t xml:space="preserve"> képesek létrehozni, illetve csatlakozni asztali szerepjátékos „sz</w:t>
+        <w:t>,</w:t>
+      </w:r>
+      <w:r>
+        <w:rPr>
+          <w:rFonts w:ascii="Times New Roman" w:eastAsia="Times New Roman" w:hAnsi="Times New Roman" w:cs="Times New Roman"/>
+          <w:sz w:val="24"/>
+          <w:szCs w:val="24"/>
+        </w:rPr>
+        <w:t xml:space="preserve"> hogy egy olyan platformot, közösséget hozzunk létre,</w:t>
+      </w:r>
+      <w:r>
+        <w:rPr>
+          <w:rFonts w:ascii="Times New Roman" w:eastAsia="Times New Roman" w:hAnsi="Times New Roman" w:cs="Times New Roman"/>
+          <w:sz w:val="24"/>
+          <w:szCs w:val="24"/>
+        </w:rPr>
+        <w:t xml:space="preserve"> ahol</w:t>
+      </w:r>
+      <w:r>
+        <w:rPr>
+          <w:rFonts w:ascii="Times New Roman" w:eastAsia="Times New Roman" w:hAnsi="Times New Roman" w:cs="Times New Roman"/>
+          <w:sz w:val="24"/>
+          <w:szCs w:val="24"/>
+        </w:rPr>
+        <w:t xml:space="preserve"> </w:t>
+      </w:r>
+      <w:r>
+        <w:rPr>
+          <w:rFonts w:ascii="Times New Roman" w:eastAsia="Times New Roman" w:hAnsi="Times New Roman" w:cs="Times New Roman"/>
+          <w:sz w:val="24"/>
+          <w:szCs w:val="24"/>
+        </w:rPr>
+        <w:t>egyszerűen lehet csatlakozni, ezen felül létrehozni olyan  asztali szerepjátékos „szobákat” amik által ellehet kerülni azt az általános problémát amit a Facebook és egyéb közösségi médiás platformos csoportok nem tudtak kiküszöbölni.</w:t>
+      </w:r>
+    </w:p>
+    <w:p>
+      <w:pPr>
+        <w:rPr>
+          <w:rFonts w:ascii="Times New Roman" w:eastAsia="Times New Roman" w:hAnsi="Times New Roman" w:cs="Times New Roman"/>
+          <w:sz w:val="24"/>
+          <w:szCs w:val="24"/>
+        </w:rPr>
+      </w:pPr>
+      <w:r>
+        <w:rPr>
+          <w:rFonts w:ascii="Times New Roman" w:eastAsia="Times New Roman" w:hAnsi="Times New Roman" w:cs="Times New Roman"/>
+          <w:sz w:val="24"/>
+          <w:szCs w:val="24"/>
+        </w:rPr>
+        <w:t>Mivel sok asztali szerepjátékos csoport van jelen egy platformon, felszokott merülni az a helyzet, amikor kettő csapat ugyanarra a helyre egymással ütköző időpontban szerveznek egy „session”-t, ami mindkét félnek kellemetlenséget tud okozni, mivel az egyik csapatnak le kell mondania</w:t>
+      </w:r>
+      <w:r>
+        <w:rPr>
+          <w:rFonts w:ascii="Times New Roman" w:eastAsia="Times New Roman" w:hAnsi="Times New Roman" w:cs="Times New Roman"/>
+          <w:sz w:val="24"/>
+          <w:szCs w:val="24"/>
+        </w:rPr>
+        <w:t xml:space="preserve"> a sajátját</w:t>
+      </w:r>
+      <w:r>
+        <w:rPr>
+          <w:rFonts w:ascii="Times New Roman" w:eastAsia="Times New Roman" w:hAnsi="Times New Roman" w:cs="Times New Roman"/>
+          <w:sz w:val="24"/>
+          <w:szCs w:val="24"/>
+        </w:rPr>
+        <w:t xml:space="preserve"> .</w:t>
+      </w:r>
+    </w:p>
+    <w:p>
+      <w:pPr>
+        <w:rPr>
+          <w:rFonts w:ascii="Times New Roman" w:eastAsia="Times New Roman" w:hAnsi="Times New Roman" w:cs="Times New Roman"/>
+          <w:sz w:val="24"/>
+          <w:szCs w:val="24"/>
+        </w:rPr>
+      </w:pPr>
+      <w:r>
+        <w:rPr>
+          <w:rFonts w:ascii="Times New Roman" w:eastAsia="Times New Roman" w:hAnsi="Times New Roman" w:cs="Times New Roman"/>
+          <w:sz w:val="24"/>
+          <w:szCs w:val="24"/>
+        </w:rPr>
+        <w:t xml:space="preserve">Ennek </w:t>
+      </w:r>
+      <w:r>
+        <w:rPr>
+          <w:rFonts w:ascii="Times New Roman" w:eastAsia="Times New Roman" w:hAnsi="Times New Roman" w:cs="Times New Roman"/>
+          <w:sz w:val="24"/>
+          <w:szCs w:val="24"/>
+        </w:rPr>
+        <w:t>a problémának a felismerésének okán</w:t>
+      </w:r>
+      <w:r>
+        <w:rPr>
+          <w:rFonts w:ascii="Times New Roman" w:eastAsia="Times New Roman" w:hAnsi="Times New Roman" w:cs="Times New Roman"/>
+          <w:sz w:val="24"/>
+          <w:szCs w:val="24"/>
+        </w:rPr>
+        <w:t xml:space="preserve"> terveztük, és hoztuk létre ezt a weblapot, amit a jövőben ténylegesen is képesek leszünk működtetni a közösség számára,</w:t>
+      </w:r>
+      <w:r>
+        <w:rPr>
+          <w:rFonts w:ascii="Times New Roman" w:eastAsia="Times New Roman" w:hAnsi="Times New Roman" w:cs="Times New Roman"/>
+          <w:sz w:val="24"/>
+          <w:szCs w:val="24"/>
+        </w:rPr>
+        <w:t xml:space="preserve"> mivel nagy igény rejlik véleményünk szerint ebben a weboldalban.</w:t>
+      </w:r>
+      <w:r>
+        <w:rPr>
+          <w:rFonts w:ascii="Times New Roman" w:eastAsia="Times New Roman" w:hAnsi="Times New Roman" w:cs="Times New Roman"/>
+          <w:sz w:val="24"/>
+          <w:szCs w:val="24"/>
+        </w:rPr>
+        <w:t xml:space="preserve"> Ezenfelül szoftver fejlesztős tapasztalat szerzése egy összetett program megtervezése, elkészítése, frontend, és backend programozói képességeink fejlesztésére.</w:t>
+      </w:r>
+    </w:p>
+    <w:p>
+      <w:pPr>
+        <w:rPr>
+          <w:rFonts w:ascii="Times New Roman" w:eastAsia="Times New Roman" w:hAnsi="Times New Roman" w:cs="Times New Roman"/>
+          <w:sz w:val="24"/>
+          <w:szCs w:val="24"/>
+        </w:rPr>
+      </w:pPr>
+      <w:r>
+        <w:rPr>
+          <w:rFonts w:ascii="Times New Roman" w:eastAsia="Times New Roman" w:hAnsi="Times New Roman" w:cs="Times New Roman"/>
+          <w:sz w:val="24"/>
+          <w:szCs w:val="24"/>
+        </w:rPr>
+        <w:t xml:space="preserve">A projekt </w:t>
+      </w:r>
+      <w:r>
+        <w:rPr>
+          <w:rFonts w:ascii="Times New Roman" w:eastAsia="Times New Roman" w:hAnsi="Times New Roman" w:cs="Times New Roman"/>
+          <w:sz w:val="24"/>
+          <w:szCs w:val="24"/>
+        </w:rPr>
+        <w:t xml:space="preserve">kifejezetten nagy kihívásnak szolgált számunkra, mivel ez </w:t>
+      </w:r>
+      <w:r>
+        <w:rPr>
+          <w:rFonts w:ascii="Times New Roman" w:eastAsia="Times New Roman" w:hAnsi="Times New Roman" w:cs="Times New Roman"/>
+          <w:sz w:val="24"/>
+          <w:szCs w:val="24"/>
+        </w:rPr>
+        <w:t>kifejezetten</w:t>
+      </w:r>
+      <w:r>
+        <w:rPr>
+          <w:rFonts w:ascii="Times New Roman" w:eastAsia="Times New Roman" w:hAnsi="Times New Roman" w:cs="Times New Roman"/>
+          <w:sz w:val="24"/>
+          <w:szCs w:val="24"/>
+        </w:rPr>
+        <w:t xml:space="preserve"> összetettebb, mint amit előtte készítettünk programokat</w:t>
+      </w:r>
+      <w:r>
+        <w:rPr>
+          <w:rFonts w:ascii="Times New Roman" w:eastAsia="Times New Roman" w:hAnsi="Times New Roman" w:cs="Times New Roman"/>
+          <w:sz w:val="24"/>
+          <w:szCs w:val="24"/>
+        </w:rPr>
+        <w:t>, és még nem kellett összekötnünk adatbázist egy weblappal</w:t>
+      </w:r>
+      <w:r>
+        <w:rPr>
+          <w:rFonts w:ascii="Times New Roman" w:eastAsia="Times New Roman" w:hAnsi="Times New Roman" w:cs="Times New Roman"/>
+          <w:sz w:val="24"/>
+          <w:szCs w:val="24"/>
+        </w:rPr>
+        <w:t>. Emiatt az elején le volt lassulva a program készítés</w:t>
+      </w:r>
+      <w:r>
+        <w:rPr>
+          <w:rFonts w:ascii="Times New Roman" w:eastAsia="Times New Roman" w:hAnsi="Times New Roman" w:cs="Times New Roman"/>
+          <w:sz w:val="24"/>
+          <w:szCs w:val="24"/>
+        </w:rPr>
+        <w:t>ének folyamata</w:t>
+      </w:r>
+      <w:r>
+        <w:rPr>
+          <w:rFonts w:ascii="Times New Roman" w:eastAsia="Times New Roman" w:hAnsi="Times New Roman" w:cs="Times New Roman"/>
+          <w:sz w:val="24"/>
+          <w:szCs w:val="24"/>
+        </w:rPr>
+        <w:t>, és javarészt a weblap tervezésén volt a</w:t>
+      </w:r>
+      <w:r>
+        <w:rPr>
+          <w:rFonts w:ascii="Times New Roman" w:eastAsia="Times New Roman" w:hAnsi="Times New Roman" w:cs="Times New Roman"/>
+          <w:sz w:val="24"/>
+          <w:szCs w:val="24"/>
+        </w:rPr>
+        <w:t xml:space="preserve"> hangsúly</w:t>
+      </w:r>
+      <w:r>
+        <w:rPr>
+          <w:rFonts w:ascii="Times New Roman" w:eastAsia="Times New Roman" w:hAnsi="Times New Roman" w:cs="Times New Roman"/>
+          <w:sz w:val="24"/>
+          <w:szCs w:val="24"/>
+        </w:rPr>
+        <w:t>,</w:t>
+      </w:r>
+      <w:r>
+        <w:rPr>
+          <w:rFonts w:ascii="Times New Roman" w:eastAsia="Times New Roman" w:hAnsi="Times New Roman" w:cs="Times New Roman"/>
+          <w:sz w:val="24"/>
+          <w:szCs w:val="24"/>
+        </w:rPr>
+        <w:t xml:space="preserve"> </w:t>
+      </w:r>
+      <w:r>
+        <w:rPr>
+          <w:rFonts w:ascii="Times New Roman" w:eastAsia="Times New Roman" w:hAnsi="Times New Roman" w:cs="Times New Roman"/>
+          <w:sz w:val="24"/>
+          <w:szCs w:val="24"/>
+        </w:rPr>
+        <w:t>e</w:t>
+      </w:r>
+      <w:r>
+        <w:rPr>
+          <w:rFonts w:ascii="Times New Roman" w:eastAsia="Times New Roman" w:hAnsi="Times New Roman" w:cs="Times New Roman"/>
+          <w:sz w:val="24"/>
+          <w:szCs w:val="24"/>
+        </w:rPr>
+        <w:t>zenfelül még a feladatok kiosztásá</w:t>
+      </w:r>
+      <w:r>
+        <w:rPr>
+          <w:rFonts w:ascii="Times New Roman" w:eastAsia="Times New Roman" w:hAnsi="Times New Roman" w:cs="Times New Roman"/>
+          <w:sz w:val="24"/>
+          <w:szCs w:val="24"/>
+        </w:rPr>
+        <w:t>nak megbeszélésére esett sor.</w:t>
+      </w:r>
+      <w:r>
+        <w:rPr>
+          <w:rFonts w:ascii="Times New Roman" w:eastAsia="Times New Roman" w:hAnsi="Times New Roman" w:cs="Times New Roman"/>
+          <w:sz w:val="24"/>
+          <w:szCs w:val="24"/>
+        </w:rPr>
+        <w:t xml:space="preserve"> Így Barna István feladata volt a frontend programozása, emellett a dizájn megtervezése </w:t>
+      </w:r>
+      <w:proofErr w:type="spellStart"/>
+      <w:r>
+        <w:rPr>
+          <w:rFonts w:ascii="Times New Roman" w:eastAsia="Times New Roman" w:hAnsi="Times New Roman" w:cs="Times New Roman"/>
+          <w:sz w:val="24"/>
+          <w:szCs w:val="24"/>
+        </w:rPr>
+        <w:t>Figma</w:t>
+      </w:r>
+      <w:proofErr w:type="spellEnd"/>
+      <w:r>
+        <w:rPr>
+          <w:rFonts w:ascii="Times New Roman" w:eastAsia="Times New Roman" w:hAnsi="Times New Roman" w:cs="Times New Roman"/>
+          <w:sz w:val="24"/>
+          <w:szCs w:val="24"/>
+        </w:rPr>
+        <w:t xml:space="preserve"> használatával, Szakács Máté pedig a backend, azaz az adatbázis, és a lekérdezések programozása.</w:t>
       </w:r>
       <w:bookmarkStart w:id="2" w:name="_GoBack"/>
       <w:bookmarkEnd w:id="2"/>
@@ -547,8 +792,17 @@
           <w:sz w:val="24"/>
           <w:szCs w:val="24"/>
         </w:rPr>
-        <w:t>obákhoz”.</w:t>
-      </w:r>
+        <w:t xml:space="preserve"> </w:t>
+      </w:r>
+    </w:p>
+    <w:p>
+      <w:pPr>
+        <w:rPr>
+          <w:rFonts w:ascii="Times New Roman" w:eastAsia="Times New Roman" w:hAnsi="Times New Roman" w:cs="Times New Roman"/>
+          <w:sz w:val="24"/>
+          <w:szCs w:val="24"/>
+        </w:rPr>
+      </w:pPr>
     </w:p>
     <w:sectPr>
       <w:headerReference w:type="default" r:id="rId8"/>

--- a/QuestBook.docx
+++ b/QuestBook.docx
@@ -782,27 +782,183 @@
           <w:sz w:val="24"/>
           <w:szCs w:val="24"/>
         </w:rPr>
-        <w:t xml:space="preserve"> használatával, Szakács Máté pedig a backend, azaz az adatbázis, és a lekérdezések programozása.</w:t>
+        <w:t xml:space="preserve"> használatával, Szakács Máté pedig a backend, azaz az adatbázis, és a lekérdezések programozás</w:t>
+      </w:r>
+      <w:r>
+        <w:rPr>
+          <w:rFonts w:ascii="Times New Roman" w:eastAsia="Times New Roman" w:hAnsi="Times New Roman" w:cs="Times New Roman"/>
+          <w:sz w:val="24"/>
+          <w:szCs w:val="24"/>
+        </w:rPr>
+        <w:t xml:space="preserve">ával foglalkozott, ezen felül a </w:t>
+      </w:r>
+      <w:proofErr w:type="spellStart"/>
+      <w:r>
+        <w:rPr>
+          <w:rFonts w:ascii="Times New Roman" w:eastAsia="Times New Roman" w:hAnsi="Times New Roman" w:cs="Times New Roman"/>
+          <w:sz w:val="24"/>
+          <w:szCs w:val="24"/>
+        </w:rPr>
+        <w:t>relationship</w:t>
+      </w:r>
+      <w:proofErr w:type="spellEnd"/>
+      <w:r>
+        <w:rPr>
+          <w:rFonts w:ascii="Times New Roman" w:eastAsia="Times New Roman" w:hAnsi="Times New Roman" w:cs="Times New Roman"/>
+          <w:sz w:val="24"/>
+          <w:szCs w:val="24"/>
+        </w:rPr>
+        <w:t xml:space="preserve"> diagram </w:t>
+      </w:r>
+      <w:proofErr w:type="spellStart"/>
+      <w:r>
+        <w:rPr>
+          <w:rFonts w:ascii="Times New Roman" w:eastAsia="Times New Roman" w:hAnsi="Times New Roman" w:cs="Times New Roman"/>
+          <w:sz w:val="24"/>
+          <w:szCs w:val="24"/>
+        </w:rPr>
+        <w:t>diagram</w:t>
+      </w:r>
+      <w:proofErr w:type="spellEnd"/>
+      <w:r>
+        <w:rPr>
+          <w:rFonts w:ascii="Times New Roman" w:eastAsia="Times New Roman" w:hAnsi="Times New Roman" w:cs="Times New Roman"/>
+          <w:sz w:val="24"/>
+          <w:szCs w:val="24"/>
+        </w:rPr>
+        <w:t xml:space="preserve"> elkészítése </w:t>
+      </w:r>
+      <w:proofErr w:type="spellStart"/>
+      <w:r>
+        <w:rPr>
+          <w:rFonts w:ascii="Times New Roman" w:eastAsia="Times New Roman" w:hAnsi="Times New Roman" w:cs="Times New Roman"/>
+          <w:sz w:val="24"/>
+          <w:szCs w:val="24"/>
+        </w:rPr>
+        <w:t>dbdiagramon</w:t>
+      </w:r>
+      <w:proofErr w:type="spellEnd"/>
+      <w:r>
+        <w:rPr>
+          <w:rFonts w:ascii="Times New Roman" w:eastAsia="Times New Roman" w:hAnsi="Times New Roman" w:cs="Times New Roman"/>
+          <w:sz w:val="24"/>
+          <w:szCs w:val="24"/>
+        </w:rPr>
+        <w:t xml:space="preserve">. </w:t>
+      </w:r>
+    </w:p>
+    <w:p>
+      <w:pPr>
+        <w:rPr>
+          <w:rFonts w:ascii="Times New Roman" w:eastAsia="Times New Roman" w:hAnsi="Times New Roman" w:cs="Times New Roman"/>
+          <w:sz w:val="24"/>
+          <w:szCs w:val="24"/>
+        </w:rPr>
+      </w:pPr>
+      <w:r>
+        <w:rPr>
+          <w:rFonts w:ascii="Times New Roman" w:eastAsia="Times New Roman" w:hAnsi="Times New Roman" w:cs="Times New Roman"/>
+          <w:sz w:val="24"/>
+          <w:szCs w:val="24"/>
+        </w:rPr>
+        <w:br w:type="page"/>
+      </w:r>
+    </w:p>
+    <w:p>
+      <w:pPr>
+        <w:rPr>
+          <w:rFonts w:ascii="Times New Roman" w:eastAsia="Times New Roman" w:hAnsi="Times New Roman" w:cs="Times New Roman"/>
+          <w:sz w:val="36"/>
+          <w:szCs w:val="36"/>
+        </w:rPr>
+      </w:pPr>
+      <w:r>
+        <w:rPr>
+          <w:rFonts w:ascii="Times New Roman" w:eastAsia="Times New Roman" w:hAnsi="Times New Roman" w:cs="Times New Roman"/>
+          <w:sz w:val="36"/>
+          <w:szCs w:val="36"/>
+        </w:rPr>
+        <w:lastRenderedPageBreak/>
+        <w:t>2</w:t>
+      </w:r>
+      <w:r>
+        <w:rPr>
+          <w:rFonts w:ascii="Times New Roman" w:eastAsia="Times New Roman" w:hAnsi="Times New Roman" w:cs="Times New Roman"/>
+          <w:sz w:val="28"/>
+          <w:szCs w:val="28"/>
+        </w:rPr>
+        <w:t xml:space="preserve">. </w:t>
+      </w:r>
+      <w:r>
+        <w:rPr>
+          <w:rFonts w:ascii="Times New Roman" w:eastAsia="Times New Roman" w:hAnsi="Times New Roman" w:cs="Times New Roman"/>
+          <w:sz w:val="36"/>
+          <w:szCs w:val="36"/>
+        </w:rPr>
+        <w:t>Fejlesztői dokumentáció</w:t>
+      </w:r>
+    </w:p>
+    <w:p>
+      <w:pPr>
+        <w:rPr>
+          <w:rFonts w:ascii="Times New Roman" w:eastAsia="Times New Roman" w:hAnsi="Times New Roman" w:cs="Times New Roman"/>
+          <w:sz w:val="36"/>
+          <w:szCs w:val="36"/>
+        </w:rPr>
+      </w:pPr>
+    </w:p>
+    <w:p>
+      <w:pPr>
+        <w:rPr>
+          <w:rFonts w:ascii="Times New Roman" w:eastAsia="Times New Roman" w:hAnsi="Times New Roman" w:cs="Times New Roman"/>
+          <w:sz w:val="28"/>
+          <w:szCs w:val="28"/>
+        </w:rPr>
+      </w:pPr>
+      <w:r>
+        <w:rPr>
+          <w:rFonts w:ascii="Times New Roman" w:eastAsia="Times New Roman" w:hAnsi="Times New Roman" w:cs="Times New Roman"/>
+          <w:sz w:val="28"/>
+          <w:szCs w:val="28"/>
+        </w:rPr>
+        <w:t>2.1 Backend</w:t>
+      </w:r>
+      <w:r>
+        <w:rPr>
+          <w:rFonts w:ascii="Times New Roman" w:eastAsia="Times New Roman" w:hAnsi="Times New Roman" w:cs="Times New Roman"/>
+          <w:sz w:val="28"/>
+          <w:szCs w:val="28"/>
+        </w:rPr>
+        <w:t xml:space="preserve"> ismertetése</w:t>
+      </w:r>
+    </w:p>
+    <w:p>
+      <w:pPr>
+        <w:rPr>
+          <w:rFonts w:ascii="Times New Roman" w:eastAsia="Times New Roman" w:hAnsi="Times New Roman" w:cs="Times New Roman"/>
+          <w:sz w:val="24"/>
+          <w:szCs w:val="24"/>
+        </w:rPr>
+      </w:pPr>
+    </w:p>
+    <w:p>
+      <w:pPr>
+        <w:rPr>
+          <w:rFonts w:ascii="Times New Roman" w:eastAsia="Times New Roman" w:hAnsi="Times New Roman" w:cs="Times New Roman"/>
+          <w:sz w:val="24"/>
+          <w:szCs w:val="24"/>
+        </w:rPr>
+      </w:pPr>
+      <w:r>
+        <w:rPr>
+          <w:rFonts w:ascii="Times New Roman" w:eastAsia="Times New Roman" w:hAnsi="Times New Roman" w:cs="Times New Roman"/>
+          <w:sz w:val="24"/>
+          <w:szCs w:val="24"/>
+        </w:rPr>
+        <w:t>Az adatbázis felépítése megtervezése a weblap felépítésével együtt haladt időnként változtatva a felépítésén, azaz táblák elhagyása, újak hozzáadása,</w:t>
       </w:r>
       <w:bookmarkStart w:id="2" w:name="_GoBack"/>
       <w:bookmarkEnd w:id="2"/>
-      <w:r>
-        <w:rPr>
-          <w:rFonts w:ascii="Times New Roman" w:eastAsia="Times New Roman" w:hAnsi="Times New Roman" w:cs="Times New Roman"/>
-          <w:sz w:val="24"/>
-          <w:szCs w:val="24"/>
-        </w:rPr>
-        <w:t xml:space="preserve"> </w:t>
-      </w:r>
-    </w:p>
-    <w:p>
-      <w:pPr>
-        <w:rPr>
-          <w:rFonts w:ascii="Times New Roman" w:eastAsia="Times New Roman" w:hAnsi="Times New Roman" w:cs="Times New Roman"/>
-          <w:sz w:val="24"/>
-          <w:szCs w:val="24"/>
-        </w:rPr>
-      </w:pPr>
     </w:p>
     <w:sectPr>
       <w:headerReference w:type="default" r:id="rId8"/>

--- a/QuestBook.docx
+++ b/QuestBook.docx
@@ -1,6 +1,6 @@
 
 <file path=word/document.xml><?xml version="1.0" encoding="utf-8"?>
-<w:document xmlns:wpc="http://schemas.microsoft.com/office/word/2010/wordprocessingCanvas" xmlns:cx="http://schemas.microsoft.com/office/drawing/2014/chartex" xmlns:cx1="http://schemas.microsoft.com/office/drawing/2015/9/8/chartex" xmlns:cx2="http://schemas.microsoft.com/office/drawing/2015/10/21/chartex" xmlns:cx3="http://schemas.microsoft.com/office/drawing/2016/5/9/chartex" xmlns:cx4="http://schemas.microsoft.com/office/drawing/2016/5/10/chartex" xmlns:cx5="http://schemas.microsoft.com/office/drawing/2016/5/11/chartex" xmlns:cx6="http://schemas.microsoft.com/office/drawing/2016/5/12/chartex" xmlns:cx7="http://schemas.microsoft.com/office/drawing/2016/5/13/chartex" xmlns:cx8="http://schemas.microsoft.com/office/drawing/2016/5/14/chartex" xmlns:mc="http://schemas.openxmlformats.org/markup-compatibility/2006" xmlns:aink="http://schemas.microsoft.com/office/drawing/2016/ink" xmlns:am3d="http://schemas.microsoft.com/office/drawing/2017/model3d" xmlns:o="urn:schemas-microsoft-com:office:office" xmlns:r="http://schemas.openxmlformats.org/officeDocument/2006/relationships" xmlns:m="http://schemas.openxmlformats.org/officeDocument/2006/math" xmlns:v="urn:schemas-microsoft-com:vml" xmlns:wp14="http://schemas.microsoft.com/office/word/2010/wordprocessingDrawing" xmlns:wp="http://schemas.openxmlformats.org/drawingml/2006/wordprocessingDrawing" xmlns:w10="urn:schemas-microsoft-com:office:word" xmlns:w="http://schemas.openxmlformats.org/wordprocessingml/2006/main" xmlns:w14="http://schemas.microsoft.com/office/word/2010/wordml" xmlns:w15="http://schemas.microsoft.com/office/word/2012/wordml" xmlns:w16cid="http://schemas.microsoft.com/office/word/2016/wordml/cid" xmlns:w16se="http://schemas.microsoft.com/office/word/2015/wordml/symex" xmlns:wpg="http://schemas.microsoft.com/office/word/2010/wordprocessingGroup" xmlns:wpi="http://schemas.microsoft.com/office/word/2010/wordprocessingInk" xmlns:wne="http://schemas.microsoft.com/office/word/2006/wordml" xmlns:wps="http://schemas.microsoft.com/office/word/2010/wordprocessingShape" mc:Ignorable="w14 w15 w16se w16cid wp14">
+<w:document xmlns:wpc="http://schemas.microsoft.com/office/word/2010/wordprocessingCanvas" xmlns:mc="http://schemas.openxmlformats.org/markup-compatibility/2006" xmlns:o="urn:schemas-microsoft-com:office:office" xmlns:r="http://schemas.openxmlformats.org/officeDocument/2006/relationships" xmlns:m="http://schemas.openxmlformats.org/officeDocument/2006/math" xmlns:v="urn:schemas-microsoft-com:vml" xmlns:wp14="http://schemas.microsoft.com/office/word/2010/wordprocessingDrawing" xmlns:wp="http://schemas.openxmlformats.org/drawingml/2006/wordprocessingDrawing" xmlns:w10="urn:schemas-microsoft-com:office:word" xmlns:w="http://schemas.openxmlformats.org/wordprocessingml/2006/main" xmlns:w14="http://schemas.microsoft.com/office/word/2010/wordml" xmlns:wpg="http://schemas.microsoft.com/office/word/2010/wordprocessingGroup" xmlns:wpi="http://schemas.microsoft.com/office/word/2010/wordprocessingInk" xmlns:wne="http://schemas.microsoft.com/office/word/2006/wordml" xmlns:wps="http://schemas.microsoft.com/office/word/2010/wordprocessingShape" mc:Ignorable="w14 wp14">
   <w:body>
     <w:p>
       <w:pPr>
@@ -181,26 +181,46 @@
           <w:sz w:val="20"/>
           <w:szCs w:val="20"/>
         </w:rPr>
-        <w:t>Szakács Máté - 13.F</w:t>
-      </w:r>
-    </w:p>
-    <w:p>
-      <w:pPr>
-        <w:jc w:val="right"/>
+        <w:t>Szakács Máté - 13</w:t>
+      </w:r>
+      <w:proofErr w:type="gramStart"/>
+      <w:r>
         <w:rPr>
           <w:rFonts w:ascii="Times New Roman" w:eastAsia="Times New Roman" w:hAnsi="Times New Roman" w:cs="Times New Roman"/>
           <w:sz w:val="20"/>
           <w:szCs w:val="20"/>
         </w:rPr>
-      </w:pPr>
-      <w:r>
+        <w:t>.F</w:t>
+      </w:r>
+      <w:proofErr w:type="gramEnd"/>
+    </w:p>
+    <w:p>
+      <w:pPr>
+        <w:jc w:val="right"/>
         <w:rPr>
           <w:rFonts w:ascii="Times New Roman" w:eastAsia="Times New Roman" w:hAnsi="Times New Roman" w:cs="Times New Roman"/>
           <w:sz w:val="20"/>
           <w:szCs w:val="20"/>
         </w:rPr>
-        <w:t>Barna István - 13.F</w:t>
-      </w:r>
+      </w:pPr>
+      <w:r>
+        <w:rPr>
+          <w:rFonts w:ascii="Times New Roman" w:eastAsia="Times New Roman" w:hAnsi="Times New Roman" w:cs="Times New Roman"/>
+          <w:sz w:val="20"/>
+          <w:szCs w:val="20"/>
+        </w:rPr>
+        <w:t>Barna István - 13</w:t>
+      </w:r>
+      <w:proofErr w:type="gramStart"/>
+      <w:r>
+        <w:rPr>
+          <w:rFonts w:ascii="Times New Roman" w:eastAsia="Times New Roman" w:hAnsi="Times New Roman" w:cs="Times New Roman"/>
+          <w:sz w:val="20"/>
+          <w:szCs w:val="20"/>
+        </w:rPr>
+        <w:t>.F</w:t>
+      </w:r>
+      <w:proofErr w:type="gramEnd"/>
     </w:p>
     <w:p>
       <w:pPr>
@@ -553,24 +573,60 @@
           <w:sz w:val="24"/>
           <w:szCs w:val="24"/>
         </w:rPr>
-        <w:t>egyszerűen lehet csatlakozni, ezen felül létrehozni olyan  asztali szerepjátékos „szobákat” amik által ellehet kerülni azt az általános problémát amit a Facebook és egyéb közösségi médiás platformos csoportok nem tudtak kiküszöbölni.</w:t>
-      </w:r>
-    </w:p>
-    <w:p>
-      <w:pPr>
-        <w:rPr>
-          <w:rFonts w:ascii="Times New Roman" w:eastAsia="Times New Roman" w:hAnsi="Times New Roman" w:cs="Times New Roman"/>
-          <w:sz w:val="24"/>
-          <w:szCs w:val="24"/>
-        </w:rPr>
-      </w:pPr>
-      <w:r>
-        <w:rPr>
-          <w:rFonts w:ascii="Times New Roman" w:eastAsia="Times New Roman" w:hAnsi="Times New Roman" w:cs="Times New Roman"/>
-          <w:sz w:val="24"/>
-          <w:szCs w:val="24"/>
-        </w:rPr>
-        <w:t>Mivel sok asztali szerepjátékos csoport van jelen egy platformon, felszokott merülni az a helyzet, amikor kettő csapat ugyanarra a helyre egymással ütköző időpontban szerveznek egy „session”-t, ami mindkét félnek kellemetlenséget tud okozni, mivel az egyik csapatnak le kell mondania</w:t>
+        <w:t xml:space="preserve">egyszerűen lehet csatlakozni, ezen felül létrehozni olyan  asztali szerepjátékos „szobákat” amik által ellehet kerülni azt az általános </w:t>
+      </w:r>
+      <w:proofErr w:type="gramStart"/>
+      <w:r>
+        <w:rPr>
+          <w:rFonts w:ascii="Times New Roman" w:eastAsia="Times New Roman" w:hAnsi="Times New Roman" w:cs="Times New Roman"/>
+          <w:sz w:val="24"/>
+          <w:szCs w:val="24"/>
+        </w:rPr>
+        <w:t>problémát</w:t>
+      </w:r>
+      <w:proofErr w:type="gramEnd"/>
+      <w:r>
+        <w:rPr>
+          <w:rFonts w:ascii="Times New Roman" w:eastAsia="Times New Roman" w:hAnsi="Times New Roman" w:cs="Times New Roman"/>
+          <w:sz w:val="24"/>
+          <w:szCs w:val="24"/>
+        </w:rPr>
+        <w:t xml:space="preserve"> amit a Facebook és egyéb közösségi médiás platformos csoportok nem tudtak kiküszöbölni.</w:t>
+      </w:r>
+    </w:p>
+    <w:p>
+      <w:pPr>
+        <w:rPr>
+          <w:rFonts w:ascii="Times New Roman" w:eastAsia="Times New Roman" w:hAnsi="Times New Roman" w:cs="Times New Roman"/>
+          <w:sz w:val="24"/>
+          <w:szCs w:val="24"/>
+        </w:rPr>
+      </w:pPr>
+      <w:r>
+        <w:rPr>
+          <w:rFonts w:ascii="Times New Roman" w:eastAsia="Times New Roman" w:hAnsi="Times New Roman" w:cs="Times New Roman"/>
+          <w:sz w:val="24"/>
+          <w:szCs w:val="24"/>
+        </w:rPr>
+        <w:t xml:space="preserve">Mivel sok asztali szerepjátékos csoport van jelen egy platformon, </w:t>
+      </w:r>
+      <w:proofErr w:type="gramStart"/>
+      <w:r>
+        <w:rPr>
+          <w:rFonts w:ascii="Times New Roman" w:eastAsia="Times New Roman" w:hAnsi="Times New Roman" w:cs="Times New Roman"/>
+          <w:sz w:val="24"/>
+          <w:szCs w:val="24"/>
+        </w:rPr>
+        <w:t>felszokott</w:t>
+      </w:r>
+      <w:proofErr w:type="gramEnd"/>
+      <w:r>
+        <w:rPr>
+          <w:rFonts w:ascii="Times New Roman" w:eastAsia="Times New Roman" w:hAnsi="Times New Roman" w:cs="Times New Roman"/>
+          <w:sz w:val="24"/>
+          <w:szCs w:val="24"/>
+        </w:rPr>
+        <w:t xml:space="preserve"> merülni az a helyzet, amikor kettő csapat ugyanarra a helyre egymással ütköző időpontban szerveznek egy „session”-t, ami mindkét félnek kellemetlenséget tud okozni, mivel az egyik csapatnak le kell mondania</w:t>
       </w:r>
       <w:r>
         <w:rPr>
@@ -635,7 +691,25 @@
           <w:sz w:val="24"/>
           <w:szCs w:val="24"/>
         </w:rPr>
-        <w:t xml:space="preserve"> Ezenfelül szoftver fejlesztős tapasztalat szerzése egy összetett program megtervezése, elkészítése, frontend, és backend programozói képességeink fejlesztésére.</w:t>
+        <w:t xml:space="preserve"> Ezenfelül </w:t>
+      </w:r>
+      <w:proofErr w:type="gramStart"/>
+      <w:r>
+        <w:rPr>
+          <w:rFonts w:ascii="Times New Roman" w:eastAsia="Times New Roman" w:hAnsi="Times New Roman" w:cs="Times New Roman"/>
+          <w:sz w:val="24"/>
+          <w:szCs w:val="24"/>
+        </w:rPr>
+        <w:t>szoftver fejlesztős</w:t>
+      </w:r>
+      <w:proofErr w:type="gramEnd"/>
+      <w:r>
+        <w:rPr>
+          <w:rFonts w:ascii="Times New Roman" w:eastAsia="Times New Roman" w:hAnsi="Times New Roman" w:cs="Times New Roman"/>
+          <w:sz w:val="24"/>
+          <w:szCs w:val="24"/>
+        </w:rPr>
+        <w:t xml:space="preserve"> tapasztalat szerzése egy összetett program megtervezése, elkészítése, frontend, és backend programozói képességeink fejlesztésére.</w:t>
       </w:r>
     </w:p>
     <w:p>
@@ -734,6 +808,7 @@
         </w:rPr>
         <w:t xml:space="preserve"> </w:t>
       </w:r>
+      <w:proofErr w:type="gramStart"/>
       <w:r>
         <w:rPr>
           <w:rFonts w:ascii="Times New Roman" w:eastAsia="Times New Roman" w:hAnsi="Times New Roman" w:cs="Times New Roman"/>
@@ -748,7 +823,16 @@
           <w:sz w:val="24"/>
           <w:szCs w:val="24"/>
         </w:rPr>
-        <w:t>zenfelül még a feladatok kiosztásá</w:t>
+        <w:t>zenfelül</w:t>
+      </w:r>
+      <w:proofErr w:type="gramEnd"/>
+      <w:r>
+        <w:rPr>
+          <w:rFonts w:ascii="Times New Roman" w:eastAsia="Times New Roman" w:hAnsi="Times New Roman" w:cs="Times New Roman"/>
+          <w:sz w:val="24"/>
+          <w:szCs w:val="24"/>
+        </w:rPr>
+        <w:t xml:space="preserve"> még a feladatok kiosztásá</w:t>
       </w:r>
       <w:r>
         <w:rPr>
@@ -921,48 +1005,175 @@
           <w:sz w:val="28"/>
           <w:szCs w:val="28"/>
         </w:rPr>
-        <w:t>2.1 Backend</w:t>
-      </w:r>
-      <w:r>
-        <w:rPr>
-          <w:rFonts w:ascii="Times New Roman" w:eastAsia="Times New Roman" w:hAnsi="Times New Roman" w:cs="Times New Roman"/>
-          <w:sz w:val="28"/>
-          <w:szCs w:val="28"/>
-        </w:rPr>
-        <w:t xml:space="preserve"> ismertetése</w:t>
-      </w:r>
-    </w:p>
-    <w:p>
-      <w:pPr>
-        <w:rPr>
-          <w:rFonts w:ascii="Times New Roman" w:eastAsia="Times New Roman" w:hAnsi="Times New Roman" w:cs="Times New Roman"/>
-          <w:sz w:val="24"/>
-          <w:szCs w:val="24"/>
-        </w:rPr>
-      </w:pPr>
-    </w:p>
-    <w:p>
-      <w:pPr>
-        <w:rPr>
-          <w:rFonts w:ascii="Times New Roman" w:eastAsia="Times New Roman" w:hAnsi="Times New Roman" w:cs="Times New Roman"/>
-          <w:sz w:val="24"/>
-          <w:szCs w:val="24"/>
-        </w:rPr>
-      </w:pPr>
-      <w:r>
-        <w:rPr>
-          <w:rFonts w:ascii="Times New Roman" w:eastAsia="Times New Roman" w:hAnsi="Times New Roman" w:cs="Times New Roman"/>
-          <w:sz w:val="24"/>
-          <w:szCs w:val="24"/>
-        </w:rPr>
-        <w:t>Az adatbázis felépítése megtervezése a weblap felépítésével együtt haladt időnként változtatva a felépítésén, azaz táblák elhagyása, újak hozzáadása,</w:t>
+        <w:t>2.1 Backend ismertetése</w:t>
+      </w:r>
+    </w:p>
+    <w:p>
+      <w:pPr>
+        <w:rPr>
+          <w:rFonts w:ascii="Times New Roman" w:eastAsia="Times New Roman" w:hAnsi="Times New Roman" w:cs="Times New Roman"/>
+          <w:sz w:val="24"/>
+          <w:szCs w:val="24"/>
+        </w:rPr>
+      </w:pPr>
+    </w:p>
+    <w:p>
+      <w:pPr>
+        <w:rPr>
+          <w:rFonts w:ascii="Times New Roman" w:eastAsia="Times New Roman" w:hAnsi="Times New Roman" w:cs="Times New Roman"/>
+          <w:sz w:val="24"/>
+          <w:szCs w:val="24"/>
+        </w:rPr>
+      </w:pPr>
+      <w:r>
+        <w:rPr>
+          <w:rFonts w:ascii="Times New Roman" w:eastAsia="Times New Roman" w:hAnsi="Times New Roman" w:cs="Times New Roman"/>
+          <w:sz w:val="24"/>
+          <w:szCs w:val="24"/>
+        </w:rPr>
+        <w:t xml:space="preserve">A </w:t>
+      </w:r>
+      <w:proofErr w:type="spellStart"/>
+      <w:r>
+        <w:rPr>
+          <w:rFonts w:ascii="Times New Roman" w:eastAsia="Times New Roman" w:hAnsi="Times New Roman" w:cs="Times New Roman"/>
+          <w:sz w:val="24"/>
+          <w:szCs w:val="24"/>
+        </w:rPr>
+        <w:t>backend</w:t>
+      </w:r>
+      <w:proofErr w:type="spellEnd"/>
+      <w:r>
+        <w:rPr>
+          <w:rFonts w:ascii="Times New Roman" w:eastAsia="Times New Roman" w:hAnsi="Times New Roman" w:cs="Times New Roman"/>
+          <w:sz w:val="24"/>
+          <w:szCs w:val="24"/>
+        </w:rPr>
+        <w:t xml:space="preserve"> Visual </w:t>
+      </w:r>
+      <w:proofErr w:type="spellStart"/>
+      <w:r>
+        <w:rPr>
+          <w:rFonts w:ascii="Times New Roman" w:eastAsia="Times New Roman" w:hAnsi="Times New Roman" w:cs="Times New Roman"/>
+          <w:sz w:val="24"/>
+          <w:szCs w:val="24"/>
+        </w:rPr>
+        <w:t>Studioban</w:t>
+      </w:r>
+      <w:proofErr w:type="spellEnd"/>
+      <w:r>
+        <w:rPr>
+          <w:rFonts w:ascii="Times New Roman" w:eastAsia="Times New Roman" w:hAnsi="Times New Roman" w:cs="Times New Roman"/>
+          <w:sz w:val="24"/>
+          <w:szCs w:val="24"/>
+        </w:rPr>
+        <w:t xml:space="preserve"> készült C# kódnyelv, </w:t>
+      </w:r>
+      <w:proofErr w:type="gramStart"/>
+      <w:r>
+        <w:rPr>
+          <w:rFonts w:ascii="Times New Roman" w:eastAsia="Times New Roman" w:hAnsi="Times New Roman" w:cs="Times New Roman"/>
+          <w:sz w:val="24"/>
+          <w:szCs w:val="24"/>
+        </w:rPr>
+        <w:t>ASP .Net</w:t>
+      </w:r>
+      <w:proofErr w:type="gramEnd"/>
+      <w:r>
+        <w:rPr>
+          <w:rFonts w:ascii="Times New Roman" w:eastAsia="Times New Roman" w:hAnsi="Times New Roman" w:cs="Times New Roman"/>
+          <w:sz w:val="24"/>
+          <w:szCs w:val="24"/>
+        </w:rPr>
+        <w:t xml:space="preserve"> </w:t>
+      </w:r>
+      <w:proofErr w:type="spellStart"/>
+      <w:r>
+        <w:rPr>
+          <w:rFonts w:ascii="Times New Roman" w:eastAsia="Times New Roman" w:hAnsi="Times New Roman" w:cs="Times New Roman"/>
+          <w:sz w:val="24"/>
+          <w:szCs w:val="24"/>
+        </w:rPr>
+        <w:t>Api</w:t>
+      </w:r>
+      <w:proofErr w:type="spellEnd"/>
+      <w:r>
+        <w:rPr>
+          <w:rFonts w:ascii="Times New Roman" w:eastAsia="Times New Roman" w:hAnsi="Times New Roman" w:cs="Times New Roman"/>
+          <w:sz w:val="24"/>
+          <w:szCs w:val="24"/>
+        </w:rPr>
+        <w:t xml:space="preserve"> </w:t>
+      </w:r>
+      <w:proofErr w:type="spellStart"/>
+      <w:r>
+        <w:rPr>
+          <w:rFonts w:ascii="Times New Roman" w:eastAsia="Times New Roman" w:hAnsi="Times New Roman" w:cs="Times New Roman"/>
+          <w:sz w:val="24"/>
+          <w:szCs w:val="24"/>
+        </w:rPr>
+        <w:t>template</w:t>
+      </w:r>
+      <w:proofErr w:type="spellEnd"/>
+      <w:r>
+        <w:rPr>
+          <w:rFonts w:ascii="Times New Roman" w:eastAsia="Times New Roman" w:hAnsi="Times New Roman" w:cs="Times New Roman"/>
+          <w:sz w:val="24"/>
+          <w:szCs w:val="24"/>
+        </w:rPr>
+        <w:t xml:space="preserve"> felhasználásával készült el. </w:t>
+      </w:r>
+      <w:proofErr w:type="spellStart"/>
+      <w:r>
+        <w:rPr>
+          <w:rFonts w:ascii="Times New Roman" w:eastAsia="Times New Roman" w:hAnsi="Times New Roman" w:cs="Times New Roman"/>
+          <w:sz w:val="24"/>
+          <w:szCs w:val="24"/>
+        </w:rPr>
+        <w:t>Scalar</w:t>
+      </w:r>
+      <w:proofErr w:type="spellEnd"/>
+      <w:r>
+        <w:rPr>
+          <w:rFonts w:ascii="Times New Roman" w:eastAsia="Times New Roman" w:hAnsi="Times New Roman" w:cs="Times New Roman"/>
+          <w:sz w:val="24"/>
+          <w:szCs w:val="24"/>
+        </w:rPr>
+        <w:t xml:space="preserve"> </w:t>
+      </w:r>
+      <w:proofErr w:type="spellStart"/>
+      <w:r>
+        <w:rPr>
+          <w:rFonts w:ascii="Times New Roman" w:eastAsia="Times New Roman" w:hAnsi="Times New Roman" w:cs="Times New Roman"/>
+          <w:sz w:val="24"/>
+          <w:szCs w:val="24"/>
+        </w:rPr>
+        <w:t>api</w:t>
       </w:r>
       <w:bookmarkStart w:id="2" w:name="_GoBack"/>
       <w:bookmarkEnd w:id="2"/>
+      <w:proofErr w:type="spellEnd"/>
+    </w:p>
+    <w:p>
+      <w:pPr>
+        <w:rPr>
+          <w:rFonts w:ascii="Times New Roman" w:eastAsia="Times New Roman" w:hAnsi="Times New Roman" w:cs="Times New Roman"/>
+          <w:sz w:val="24"/>
+          <w:szCs w:val="24"/>
+        </w:rPr>
+      </w:pPr>
+      <w:r>
+        <w:rPr>
+          <w:rFonts w:ascii="Times New Roman" w:eastAsia="Times New Roman" w:hAnsi="Times New Roman" w:cs="Times New Roman"/>
+          <w:sz w:val="24"/>
+          <w:szCs w:val="24"/>
+        </w:rPr>
+        <w:t>Az adatbázis felépítése megtervezése a weblap felépítésével együtt haladt időnként változtatva a felépítésén, azaz táblák elhagyása, újak hozzáadása,</w:t>
+      </w:r>
     </w:p>
     <w:sectPr>
-      <w:headerReference w:type="default" r:id="rId8"/>
-      <w:footerReference w:type="default" r:id="rId9"/>
+      <w:headerReference w:type="default" r:id="rId9"/>
+      <w:footerReference w:type="default" r:id="rId10"/>
       <w:pgSz w:w="11906" w:h="16838"/>
       <w:pgMar w:top="1417" w:right="1417" w:bottom="1417" w:left="1417" w:header="368" w:footer="368" w:gutter="0"/>
       <w:pgNumType w:start="1"/>
@@ -973,7 +1184,7 @@
 </file>
 
 <file path=word/endnotes.xml><?xml version="1.0" encoding="utf-8"?>
-<w:endnotes xmlns:wpc="http://schemas.microsoft.com/office/word/2010/wordprocessingCanvas" xmlns:cx="http://schemas.microsoft.com/office/drawing/2014/chartex" xmlns:cx1="http://schemas.microsoft.com/office/drawing/2015/9/8/chartex" xmlns:cx2="http://schemas.microsoft.com/office/drawing/2015/10/21/chartex" xmlns:cx3="http://schemas.microsoft.com/office/drawing/2016/5/9/chartex" xmlns:cx4="http://schemas.microsoft.com/office/drawing/2016/5/10/chartex" xmlns:cx5="http://schemas.microsoft.com/office/drawing/2016/5/11/chartex" xmlns:cx6="http://schemas.microsoft.com/office/drawing/2016/5/12/chartex" xmlns:cx7="http://schemas.microsoft.com/office/drawing/2016/5/13/chartex" xmlns:cx8="http://schemas.microsoft.com/office/drawing/2016/5/14/chartex" xmlns:mc="http://schemas.openxmlformats.org/markup-compatibility/2006" xmlns:aink="http://schemas.microsoft.com/office/drawing/2016/ink" xmlns:am3d="http://schemas.microsoft.com/office/drawing/2017/model3d" xmlns:o="urn:schemas-microsoft-com:office:office" xmlns:r="http://schemas.openxmlformats.org/officeDocument/2006/relationships" xmlns:m="http://schemas.openxmlformats.org/officeDocument/2006/math" xmlns:v="urn:schemas-microsoft-com:vml" xmlns:wp14="http://schemas.microsoft.com/office/word/2010/wordprocessingDrawing" xmlns:wp="http://schemas.openxmlformats.org/drawingml/2006/wordprocessingDrawing" xmlns:w10="urn:schemas-microsoft-com:office:word" xmlns:w="http://schemas.openxmlformats.org/wordprocessingml/2006/main" xmlns:w14="http://schemas.microsoft.com/office/word/2010/wordml" xmlns:w15="http://schemas.microsoft.com/office/word/2012/wordml" xmlns:w16cid="http://schemas.microsoft.com/office/word/2016/wordml/cid" xmlns:w16se="http://schemas.microsoft.com/office/word/2015/wordml/symex" xmlns:wpg="http://schemas.microsoft.com/office/word/2010/wordprocessingGroup" xmlns:wpi="http://schemas.microsoft.com/office/word/2010/wordprocessingInk" xmlns:wne="http://schemas.microsoft.com/office/word/2006/wordml" xmlns:wps="http://schemas.microsoft.com/office/word/2010/wordprocessingShape" mc:Ignorable="w14 w15 w16se w16cid wp14">
+<w:endnotes xmlns:wpc="http://schemas.microsoft.com/office/word/2010/wordprocessingCanvas" xmlns:mc="http://schemas.openxmlformats.org/markup-compatibility/2006" xmlns:o="urn:schemas-microsoft-com:office:office" xmlns:r="http://schemas.openxmlformats.org/officeDocument/2006/relationships" xmlns:m="http://schemas.openxmlformats.org/officeDocument/2006/math" xmlns:v="urn:schemas-microsoft-com:vml" xmlns:wp14="http://schemas.microsoft.com/office/word/2010/wordprocessingDrawing" xmlns:wp="http://schemas.openxmlformats.org/drawingml/2006/wordprocessingDrawing" xmlns:w10="urn:schemas-microsoft-com:office:word" xmlns:w="http://schemas.openxmlformats.org/wordprocessingml/2006/main" xmlns:w14="http://schemas.microsoft.com/office/word/2010/wordml" xmlns:wpg="http://schemas.microsoft.com/office/word/2010/wordprocessingGroup" xmlns:wpi="http://schemas.microsoft.com/office/word/2010/wordprocessingInk" xmlns:wne="http://schemas.microsoft.com/office/word/2006/wordml" xmlns:wps="http://schemas.microsoft.com/office/word/2010/wordprocessingShape" mc:Ignorable="w14 wp14">
   <w:endnote w:type="separator" w:id="-1">
     <w:p>
       <w:pPr>
@@ -998,7 +1209,7 @@
 </file>
 
 <file path=word/footer1.xml><?xml version="1.0" encoding="utf-8"?>
-<w:ftr xmlns:wpc="http://schemas.microsoft.com/office/word/2010/wordprocessingCanvas" xmlns:cx="http://schemas.microsoft.com/office/drawing/2014/chartex" xmlns:cx1="http://schemas.microsoft.com/office/drawing/2015/9/8/chartex" xmlns:cx2="http://schemas.microsoft.com/office/drawing/2015/10/21/chartex" xmlns:cx3="http://schemas.microsoft.com/office/drawing/2016/5/9/chartex" xmlns:cx4="http://schemas.microsoft.com/office/drawing/2016/5/10/chartex" xmlns:cx5="http://schemas.microsoft.com/office/drawing/2016/5/11/chartex" xmlns:cx6="http://schemas.microsoft.com/office/drawing/2016/5/12/chartex" xmlns:cx7="http://schemas.microsoft.com/office/drawing/2016/5/13/chartex" xmlns:cx8="http://schemas.microsoft.com/office/drawing/2016/5/14/chartex" xmlns:mc="http://schemas.openxmlformats.org/markup-compatibility/2006" xmlns:aink="http://schemas.microsoft.com/office/drawing/2016/ink" xmlns:am3d="http://schemas.microsoft.com/office/drawing/2017/model3d" xmlns:o="urn:schemas-microsoft-com:office:office" xmlns:r="http://schemas.openxmlformats.org/officeDocument/2006/relationships" xmlns:m="http://schemas.openxmlformats.org/officeDocument/2006/math" xmlns:v="urn:schemas-microsoft-com:vml" xmlns:wp14="http://schemas.microsoft.com/office/word/2010/wordprocessingDrawing" xmlns:wp="http://schemas.openxmlformats.org/drawingml/2006/wordprocessingDrawing" xmlns:w10="urn:schemas-microsoft-com:office:word" xmlns:w="http://schemas.openxmlformats.org/wordprocessingml/2006/main" xmlns:w14="http://schemas.microsoft.com/office/word/2010/wordml" xmlns:w15="http://schemas.microsoft.com/office/word/2012/wordml" xmlns:w16cid="http://schemas.microsoft.com/office/word/2016/wordml/cid" xmlns:w16se="http://schemas.microsoft.com/office/word/2015/wordml/symex" xmlns:wpg="http://schemas.microsoft.com/office/word/2010/wordprocessingGroup" xmlns:wpi="http://schemas.microsoft.com/office/word/2010/wordprocessingInk" xmlns:wne="http://schemas.microsoft.com/office/word/2006/wordml" xmlns:wps="http://schemas.microsoft.com/office/word/2010/wordprocessingShape" mc:Ignorable="w14 w15 w16se w16cid wp14">
+<w:ftr xmlns:wpc="http://schemas.microsoft.com/office/word/2010/wordprocessingCanvas" xmlns:mc="http://schemas.openxmlformats.org/markup-compatibility/2006" xmlns:o="urn:schemas-microsoft-com:office:office" xmlns:r="http://schemas.openxmlformats.org/officeDocument/2006/relationships" xmlns:m="http://schemas.openxmlformats.org/officeDocument/2006/math" xmlns:v="urn:schemas-microsoft-com:vml" xmlns:wp14="http://schemas.microsoft.com/office/word/2010/wordprocessingDrawing" xmlns:wp="http://schemas.openxmlformats.org/drawingml/2006/wordprocessingDrawing" xmlns:w10="urn:schemas-microsoft-com:office:word" xmlns:w="http://schemas.openxmlformats.org/wordprocessingml/2006/main" xmlns:w14="http://schemas.microsoft.com/office/word/2010/wordml" xmlns:wpg="http://schemas.microsoft.com/office/word/2010/wordprocessingGroup" xmlns:wpi="http://schemas.microsoft.com/office/word/2010/wordprocessingInk" xmlns:wne="http://schemas.microsoft.com/office/word/2006/wordml" xmlns:wps="http://schemas.microsoft.com/office/word/2010/wordprocessingShape" mc:Ignorable="w14 wp14">
   <w:p>
     <w:pPr>
       <w:jc w:val="center"/>
@@ -1021,7 +1232,7 @@
 </file>
 
 <file path=word/footnotes.xml><?xml version="1.0" encoding="utf-8"?>
-<w:footnotes xmlns:wpc="http://schemas.microsoft.com/office/word/2010/wordprocessingCanvas" xmlns:cx="http://schemas.microsoft.com/office/drawing/2014/chartex" xmlns:cx1="http://schemas.microsoft.com/office/drawing/2015/9/8/chartex" xmlns:cx2="http://schemas.microsoft.com/office/drawing/2015/10/21/chartex" xmlns:cx3="http://schemas.microsoft.com/office/drawing/2016/5/9/chartex" xmlns:cx4="http://schemas.microsoft.com/office/drawing/2016/5/10/chartex" xmlns:cx5="http://schemas.microsoft.com/office/drawing/2016/5/11/chartex" xmlns:cx6="http://schemas.microsoft.com/office/drawing/2016/5/12/chartex" xmlns:cx7="http://schemas.microsoft.com/office/drawing/2016/5/13/chartex" xmlns:cx8="http://schemas.microsoft.com/office/drawing/2016/5/14/chartex" xmlns:mc="http://schemas.openxmlformats.org/markup-compatibility/2006" xmlns:aink="http://schemas.microsoft.com/office/drawing/2016/ink" xmlns:am3d="http://schemas.microsoft.com/office/drawing/2017/model3d" xmlns:o="urn:schemas-microsoft-com:office:office" xmlns:r="http://schemas.openxmlformats.org/officeDocument/2006/relationships" xmlns:m="http://schemas.openxmlformats.org/officeDocument/2006/math" xmlns:v="urn:schemas-microsoft-com:vml" xmlns:wp14="http://schemas.microsoft.com/office/word/2010/wordprocessingDrawing" xmlns:wp="http://schemas.openxmlformats.org/drawingml/2006/wordprocessingDrawing" xmlns:w10="urn:schemas-microsoft-com:office:word" xmlns:w="http://schemas.openxmlformats.org/wordprocessingml/2006/main" xmlns:w14="http://schemas.microsoft.com/office/word/2010/wordml" xmlns:w15="http://schemas.microsoft.com/office/word/2012/wordml" xmlns:w16cid="http://schemas.microsoft.com/office/word/2016/wordml/cid" xmlns:w16se="http://schemas.microsoft.com/office/word/2015/wordml/symex" xmlns:wpg="http://schemas.microsoft.com/office/word/2010/wordprocessingGroup" xmlns:wpi="http://schemas.microsoft.com/office/word/2010/wordprocessingInk" xmlns:wne="http://schemas.microsoft.com/office/word/2006/wordml" xmlns:wps="http://schemas.microsoft.com/office/word/2010/wordprocessingShape" mc:Ignorable="w14 w15 w16se w16cid wp14">
+<w:footnotes xmlns:wpc="http://schemas.microsoft.com/office/word/2010/wordprocessingCanvas" xmlns:mc="http://schemas.openxmlformats.org/markup-compatibility/2006" xmlns:o="urn:schemas-microsoft-com:office:office" xmlns:r="http://schemas.openxmlformats.org/officeDocument/2006/relationships" xmlns:m="http://schemas.openxmlformats.org/officeDocument/2006/math" xmlns:v="urn:schemas-microsoft-com:vml" xmlns:wp14="http://schemas.microsoft.com/office/word/2010/wordprocessingDrawing" xmlns:wp="http://schemas.openxmlformats.org/drawingml/2006/wordprocessingDrawing" xmlns:w10="urn:schemas-microsoft-com:office:word" xmlns:w="http://schemas.openxmlformats.org/wordprocessingml/2006/main" xmlns:w14="http://schemas.microsoft.com/office/word/2010/wordml" xmlns:wpg="http://schemas.microsoft.com/office/word/2010/wordprocessingGroup" xmlns:wpi="http://schemas.microsoft.com/office/word/2010/wordprocessingInk" xmlns:wne="http://schemas.microsoft.com/office/word/2006/wordml" xmlns:wps="http://schemas.microsoft.com/office/word/2010/wordprocessingShape" mc:Ignorable="w14 wp14">
   <w:footnote w:type="separator" w:id="-1">
     <w:p>
       <w:pPr>
@@ -1046,7 +1257,7 @@
 </file>
 
 <file path=word/header1.xml><?xml version="1.0" encoding="utf-8"?>
-<w:hdr xmlns:wpc="http://schemas.microsoft.com/office/word/2010/wordprocessingCanvas" xmlns:cx="http://schemas.microsoft.com/office/drawing/2014/chartex" xmlns:cx1="http://schemas.microsoft.com/office/drawing/2015/9/8/chartex" xmlns:cx2="http://schemas.microsoft.com/office/drawing/2015/10/21/chartex" xmlns:cx3="http://schemas.microsoft.com/office/drawing/2016/5/9/chartex" xmlns:cx4="http://schemas.microsoft.com/office/drawing/2016/5/10/chartex" xmlns:cx5="http://schemas.microsoft.com/office/drawing/2016/5/11/chartex" xmlns:cx6="http://schemas.microsoft.com/office/drawing/2016/5/12/chartex" xmlns:cx7="http://schemas.microsoft.com/office/drawing/2016/5/13/chartex" xmlns:cx8="http://schemas.microsoft.com/office/drawing/2016/5/14/chartex" xmlns:mc="http://schemas.openxmlformats.org/markup-compatibility/2006" xmlns:aink="http://schemas.microsoft.com/office/drawing/2016/ink" xmlns:am3d="http://schemas.microsoft.com/office/drawing/2017/model3d" xmlns:o="urn:schemas-microsoft-com:office:office" xmlns:r="http://schemas.openxmlformats.org/officeDocument/2006/relationships" xmlns:m="http://schemas.openxmlformats.org/officeDocument/2006/math" xmlns:v="urn:schemas-microsoft-com:vml" xmlns:wp14="http://schemas.microsoft.com/office/word/2010/wordprocessingDrawing" xmlns:wp="http://schemas.openxmlformats.org/drawingml/2006/wordprocessingDrawing" xmlns:w10="urn:schemas-microsoft-com:office:word" xmlns:w="http://schemas.openxmlformats.org/wordprocessingml/2006/main" xmlns:w14="http://schemas.microsoft.com/office/word/2010/wordml" xmlns:w15="http://schemas.microsoft.com/office/word/2012/wordml" xmlns:w16cid="http://schemas.microsoft.com/office/word/2016/wordml/cid" xmlns:w16se="http://schemas.microsoft.com/office/word/2015/wordml/symex" xmlns:wpg="http://schemas.microsoft.com/office/word/2010/wordprocessingGroup" xmlns:wpi="http://schemas.microsoft.com/office/word/2010/wordprocessingInk" xmlns:wne="http://schemas.microsoft.com/office/word/2006/wordml" xmlns:wps="http://schemas.microsoft.com/office/word/2010/wordprocessingShape" mc:Ignorable="w14 w15 w16se w16cid wp14">
+<w:hdr xmlns:wpc="http://schemas.microsoft.com/office/word/2010/wordprocessingCanvas" xmlns:mc="http://schemas.openxmlformats.org/markup-compatibility/2006" xmlns:o="urn:schemas-microsoft-com:office:office" xmlns:r="http://schemas.openxmlformats.org/officeDocument/2006/relationships" xmlns:m="http://schemas.openxmlformats.org/officeDocument/2006/math" xmlns:v="urn:schemas-microsoft-com:vml" xmlns:wp14="http://schemas.microsoft.com/office/word/2010/wordprocessingDrawing" xmlns:wp="http://schemas.openxmlformats.org/drawingml/2006/wordprocessingDrawing" xmlns:w10="urn:schemas-microsoft-com:office:word" xmlns:w="http://schemas.openxmlformats.org/wordprocessingml/2006/main" xmlns:w14="http://schemas.microsoft.com/office/word/2010/wordml" xmlns:wpg="http://schemas.microsoft.com/office/word/2010/wordprocessingGroup" xmlns:wpi="http://schemas.microsoft.com/office/word/2010/wordprocessingInk" xmlns:wne="http://schemas.microsoft.com/office/word/2006/wordml" xmlns:wps="http://schemas.microsoft.com/office/word/2010/wordprocessingShape" mc:Ignorable="w14 wp14">
   <w:p>
     <w:pPr>
       <w:jc w:val="right"/>
@@ -1077,7 +1288,7 @@
         <w:rFonts w:ascii="Times New Roman" w:eastAsia="Times New Roman" w:hAnsi="Times New Roman" w:cs="Times New Roman"/>
         <w:noProof/>
       </w:rPr>
-      <w:t>1</w:t>
+      <w:t>4</w:t>
     </w:r>
     <w:r>
       <w:rPr>
@@ -1090,8 +1301,8 @@
 </file>
 
 <file path=word/numbering.xml><?xml version="1.0" encoding="utf-8"?>
-<w:numbering xmlns:wpc="http://schemas.microsoft.com/office/word/2010/wordprocessingCanvas" xmlns:cx="http://schemas.microsoft.com/office/drawing/2014/chartex" xmlns:cx1="http://schemas.microsoft.com/office/drawing/2015/9/8/chartex" xmlns:cx2="http://schemas.microsoft.com/office/drawing/2015/10/21/chartex" xmlns:cx3="http://schemas.microsoft.com/office/drawing/2016/5/9/chartex" xmlns:cx4="http://schemas.microsoft.com/office/drawing/2016/5/10/chartex" xmlns:cx5="http://schemas.microsoft.com/office/drawing/2016/5/11/chartex" xmlns:cx6="http://schemas.microsoft.com/office/drawing/2016/5/12/chartex" xmlns:cx7="http://schemas.microsoft.com/office/drawing/2016/5/13/chartex" xmlns:cx8="http://schemas.microsoft.com/office/drawing/2016/5/14/chartex" xmlns:mc="http://schemas.openxmlformats.org/markup-compatibility/2006" xmlns:aink="http://schemas.microsoft.com/office/drawing/2016/ink" xmlns:am3d="http://schemas.microsoft.com/office/drawing/2017/model3d" xmlns:o="urn:schemas-microsoft-com:office:office" xmlns:r="http://schemas.openxmlformats.org/officeDocument/2006/relationships" xmlns:m="http://schemas.openxmlformats.org/officeDocument/2006/math" xmlns:v="urn:schemas-microsoft-com:vml" xmlns:wp14="http://schemas.microsoft.com/office/word/2010/wordprocessingDrawing" xmlns:wp="http://schemas.openxmlformats.org/drawingml/2006/wordprocessingDrawing" xmlns:w10="urn:schemas-microsoft-com:office:word" xmlns:w="http://schemas.openxmlformats.org/wordprocessingml/2006/main" xmlns:w14="http://schemas.microsoft.com/office/word/2010/wordml" xmlns:w15="http://schemas.microsoft.com/office/word/2012/wordml" xmlns:w16cid="http://schemas.microsoft.com/office/word/2016/wordml/cid" xmlns:w16se="http://schemas.microsoft.com/office/word/2015/wordml/symex" xmlns:wpg="http://schemas.microsoft.com/office/word/2010/wordprocessingGroup" xmlns:wpi="http://schemas.microsoft.com/office/word/2010/wordprocessingInk" xmlns:wne="http://schemas.microsoft.com/office/word/2006/wordml" xmlns:wps="http://schemas.microsoft.com/office/word/2010/wordprocessingShape" mc:Ignorable="w14 w15 w16se w16cid wp14">
-  <w:abstractNum w:abstractNumId="0" w15:restartNumberingAfterBreak="0">
+<w:numbering xmlns:wpc="http://schemas.microsoft.com/office/word/2010/wordprocessingCanvas" xmlns:mc="http://schemas.openxmlformats.org/markup-compatibility/2006" xmlns:o="urn:schemas-microsoft-com:office:office" xmlns:r="http://schemas.openxmlformats.org/officeDocument/2006/relationships" xmlns:m="http://schemas.openxmlformats.org/officeDocument/2006/math" xmlns:v="urn:schemas-microsoft-com:vml" xmlns:wp14="http://schemas.microsoft.com/office/word/2010/wordprocessingDrawing" xmlns:wp="http://schemas.openxmlformats.org/drawingml/2006/wordprocessingDrawing" xmlns:w10="urn:schemas-microsoft-com:office:word" xmlns:w="http://schemas.openxmlformats.org/wordprocessingml/2006/main" xmlns:w14="http://schemas.microsoft.com/office/word/2010/wordml" xmlns:wpg="http://schemas.microsoft.com/office/word/2010/wordprocessingGroup" xmlns:wpi="http://schemas.microsoft.com/office/word/2010/wordprocessingInk" xmlns:wne="http://schemas.microsoft.com/office/word/2006/wordml" xmlns:wps="http://schemas.microsoft.com/office/word/2010/wordprocessingShape" mc:Ignorable="w14 wp14">
+  <w:abstractNum w:abstractNumId="0">
     <w:nsid w:val="1B095478"/>
     <w:multiLevelType w:val="multilevel"/>
     <w:tmpl w:val="69069DB0"/>
@@ -1211,7 +1422,7 @@
 </file>
 
 <file path=word/styles.xml><?xml version="1.0" encoding="utf-8"?>
-<w:styles xmlns:mc="http://schemas.openxmlformats.org/markup-compatibility/2006" xmlns:r="http://schemas.openxmlformats.org/officeDocument/2006/relationships" xmlns:w="http://schemas.openxmlformats.org/wordprocessingml/2006/main" xmlns:w14="http://schemas.microsoft.com/office/word/2010/wordml" xmlns:w15="http://schemas.microsoft.com/office/word/2012/wordml" xmlns:w16cid="http://schemas.microsoft.com/office/word/2016/wordml/cid" xmlns:w16se="http://schemas.microsoft.com/office/word/2015/wordml/symex" mc:Ignorable="w14 w15 w16se w16cid">
+<w:styles xmlns:mc="http://schemas.openxmlformats.org/markup-compatibility/2006" xmlns:r="http://schemas.openxmlformats.org/officeDocument/2006/relationships" xmlns:w="http://schemas.openxmlformats.org/wordprocessingml/2006/main" xmlns:w14="http://schemas.microsoft.com/office/word/2010/wordml" mc:Ignorable="w14">
   <w:docDefaults>
     <w:rPrDefault>
       <w:rPr>
@@ -1227,382 +1438,144 @@
       </w:pPr>
     </w:pPrDefault>
   </w:docDefaults>
-  <w:latentStyles w:defLockedState="0" w:defUIPriority="99" w:defSemiHidden="0" w:defUnhideWhenUsed="0" w:defQFormat="0" w:count="375">
-    <w:lsdException w:name="Normal" w:uiPriority="0" w:qFormat="1"/>
-    <w:lsdException w:name="heading 1" w:uiPriority="9" w:qFormat="1"/>
-    <w:lsdException w:name="heading 2" w:semiHidden="1" w:uiPriority="9" w:unhideWhenUsed="1" w:qFormat="1"/>
-    <w:lsdException w:name="heading 3" w:semiHidden="1" w:uiPriority="9" w:unhideWhenUsed="1" w:qFormat="1"/>
-    <w:lsdException w:name="heading 4" w:semiHidden="1" w:uiPriority="9" w:unhideWhenUsed="1" w:qFormat="1"/>
-    <w:lsdException w:name="heading 5" w:semiHidden="1" w:uiPriority="9" w:unhideWhenUsed="1" w:qFormat="1"/>
-    <w:lsdException w:name="heading 6" w:semiHidden="1" w:uiPriority="9" w:unhideWhenUsed="1" w:qFormat="1"/>
-    <w:lsdException w:name="heading 7" w:semiHidden="1" w:uiPriority="9" w:unhideWhenUsed="1" w:qFormat="1"/>
-    <w:lsdException w:name="heading 8" w:semiHidden="1" w:uiPriority="9" w:unhideWhenUsed="1" w:qFormat="1"/>
-    <w:lsdException w:name="heading 9" w:semiHidden="1" w:uiPriority="9" w:unhideWhenUsed="1" w:qFormat="1"/>
-    <w:lsdException w:name="index 1" w:semiHidden="1" w:unhideWhenUsed="1"/>
-    <w:lsdException w:name="index 2" w:semiHidden="1" w:unhideWhenUsed="1"/>
-    <w:lsdException w:name="index 3" w:semiHidden="1" w:unhideWhenUsed="1"/>
-    <w:lsdException w:name="index 4" w:semiHidden="1" w:unhideWhenUsed="1"/>
-    <w:lsdException w:name="index 5" w:semiHidden="1" w:unhideWhenUsed="1"/>
-    <w:lsdException w:name="index 6" w:semiHidden="1" w:unhideWhenUsed="1"/>
-    <w:lsdException w:name="index 7" w:semiHidden="1" w:unhideWhenUsed="1"/>
-    <w:lsdException w:name="index 8" w:semiHidden="1" w:unhideWhenUsed="1"/>
-    <w:lsdException w:name="index 9" w:semiHidden="1" w:unhideWhenUsed="1"/>
-    <w:lsdException w:name="toc 1" w:semiHidden="1" w:uiPriority="39" w:unhideWhenUsed="1"/>
-    <w:lsdException w:name="toc 2" w:semiHidden="1" w:uiPriority="39" w:unhideWhenUsed="1"/>
-    <w:lsdException w:name="toc 3" w:semiHidden="1" w:uiPriority="39" w:unhideWhenUsed="1"/>
-    <w:lsdException w:name="toc 4" w:semiHidden="1" w:uiPriority="39" w:unhideWhenUsed="1"/>
-    <w:lsdException w:name="toc 5" w:semiHidden="1" w:uiPriority="39" w:unhideWhenUsed="1"/>
-    <w:lsdException w:name="toc 6" w:semiHidden="1" w:uiPriority="39" w:unhideWhenUsed="1"/>
-    <w:lsdException w:name="toc 7" w:semiHidden="1" w:uiPriority="39" w:unhideWhenUsed="1"/>
-    <w:lsdException w:name="toc 8" w:semiHidden="1" w:uiPriority="39" w:unhideWhenUsed="1"/>
-    <w:lsdException w:name="toc 9" w:semiHidden="1" w:uiPriority="39" w:unhideWhenUsed="1"/>
-    <w:lsdException w:name="Normal Indent" w:semiHidden="1" w:unhideWhenUsed="1"/>
-    <w:lsdException w:name="footnote text" w:semiHidden="1" w:unhideWhenUsed="1"/>
-    <w:lsdException w:name="annotation text" w:semiHidden="1" w:unhideWhenUsed="1"/>
-    <w:lsdException w:name="header" w:semiHidden="1" w:unhideWhenUsed="1"/>
-    <w:lsdException w:name="footer" w:semiHidden="1" w:unhideWhenUsed="1"/>
-    <w:lsdException w:name="index heading" w:semiHidden="1" w:unhideWhenUsed="1"/>
-    <w:lsdException w:name="caption" w:semiHidden="1" w:uiPriority="35" w:unhideWhenUsed="1" w:qFormat="1"/>
-    <w:lsdException w:name="table of figures" w:semiHidden="1" w:unhideWhenUsed="1"/>
-    <w:lsdException w:name="envelope address" w:semiHidden="1" w:unhideWhenUsed="1"/>
-    <w:lsdException w:name="envelope return" w:semiHidden="1" w:unhideWhenUsed="1"/>
-    <w:lsdException w:name="footnote reference" w:semiHidden="1" w:unhideWhenUsed="1"/>
-    <w:lsdException w:name="annotation reference" w:semiHidden="1" w:unhideWhenUsed="1"/>
-    <w:lsdException w:name="line number" w:semiHidden="1" w:unhideWhenUsed="1"/>
-    <w:lsdException w:name="page number" w:semiHidden="1" w:unhideWhenUsed="1"/>
-    <w:lsdException w:name="endnote reference" w:semiHidden="1" w:unhideWhenUsed="1"/>
-    <w:lsdException w:name="endnote text" w:semiHidden="1" w:unhideWhenUsed="1"/>
-    <w:lsdException w:name="table of authorities" w:semiHidden="1" w:unhideWhenUsed="1"/>
-    <w:lsdException w:name="macro" w:semiHidden="1" w:unhideWhenUsed="1"/>
-    <w:lsdException w:name="toa heading" w:semiHidden="1" w:unhideWhenUsed="1"/>
-    <w:lsdException w:name="List" w:semiHidden="1" w:unhideWhenUsed="1"/>
-    <w:lsdException w:name="List Bullet" w:semiHidden="1" w:unhideWhenUsed="1"/>
-    <w:lsdException w:name="List Number" w:semiHidden="1" w:unhideWhenUsed="1"/>
-    <w:lsdException w:name="List 2" w:semiHidden="1" w:unhideWhenUsed="1"/>
-    <w:lsdException w:name="List 3" w:semiHidden="1" w:unhideWhenUsed="1"/>
-    <w:lsdException w:name="List 4" w:semiHidden="1" w:unhideWhenUsed="1"/>
-    <w:lsdException w:name="List 5" w:semiHidden="1" w:unhideWhenUsed="1"/>
-    <w:lsdException w:name="List Bullet 2" w:semiHidden="1" w:unhideWhenUsed="1"/>
-    <w:lsdException w:name="List Bullet 3" w:semiHidden="1" w:unhideWhenUsed="1"/>
-    <w:lsdException w:name="List Bullet 4" w:semiHidden="1" w:unhideWhenUsed="1"/>
-    <w:lsdException w:name="List Bullet 5" w:semiHidden="1" w:unhideWhenUsed="1"/>
-    <w:lsdException w:name="List Number 2" w:semiHidden="1" w:unhideWhenUsed="1"/>
-    <w:lsdException w:name="List Number 3" w:semiHidden="1" w:unhideWhenUsed="1"/>
-    <w:lsdException w:name="List Number 4" w:semiHidden="1" w:unhideWhenUsed="1"/>
-    <w:lsdException w:name="List Number 5" w:semiHidden="1" w:unhideWhenUsed="1"/>
-    <w:lsdException w:name="Title" w:uiPriority="10" w:qFormat="1"/>
-    <w:lsdException w:name="Closing" w:semiHidden="1" w:unhideWhenUsed="1"/>
-    <w:lsdException w:name="Signature" w:semiHidden="1" w:unhideWhenUsed="1"/>
-    <w:lsdException w:name="Default Paragraph Font" w:semiHidden="1" w:uiPriority="1" w:unhideWhenUsed="1"/>
-    <w:lsdException w:name="Body Text" w:semiHidden="1" w:unhideWhenUsed="1"/>
-    <w:lsdException w:name="Body Text Indent" w:semiHidden="1" w:unhideWhenUsed="1"/>
-    <w:lsdException w:name="List Continue" w:semiHidden="1" w:unhideWhenUsed="1"/>
-    <w:lsdException w:name="List Continue 2" w:semiHidden="1" w:unhideWhenUsed="1"/>
-    <w:lsdException w:name="List Continue 3" w:semiHidden="1" w:unhideWhenUsed="1"/>
-    <w:lsdException w:name="List Continue 4" w:semiHidden="1" w:unhideWhenUsed="1"/>
-    <w:lsdException w:name="List Continue 5" w:semiHidden="1" w:unhideWhenUsed="1"/>
-    <w:lsdException w:name="Message Header" w:semiHidden="1" w:unhideWhenUsed="1"/>
-    <w:lsdException w:name="Subtitle" w:uiPriority="11" w:qFormat="1"/>
-    <w:lsdException w:name="Salutation" w:semiHidden="1" w:unhideWhenUsed="1"/>
-    <w:lsdException w:name="Date" w:semiHidden="1" w:unhideWhenUsed="1"/>
-    <w:lsdException w:name="Body Text First Indent" w:semiHidden="1" w:unhideWhenUsed="1"/>
-    <w:lsdException w:name="Body Text First Indent 2" w:semiHidden="1" w:unhideWhenUsed="1"/>
-    <w:lsdException w:name="Note Heading" w:semiHidden="1" w:unhideWhenUsed="1"/>
-    <w:lsdException w:name="Body Text 2" w:semiHidden="1" w:unhideWhenUsed="1"/>
-    <w:lsdException w:name="Body Text 3" w:semiHidden="1" w:unhideWhenUsed="1"/>
-    <w:lsdException w:name="Body Text Indent 2" w:semiHidden="1" w:unhideWhenUsed="1"/>
-    <w:lsdException w:name="Body Text Indent 3" w:semiHidden="1" w:unhideWhenUsed="1"/>
-    <w:lsdException w:name="Block Text" w:semiHidden="1" w:unhideWhenUsed="1"/>
-    <w:lsdException w:name="Hyperlink" w:semiHidden="1" w:unhideWhenUsed="1"/>
-    <w:lsdException w:name="FollowedHyperlink" w:semiHidden="1" w:unhideWhenUsed="1"/>
-    <w:lsdException w:name="Strong" w:uiPriority="22" w:qFormat="1"/>
-    <w:lsdException w:name="Emphasis" w:uiPriority="20" w:qFormat="1"/>
-    <w:lsdException w:name="Document Map" w:semiHidden="1" w:unhideWhenUsed="1"/>
-    <w:lsdException w:name="Plain Text" w:semiHidden="1" w:unhideWhenUsed="1"/>
-    <w:lsdException w:name="E-mail Signature" w:semiHidden="1" w:unhideWhenUsed="1"/>
-    <w:lsdException w:name="HTML Top of Form" w:semiHidden="1" w:unhideWhenUsed="1"/>
-    <w:lsdException w:name="HTML Bottom of Form" w:semiHidden="1" w:unhideWhenUsed="1"/>
-    <w:lsdException w:name="Normal (Web)" w:semiHidden="1" w:unhideWhenUsed="1"/>
-    <w:lsdException w:name="HTML Acronym" w:semiHidden="1" w:unhideWhenUsed="1"/>
-    <w:lsdException w:name="HTML Address" w:semiHidden="1" w:unhideWhenUsed="1"/>
-    <w:lsdException w:name="HTML Cite" w:semiHidden="1" w:unhideWhenUsed="1"/>
-    <w:lsdException w:name="HTML Code" w:semiHidden="1" w:unhideWhenUsed="1"/>
-    <w:lsdException w:name="HTML Definition" w:semiHidden="1" w:unhideWhenUsed="1"/>
-    <w:lsdException w:name="HTML Keyboard" w:semiHidden="1" w:unhideWhenUsed="1"/>
-    <w:lsdException w:name="HTML Preformatted" w:semiHidden="1" w:unhideWhenUsed="1"/>
-    <w:lsdException w:name="HTML Sample" w:semiHidden="1" w:unhideWhenUsed="1"/>
-    <w:lsdException w:name="HTML Typewriter" w:semiHidden="1" w:unhideWhenUsed="1"/>
-    <w:lsdException w:name="HTML Variable" w:semiHidden="1" w:unhideWhenUsed="1"/>
-    <w:lsdException w:name="Normal Table" w:semiHidden="1" w:unhideWhenUsed="1"/>
-    <w:lsdException w:name="annotation subject" w:semiHidden="1" w:unhideWhenUsed="1"/>
-    <w:lsdException w:name="No List" w:semiHidden="1" w:unhideWhenUsed="1"/>
-    <w:lsdException w:name="Outline List 1" w:semiHidden="1" w:unhideWhenUsed="1"/>
-    <w:lsdException w:name="Outline List 2" w:semiHidden="1" w:unhideWhenUsed="1"/>
-    <w:lsdException w:name="Outline List 3" w:semiHidden="1" w:unhideWhenUsed="1"/>
-    <w:lsdException w:name="Table Simple 1" w:semiHidden="1" w:unhideWhenUsed="1"/>
-    <w:lsdException w:name="Table Simple 2" w:semiHidden="1" w:unhideWhenUsed="1"/>
-    <w:lsdException w:name="Table Simple 3" w:semiHidden="1" w:unhideWhenUsed="1"/>
-    <w:lsdException w:name="Table Classic 1" w:semiHidden="1" w:unhideWhenUsed="1"/>
-    <w:lsdException w:name="Table Classic 2" w:semiHidden="1" w:unhideWhenUsed="1"/>
-    <w:lsdException w:name="Table Classic 3" w:semiHidden="1" w:unhideWhenUsed="1"/>
-    <w:lsdException w:name="Table Classic 4" w:semiHidden="1" w:unhideWhenUsed="1"/>
-    <w:lsdException w:name="Table Colorful 1" w:semiHidden="1" w:unhideWhenUsed="1"/>
-    <w:lsdException w:name="Table Colorful 2" w:semiHidden="1" w:unhideWhenUsed="1"/>
-    <w:lsdException w:name="Table Colorful 3" w:semiHidden="1" w:unhideWhenUsed="1"/>
-    <w:lsdException w:name="Table Columns 1" w:semiHidden="1" w:unhideWhenUsed="1"/>
-    <w:lsdException w:name="Table Columns 2" w:semiHidden="1" w:unhideWhenUsed="1"/>
-    <w:lsdException w:name="Table Columns 3" w:semiHidden="1" w:unhideWhenUsed="1"/>
-    <w:lsdException w:name="Table Columns 4" w:semiHidden="1" w:unhideWhenUsed="1"/>
-    <w:lsdException w:name="Table Columns 5" w:semiHidden="1" w:unhideWhenUsed="1"/>
-    <w:lsdException w:name="Table Grid 1" w:semiHidden="1" w:unhideWhenUsed="1"/>
-    <w:lsdException w:name="Table Grid 2" w:semiHidden="1" w:unhideWhenUsed="1"/>
-    <w:lsdException w:name="Table Grid 3" w:semiHidden="1" w:unhideWhenUsed="1"/>
-    <w:lsdException w:name="Table Grid 4" w:semiHidden="1" w:unhideWhenUsed="1"/>
-    <w:lsdException w:name="Table Grid 5" w:semiHidden="1" w:unhideWhenUsed="1"/>
-    <w:lsdException w:name="Table Grid 6" w:semiHidden="1" w:unhideWhenUsed="1"/>
-    <w:lsdException w:name="Table Grid 7" w:semiHidden="1" w:unhideWhenUsed="1"/>
-    <w:lsdException w:name="Table Grid 8" w:semiHidden="1" w:unhideWhenUsed="1"/>
-    <w:lsdException w:name="Table List 1" w:semiHidden="1" w:unhideWhenUsed="1"/>
-    <w:lsdException w:name="Table List 2" w:semiHidden="1" w:unhideWhenUsed="1"/>
-    <w:lsdException w:name="Table List 3" w:semiHidden="1" w:unhideWhenUsed="1"/>
-    <w:lsdException w:name="Table List 4" w:semiHidden="1" w:unhideWhenUsed="1"/>
-    <w:lsdException w:name="Table List 5" w:semiHidden="1" w:unhideWhenUsed="1"/>
-    <w:lsdException w:name="Table List 6" w:semiHidden="1" w:unhideWhenUsed="1"/>
-    <w:lsdException w:name="Table List 7" w:semiHidden="1" w:unhideWhenUsed="1"/>
-    <w:lsdException w:name="Table List 8" w:semiHidden="1" w:unhideWhenUsed="1"/>
-    <w:lsdException w:name="Table 3D effects 1" w:semiHidden="1" w:unhideWhenUsed="1"/>
-    <w:lsdException w:name="Table 3D effects 2" w:semiHidden="1" w:unhideWhenUsed="1"/>
-    <w:lsdException w:name="Table 3D effects 3" w:semiHidden="1" w:unhideWhenUsed="1"/>
-    <w:lsdException w:name="Table Contemporary" w:semiHidden="1" w:unhideWhenUsed="1"/>
-    <w:lsdException w:name="Table Elegant" w:semiHidden="1" w:unhideWhenUsed="1"/>
-    <w:lsdException w:name="Table Professional" w:semiHidden="1" w:unhideWhenUsed="1"/>
-    <w:lsdException w:name="Table Subtle 1" w:semiHidden="1" w:unhideWhenUsed="1"/>
-    <w:lsdException w:name="Table Subtle 2" w:semiHidden="1" w:unhideWhenUsed="1"/>
-    <w:lsdException w:name="Table Web 1" w:semiHidden="1" w:unhideWhenUsed="1"/>
-    <w:lsdException w:name="Table Web 2" w:semiHidden="1" w:unhideWhenUsed="1"/>
-    <w:lsdException w:name="Table Web 3" w:semiHidden="1" w:unhideWhenUsed="1"/>
-    <w:lsdException w:name="Balloon Text" w:semiHidden="1" w:unhideWhenUsed="1"/>
-    <w:lsdException w:name="Table Grid" w:uiPriority="39"/>
-    <w:lsdException w:name="Table Theme" w:semiHidden="1" w:unhideWhenUsed="1"/>
-    <w:lsdException w:name="Placeholder Text" w:semiHidden="1"/>
-    <w:lsdException w:name="No Spacing" w:uiPriority="1" w:qFormat="1"/>
-    <w:lsdException w:name="Light Shading" w:uiPriority="60"/>
-    <w:lsdException w:name="Light List" w:uiPriority="61"/>
-    <w:lsdException w:name="Light Grid" w:uiPriority="62"/>
-    <w:lsdException w:name="Medium Shading 1" w:uiPriority="63"/>
-    <w:lsdException w:name="Medium Shading 2" w:uiPriority="64"/>
-    <w:lsdException w:name="Medium List 1" w:uiPriority="65"/>
-    <w:lsdException w:name="Medium List 2" w:uiPriority="66"/>
-    <w:lsdException w:name="Medium Grid 1" w:uiPriority="67"/>
-    <w:lsdException w:name="Medium Grid 2" w:uiPriority="68"/>
-    <w:lsdException w:name="Medium Grid 3" w:uiPriority="69"/>
-    <w:lsdException w:name="Dark List" w:uiPriority="70"/>
-    <w:lsdException w:name="Colorful Shading" w:uiPriority="71"/>
-    <w:lsdException w:name="Colorful List" w:uiPriority="72"/>
-    <w:lsdException w:name="Colorful Grid" w:uiPriority="73"/>
-    <w:lsdException w:name="Light Shading Accent 1" w:uiPriority="60"/>
-    <w:lsdException w:name="Light List Accent 1" w:uiPriority="61"/>
-    <w:lsdException w:name="Light Grid Accent 1" w:uiPriority="62"/>
-    <w:lsdException w:name="Medium Shading 1 Accent 1" w:uiPriority="63"/>
-    <w:lsdException w:name="Medium Shading 2 Accent 1" w:uiPriority="64"/>
-    <w:lsdException w:name="Medium List 1 Accent 1" w:uiPriority="65"/>
-    <w:lsdException w:name="Revision" w:semiHidden="1"/>
-    <w:lsdException w:name="List Paragraph" w:uiPriority="34" w:qFormat="1"/>
-    <w:lsdException w:name="Quote" w:uiPriority="29" w:qFormat="1"/>
-    <w:lsdException w:name="Intense Quote" w:uiPriority="30" w:qFormat="1"/>
-    <w:lsdException w:name="Medium List 2 Accent 1" w:uiPriority="66"/>
-    <w:lsdException w:name="Medium Grid 1 Accent 1" w:uiPriority="67"/>
-    <w:lsdException w:name="Medium Grid 2 Accent 1" w:uiPriority="68"/>
-    <w:lsdException w:name="Medium Grid 3 Accent 1" w:uiPriority="69"/>
-    <w:lsdException w:name="Dark List Accent 1" w:uiPriority="70"/>
-    <w:lsdException w:name="Colorful Shading Accent 1" w:uiPriority="71"/>
-    <w:lsdException w:name="Colorful List Accent 1" w:uiPriority="72"/>
-    <w:lsdException w:name="Colorful Grid Accent 1" w:uiPriority="73"/>
-    <w:lsdException w:name="Light Shading Accent 2" w:uiPriority="60"/>
-    <w:lsdException w:name="Light List Accent 2" w:uiPriority="61"/>
-    <w:lsdException w:name="Light Grid Accent 2" w:uiPriority="62"/>
-    <w:lsdException w:name="Medium Shading 1 Accent 2" w:uiPriority="63"/>
-    <w:lsdException w:name="Medium Shading 2 Accent 2" w:uiPriority="64"/>
-    <w:lsdException w:name="Medium List 1 Accent 2" w:uiPriority="65"/>
-    <w:lsdException w:name="Medium List 2 Accent 2" w:uiPriority="66"/>
-    <w:lsdException w:name="Medium Grid 1 Accent 2" w:uiPriority="67"/>
-    <w:lsdException w:name="Medium Grid 2 Accent 2" w:uiPriority="68"/>
-    <w:lsdException w:name="Medium Grid 3 Accent 2" w:uiPriority="69"/>
-    <w:lsdException w:name="Dark List Accent 2" w:uiPriority="70"/>
-    <w:lsdException w:name="Colorful Shading Accent 2" w:uiPriority="71"/>
-    <w:lsdException w:name="Colorful List Accent 2" w:uiPriority="72"/>
-    <w:lsdException w:name="Colorful Grid Accent 2" w:uiPriority="73"/>
-    <w:lsdException w:name="Light Shading Accent 3" w:uiPriority="60"/>
-    <w:lsdException w:name="Light List Accent 3" w:uiPriority="61"/>
-    <w:lsdException w:name="Light Grid Accent 3" w:uiPriority="62"/>
-    <w:lsdException w:name="Medium Shading 1 Accent 3" w:uiPriority="63"/>
-    <w:lsdException w:name="Medium Shading 2 Accent 3" w:uiPriority="64"/>
-    <w:lsdException w:name="Medium List 1 Accent 3" w:uiPriority="65"/>
-    <w:lsdException w:name="Medium List 2 Accent 3" w:uiPriority="66"/>
-    <w:lsdException w:name="Medium Grid 1 Accent 3" w:uiPriority="67"/>
-    <w:lsdException w:name="Medium Grid 2 Accent 3" w:uiPriority="68"/>
-    <w:lsdException w:name="Medium Grid 3 Accent 3" w:uiPriority="69"/>
-    <w:lsdException w:name="Dark List Accent 3" w:uiPriority="70"/>
-    <w:lsdException w:name="Colorful Shading Accent 3" w:uiPriority="71"/>
-    <w:lsdException w:name="Colorful List Accent 3" w:uiPriority="72"/>
-    <w:lsdException w:name="Colorful Grid Accent 3" w:uiPriority="73"/>
-    <w:lsdException w:name="Light Shading Accent 4" w:uiPriority="60"/>
-    <w:lsdException w:name="Light List Accent 4" w:uiPriority="61"/>
-    <w:lsdException w:name="Light Grid Accent 4" w:uiPriority="62"/>
-    <w:lsdException w:name="Medium Shading 1 Accent 4" w:uiPriority="63"/>
-    <w:lsdException w:name="Medium Shading 2 Accent 4" w:uiPriority="64"/>
-    <w:lsdException w:name="Medium List 1 Accent 4" w:uiPriority="65"/>
-    <w:lsdException w:name="Medium List 2 Accent 4" w:uiPriority="66"/>
-    <w:lsdException w:name="Medium Grid 1 Accent 4" w:uiPriority="67"/>
-    <w:lsdException w:name="Medium Grid 2 Accent 4" w:uiPriority="68"/>
-    <w:lsdException w:name="Medium Grid 3 Accent 4" w:uiPriority="69"/>
-    <w:lsdException w:name="Dark List Accent 4" w:uiPriority="70"/>
-    <w:lsdException w:name="Colorful Shading Accent 4" w:uiPriority="71"/>
-    <w:lsdException w:name="Colorful List Accent 4" w:uiPriority="72"/>
-    <w:lsdException w:name="Colorful Grid Accent 4" w:uiPriority="73"/>
-    <w:lsdException w:name="Light Shading Accent 5" w:uiPriority="60"/>
-    <w:lsdException w:name="Light List Accent 5" w:uiPriority="61"/>
-    <w:lsdException w:name="Light Grid Accent 5" w:uiPriority="62"/>
-    <w:lsdException w:name="Medium Shading 1 Accent 5" w:uiPriority="63"/>
-    <w:lsdException w:name="Medium Shading 2 Accent 5" w:uiPriority="64"/>
-    <w:lsdException w:name="Medium List 1 Accent 5" w:uiPriority="65"/>
-    <w:lsdException w:name="Medium List 2 Accent 5" w:uiPriority="66"/>
-    <w:lsdException w:name="Medium Grid 1 Accent 5" w:uiPriority="67"/>
-    <w:lsdException w:name="Medium Grid 2 Accent 5" w:uiPriority="68"/>
-    <w:lsdException w:name="Medium Grid 3 Accent 5" w:uiPriority="69"/>
-    <w:lsdException w:name="Dark List Accent 5" w:uiPriority="70"/>
-    <w:lsdException w:name="Colorful Shading Accent 5" w:uiPriority="71"/>
-    <w:lsdException w:name="Colorful List Accent 5" w:uiPriority="72"/>
-    <w:lsdException w:name="Colorful Grid Accent 5" w:uiPriority="73"/>
-    <w:lsdException w:name="Light Shading Accent 6" w:uiPriority="60"/>
-    <w:lsdException w:name="Light List Accent 6" w:uiPriority="61"/>
-    <w:lsdException w:name="Light Grid Accent 6" w:uiPriority="62"/>
-    <w:lsdException w:name="Medium Shading 1 Accent 6" w:uiPriority="63"/>
-    <w:lsdException w:name="Medium Shading 2 Accent 6" w:uiPriority="64"/>
-    <w:lsdException w:name="Medium List 1 Accent 6" w:uiPriority="65"/>
-    <w:lsdException w:name="Medium List 2 Accent 6" w:uiPriority="66"/>
-    <w:lsdException w:name="Medium Grid 1 Accent 6" w:uiPriority="67"/>
-    <w:lsdException w:name="Medium Grid 2 Accent 6" w:uiPriority="68"/>
-    <w:lsdException w:name="Medium Grid 3 Accent 6" w:uiPriority="69"/>
-    <w:lsdException w:name="Dark List Accent 6" w:uiPriority="70"/>
-    <w:lsdException w:name="Colorful Shading Accent 6" w:uiPriority="71"/>
-    <w:lsdException w:name="Colorful List Accent 6" w:uiPriority="72"/>
-    <w:lsdException w:name="Colorful Grid Accent 6" w:uiPriority="73"/>
-    <w:lsdException w:name="Subtle Emphasis" w:uiPriority="19" w:qFormat="1"/>
-    <w:lsdException w:name="Intense Emphasis" w:uiPriority="21" w:qFormat="1"/>
-    <w:lsdException w:name="Subtle Reference" w:uiPriority="31" w:qFormat="1"/>
-    <w:lsdException w:name="Intense Reference" w:uiPriority="32" w:qFormat="1"/>
-    <w:lsdException w:name="Book Title" w:uiPriority="33" w:qFormat="1"/>
-    <w:lsdException w:name="Bibliography" w:semiHidden="1" w:uiPriority="37" w:unhideWhenUsed="1"/>
-    <w:lsdException w:name="TOC Heading" w:semiHidden="1" w:uiPriority="39" w:unhideWhenUsed="1" w:qFormat="1"/>
-    <w:lsdException w:name="Plain Table 1" w:uiPriority="41"/>
-    <w:lsdException w:name="Plain Table 2" w:uiPriority="42"/>
-    <w:lsdException w:name="Plain Table 3" w:uiPriority="43"/>
-    <w:lsdException w:name="Plain Table 4" w:uiPriority="44"/>
-    <w:lsdException w:name="Plain Table 5" w:uiPriority="45"/>
-    <w:lsdException w:name="Grid Table Light" w:uiPriority="40"/>
-    <w:lsdException w:name="Grid Table 1 Light" w:uiPriority="46"/>
-    <w:lsdException w:name="Grid Table 2" w:uiPriority="47"/>
-    <w:lsdException w:name="Grid Table 3" w:uiPriority="48"/>
-    <w:lsdException w:name="Grid Table 4" w:uiPriority="49"/>
-    <w:lsdException w:name="Grid Table 5 Dark" w:uiPriority="50"/>
-    <w:lsdException w:name="Grid Table 6 Colorful" w:uiPriority="51"/>
-    <w:lsdException w:name="Grid Table 7 Colorful" w:uiPriority="52"/>
-    <w:lsdException w:name="Grid Table 1 Light Accent 1" w:uiPriority="46"/>
-    <w:lsdException w:name="Grid Table 2 Accent 1" w:uiPriority="47"/>
-    <w:lsdException w:name="Grid Table 3 Accent 1" w:uiPriority="48"/>
-    <w:lsdException w:name="Grid Table 4 Accent 1" w:uiPriority="49"/>
-    <w:lsdException w:name="Grid Table 5 Dark Accent 1" w:uiPriority="50"/>
-    <w:lsdException w:name="Grid Table 6 Colorful Accent 1" w:uiPriority="51"/>
-    <w:lsdException w:name="Grid Table 7 Colorful Accent 1" w:uiPriority="52"/>
-    <w:lsdException w:name="Grid Table 1 Light Accent 2" w:uiPriority="46"/>
-    <w:lsdException w:name="Grid Table 2 Accent 2" w:uiPriority="47"/>
-    <w:lsdException w:name="Grid Table 3 Accent 2" w:uiPriority="48"/>
-    <w:lsdException w:name="Grid Table 4 Accent 2" w:uiPriority="49"/>
-    <w:lsdException w:name="Grid Table 5 Dark Accent 2" w:uiPriority="50"/>
-    <w:lsdException w:name="Grid Table 6 Colorful Accent 2" w:uiPriority="51"/>
-    <w:lsdException w:name="Grid Table 7 Colorful Accent 2" w:uiPriority="52"/>
-    <w:lsdException w:name="Grid Table 1 Light Accent 3" w:uiPriority="46"/>
-    <w:lsdException w:name="Grid Table 2 Accent 3" w:uiPriority="47"/>
-    <w:lsdException w:name="Grid Table 3 Accent 3" w:uiPriority="48"/>
-    <w:lsdException w:name="Grid Table 4 Accent 3" w:uiPriority="49"/>
-    <w:lsdException w:name="Grid Table 5 Dark Accent 3" w:uiPriority="50"/>
-    <w:lsdException w:name="Grid Table 6 Colorful Accent 3" w:uiPriority="51"/>
-    <w:lsdException w:name="Grid Table 7 Colorful Accent 3" w:uiPriority="52"/>
-    <w:lsdException w:name="Grid Table 1 Light Accent 4" w:uiPriority="46"/>
-    <w:lsdException w:name="Grid Table 2 Accent 4" w:uiPriority="47"/>
-    <w:lsdException w:name="Grid Table 3 Accent 4" w:uiPriority="48"/>
-    <w:lsdException w:name="Grid Table 4 Accent 4" w:uiPriority="49"/>
-    <w:lsdException w:name="Grid Table 5 Dark Accent 4" w:uiPriority="50"/>
-    <w:lsdException w:name="Grid Table 6 Colorful Accent 4" w:uiPriority="51"/>
-    <w:lsdException w:name="Grid Table 7 Colorful Accent 4" w:uiPriority="52"/>
-    <w:lsdException w:name="Grid Table 1 Light Accent 5" w:uiPriority="46"/>
-    <w:lsdException w:name="Grid Table 2 Accent 5" w:uiPriority="47"/>
-    <w:lsdException w:name="Grid Table 3 Accent 5" w:uiPriority="48"/>
-    <w:lsdException w:name="Grid Table 4 Accent 5" w:uiPriority="49"/>
-    <w:lsdException w:name="Grid Table 5 Dark Accent 5" w:uiPriority="50"/>
-    <w:lsdException w:name="Grid Table 6 Colorful Accent 5" w:uiPriority="51"/>
-    <w:lsdException w:name="Grid Table 7 Colorful Accent 5" w:uiPriority="52"/>
-    <w:lsdException w:name="Grid Table 1 Light Accent 6" w:uiPriority="46"/>
-    <w:lsdException w:name="Grid Table 2 Accent 6" w:uiPriority="47"/>
-    <w:lsdException w:name="Grid Table 3 Accent 6" w:uiPriority="48"/>
-    <w:lsdException w:name="Grid Table 4 Accent 6" w:uiPriority="49"/>
-    <w:lsdException w:name="Grid Table 5 Dark Accent 6" w:uiPriority="50"/>
-    <w:lsdException w:name="Grid Table 6 Colorful Accent 6" w:uiPriority="51"/>
-    <w:lsdException w:name="Grid Table 7 Colorful Accent 6" w:uiPriority="52"/>
-    <w:lsdException w:name="List Table 1 Light" w:uiPriority="46"/>
-    <w:lsdException w:name="List Table 2" w:uiPriority="47"/>
-    <w:lsdException w:name="List Table 3" w:uiPriority="48"/>
-    <w:lsdException w:name="List Table 4" w:uiPriority="49"/>
-    <w:lsdException w:name="List Table 5 Dark" w:uiPriority="50"/>
-    <w:lsdException w:name="List Table 6 Colorful" w:uiPriority="51"/>
-    <w:lsdException w:name="List Table 7 Colorful" w:uiPriority="52"/>
-    <w:lsdException w:name="List Table 1 Light Accent 1" w:uiPriority="46"/>
-    <w:lsdException w:name="List Table 2 Accent 1" w:uiPriority="47"/>
-    <w:lsdException w:name="List Table 3 Accent 1" w:uiPriority="48"/>
-    <w:lsdException w:name="List Table 4 Accent 1" w:uiPriority="49"/>
-    <w:lsdException w:name="List Table 5 Dark Accent 1" w:uiPriority="50"/>
-    <w:lsdException w:name="List Table 6 Colorful Accent 1" w:uiPriority="51"/>
-    <w:lsdException w:name="List Table 7 Colorful Accent 1" w:uiPriority="52"/>
-    <w:lsdException w:name="List Table 1 Light Accent 2" w:uiPriority="46"/>
-    <w:lsdException w:name="List Table 2 Accent 2" w:uiPriority="47"/>
-    <w:lsdException w:name="List Table 3 Accent 2" w:uiPriority="48"/>
-    <w:lsdException w:name="List Table 4 Accent 2" w:uiPriority="49"/>
-    <w:lsdException w:name="List Table 5 Dark Accent 2" w:uiPriority="50"/>
-    <w:lsdException w:name="List Table 6 Colorful Accent 2" w:uiPriority="51"/>
-    <w:lsdException w:name="List Table 7 Colorful Accent 2" w:uiPriority="52"/>
-    <w:lsdException w:name="List Table 1 Light Accent 3" w:uiPriority="46"/>
-    <w:lsdException w:name="List Table 2 Accent 3" w:uiPriority="47"/>
-    <w:lsdException w:name="List Table 3 Accent 3" w:uiPriority="48"/>
-    <w:lsdException w:name="List Table 4 Accent 3" w:uiPriority="49"/>
-    <w:lsdException w:name="List Table 5 Dark Accent 3" w:uiPriority="50"/>
-    <w:lsdException w:name="List Table 6 Colorful Accent 3" w:uiPriority="51"/>
-    <w:lsdException w:name="List Table 7 Colorful Accent 3" w:uiPriority="52"/>
-    <w:lsdException w:name="List Table 1 Light Accent 4" w:uiPriority="46"/>
-    <w:lsdException w:name="List Table 2 Accent 4" w:uiPriority="47"/>
-    <w:lsdException w:name="List Table 3 Accent 4" w:uiPriority="48"/>
-    <w:lsdException w:name="List Table 4 Accent 4" w:uiPriority="49"/>
-    <w:lsdException w:name="List Table 5 Dark Accent 4" w:uiPriority="50"/>
-    <w:lsdException w:name="List Table 6 Colorful Accent 4" w:uiPriority="51"/>
-    <w:lsdException w:name="List Table 7 Colorful Accent 4" w:uiPriority="52"/>
-    <w:lsdException w:name="List Table 1 Light Accent 5" w:uiPriority="46"/>
-    <w:lsdException w:name="List Table 2 Accent 5" w:uiPriority="47"/>
-    <w:lsdException w:name="List Table 3 Accent 5" w:uiPriority="48"/>
-    <w:lsdException w:name="List Table 4 Accent 5" w:uiPriority="49"/>
-    <w:lsdException w:name="List Table 5 Dark Accent 5" w:uiPriority="50"/>
-    <w:lsdException w:name="List Table 6 Colorful Accent 5" w:uiPriority="51"/>
-    <w:lsdException w:name="List Table 7 Colorful Accent 5" w:uiPriority="52"/>
-    <w:lsdException w:name="List Table 1 Light Accent 6" w:uiPriority="46"/>
-    <w:lsdException w:name="List Table 2 Accent 6" w:uiPriority="47"/>
-    <w:lsdException w:name="List Table 3 Accent 6" w:uiPriority="48"/>
-    <w:lsdException w:name="List Table 4 Accent 6" w:uiPriority="49"/>
-    <w:lsdException w:name="List Table 5 Dark Accent 6" w:uiPriority="50"/>
-    <w:lsdException w:name="List Table 6 Colorful Accent 6" w:uiPriority="51"/>
-    <w:lsdException w:name="List Table 7 Colorful Accent 6" w:uiPriority="52"/>
-    <w:lsdException w:name="Mention" w:semiHidden="1" w:unhideWhenUsed="1"/>
-    <w:lsdException w:name="Smart Hyperlink" w:semiHidden="1" w:unhideWhenUsed="1"/>
-    <w:lsdException w:name="Hashtag" w:semiHidden="1" w:unhideWhenUsed="1"/>
-    <w:lsdException w:name="Unresolved Mention" w:semiHidden="1" w:unhideWhenUsed="1"/>
+  <w:latentStyles w:defLockedState="0" w:defUIPriority="99" w:defSemiHidden="1" w:defUnhideWhenUsed="1" w:defQFormat="0" w:count="267">
+    <w:lsdException w:name="Normal" w:semiHidden="0" w:uiPriority="0" w:unhideWhenUsed="0" w:qFormat="1"/>
+    <w:lsdException w:name="heading 1" w:semiHidden="0" w:uiPriority="9" w:unhideWhenUsed="0" w:qFormat="1"/>
+    <w:lsdException w:name="heading 2" w:uiPriority="9" w:qFormat="1"/>
+    <w:lsdException w:name="heading 3" w:uiPriority="9" w:qFormat="1"/>
+    <w:lsdException w:name="heading 4" w:uiPriority="9" w:qFormat="1"/>
+    <w:lsdException w:name="heading 5" w:uiPriority="9" w:qFormat="1"/>
+    <w:lsdException w:name="heading 6" w:uiPriority="9" w:qFormat="1"/>
+    <w:lsdException w:name="heading 7" w:uiPriority="9" w:qFormat="1"/>
+    <w:lsdException w:name="heading 8" w:uiPriority="9" w:qFormat="1"/>
+    <w:lsdException w:name="heading 9" w:uiPriority="9" w:qFormat="1"/>
+    <w:lsdException w:name="toc 1" w:uiPriority="39"/>
+    <w:lsdException w:name="toc 2" w:uiPriority="39"/>
+    <w:lsdException w:name="toc 3" w:uiPriority="39"/>
+    <w:lsdException w:name="toc 4" w:uiPriority="39"/>
+    <w:lsdException w:name="toc 5" w:uiPriority="39"/>
+    <w:lsdException w:name="toc 6" w:uiPriority="39"/>
+    <w:lsdException w:name="toc 7" w:uiPriority="39"/>
+    <w:lsdException w:name="toc 8" w:uiPriority="39"/>
+    <w:lsdException w:name="toc 9" w:uiPriority="39"/>
+    <w:lsdException w:name="caption" w:uiPriority="35" w:qFormat="1"/>
+    <w:lsdException w:name="Title" w:semiHidden="0" w:uiPriority="10" w:unhideWhenUsed="0" w:qFormat="1"/>
+    <w:lsdException w:name="Default Paragraph Font" w:uiPriority="1"/>
+    <w:lsdException w:name="Subtitle" w:semiHidden="0" w:uiPriority="11" w:unhideWhenUsed="0" w:qFormat="1"/>
+    <w:lsdException w:name="Strong" w:semiHidden="0" w:uiPriority="22" w:unhideWhenUsed="0" w:qFormat="1"/>
+    <w:lsdException w:name="Emphasis" w:semiHidden="0" w:uiPriority="20" w:unhideWhenUsed="0" w:qFormat="1"/>
+    <w:lsdException w:name="Table Grid" w:semiHidden="0" w:uiPriority="39" w:unhideWhenUsed="0"/>
+    <w:lsdException w:name="Placeholder Text" w:unhideWhenUsed="0"/>
+    <w:lsdException w:name="No Spacing" w:semiHidden="0" w:uiPriority="1" w:unhideWhenUsed="0" w:qFormat="1"/>
+    <w:lsdException w:name="Light Shading" w:semiHidden="0" w:uiPriority="60" w:unhideWhenUsed="0"/>
+    <w:lsdException w:name="Light List" w:semiHidden="0" w:uiPriority="61" w:unhideWhenUsed="0"/>
+    <w:lsdException w:name="Light Grid" w:semiHidden="0" w:uiPriority="62" w:unhideWhenUsed="0"/>
+    <w:lsdException w:name="Medium Shading 1" w:semiHidden="0" w:uiPriority="63" w:unhideWhenUsed="0"/>
+    <w:lsdException w:name="Medium Shading 2" w:semiHidden="0" w:uiPriority="64" w:unhideWhenUsed="0"/>
+    <w:lsdException w:name="Medium List 1" w:semiHidden="0" w:uiPriority="65" w:unhideWhenUsed="0"/>
+    <w:lsdException w:name="Medium List 2" w:semiHidden="0" w:uiPriority="66" w:unhideWhenUsed="0"/>
+    <w:lsdException w:name="Medium Grid 1" w:semiHidden="0" w:uiPriority="67" w:unhideWhenUsed="0"/>
+    <w:lsdException w:name="Medium Grid 2" w:semiHidden="0" w:uiPriority="68" w:unhideWhenUsed="0"/>
+    <w:lsdException w:name="Medium Grid 3" w:semiHidden="0" w:uiPriority="69" w:unhideWhenUsed="0"/>
+    <w:lsdException w:name="Dark List" w:semiHidden="0" w:uiPriority="70" w:unhideWhenUsed="0"/>
+    <w:lsdException w:name="Colorful Shading" w:semiHidden="0" w:uiPriority="71" w:unhideWhenUsed="0"/>
+    <w:lsdException w:name="Colorful List" w:semiHidden="0" w:uiPriority="72" w:unhideWhenUsed="0"/>
+    <w:lsdException w:name="Colorful Grid" w:semiHidden="0" w:uiPriority="73" w:unhideWhenUsed="0"/>
+    <w:lsdException w:name="Light Shading Accent 1" w:semiHidden="0" w:uiPriority="60" w:unhideWhenUsed="0"/>
+    <w:lsdException w:name="Light List Accent 1" w:semiHidden="0" w:uiPriority="61" w:unhideWhenUsed="0"/>
+    <w:lsdException w:name="Light Grid Accent 1" w:semiHidden="0" w:uiPriority="62" w:unhideWhenUsed="0"/>
+    <w:lsdException w:name="Medium Shading 1 Accent 1" w:semiHidden="0" w:uiPriority="63" w:unhideWhenUsed="0"/>
+    <w:lsdException w:name="Medium Shading 2 Accent 1" w:semiHidden="0" w:uiPriority="64" w:unhideWhenUsed="0"/>
+    <w:lsdException w:name="Medium List 1 Accent 1" w:semiHidden="0" w:uiPriority="65" w:unhideWhenUsed="0"/>
+    <w:lsdException w:name="Revision" w:unhideWhenUsed="0"/>
+    <w:lsdException w:name="List Paragraph" w:semiHidden="0" w:uiPriority="34" w:unhideWhenUsed="0" w:qFormat="1"/>
+    <w:lsdException w:name="Quote" w:semiHidden="0" w:uiPriority="29" w:unhideWhenUsed="0" w:qFormat="1"/>
+    <w:lsdException w:name="Intense Quote" w:semiHidden="0" w:uiPriority="30" w:unhideWhenUsed="0" w:qFormat="1"/>
+    <w:lsdException w:name="Medium List 2 Accent 1" w:semiHidden="0" w:uiPriority="66" w:unhideWhenUsed="0"/>
+    <w:lsdException w:name="Medium Grid 1 Accent 1" w:semiHidden="0" w:uiPriority="67" w:unhideWhenUsed="0"/>
+    <w:lsdException w:name="Medium Grid 2 Accent 1" w:semiHidden="0" w:uiPriority="68" w:unhideWhenUsed="0"/>
+    <w:lsdException w:name="Medium Grid 3 Accent 1" w:semiHidden="0" w:uiPriority="69" w:unhideWhenUsed="0"/>
+    <w:lsdException w:name="Dark List Accent 1" w:semiHidden="0" w:uiPriority="70" w:unhideWhenUsed="0"/>
+    <w:lsdException w:name="Colorful Shading Accent 1" w:semiHidden="0" w:uiPriority="71" w:unhideWhenUsed="0"/>
+    <w:lsdException w:name="Colorful List Accent 1" w:semiHidden="0" w:uiPriority="72" w:unhideWhenUsed="0"/>
+    <w:lsdException w:name="Colorful Grid Accent 1" w:semiHidden="0" w:uiPriority="73" w:unhideWhenUsed="0"/>
+    <w:lsdException w:name="Light Shading Accent 2" w:semiHidden="0" w:uiPriority="60" w:unhideWhenUsed="0"/>
+    <w:lsdException w:name="Light List Accent 2" w:semiHidden="0" w:uiPriority="61" w:unhideWhenUsed="0"/>
+    <w:lsdException w:name="Light Grid Accent 2" w:semiHidden="0" w:uiPriority="62" w:unhideWhenUsed="0"/>
+    <w:lsdException w:name="Medium Shading 1 Accent 2" w:semiHidden="0" w:uiPriority="63" w:unhideWhenUsed="0"/>
+    <w:lsdException w:name="Medium Shading 2 Accent 2" w:semiHidden="0" w:uiPriority="64" w:unhideWhenUsed="0"/>
+    <w:lsdException w:name="Medium List 1 Accent 2" w:semiHidden="0" w:uiPriority="65" w:unhideWhenUsed="0"/>
+    <w:lsdException w:name="Medium List 2 Accent 2" w:semiHidden="0" w:uiPriority="66" w:unhideWhenUsed="0"/>
+    <w:lsdException w:name="Medium Grid 1 Accent 2" w:semiHidden="0" w:uiPriority="67" w:unhideWhenUsed="0"/>
+    <w:lsdException w:name="Medium Grid 2 Accent 2" w:semiHidden="0" w:uiPriority="68" w:unhideWhenUsed="0"/>
+    <w:lsdException w:name="Medium Grid 3 Accent 2" w:semiHidden="0" w:uiPriority="69" w:unhideWhenUsed="0"/>
+    <w:lsdException w:name="Dark List Accent 2" w:semiHidden="0" w:uiPriority="70" w:unhideWhenUsed="0"/>
+    <w:lsdException w:name="Colorful Shading Accent 2" w:semiHidden="0" w:uiPriority="71" w:unhideWhenUsed="0"/>
+    <w:lsdException w:name="Colorful List Accent 2" w:semiHidden="0" w:uiPriority="72" w:unhideWhenUsed="0"/>
+    <w:lsdException w:name="Colorful Grid Accent 2" w:semiHidden="0" w:uiPriority="73" w:unhideWhenUsed="0"/>
+    <w:lsdException w:name="Light Shading Accent 3" w:semiHidden="0" w:uiPriority="60" w:unhideWhenUsed="0"/>
+    <w:lsdException w:name="Light List Accent 3" w:semiHidden="0" w:uiPriority="61" w:unhideWhenUsed="0"/>
+    <w:lsdException w:name="Light Grid Accent 3" w:semiHidden="0" w:uiPriority="62" w:unhideWhenUsed="0"/>
+    <w:lsdException w:name="Medium Shading 1 Accent 3" w:semiHidden="0" w:uiPriority="63" w:unhideWhenUsed="0"/>
+    <w:lsdException w:name="Medium Shading 2 Accent 3" w:semiHidden="0" w:uiPriority="64" w:unhideWhenUsed="0"/>
+    <w:lsdException w:name="Medium List 1 Accent 3" w:semiHidden="0" w:uiPriority="65" w:unhideWhenUsed="0"/>
+    <w:lsdException w:name="Medium List 2 Accent 3" w:semiHidden="0" w:uiPriority="66" w:unhideWhenUsed="0"/>
+    <w:lsdException w:name="Medium Grid 1 Accent 3" w:semiHidden="0" w:uiPriority="67" w:unhideWhenUsed="0"/>
+    <w:lsdException w:name="Medium Grid 2 Accent 3" w:semiHidden="0" w:uiPriority="68" w:unhideWhenUsed="0"/>
+    <w:lsdException w:name="Medium Grid 3 Accent 3" w:semiHidden="0" w:uiPriority="69" w:unhideWhenUsed="0"/>
+    <w:lsdException w:name="Dark List Accent 3" w:semiHidden="0" w:uiPriority="70" w:unhideWhenUsed="0"/>
+    <w:lsdException w:name="Colorful Shading Accent 3" w:semiHidden="0" w:uiPriority="71" w:unhideWhenUsed="0"/>
+    <w:lsdException w:name="Colorful List Accent 3" w:semiHidden="0" w:uiPriority="72" w:unhideWhenUsed="0"/>
+    <w:lsdException w:name="Colorful Grid Accent 3" w:semiHidden="0" w:uiPriority="73" w:unhideWhenUsed="0"/>
+    <w:lsdException w:name="Light Shading Accent 4" w:semiHidden="0" w:uiPriority="60" w:unhideWhenUsed="0"/>
+    <w:lsdException w:name="Light List Accent 4" w:semiHidden="0" w:uiPriority="61" w:unhideWhenUsed="0"/>
+    <w:lsdException w:name="Light Grid Accent 4" w:semiHidden="0" w:uiPriority="62" w:unhideWhenUsed="0"/>
+    <w:lsdException w:name="Medium Shading 1 Accent 4" w:semiHidden="0" w:uiPriority="63" w:unhideWhenUsed="0"/>
+    <w:lsdException w:name="Medium Shading 2 Accent 4" w:semiHidden="0" w:uiPriority="64" w:unhideWhenUsed="0"/>
+    <w:lsdException w:name="Medium List 1 Accent 4" w:semiHidden="0" w:uiPriority="65" w:unhideWhenUsed="0"/>
+    <w:lsdException w:name="Medium List 2 Accent 4" w:semiHidden="0" w:uiPriority="66" w:unhideWhenUsed="0"/>
+    <w:lsdException w:name="Medium Grid 1 Accent 4" w:semiHidden="0" w:uiPriority="67" w:unhideWhenUsed="0"/>
+    <w:lsdException w:name="Medium Grid 2 Accent 4" w:semiHidden="0" w:uiPriority="68" w:unhideWhenUsed="0"/>
+    <w:lsdException w:name="Medium Grid 3 Accent 4" w:semiHidden="0" w:uiPriority="69" w:unhideWhenUsed="0"/>
+    <w:lsdException w:name="Dark List Accent 4" w:semiHidden="0" w:uiPriority="70" w:unhideWhenUsed="0"/>
+    <w:lsdException w:name="Colorful Shading Accent 4" w:semiHidden="0" w:uiPriority="71" w:unhideWhenUsed="0"/>
+    <w:lsdException w:name="Colorful List Accent 4" w:semiHidden="0" w:uiPriority="72" w:unhideWhenUsed="0"/>
+    <w:lsdException w:name="Colorful Grid Accent 4" w:semiHidden="0" w:uiPriority="73" w:unhideWhenUsed="0"/>
+    <w:lsdException w:name="Light Shading Accent 5" w:semiHidden="0" w:uiPriority="60" w:unhideWhenUsed="0"/>
+    <w:lsdException w:name="Light List Accent 5" w:semiHidden="0" w:uiPriority="61" w:unhideWhenUsed="0"/>
+    <w:lsdException w:name="Light Grid Accent 5" w:semiHidden="0" w:uiPriority="62" w:unhideWhenUsed="0"/>
+    <w:lsdException w:name="Medium Shading 1 Accent 5" w:semiHidden="0" w:uiPriority="63" w:unhideWhenUsed="0"/>
+    <w:lsdException w:name="Medium Shading 2 Accent 5" w:semiHidden="0" w:uiPriority="64" w:unhideWhenUsed="0"/>
+    <w:lsdException w:name="Medium List 1 Accent 5" w:semiHidden="0" w:uiPriority="65" w:unhideWhenUsed="0"/>
+    <w:lsdException w:name="Medium List 2 Accent 5" w:semiHidden="0" w:uiPriority="66" w:unhideWhenUsed="0"/>
+    <w:lsdException w:name="Medium Grid 1 Accent 5" w:semiHidden="0" w:uiPriority="67" w:unhideWhenUsed="0"/>
+    <w:lsdException w:name="Medium Grid 2 Accent 5" w:semiHidden="0" w:uiPriority="68" w:unhideWhenUsed="0"/>
+    <w:lsdException w:name="Medium Grid 3 Accent 5" w:semiHidden="0" w:uiPriority="69" w:unhideWhenUsed="0"/>
+    <w:lsdException w:name="Dark List Accent 5" w:semiHidden="0" w:uiPriority="70" w:unhideWhenUsed="0"/>
+    <w:lsdException w:name="Colorful Shading Accent 5" w:semiHidden="0" w:uiPriority="71" w:unhideWhenUsed="0"/>
+    <w:lsdException w:name="Colorful List Accent 5" w:semiHidden="0" w:uiPriority="72" w:unhideWhenUsed="0"/>
+    <w:lsdException w:name="Colorful Grid Accent 5" w:semiHidden="0" w:uiPriority="73" w:unhideWhenUsed="0"/>
+    <w:lsdException w:name="Light Shading Accent 6" w:semiHidden="0" w:uiPriority="60" w:unhideWhenUsed="0"/>
+    <w:lsdException w:name="Light List Accent 6" w:semiHidden="0" w:uiPriority="61" w:unhideWhenUsed="0"/>
+    <w:lsdException w:name="Light Grid Accent 6" w:semiHidden="0" w:uiPriority="62" w:unhideWhenUsed="0"/>
+    <w:lsdException w:name="Medium Shading 1 Accent 6" w:semiHidden="0" w:uiPriority="63" w:unhideWhenUsed="0"/>
+    <w:lsdException w:name="Medium Shading 2 Accent 6" w:semiHidden="0" w:uiPriority="64" w:unhideWhenUsed="0"/>
+    <w:lsdException w:name="Medium List 1 Accent 6" w:semiHidden="0" w:uiPriority="65" w:unhideWhenUsed="0"/>
+    <w:lsdException w:name="Medium List 2 Accent 6" w:semiHidden="0" w:uiPriority="66" w:unhideWhenUsed="0"/>
+    <w:lsdException w:name="Medium Grid 1 Accent 6" w:semiHidden="0" w:uiPriority="67" w:unhideWhenUsed="0"/>
+    <w:lsdException w:name="Medium Grid 2 Accent 6" w:semiHidden="0" w:uiPriority="68" w:unhideWhenUsed="0"/>
+    <w:lsdException w:name="Medium Grid 3 Accent 6" w:semiHidden="0" w:uiPriority="69" w:unhideWhenUsed="0"/>
+    <w:lsdException w:name="Dark List Accent 6" w:semiHidden="0" w:uiPriority="70" w:unhideWhenUsed="0"/>
+    <w:lsdException w:name="Colorful Shading Accent 6" w:semiHidden="0" w:uiPriority="71" w:unhideWhenUsed="0"/>
+    <w:lsdException w:name="Colorful List Accent 6" w:semiHidden="0" w:uiPriority="72" w:unhideWhenUsed="0"/>
+    <w:lsdException w:name="Colorful Grid Accent 6" w:semiHidden="0" w:uiPriority="73" w:unhideWhenUsed="0"/>
+    <w:lsdException w:name="Subtle Emphasis" w:semiHidden="0" w:uiPriority="19" w:unhideWhenUsed="0" w:qFormat="1"/>
+    <w:lsdException w:name="Intense Emphasis" w:semiHidden="0" w:uiPriority="21" w:unhideWhenUsed="0" w:qFormat="1"/>
+    <w:lsdException w:name="Subtle Reference" w:semiHidden="0" w:uiPriority="31" w:unhideWhenUsed="0" w:qFormat="1"/>
+    <w:lsdException w:name="Intense Reference" w:semiHidden="0" w:uiPriority="32" w:unhideWhenUsed="0" w:qFormat="1"/>
+    <w:lsdException w:name="Book Title" w:semiHidden="0" w:uiPriority="33" w:unhideWhenUsed="0" w:qFormat="1"/>
+    <w:lsdException w:name="Bibliography" w:uiPriority="37"/>
+    <w:lsdException w:name="TOC Heading" w:uiPriority="39" w:qFormat="1"/>
   </w:latentStyles>
   <w:style w:type="paragraph" w:default="1" w:styleId="Norml">
     <w:name w:val="Normal"/>
@@ -1828,7 +1801,458 @@
       <w:u w:val="single"/>
     </w:rPr>
   </w:style>
-  <w:style w:type="character" w:styleId="Feloldatlanmegemlts">
+  <w:style w:type="character" w:customStyle="1" w:styleId="UnresolvedMention">
+    <w:name w:val="Unresolved Mention"/>
+    <w:basedOn w:val="Bekezdsalapbettpusa"/>
+    <w:uiPriority w:val="99"/>
+    <w:semiHidden/>
+    <w:unhideWhenUsed/>
+    <w:rsid w:val="006D3826"/>
+    <w:rPr>
+      <w:color w:val="605E5C"/>
+      <w:shd w:val="clear" w:color="auto" w:fill="E1DFDD"/>
+    </w:rPr>
+  </w:style>
+  <w:style w:type="character" w:styleId="Mrltotthiperhivatkozs">
+    <w:name w:val="FollowedHyperlink"/>
+    <w:basedOn w:val="Bekezdsalapbettpusa"/>
+    <w:uiPriority w:val="99"/>
+    <w:semiHidden/>
+    <w:unhideWhenUsed/>
+    <w:rsid w:val="006D3826"/>
+    <w:rPr>
+      <w:color w:val="800080" w:themeColor="followedHyperlink"/>
+      <w:u w:val="single"/>
+    </w:rPr>
+  </w:style>
+  <w:style w:type="paragraph" w:styleId="lfej">
+    <w:name w:val="header"/>
+    <w:basedOn w:val="Norml"/>
+    <w:link w:val="lfejChar"/>
+    <w:uiPriority w:val="99"/>
+    <w:unhideWhenUsed/>
+    <w:rsid w:val="00461AF0"/>
+    <w:pPr>
+      <w:tabs>
+        <w:tab w:val="center" w:pos="4536"/>
+        <w:tab w:val="right" w:pos="9072"/>
+      </w:tabs>
+      <w:spacing w:after="0" w:line="240" w:lineRule="auto"/>
+    </w:pPr>
+  </w:style>
+  <w:style w:type="character" w:customStyle="1" w:styleId="lfejChar">
+    <w:name w:val="Élőfej Char"/>
+    <w:basedOn w:val="Bekezdsalapbettpusa"/>
+    <w:link w:val="lfej"/>
+    <w:uiPriority w:val="99"/>
+    <w:rsid w:val="00461AF0"/>
+  </w:style>
+  <w:style w:type="paragraph" w:styleId="llb">
+    <w:name w:val="footer"/>
+    <w:basedOn w:val="Norml"/>
+    <w:link w:val="llbChar"/>
+    <w:uiPriority w:val="99"/>
+    <w:unhideWhenUsed/>
+    <w:rsid w:val="00461AF0"/>
+    <w:pPr>
+      <w:tabs>
+        <w:tab w:val="center" w:pos="4536"/>
+        <w:tab w:val="right" w:pos="9072"/>
+      </w:tabs>
+      <w:spacing w:after="0" w:line="240" w:lineRule="auto"/>
+    </w:pPr>
+  </w:style>
+  <w:style w:type="character" w:customStyle="1" w:styleId="llbChar">
+    <w:name w:val="Élőláb Char"/>
+    <w:basedOn w:val="Bekezdsalapbettpusa"/>
+    <w:link w:val="llb"/>
+    <w:uiPriority w:val="99"/>
+    <w:rsid w:val="00461AF0"/>
+  </w:style>
+</w:styles>
+</file>
+
+<file path=word/stylesWithEffects.xml><?xml version="1.0" encoding="utf-8"?>
+<w:styles xmlns:wpc="http://schemas.microsoft.com/office/word/2010/wordprocessingCanvas" xmlns:mc="http://schemas.openxmlformats.org/markup-compatibility/2006" xmlns:o="urn:schemas-microsoft-com:office:office" xmlns:r="http://schemas.openxmlformats.org/officeDocument/2006/relationships" xmlns:m="http://schemas.openxmlformats.org/officeDocument/2006/math" xmlns:v="urn:schemas-microsoft-com:vml" xmlns:wp14="http://schemas.microsoft.com/office/word/2010/wordprocessingDrawing" xmlns:wp="http://schemas.openxmlformats.org/drawingml/2006/wordprocessingDrawing" xmlns:w10="urn:schemas-microsoft-com:office:word" xmlns:w="http://schemas.openxmlformats.org/wordprocessingml/2006/main" xmlns:w14="http://schemas.microsoft.com/office/word/2010/wordml" xmlns:wpg="http://schemas.microsoft.com/office/word/2010/wordprocessingGroup" xmlns:wpi="http://schemas.microsoft.com/office/word/2010/wordprocessingInk" xmlns:wne="http://schemas.microsoft.com/office/word/2006/wordml" xmlns:wps="http://schemas.microsoft.com/office/word/2010/wordprocessingShape" mc:Ignorable="w14 wp14">
+  <w:docDefaults>
+    <w:rPrDefault>
+      <w:rPr>
+        <w:rFonts w:ascii="Calibri" w:eastAsia="Calibri" w:hAnsi="Calibri" w:cs="Calibri"/>
+        <w:sz w:val="22"/>
+        <w:szCs w:val="22"/>
+        <w:lang w:val="hu" w:eastAsia="hu-HU" w:bidi="ar-SA"/>
+      </w:rPr>
+    </w:rPrDefault>
+    <w:pPrDefault>
+      <w:pPr>
+        <w:spacing w:after="200" w:line="276" w:lineRule="auto"/>
+      </w:pPr>
+    </w:pPrDefault>
+  </w:docDefaults>
+  <w:latentStyles w:defLockedState="0" w:defUIPriority="99" w:defSemiHidden="1" w:defUnhideWhenUsed="1" w:defQFormat="0" w:count="267">
+    <w:lsdException w:name="Normal" w:semiHidden="0" w:uiPriority="0" w:unhideWhenUsed="0" w:qFormat="1"/>
+    <w:lsdException w:name="heading 1" w:semiHidden="0" w:uiPriority="9" w:unhideWhenUsed="0" w:qFormat="1"/>
+    <w:lsdException w:name="heading 2" w:uiPriority="9" w:qFormat="1"/>
+    <w:lsdException w:name="heading 3" w:uiPriority="9" w:qFormat="1"/>
+    <w:lsdException w:name="heading 4" w:uiPriority="9" w:qFormat="1"/>
+    <w:lsdException w:name="heading 5" w:uiPriority="9" w:qFormat="1"/>
+    <w:lsdException w:name="heading 6" w:uiPriority="9" w:qFormat="1"/>
+    <w:lsdException w:name="heading 7" w:uiPriority="9" w:qFormat="1"/>
+    <w:lsdException w:name="heading 8" w:uiPriority="9" w:qFormat="1"/>
+    <w:lsdException w:name="heading 9" w:uiPriority="9" w:qFormat="1"/>
+    <w:lsdException w:name="toc 1" w:uiPriority="39"/>
+    <w:lsdException w:name="toc 2" w:uiPriority="39"/>
+    <w:lsdException w:name="toc 3" w:uiPriority="39"/>
+    <w:lsdException w:name="toc 4" w:uiPriority="39"/>
+    <w:lsdException w:name="toc 5" w:uiPriority="39"/>
+    <w:lsdException w:name="toc 6" w:uiPriority="39"/>
+    <w:lsdException w:name="toc 7" w:uiPriority="39"/>
+    <w:lsdException w:name="toc 8" w:uiPriority="39"/>
+    <w:lsdException w:name="toc 9" w:uiPriority="39"/>
+    <w:lsdException w:name="caption" w:uiPriority="35" w:qFormat="1"/>
+    <w:lsdException w:name="Title" w:semiHidden="0" w:uiPriority="10" w:unhideWhenUsed="0" w:qFormat="1"/>
+    <w:lsdException w:name="Default Paragraph Font" w:uiPriority="1"/>
+    <w:lsdException w:name="Subtitle" w:semiHidden="0" w:uiPriority="11" w:unhideWhenUsed="0" w:qFormat="1"/>
+    <w:lsdException w:name="Strong" w:semiHidden="0" w:uiPriority="22" w:unhideWhenUsed="0" w:qFormat="1"/>
+    <w:lsdException w:name="Emphasis" w:semiHidden="0" w:uiPriority="20" w:unhideWhenUsed="0" w:qFormat="1"/>
+    <w:lsdException w:name="Table Grid" w:semiHidden="0" w:uiPriority="39" w:unhideWhenUsed="0"/>
+    <w:lsdException w:name="Placeholder Text" w:unhideWhenUsed="0"/>
+    <w:lsdException w:name="No Spacing" w:semiHidden="0" w:uiPriority="1" w:unhideWhenUsed="0" w:qFormat="1"/>
+    <w:lsdException w:name="Light Shading" w:semiHidden="0" w:uiPriority="60" w:unhideWhenUsed="0"/>
+    <w:lsdException w:name="Light List" w:semiHidden="0" w:uiPriority="61" w:unhideWhenUsed="0"/>
+    <w:lsdException w:name="Light Grid" w:semiHidden="0" w:uiPriority="62" w:unhideWhenUsed="0"/>
+    <w:lsdException w:name="Medium Shading 1" w:semiHidden="0" w:uiPriority="63" w:unhideWhenUsed="0"/>
+    <w:lsdException w:name="Medium Shading 2" w:semiHidden="0" w:uiPriority="64" w:unhideWhenUsed="0"/>
+    <w:lsdException w:name="Medium List 1" w:semiHidden="0" w:uiPriority="65" w:unhideWhenUsed="0"/>
+    <w:lsdException w:name="Medium List 2" w:semiHidden="0" w:uiPriority="66" w:unhideWhenUsed="0"/>
+    <w:lsdException w:name="Medium Grid 1" w:semiHidden="0" w:uiPriority="67" w:unhideWhenUsed="0"/>
+    <w:lsdException w:name="Medium Grid 2" w:semiHidden="0" w:uiPriority="68" w:unhideWhenUsed="0"/>
+    <w:lsdException w:name="Medium Grid 3" w:semiHidden="0" w:uiPriority="69" w:unhideWhenUsed="0"/>
+    <w:lsdException w:name="Dark List" w:semiHidden="0" w:uiPriority="70" w:unhideWhenUsed="0"/>
+    <w:lsdException w:name="Colorful Shading" w:semiHidden="0" w:uiPriority="71" w:unhideWhenUsed="0"/>
+    <w:lsdException w:name="Colorful List" w:semiHidden="0" w:uiPriority="72" w:unhideWhenUsed="0"/>
+    <w:lsdException w:name="Colorful Grid" w:semiHidden="0" w:uiPriority="73" w:unhideWhenUsed="0"/>
+    <w:lsdException w:name="Light Shading Accent 1" w:semiHidden="0" w:uiPriority="60" w:unhideWhenUsed="0"/>
+    <w:lsdException w:name="Light List Accent 1" w:semiHidden="0" w:uiPriority="61" w:unhideWhenUsed="0"/>
+    <w:lsdException w:name="Light Grid Accent 1" w:semiHidden="0" w:uiPriority="62" w:unhideWhenUsed="0"/>
+    <w:lsdException w:name="Medium Shading 1 Accent 1" w:semiHidden="0" w:uiPriority="63" w:unhideWhenUsed="0"/>
+    <w:lsdException w:name="Medium Shading 2 Accent 1" w:semiHidden="0" w:uiPriority="64" w:unhideWhenUsed="0"/>
+    <w:lsdException w:name="Medium List 1 Accent 1" w:semiHidden="0" w:uiPriority="65" w:unhideWhenUsed="0"/>
+    <w:lsdException w:name="Revision" w:unhideWhenUsed="0"/>
+    <w:lsdException w:name="List Paragraph" w:semiHidden="0" w:uiPriority="34" w:unhideWhenUsed="0" w:qFormat="1"/>
+    <w:lsdException w:name="Quote" w:semiHidden="0" w:uiPriority="29" w:unhideWhenUsed="0" w:qFormat="1"/>
+    <w:lsdException w:name="Intense Quote" w:semiHidden="0" w:uiPriority="30" w:unhideWhenUsed="0" w:qFormat="1"/>
+    <w:lsdException w:name="Medium List 2 Accent 1" w:semiHidden="0" w:uiPriority="66" w:unhideWhenUsed="0"/>
+    <w:lsdException w:name="Medium Grid 1 Accent 1" w:semiHidden="0" w:uiPriority="67" w:unhideWhenUsed="0"/>
+    <w:lsdException w:name="Medium Grid 2 Accent 1" w:semiHidden="0" w:uiPriority="68" w:unhideWhenUsed="0"/>
+    <w:lsdException w:name="Medium Grid 3 Accent 1" w:semiHidden="0" w:uiPriority="69" w:unhideWhenUsed="0"/>
+    <w:lsdException w:name="Dark List Accent 1" w:semiHidden="0" w:uiPriority="70" w:unhideWhenUsed="0"/>
+    <w:lsdException w:name="Colorful Shading Accent 1" w:semiHidden="0" w:uiPriority="71" w:unhideWhenUsed="0"/>
+    <w:lsdException w:name="Colorful List Accent 1" w:semiHidden="0" w:uiPriority="72" w:unhideWhenUsed="0"/>
+    <w:lsdException w:name="Colorful Grid Accent 1" w:semiHidden="0" w:uiPriority="73" w:unhideWhenUsed="0"/>
+    <w:lsdException w:name="Light Shading Accent 2" w:semiHidden="0" w:uiPriority="60" w:unhideWhenUsed="0"/>
+    <w:lsdException w:name="Light List Accent 2" w:semiHidden="0" w:uiPriority="61" w:unhideWhenUsed="0"/>
+    <w:lsdException w:name="Light Grid Accent 2" w:semiHidden="0" w:uiPriority="62" w:unhideWhenUsed="0"/>
+    <w:lsdException w:name="Medium Shading 1 Accent 2" w:semiHidden="0" w:uiPriority="63" w:unhideWhenUsed="0"/>
+    <w:lsdException w:name="Medium Shading 2 Accent 2" w:semiHidden="0" w:uiPriority="64" w:unhideWhenUsed="0"/>
+    <w:lsdException w:name="Medium List 1 Accent 2" w:semiHidden="0" w:uiPriority="65" w:unhideWhenUsed="0"/>
+    <w:lsdException w:name="Medium List 2 Accent 2" w:semiHidden="0" w:uiPriority="66" w:unhideWhenUsed="0"/>
+    <w:lsdException w:name="Medium Grid 1 Accent 2" w:semiHidden="0" w:uiPriority="67" w:unhideWhenUsed="0"/>
+    <w:lsdException w:name="Medium Grid 2 Accent 2" w:semiHidden="0" w:uiPriority="68" w:unhideWhenUsed="0"/>
+    <w:lsdException w:name="Medium Grid 3 Accent 2" w:semiHidden="0" w:uiPriority="69" w:unhideWhenUsed="0"/>
+    <w:lsdException w:name="Dark List Accent 2" w:semiHidden="0" w:uiPriority="70" w:unhideWhenUsed="0"/>
+    <w:lsdException w:name="Colorful Shading Accent 2" w:semiHidden="0" w:uiPriority="71" w:unhideWhenUsed="0"/>
+    <w:lsdException w:name="Colorful List Accent 2" w:semiHidden="0" w:uiPriority="72" w:unhideWhenUsed="0"/>
+    <w:lsdException w:name="Colorful Grid Accent 2" w:semiHidden="0" w:uiPriority="73" w:unhideWhenUsed="0"/>
+    <w:lsdException w:name="Light Shading Accent 3" w:semiHidden="0" w:uiPriority="60" w:unhideWhenUsed="0"/>
+    <w:lsdException w:name="Light List Accent 3" w:semiHidden="0" w:uiPriority="61" w:unhideWhenUsed="0"/>
+    <w:lsdException w:name="Light Grid Accent 3" w:semiHidden="0" w:uiPriority="62" w:unhideWhenUsed="0"/>
+    <w:lsdException w:name="Medium Shading 1 Accent 3" w:semiHidden="0" w:uiPriority="63" w:unhideWhenUsed="0"/>
+    <w:lsdException w:name="Medium Shading 2 Accent 3" w:semiHidden="0" w:uiPriority="64" w:unhideWhenUsed="0"/>
+    <w:lsdException w:name="Medium List 1 Accent 3" w:semiHidden="0" w:uiPriority="65" w:unhideWhenUsed="0"/>
+    <w:lsdException w:name="Medium List 2 Accent 3" w:semiHidden="0" w:uiPriority="66" w:unhideWhenUsed="0"/>
+    <w:lsdException w:name="Medium Grid 1 Accent 3" w:semiHidden="0" w:uiPriority="67" w:unhideWhenUsed="0"/>
+    <w:lsdException w:name="Medium Grid 2 Accent 3" w:semiHidden="0" w:uiPriority="68" w:unhideWhenUsed="0"/>
+    <w:lsdException w:name="Medium Grid 3 Accent 3" w:semiHidden="0" w:uiPriority="69" w:unhideWhenUsed="0"/>
+    <w:lsdException w:name="Dark List Accent 3" w:semiHidden="0" w:uiPriority="70" w:unhideWhenUsed="0"/>
+    <w:lsdException w:name="Colorful Shading Accent 3" w:semiHidden="0" w:uiPriority="71" w:unhideWhenUsed="0"/>
+    <w:lsdException w:name="Colorful List Accent 3" w:semiHidden="0" w:uiPriority="72" w:unhideWhenUsed="0"/>
+    <w:lsdException w:name="Colorful Grid Accent 3" w:semiHidden="0" w:uiPriority="73" w:unhideWhenUsed="0"/>
+    <w:lsdException w:name="Light Shading Accent 4" w:semiHidden="0" w:uiPriority="60" w:unhideWhenUsed="0"/>
+    <w:lsdException w:name="Light List Accent 4" w:semiHidden="0" w:uiPriority="61" w:unhideWhenUsed="0"/>
+    <w:lsdException w:name="Light Grid Accent 4" w:semiHidden="0" w:uiPriority="62" w:unhideWhenUsed="0"/>
+    <w:lsdException w:name="Medium Shading 1 Accent 4" w:semiHidden="0" w:uiPriority="63" w:unhideWhenUsed="0"/>
+    <w:lsdException w:name="Medium Shading 2 Accent 4" w:semiHidden="0" w:uiPriority="64" w:unhideWhenUsed="0"/>
+    <w:lsdException w:name="Medium List 1 Accent 4" w:semiHidden="0" w:uiPriority="65" w:unhideWhenUsed="0"/>
+    <w:lsdException w:name="Medium List 2 Accent 4" w:semiHidden="0" w:uiPriority="66" w:unhideWhenUsed="0"/>
+    <w:lsdException w:name="Medium Grid 1 Accent 4" w:semiHidden="0" w:uiPriority="67" w:unhideWhenUsed="0"/>
+    <w:lsdException w:name="Medium Grid 2 Accent 4" w:semiHidden="0" w:uiPriority="68" w:unhideWhenUsed="0"/>
+    <w:lsdException w:name="Medium Grid 3 Accent 4" w:semiHidden="0" w:uiPriority="69" w:unhideWhenUsed="0"/>
+    <w:lsdException w:name="Dark List Accent 4" w:semiHidden="0" w:uiPriority="70" w:unhideWhenUsed="0"/>
+    <w:lsdException w:name="Colorful Shading Accent 4" w:semiHidden="0" w:uiPriority="71" w:unhideWhenUsed="0"/>
+    <w:lsdException w:name="Colorful List Accent 4" w:semiHidden="0" w:uiPriority="72" w:unhideWhenUsed="0"/>
+    <w:lsdException w:name="Colorful Grid Accent 4" w:semiHidden="0" w:uiPriority="73" w:unhideWhenUsed="0"/>
+    <w:lsdException w:name="Light Shading Accent 5" w:semiHidden="0" w:uiPriority="60" w:unhideWhenUsed="0"/>
+    <w:lsdException w:name="Light List Accent 5" w:semiHidden="0" w:uiPriority="61" w:unhideWhenUsed="0"/>
+    <w:lsdException w:name="Light Grid Accent 5" w:semiHidden="0" w:uiPriority="62" w:unhideWhenUsed="0"/>
+    <w:lsdException w:name="Medium Shading 1 Accent 5" w:semiHidden="0" w:uiPriority="63" w:unhideWhenUsed="0"/>
+    <w:lsdException w:name="Medium Shading 2 Accent 5" w:semiHidden="0" w:uiPriority="64" w:unhideWhenUsed="0"/>
+    <w:lsdException w:name="Medium List 1 Accent 5" w:semiHidden="0" w:uiPriority="65" w:unhideWhenUsed="0"/>
+    <w:lsdException w:name="Medium List 2 Accent 5" w:semiHidden="0" w:uiPriority="66" w:unhideWhenUsed="0"/>
+    <w:lsdException w:name="Medium Grid 1 Accent 5" w:semiHidden="0" w:uiPriority="67" w:unhideWhenUsed="0"/>
+    <w:lsdException w:name="Medium Grid 2 Accent 5" w:semiHidden="0" w:uiPriority="68" w:unhideWhenUsed="0"/>
+    <w:lsdException w:name="Medium Grid 3 Accent 5" w:semiHidden="0" w:uiPriority="69" w:unhideWhenUsed="0"/>
+    <w:lsdException w:name="Dark List Accent 5" w:semiHidden="0" w:uiPriority="70" w:unhideWhenUsed="0"/>
+    <w:lsdException w:name="Colorful Shading Accent 5" w:semiHidden="0" w:uiPriority="71" w:unhideWhenUsed="0"/>
+    <w:lsdException w:name="Colorful List Accent 5" w:semiHidden="0" w:uiPriority="72" w:unhideWhenUsed="0"/>
+    <w:lsdException w:name="Colorful Grid Accent 5" w:semiHidden="0" w:uiPriority="73" w:unhideWhenUsed="0"/>
+    <w:lsdException w:name="Light Shading Accent 6" w:semiHidden="0" w:uiPriority="60" w:unhideWhenUsed="0"/>
+    <w:lsdException w:name="Light List Accent 6" w:semiHidden="0" w:uiPriority="61" w:unhideWhenUsed="0"/>
+    <w:lsdException w:name="Light Grid Accent 6" w:semiHidden="0" w:uiPriority="62" w:unhideWhenUsed="0"/>
+    <w:lsdException w:name="Medium Shading 1 Accent 6" w:semiHidden="0" w:uiPriority="63" w:unhideWhenUsed="0"/>
+    <w:lsdException w:name="Medium Shading 2 Accent 6" w:semiHidden="0" w:uiPriority="64" w:unhideWhenUsed="0"/>
+    <w:lsdException w:name="Medium List 1 Accent 6" w:semiHidden="0" w:uiPriority="65" w:unhideWhenUsed="0"/>
+    <w:lsdException w:name="Medium List 2 Accent 6" w:semiHidden="0" w:uiPriority="66" w:unhideWhenUsed="0"/>
+    <w:lsdException w:name="Medium Grid 1 Accent 6" w:semiHidden="0" w:uiPriority="67" w:unhideWhenUsed="0"/>
+    <w:lsdException w:name="Medium Grid 2 Accent 6" w:semiHidden="0" w:uiPriority="68" w:unhideWhenUsed="0"/>
+    <w:lsdException w:name="Medium Grid 3 Accent 6" w:semiHidden="0" w:uiPriority="69" w:unhideWhenUsed="0"/>
+    <w:lsdException w:name="Dark List Accent 6" w:semiHidden="0" w:uiPriority="70" w:unhideWhenUsed="0"/>
+    <w:lsdException w:name="Colorful Shading Accent 6" w:semiHidden="0" w:uiPriority="71" w:unhideWhenUsed="0"/>
+    <w:lsdException w:name="Colorful List Accent 6" w:semiHidden="0" w:uiPriority="72" w:unhideWhenUsed="0"/>
+    <w:lsdException w:name="Colorful Grid Accent 6" w:semiHidden="0" w:uiPriority="73" w:unhideWhenUsed="0"/>
+    <w:lsdException w:name="Subtle Emphasis" w:semiHidden="0" w:uiPriority="19" w:unhideWhenUsed="0" w:qFormat="1"/>
+    <w:lsdException w:name="Intense Emphasis" w:semiHidden="0" w:uiPriority="21" w:unhideWhenUsed="0" w:qFormat="1"/>
+    <w:lsdException w:name="Subtle Reference" w:semiHidden="0" w:uiPriority="31" w:unhideWhenUsed="0" w:qFormat="1"/>
+    <w:lsdException w:name="Intense Reference" w:semiHidden="0" w:uiPriority="32" w:unhideWhenUsed="0" w:qFormat="1"/>
+    <w:lsdException w:name="Book Title" w:semiHidden="0" w:uiPriority="33" w:unhideWhenUsed="0" w:qFormat="1"/>
+    <w:lsdException w:name="Bibliography" w:uiPriority="37"/>
+    <w:lsdException w:name="TOC Heading" w:uiPriority="39" w:qFormat="1"/>
+  </w:latentStyles>
+  <w:style w:type="paragraph" w:default="1" w:styleId="Norml">
+    <w:name w:val="Normal"/>
+    <w:qFormat/>
+  </w:style>
+  <w:style w:type="paragraph" w:styleId="Cmsor1">
+    <w:name w:val="heading 1"/>
+    <w:basedOn w:val="Norml"/>
+    <w:next w:val="Norml"/>
+    <w:uiPriority w:val="9"/>
+    <w:qFormat/>
+    <w:pPr>
+      <w:keepNext/>
+      <w:keepLines/>
+      <w:spacing w:before="480" w:after="120"/>
+      <w:outlineLvl w:val="0"/>
+    </w:pPr>
+    <w:rPr>
+      <w:b/>
+      <w:bCs/>
+      <w:sz w:val="48"/>
+      <w:szCs w:val="48"/>
+    </w:rPr>
+  </w:style>
+  <w:style w:type="paragraph" w:styleId="Cmsor2">
+    <w:name w:val="heading 2"/>
+    <w:basedOn w:val="Norml"/>
+    <w:next w:val="Norml"/>
+    <w:uiPriority w:val="9"/>
+    <w:semiHidden/>
+    <w:unhideWhenUsed/>
+    <w:qFormat/>
+    <w:pPr>
+      <w:keepNext/>
+      <w:keepLines/>
+      <w:spacing w:before="360" w:after="80"/>
+      <w:outlineLvl w:val="1"/>
+    </w:pPr>
+    <w:rPr>
+      <w:b/>
+      <w:bCs/>
+      <w:sz w:val="36"/>
+      <w:szCs w:val="36"/>
+    </w:rPr>
+  </w:style>
+  <w:style w:type="paragraph" w:styleId="Cmsor3">
+    <w:name w:val="heading 3"/>
+    <w:basedOn w:val="Norml"/>
+    <w:next w:val="Norml"/>
+    <w:uiPriority w:val="9"/>
+    <w:semiHidden/>
+    <w:unhideWhenUsed/>
+    <w:qFormat/>
+    <w:pPr>
+      <w:keepNext/>
+      <w:keepLines/>
+      <w:spacing w:before="280" w:after="80"/>
+      <w:outlineLvl w:val="2"/>
+    </w:pPr>
+    <w:rPr>
+      <w:b/>
+      <w:bCs/>
+      <w:sz w:val="28"/>
+      <w:szCs w:val="28"/>
+    </w:rPr>
+  </w:style>
+  <w:style w:type="paragraph" w:styleId="Cmsor4">
+    <w:name w:val="heading 4"/>
+    <w:basedOn w:val="Norml"/>
+    <w:next w:val="Norml"/>
+    <w:uiPriority w:val="9"/>
+    <w:semiHidden/>
+    <w:unhideWhenUsed/>
+    <w:qFormat/>
+    <w:pPr>
+      <w:keepNext/>
+      <w:keepLines/>
+      <w:spacing w:before="240" w:after="40"/>
+      <w:outlineLvl w:val="3"/>
+    </w:pPr>
+    <w:rPr>
+      <w:b/>
+      <w:bCs/>
+      <w:sz w:val="24"/>
+      <w:szCs w:val="24"/>
+    </w:rPr>
+  </w:style>
+  <w:style w:type="paragraph" w:styleId="Cmsor5">
+    <w:name w:val="heading 5"/>
+    <w:basedOn w:val="Norml"/>
+    <w:next w:val="Norml"/>
+    <w:uiPriority w:val="9"/>
+    <w:semiHidden/>
+    <w:unhideWhenUsed/>
+    <w:qFormat/>
+    <w:pPr>
+      <w:keepNext/>
+      <w:keepLines/>
+      <w:spacing w:before="220" w:after="40"/>
+      <w:outlineLvl w:val="4"/>
+    </w:pPr>
+    <w:rPr>
+      <w:b/>
+      <w:bCs/>
+    </w:rPr>
+  </w:style>
+  <w:style w:type="paragraph" w:styleId="Cmsor6">
+    <w:name w:val="heading 6"/>
+    <w:basedOn w:val="Norml"/>
+    <w:next w:val="Norml"/>
+    <w:uiPriority w:val="9"/>
+    <w:semiHidden/>
+    <w:unhideWhenUsed/>
+    <w:qFormat/>
+    <w:pPr>
+      <w:keepNext/>
+      <w:keepLines/>
+      <w:spacing w:before="200" w:after="40"/>
+      <w:outlineLvl w:val="5"/>
+    </w:pPr>
+    <w:rPr>
+      <w:b/>
+      <w:bCs/>
+      <w:sz w:val="20"/>
+      <w:szCs w:val="20"/>
+    </w:rPr>
+  </w:style>
+  <w:style w:type="character" w:default="1" w:styleId="Bekezdsalapbettpusa">
+    <w:name w:val="Default Paragraph Font"/>
+    <w:uiPriority w:val="1"/>
+    <w:semiHidden/>
+    <w:unhideWhenUsed/>
+  </w:style>
+  <w:style w:type="table" w:default="1" w:styleId="Normltblzat">
+    <w:name w:val="Normal Table"/>
+    <w:uiPriority w:val="99"/>
+    <w:semiHidden/>
+    <w:unhideWhenUsed/>
+    <w:tblPr>
+      <w:tblInd w:w="0" w:type="dxa"/>
+      <w:tblCellMar>
+        <w:top w:w="0" w:type="dxa"/>
+        <w:left w:w="108" w:type="dxa"/>
+        <w:bottom w:w="0" w:type="dxa"/>
+        <w:right w:w="108" w:type="dxa"/>
+      </w:tblCellMar>
+    </w:tblPr>
+  </w:style>
+  <w:style w:type="numbering" w:default="1" w:styleId="Nemlista">
+    <w:name w:val="No List"/>
+    <w:uiPriority w:val="99"/>
+    <w:semiHidden/>
+    <w:unhideWhenUsed/>
+  </w:style>
+  <w:style w:type="table" w:customStyle="1" w:styleId="TableNormal">
+    <w:name w:val="TableNormal"/>
+    <w:tblPr>
+      <w:tblCellMar>
+        <w:top w:w="100" w:type="dxa"/>
+        <w:left w:w="100" w:type="dxa"/>
+        <w:bottom w:w="100" w:type="dxa"/>
+        <w:right w:w="100" w:type="dxa"/>
+      </w:tblCellMar>
+    </w:tblPr>
+  </w:style>
+  <w:style w:type="paragraph" w:styleId="Cm">
+    <w:name w:val="Title"/>
+    <w:basedOn w:val="Norml"/>
+    <w:next w:val="Norml"/>
+    <w:uiPriority w:val="10"/>
+    <w:qFormat/>
+    <w:pPr>
+      <w:keepNext/>
+      <w:keepLines/>
+      <w:spacing w:before="480" w:after="120"/>
+    </w:pPr>
+    <w:rPr>
+      <w:b/>
+      <w:bCs/>
+      <w:sz w:val="72"/>
+      <w:szCs w:val="72"/>
+    </w:rPr>
+  </w:style>
+  <w:style w:type="paragraph" w:styleId="Alcm">
+    <w:name w:val="Subtitle"/>
+    <w:basedOn w:val="Norml"/>
+    <w:next w:val="Norml"/>
+    <w:uiPriority w:val="11"/>
+    <w:qFormat/>
+    <w:pPr>
+      <w:keepNext/>
+      <w:keepLines/>
+      <w:spacing w:before="360" w:after="80"/>
+    </w:pPr>
+    <w:rPr>
+      <w:rFonts w:ascii="Georgia" w:eastAsia="Georgia" w:hAnsi="Georgia" w:cs="Georgia"/>
+      <w:i/>
+      <w:iCs/>
+      <w:color w:val="666666"/>
+      <w:sz w:val="48"/>
+      <w:szCs w:val="48"/>
+    </w:rPr>
+  </w:style>
+  <w:style w:type="paragraph" w:styleId="Listaszerbekezds">
+    <w:name w:val="List Paragraph"/>
+    <w:basedOn w:val="Norml"/>
+    <w:uiPriority w:val="34"/>
+    <w:qFormat/>
+    <w:rsid w:val="006D3826"/>
+    <w:pPr>
+      <w:ind w:left="720"/>
+      <w:contextualSpacing/>
+    </w:pPr>
+  </w:style>
+  <w:style w:type="character" w:styleId="Hiperhivatkozs">
+    <w:name w:val="Hyperlink"/>
+    <w:basedOn w:val="Bekezdsalapbettpusa"/>
+    <w:uiPriority w:val="99"/>
+    <w:unhideWhenUsed/>
+    <w:rsid w:val="006D3826"/>
+    <w:rPr>
+      <w:color w:val="0000FF" w:themeColor="hyperlink"/>
+      <w:u w:val="single"/>
+    </w:rPr>
+  </w:style>
+  <w:style w:type="character" w:customStyle="1" w:styleId="UnresolvedMention">
     <w:name w:val="Unresolved Mention"/>
     <w:basedOn w:val="Bekezdsalapbettpusa"/>
     <w:uiPriority w:val="99"/>

--- a/QuestBook.docx
+++ b/QuestBook.docx
@@ -1,6 +1,6 @@
 
 <file path=word/document.xml><?xml version="1.0" encoding="utf-8"?>
-<w:document xmlns:wpc="http://schemas.microsoft.com/office/word/2010/wordprocessingCanvas" xmlns:mc="http://schemas.openxmlformats.org/markup-compatibility/2006" xmlns:o="urn:schemas-microsoft-com:office:office" xmlns:r="http://schemas.openxmlformats.org/officeDocument/2006/relationships" xmlns:m="http://schemas.openxmlformats.org/officeDocument/2006/math" xmlns:v="urn:schemas-microsoft-com:vml" xmlns:wp14="http://schemas.microsoft.com/office/word/2010/wordprocessingDrawing" xmlns:wp="http://schemas.openxmlformats.org/drawingml/2006/wordprocessingDrawing" xmlns:w10="urn:schemas-microsoft-com:office:word" xmlns:w="http://schemas.openxmlformats.org/wordprocessingml/2006/main" xmlns:w14="http://schemas.microsoft.com/office/word/2010/wordml" xmlns:wpg="http://schemas.microsoft.com/office/word/2010/wordprocessingGroup" xmlns:wpi="http://schemas.microsoft.com/office/word/2010/wordprocessingInk" xmlns:wne="http://schemas.microsoft.com/office/word/2006/wordml" xmlns:wps="http://schemas.microsoft.com/office/word/2010/wordprocessingShape" mc:Ignorable="w14 wp14">
+<w:document xmlns:wpc="http://schemas.microsoft.com/office/word/2010/wordprocessingCanvas" xmlns:cx="http://schemas.microsoft.com/office/drawing/2014/chartex" xmlns:cx1="http://schemas.microsoft.com/office/drawing/2015/9/8/chartex" xmlns:cx2="http://schemas.microsoft.com/office/drawing/2015/10/21/chartex" xmlns:cx3="http://schemas.microsoft.com/office/drawing/2016/5/9/chartex" xmlns:cx4="http://schemas.microsoft.com/office/drawing/2016/5/10/chartex" xmlns:cx5="http://schemas.microsoft.com/office/drawing/2016/5/11/chartex" xmlns:cx6="http://schemas.microsoft.com/office/drawing/2016/5/12/chartex" xmlns:cx7="http://schemas.microsoft.com/office/drawing/2016/5/13/chartex" xmlns:cx8="http://schemas.microsoft.com/office/drawing/2016/5/14/chartex" xmlns:mc="http://schemas.openxmlformats.org/markup-compatibility/2006" xmlns:aink="http://schemas.microsoft.com/office/drawing/2016/ink" xmlns:am3d="http://schemas.microsoft.com/office/drawing/2017/model3d" xmlns:o="urn:schemas-microsoft-com:office:office" xmlns:r="http://schemas.openxmlformats.org/officeDocument/2006/relationships" xmlns:m="http://schemas.openxmlformats.org/officeDocument/2006/math" xmlns:v="urn:schemas-microsoft-com:vml" xmlns:wp14="http://schemas.microsoft.com/office/word/2010/wordprocessingDrawing" xmlns:wp="http://schemas.openxmlformats.org/drawingml/2006/wordprocessingDrawing" xmlns:w10="urn:schemas-microsoft-com:office:word" xmlns:w="http://schemas.openxmlformats.org/wordprocessingml/2006/main" xmlns:w14="http://schemas.microsoft.com/office/word/2010/wordml" xmlns:w15="http://schemas.microsoft.com/office/word/2012/wordml" xmlns:w16cid="http://schemas.microsoft.com/office/word/2016/wordml/cid" xmlns:w16se="http://schemas.microsoft.com/office/word/2015/wordml/symex" xmlns:wpg="http://schemas.microsoft.com/office/word/2010/wordprocessingGroup" xmlns:wpi="http://schemas.microsoft.com/office/word/2010/wordprocessingInk" xmlns:wne="http://schemas.microsoft.com/office/word/2006/wordml" xmlns:wps="http://schemas.microsoft.com/office/word/2010/wordprocessingShape" mc:Ignorable="w14 w15 w16se w16cid wp14">
   <w:body>
     <w:p>
       <w:pPr>
@@ -181,46 +181,26 @@
           <w:sz w:val="20"/>
           <w:szCs w:val="20"/>
         </w:rPr>
-        <w:t>Szakács Máté - 13</w:t>
-      </w:r>
-      <w:proofErr w:type="gramStart"/>
-      <w:r>
+        <w:t>Szakács Máté - 13.F</w:t>
+      </w:r>
+    </w:p>
+    <w:p>
+      <w:pPr>
+        <w:jc w:val="right"/>
         <w:rPr>
           <w:rFonts w:ascii="Times New Roman" w:eastAsia="Times New Roman" w:hAnsi="Times New Roman" w:cs="Times New Roman"/>
           <w:sz w:val="20"/>
           <w:szCs w:val="20"/>
         </w:rPr>
-        <w:t>.F</w:t>
-      </w:r>
-      <w:proofErr w:type="gramEnd"/>
-    </w:p>
-    <w:p>
-      <w:pPr>
-        <w:jc w:val="right"/>
+      </w:pPr>
+      <w:r>
         <w:rPr>
           <w:rFonts w:ascii="Times New Roman" w:eastAsia="Times New Roman" w:hAnsi="Times New Roman" w:cs="Times New Roman"/>
           <w:sz w:val="20"/>
           <w:szCs w:val="20"/>
         </w:rPr>
-      </w:pPr>
-      <w:r>
-        <w:rPr>
-          <w:rFonts w:ascii="Times New Roman" w:eastAsia="Times New Roman" w:hAnsi="Times New Roman" w:cs="Times New Roman"/>
-          <w:sz w:val="20"/>
-          <w:szCs w:val="20"/>
-        </w:rPr>
-        <w:t>Barna István - 13</w:t>
-      </w:r>
-      <w:proofErr w:type="gramStart"/>
-      <w:r>
-        <w:rPr>
-          <w:rFonts w:ascii="Times New Roman" w:eastAsia="Times New Roman" w:hAnsi="Times New Roman" w:cs="Times New Roman"/>
-          <w:sz w:val="20"/>
-          <w:szCs w:val="20"/>
-        </w:rPr>
-        <w:t>.F</w:t>
-      </w:r>
-      <w:proofErr w:type="gramEnd"/>
+        <w:t>Barna István - 13.F</w:t>
+      </w:r>
     </w:p>
     <w:p>
       <w:pPr>
@@ -573,60 +553,24 @@
           <w:sz w:val="24"/>
           <w:szCs w:val="24"/>
         </w:rPr>
-        <w:t xml:space="preserve">egyszerűen lehet csatlakozni, ezen felül létrehozni olyan  asztali szerepjátékos „szobákat” amik által ellehet kerülni azt az általános </w:t>
-      </w:r>
-      <w:proofErr w:type="gramStart"/>
-      <w:r>
-        <w:rPr>
-          <w:rFonts w:ascii="Times New Roman" w:eastAsia="Times New Roman" w:hAnsi="Times New Roman" w:cs="Times New Roman"/>
-          <w:sz w:val="24"/>
-          <w:szCs w:val="24"/>
-        </w:rPr>
-        <w:t>problémát</w:t>
-      </w:r>
-      <w:proofErr w:type="gramEnd"/>
-      <w:r>
-        <w:rPr>
-          <w:rFonts w:ascii="Times New Roman" w:eastAsia="Times New Roman" w:hAnsi="Times New Roman" w:cs="Times New Roman"/>
-          <w:sz w:val="24"/>
-          <w:szCs w:val="24"/>
-        </w:rPr>
-        <w:t xml:space="preserve"> amit a Facebook és egyéb közösségi médiás platformos csoportok nem tudtak kiküszöbölni.</w:t>
-      </w:r>
-    </w:p>
-    <w:p>
-      <w:pPr>
-        <w:rPr>
-          <w:rFonts w:ascii="Times New Roman" w:eastAsia="Times New Roman" w:hAnsi="Times New Roman" w:cs="Times New Roman"/>
-          <w:sz w:val="24"/>
-          <w:szCs w:val="24"/>
-        </w:rPr>
-      </w:pPr>
-      <w:r>
-        <w:rPr>
-          <w:rFonts w:ascii="Times New Roman" w:eastAsia="Times New Roman" w:hAnsi="Times New Roman" w:cs="Times New Roman"/>
-          <w:sz w:val="24"/>
-          <w:szCs w:val="24"/>
-        </w:rPr>
-        <w:t xml:space="preserve">Mivel sok asztali szerepjátékos csoport van jelen egy platformon, </w:t>
-      </w:r>
-      <w:proofErr w:type="gramStart"/>
-      <w:r>
-        <w:rPr>
-          <w:rFonts w:ascii="Times New Roman" w:eastAsia="Times New Roman" w:hAnsi="Times New Roman" w:cs="Times New Roman"/>
-          <w:sz w:val="24"/>
-          <w:szCs w:val="24"/>
-        </w:rPr>
-        <w:t>felszokott</w:t>
-      </w:r>
-      <w:proofErr w:type="gramEnd"/>
-      <w:r>
-        <w:rPr>
-          <w:rFonts w:ascii="Times New Roman" w:eastAsia="Times New Roman" w:hAnsi="Times New Roman" w:cs="Times New Roman"/>
-          <w:sz w:val="24"/>
-          <w:szCs w:val="24"/>
-        </w:rPr>
-        <w:t xml:space="preserve"> merülni az a helyzet, amikor kettő csapat ugyanarra a helyre egymással ütköző időpontban szerveznek egy „session”-t, ami mindkét félnek kellemetlenséget tud okozni, mivel az egyik csapatnak le kell mondania</w:t>
+        <w:t>egyszerűen lehet csatlakozni, ezen felül létrehozni olyan  asztali szerepjátékos „szobákat” amik által ellehet kerülni azt az általános problémát amit a Facebook és egyéb közösségi médiás platformos csoportok nem tudtak kiküszöbölni.</w:t>
+      </w:r>
+    </w:p>
+    <w:p>
+      <w:pPr>
+        <w:rPr>
+          <w:rFonts w:ascii="Times New Roman" w:eastAsia="Times New Roman" w:hAnsi="Times New Roman" w:cs="Times New Roman"/>
+          <w:sz w:val="24"/>
+          <w:szCs w:val="24"/>
+        </w:rPr>
+      </w:pPr>
+      <w:r>
+        <w:rPr>
+          <w:rFonts w:ascii="Times New Roman" w:eastAsia="Times New Roman" w:hAnsi="Times New Roman" w:cs="Times New Roman"/>
+          <w:sz w:val="24"/>
+          <w:szCs w:val="24"/>
+        </w:rPr>
+        <w:t>Mivel sok asztali szerepjátékos csoport van jelen egy platformon, felszokott merülni az a helyzet, amikor kettő csapat ugyanarra a helyre egymással ütköző időpontban szerveznek egy „session”-t, ami mindkét félnek kellemetlenséget tud okozni, mivel az egyik csapatnak le kell mondania</w:t>
       </w:r>
       <w:r>
         <w:rPr>
@@ -691,25 +635,7 @@
           <w:sz w:val="24"/>
           <w:szCs w:val="24"/>
         </w:rPr>
-        <w:t xml:space="preserve"> Ezenfelül </w:t>
-      </w:r>
-      <w:proofErr w:type="gramStart"/>
-      <w:r>
-        <w:rPr>
-          <w:rFonts w:ascii="Times New Roman" w:eastAsia="Times New Roman" w:hAnsi="Times New Roman" w:cs="Times New Roman"/>
-          <w:sz w:val="24"/>
-          <w:szCs w:val="24"/>
-        </w:rPr>
-        <w:t>szoftver fejlesztős</w:t>
-      </w:r>
-      <w:proofErr w:type="gramEnd"/>
-      <w:r>
-        <w:rPr>
-          <w:rFonts w:ascii="Times New Roman" w:eastAsia="Times New Roman" w:hAnsi="Times New Roman" w:cs="Times New Roman"/>
-          <w:sz w:val="24"/>
-          <w:szCs w:val="24"/>
-        </w:rPr>
-        <w:t xml:space="preserve"> tapasztalat szerzése egy összetett program megtervezése, elkészítése, frontend, és backend programozói képességeink fejlesztésére.</w:t>
+        <w:t xml:space="preserve"> Ezenfelül szoftver fejlesztős tapasztalat szerzése egy összetett program megtervezése, elkészítése, frontend, és backend programozói képességeink fejlesztésére.</w:t>
       </w:r>
     </w:p>
     <w:p>
@@ -808,7 +734,6 @@
         </w:rPr>
         <w:t xml:space="preserve"> </w:t>
       </w:r>
-      <w:proofErr w:type="gramStart"/>
       <w:r>
         <w:rPr>
           <w:rFonts w:ascii="Times New Roman" w:eastAsia="Times New Roman" w:hAnsi="Times New Roman" w:cs="Times New Roman"/>
@@ -823,16 +748,7 @@
           <w:sz w:val="24"/>
           <w:szCs w:val="24"/>
         </w:rPr>
-        <w:t>zenfelül</w:t>
-      </w:r>
-      <w:proofErr w:type="gramEnd"/>
-      <w:r>
-        <w:rPr>
-          <w:rFonts w:ascii="Times New Roman" w:eastAsia="Times New Roman" w:hAnsi="Times New Roman" w:cs="Times New Roman"/>
-          <w:sz w:val="24"/>
-          <w:szCs w:val="24"/>
-        </w:rPr>
-        <w:t xml:space="preserve"> még a feladatok kiosztásá</w:t>
+        <w:t>zenfelül még a feladatok kiosztásá</w:t>
       </w:r>
       <w:r>
         <w:rPr>
@@ -1031,7 +947,7 @@
           <w:sz w:val="24"/>
           <w:szCs w:val="24"/>
         </w:rPr>
-        <w:t xml:space="preserve">A </w:t>
+        <w:t xml:space="preserve">A backend Visual </w:t>
       </w:r>
       <w:proofErr w:type="spellStart"/>
       <w:r>
@@ -1040,7 +956,7 @@
           <w:sz w:val="24"/>
           <w:szCs w:val="24"/>
         </w:rPr>
-        <w:t>backend</w:t>
+        <w:t>Studioban</w:t>
       </w:r>
       <w:proofErr w:type="spellEnd"/>
       <w:r>
@@ -1049,7 +965,7 @@
           <w:sz w:val="24"/>
           <w:szCs w:val="24"/>
         </w:rPr>
-        <w:t xml:space="preserve"> Visual </w:t>
+        <w:t xml:space="preserve"> készült C# kódnyelv, ASP .Net </w:t>
       </w:r>
       <w:proofErr w:type="spellStart"/>
       <w:r>
@@ -1058,7 +974,7 @@
           <w:sz w:val="24"/>
           <w:szCs w:val="24"/>
         </w:rPr>
-        <w:t>Studioban</w:t>
+        <w:t>Api</w:t>
       </w:r>
       <w:proofErr w:type="spellEnd"/>
       <w:r>
@@ -1067,24 +983,6 @@
           <w:sz w:val="24"/>
           <w:szCs w:val="24"/>
         </w:rPr>
-        <w:t xml:space="preserve"> készült C# kódnyelv, </w:t>
-      </w:r>
-      <w:proofErr w:type="gramStart"/>
-      <w:r>
-        <w:rPr>
-          <w:rFonts w:ascii="Times New Roman" w:eastAsia="Times New Roman" w:hAnsi="Times New Roman" w:cs="Times New Roman"/>
-          <w:sz w:val="24"/>
-          <w:szCs w:val="24"/>
-        </w:rPr>
-        <w:t>ASP .Net</w:t>
-      </w:r>
-      <w:proofErr w:type="gramEnd"/>
-      <w:r>
-        <w:rPr>
-          <w:rFonts w:ascii="Times New Roman" w:eastAsia="Times New Roman" w:hAnsi="Times New Roman" w:cs="Times New Roman"/>
-          <w:sz w:val="24"/>
-          <w:szCs w:val="24"/>
-        </w:rPr>
         <w:t xml:space="preserve"> </w:t>
       </w:r>
       <w:proofErr w:type="spellStart"/>
@@ -1094,7 +992,7 @@
           <w:sz w:val="24"/>
           <w:szCs w:val="24"/>
         </w:rPr>
-        <w:t>Api</w:t>
+        <w:t>template</w:t>
       </w:r>
       <w:proofErr w:type="spellEnd"/>
       <w:r>
@@ -1103,6 +1001,24 @@
           <w:sz w:val="24"/>
           <w:szCs w:val="24"/>
         </w:rPr>
+        <w:t xml:space="preserve"> felhasználásával készült el. </w:t>
+      </w:r>
+      <w:proofErr w:type="spellStart"/>
+      <w:r>
+        <w:rPr>
+          <w:rFonts w:ascii="Times New Roman" w:eastAsia="Times New Roman" w:hAnsi="Times New Roman" w:cs="Times New Roman"/>
+          <w:sz w:val="24"/>
+          <w:szCs w:val="24"/>
+        </w:rPr>
+        <w:t>Scalar</w:t>
+      </w:r>
+      <w:proofErr w:type="spellEnd"/>
+      <w:r>
+        <w:rPr>
+          <w:rFonts w:ascii="Times New Roman" w:eastAsia="Times New Roman" w:hAnsi="Times New Roman" w:cs="Times New Roman"/>
+          <w:sz w:val="24"/>
+          <w:szCs w:val="24"/>
+        </w:rPr>
         <w:t xml:space="preserve"> </w:t>
       </w:r>
       <w:proofErr w:type="spellStart"/>
@@ -1112,7 +1028,7 @@
           <w:sz w:val="24"/>
           <w:szCs w:val="24"/>
         </w:rPr>
-        <w:t>template</w:t>
+        <w:t>api</w:t>
       </w:r>
       <w:proofErr w:type="spellEnd"/>
       <w:r>
@@ -1121,7 +1037,7 @@
           <w:sz w:val="24"/>
           <w:szCs w:val="24"/>
         </w:rPr>
-        <w:t xml:space="preserve"> felhasználásával készült el. </w:t>
+        <w:t xml:space="preserve"> lett alkalmazva, ezen felül </w:t>
       </w:r>
       <w:proofErr w:type="spellStart"/>
       <w:r>
@@ -1130,7 +1046,7 @@
           <w:sz w:val="24"/>
           <w:szCs w:val="24"/>
         </w:rPr>
-        <w:t>Scalar</w:t>
+        <w:t>Identity</w:t>
       </w:r>
       <w:proofErr w:type="spellEnd"/>
       <w:r>
@@ -1139,7 +1055,7 @@
           <w:sz w:val="24"/>
           <w:szCs w:val="24"/>
         </w:rPr>
-        <w:t xml:space="preserve"> </w:t>
+        <w:t xml:space="preserve"> Framework használata nélkül lett elkészítve az azonosító kód, és a </w:t>
       </w:r>
       <w:proofErr w:type="spellStart"/>
       <w:r>
@@ -1148,11 +1064,19 @@
           <w:sz w:val="24"/>
           <w:szCs w:val="24"/>
         </w:rPr>
-        <w:t>api</w:t>
+        <w:t>tokenek</w:t>
+      </w:r>
+      <w:proofErr w:type="spellEnd"/>
+      <w:r>
+        <w:rPr>
+          <w:rFonts w:ascii="Times New Roman" w:eastAsia="Times New Roman" w:hAnsi="Times New Roman" w:cs="Times New Roman"/>
+          <w:sz w:val="24"/>
+          <w:szCs w:val="24"/>
+        </w:rPr>
+        <w:t xml:space="preserve"> kiadása.</w:t>
       </w:r>
       <w:bookmarkStart w:id="2" w:name="_GoBack"/>
       <w:bookmarkEnd w:id="2"/>
-      <w:proofErr w:type="spellEnd"/>
     </w:p>
     <w:p>
       <w:pPr>
@@ -1172,8 +1096,8 @@
       </w:r>
     </w:p>
     <w:sectPr>
-      <w:headerReference w:type="default" r:id="rId9"/>
-      <w:footerReference w:type="default" r:id="rId10"/>
+      <w:headerReference w:type="default" r:id="rId8"/>
+      <w:footerReference w:type="default" r:id="rId9"/>
       <w:pgSz w:w="11906" w:h="16838"/>
       <w:pgMar w:top="1417" w:right="1417" w:bottom="1417" w:left="1417" w:header="368" w:footer="368" w:gutter="0"/>
       <w:pgNumType w:start="1"/>
@@ -1184,7 +1108,7 @@
 </file>
 
 <file path=word/endnotes.xml><?xml version="1.0" encoding="utf-8"?>
-<w:endnotes xmlns:wpc="http://schemas.microsoft.com/office/word/2010/wordprocessingCanvas" xmlns:mc="http://schemas.openxmlformats.org/markup-compatibility/2006" xmlns:o="urn:schemas-microsoft-com:office:office" xmlns:r="http://schemas.openxmlformats.org/officeDocument/2006/relationships" xmlns:m="http://schemas.openxmlformats.org/officeDocument/2006/math" xmlns:v="urn:schemas-microsoft-com:vml" xmlns:wp14="http://schemas.microsoft.com/office/word/2010/wordprocessingDrawing" xmlns:wp="http://schemas.openxmlformats.org/drawingml/2006/wordprocessingDrawing" xmlns:w10="urn:schemas-microsoft-com:office:word" xmlns:w="http://schemas.openxmlformats.org/wordprocessingml/2006/main" xmlns:w14="http://schemas.microsoft.com/office/word/2010/wordml" xmlns:wpg="http://schemas.microsoft.com/office/word/2010/wordprocessingGroup" xmlns:wpi="http://schemas.microsoft.com/office/word/2010/wordprocessingInk" xmlns:wne="http://schemas.microsoft.com/office/word/2006/wordml" xmlns:wps="http://schemas.microsoft.com/office/word/2010/wordprocessingShape" mc:Ignorable="w14 wp14">
+<w:endnotes xmlns:wpc="http://schemas.microsoft.com/office/word/2010/wordprocessingCanvas" xmlns:cx="http://schemas.microsoft.com/office/drawing/2014/chartex" xmlns:cx1="http://schemas.microsoft.com/office/drawing/2015/9/8/chartex" xmlns:cx2="http://schemas.microsoft.com/office/drawing/2015/10/21/chartex" xmlns:cx3="http://schemas.microsoft.com/office/drawing/2016/5/9/chartex" xmlns:cx4="http://schemas.microsoft.com/office/drawing/2016/5/10/chartex" xmlns:cx5="http://schemas.microsoft.com/office/drawing/2016/5/11/chartex" xmlns:cx6="http://schemas.microsoft.com/office/drawing/2016/5/12/chartex" xmlns:cx7="http://schemas.microsoft.com/office/drawing/2016/5/13/chartex" xmlns:cx8="http://schemas.microsoft.com/office/drawing/2016/5/14/chartex" xmlns:mc="http://schemas.openxmlformats.org/markup-compatibility/2006" xmlns:aink="http://schemas.microsoft.com/office/drawing/2016/ink" xmlns:am3d="http://schemas.microsoft.com/office/drawing/2017/model3d" xmlns:o="urn:schemas-microsoft-com:office:office" xmlns:r="http://schemas.openxmlformats.org/officeDocument/2006/relationships" xmlns:m="http://schemas.openxmlformats.org/officeDocument/2006/math" xmlns:v="urn:schemas-microsoft-com:vml" xmlns:wp14="http://schemas.microsoft.com/office/word/2010/wordprocessingDrawing" xmlns:wp="http://schemas.openxmlformats.org/drawingml/2006/wordprocessingDrawing" xmlns:w10="urn:schemas-microsoft-com:office:word" xmlns:w="http://schemas.openxmlformats.org/wordprocessingml/2006/main" xmlns:w14="http://schemas.microsoft.com/office/word/2010/wordml" xmlns:w15="http://schemas.microsoft.com/office/word/2012/wordml" xmlns:w16cid="http://schemas.microsoft.com/office/word/2016/wordml/cid" xmlns:w16se="http://schemas.microsoft.com/office/word/2015/wordml/symex" xmlns:wpg="http://schemas.microsoft.com/office/word/2010/wordprocessingGroup" xmlns:wpi="http://schemas.microsoft.com/office/word/2010/wordprocessingInk" xmlns:wne="http://schemas.microsoft.com/office/word/2006/wordml" xmlns:wps="http://schemas.microsoft.com/office/word/2010/wordprocessingShape" mc:Ignorable="w14 w15 w16se w16cid wp14">
   <w:endnote w:type="separator" w:id="-1">
     <w:p>
       <w:pPr>
@@ -1209,7 +1133,7 @@
 </file>
 
 <file path=word/footer1.xml><?xml version="1.0" encoding="utf-8"?>
-<w:ftr xmlns:wpc="http://schemas.microsoft.com/office/word/2010/wordprocessingCanvas" xmlns:mc="http://schemas.openxmlformats.org/markup-compatibility/2006" xmlns:o="urn:schemas-microsoft-com:office:office" xmlns:r="http://schemas.openxmlformats.org/officeDocument/2006/relationships" xmlns:m="http://schemas.openxmlformats.org/officeDocument/2006/math" xmlns:v="urn:schemas-microsoft-com:vml" xmlns:wp14="http://schemas.microsoft.com/office/word/2010/wordprocessingDrawing" xmlns:wp="http://schemas.openxmlformats.org/drawingml/2006/wordprocessingDrawing" xmlns:w10="urn:schemas-microsoft-com:office:word" xmlns:w="http://schemas.openxmlformats.org/wordprocessingml/2006/main" xmlns:w14="http://schemas.microsoft.com/office/word/2010/wordml" xmlns:wpg="http://schemas.microsoft.com/office/word/2010/wordprocessingGroup" xmlns:wpi="http://schemas.microsoft.com/office/word/2010/wordprocessingInk" xmlns:wne="http://schemas.microsoft.com/office/word/2006/wordml" xmlns:wps="http://schemas.microsoft.com/office/word/2010/wordprocessingShape" mc:Ignorable="w14 wp14">
+<w:ftr xmlns:wpc="http://schemas.microsoft.com/office/word/2010/wordprocessingCanvas" xmlns:cx="http://schemas.microsoft.com/office/drawing/2014/chartex" xmlns:cx1="http://schemas.microsoft.com/office/drawing/2015/9/8/chartex" xmlns:cx2="http://schemas.microsoft.com/office/drawing/2015/10/21/chartex" xmlns:cx3="http://schemas.microsoft.com/office/drawing/2016/5/9/chartex" xmlns:cx4="http://schemas.microsoft.com/office/drawing/2016/5/10/chartex" xmlns:cx5="http://schemas.microsoft.com/office/drawing/2016/5/11/chartex" xmlns:cx6="http://schemas.microsoft.com/office/drawing/2016/5/12/chartex" xmlns:cx7="http://schemas.microsoft.com/office/drawing/2016/5/13/chartex" xmlns:cx8="http://schemas.microsoft.com/office/drawing/2016/5/14/chartex" xmlns:mc="http://schemas.openxmlformats.org/markup-compatibility/2006" xmlns:aink="http://schemas.microsoft.com/office/drawing/2016/ink" xmlns:am3d="http://schemas.microsoft.com/office/drawing/2017/model3d" xmlns:o="urn:schemas-microsoft-com:office:office" xmlns:r="http://schemas.openxmlformats.org/officeDocument/2006/relationships" xmlns:m="http://schemas.openxmlformats.org/officeDocument/2006/math" xmlns:v="urn:schemas-microsoft-com:vml" xmlns:wp14="http://schemas.microsoft.com/office/word/2010/wordprocessingDrawing" xmlns:wp="http://schemas.openxmlformats.org/drawingml/2006/wordprocessingDrawing" xmlns:w10="urn:schemas-microsoft-com:office:word" xmlns:w="http://schemas.openxmlformats.org/wordprocessingml/2006/main" xmlns:w14="http://schemas.microsoft.com/office/word/2010/wordml" xmlns:w15="http://schemas.microsoft.com/office/word/2012/wordml" xmlns:w16cid="http://schemas.microsoft.com/office/word/2016/wordml/cid" xmlns:w16se="http://schemas.microsoft.com/office/word/2015/wordml/symex" xmlns:wpg="http://schemas.microsoft.com/office/word/2010/wordprocessingGroup" xmlns:wpi="http://schemas.microsoft.com/office/word/2010/wordprocessingInk" xmlns:wne="http://schemas.microsoft.com/office/word/2006/wordml" xmlns:wps="http://schemas.microsoft.com/office/word/2010/wordprocessingShape" mc:Ignorable="w14 w15 w16se w16cid wp14">
   <w:p>
     <w:pPr>
       <w:jc w:val="center"/>
@@ -1232,7 +1156,7 @@
 </file>
 
 <file path=word/footnotes.xml><?xml version="1.0" encoding="utf-8"?>
-<w:footnotes xmlns:wpc="http://schemas.microsoft.com/office/word/2010/wordprocessingCanvas" xmlns:mc="http://schemas.openxmlformats.org/markup-compatibility/2006" xmlns:o="urn:schemas-microsoft-com:office:office" xmlns:r="http://schemas.openxmlformats.org/officeDocument/2006/relationships" xmlns:m="http://schemas.openxmlformats.org/officeDocument/2006/math" xmlns:v="urn:schemas-microsoft-com:vml" xmlns:wp14="http://schemas.microsoft.com/office/word/2010/wordprocessingDrawing" xmlns:wp="http://schemas.openxmlformats.org/drawingml/2006/wordprocessingDrawing" xmlns:w10="urn:schemas-microsoft-com:office:word" xmlns:w="http://schemas.openxmlformats.org/wordprocessingml/2006/main" xmlns:w14="http://schemas.microsoft.com/office/word/2010/wordml" xmlns:wpg="http://schemas.microsoft.com/office/word/2010/wordprocessingGroup" xmlns:wpi="http://schemas.microsoft.com/office/word/2010/wordprocessingInk" xmlns:wne="http://schemas.microsoft.com/office/word/2006/wordml" xmlns:wps="http://schemas.microsoft.com/office/word/2010/wordprocessingShape" mc:Ignorable="w14 wp14">
+<w:footnotes xmlns:wpc="http://schemas.microsoft.com/office/word/2010/wordprocessingCanvas" xmlns:cx="http://schemas.microsoft.com/office/drawing/2014/chartex" xmlns:cx1="http://schemas.microsoft.com/office/drawing/2015/9/8/chartex" xmlns:cx2="http://schemas.microsoft.com/office/drawing/2015/10/21/chartex" xmlns:cx3="http://schemas.microsoft.com/office/drawing/2016/5/9/chartex" xmlns:cx4="http://schemas.microsoft.com/office/drawing/2016/5/10/chartex" xmlns:cx5="http://schemas.microsoft.com/office/drawing/2016/5/11/chartex" xmlns:cx6="http://schemas.microsoft.com/office/drawing/2016/5/12/chartex" xmlns:cx7="http://schemas.microsoft.com/office/drawing/2016/5/13/chartex" xmlns:cx8="http://schemas.microsoft.com/office/drawing/2016/5/14/chartex" xmlns:mc="http://schemas.openxmlformats.org/markup-compatibility/2006" xmlns:aink="http://schemas.microsoft.com/office/drawing/2016/ink" xmlns:am3d="http://schemas.microsoft.com/office/drawing/2017/model3d" xmlns:o="urn:schemas-microsoft-com:office:office" xmlns:r="http://schemas.openxmlformats.org/officeDocument/2006/relationships" xmlns:m="http://schemas.openxmlformats.org/officeDocument/2006/math" xmlns:v="urn:schemas-microsoft-com:vml" xmlns:wp14="http://schemas.microsoft.com/office/word/2010/wordprocessingDrawing" xmlns:wp="http://schemas.openxmlformats.org/drawingml/2006/wordprocessingDrawing" xmlns:w10="urn:schemas-microsoft-com:office:word" xmlns:w="http://schemas.openxmlformats.org/wordprocessingml/2006/main" xmlns:w14="http://schemas.microsoft.com/office/word/2010/wordml" xmlns:w15="http://schemas.microsoft.com/office/word/2012/wordml" xmlns:w16cid="http://schemas.microsoft.com/office/word/2016/wordml/cid" xmlns:w16se="http://schemas.microsoft.com/office/word/2015/wordml/symex" xmlns:wpg="http://schemas.microsoft.com/office/word/2010/wordprocessingGroup" xmlns:wpi="http://schemas.microsoft.com/office/word/2010/wordprocessingInk" xmlns:wne="http://schemas.microsoft.com/office/word/2006/wordml" xmlns:wps="http://schemas.microsoft.com/office/word/2010/wordprocessingShape" mc:Ignorable="w14 w15 w16se w16cid wp14">
   <w:footnote w:type="separator" w:id="-1">
     <w:p>
       <w:pPr>
@@ -1257,7 +1181,7 @@
 </file>
 
 <file path=word/header1.xml><?xml version="1.0" encoding="utf-8"?>
-<w:hdr xmlns:wpc="http://schemas.microsoft.com/office/word/2010/wordprocessingCanvas" xmlns:mc="http://schemas.openxmlformats.org/markup-compatibility/2006" xmlns:o="urn:schemas-microsoft-com:office:office" xmlns:r="http://schemas.openxmlformats.org/officeDocument/2006/relationships" xmlns:m="http://schemas.openxmlformats.org/officeDocument/2006/math" xmlns:v="urn:schemas-microsoft-com:vml" xmlns:wp14="http://schemas.microsoft.com/office/word/2010/wordprocessingDrawing" xmlns:wp="http://schemas.openxmlformats.org/drawingml/2006/wordprocessingDrawing" xmlns:w10="urn:schemas-microsoft-com:office:word" xmlns:w="http://schemas.openxmlformats.org/wordprocessingml/2006/main" xmlns:w14="http://schemas.microsoft.com/office/word/2010/wordml" xmlns:wpg="http://schemas.microsoft.com/office/word/2010/wordprocessingGroup" xmlns:wpi="http://schemas.microsoft.com/office/word/2010/wordprocessingInk" xmlns:wne="http://schemas.microsoft.com/office/word/2006/wordml" xmlns:wps="http://schemas.microsoft.com/office/word/2010/wordprocessingShape" mc:Ignorable="w14 wp14">
+<w:hdr xmlns:wpc="http://schemas.microsoft.com/office/word/2010/wordprocessingCanvas" xmlns:cx="http://schemas.microsoft.com/office/drawing/2014/chartex" xmlns:cx1="http://schemas.microsoft.com/office/drawing/2015/9/8/chartex" xmlns:cx2="http://schemas.microsoft.com/office/drawing/2015/10/21/chartex" xmlns:cx3="http://schemas.microsoft.com/office/drawing/2016/5/9/chartex" xmlns:cx4="http://schemas.microsoft.com/office/drawing/2016/5/10/chartex" xmlns:cx5="http://schemas.microsoft.com/office/drawing/2016/5/11/chartex" xmlns:cx6="http://schemas.microsoft.com/office/drawing/2016/5/12/chartex" xmlns:cx7="http://schemas.microsoft.com/office/drawing/2016/5/13/chartex" xmlns:cx8="http://schemas.microsoft.com/office/drawing/2016/5/14/chartex" xmlns:mc="http://schemas.openxmlformats.org/markup-compatibility/2006" xmlns:aink="http://schemas.microsoft.com/office/drawing/2016/ink" xmlns:am3d="http://schemas.microsoft.com/office/drawing/2017/model3d" xmlns:o="urn:schemas-microsoft-com:office:office" xmlns:r="http://schemas.openxmlformats.org/officeDocument/2006/relationships" xmlns:m="http://schemas.openxmlformats.org/officeDocument/2006/math" xmlns:v="urn:schemas-microsoft-com:vml" xmlns:wp14="http://schemas.microsoft.com/office/word/2010/wordprocessingDrawing" xmlns:wp="http://schemas.openxmlformats.org/drawingml/2006/wordprocessingDrawing" xmlns:w10="urn:schemas-microsoft-com:office:word" xmlns:w="http://schemas.openxmlformats.org/wordprocessingml/2006/main" xmlns:w14="http://schemas.microsoft.com/office/word/2010/wordml" xmlns:w15="http://schemas.microsoft.com/office/word/2012/wordml" xmlns:w16cid="http://schemas.microsoft.com/office/word/2016/wordml/cid" xmlns:w16se="http://schemas.microsoft.com/office/word/2015/wordml/symex" xmlns:wpg="http://schemas.microsoft.com/office/word/2010/wordprocessingGroup" xmlns:wpi="http://schemas.microsoft.com/office/word/2010/wordprocessingInk" xmlns:wne="http://schemas.microsoft.com/office/word/2006/wordml" xmlns:wps="http://schemas.microsoft.com/office/word/2010/wordprocessingShape" mc:Ignorable="w14 w15 w16se w16cid wp14">
   <w:p>
     <w:pPr>
       <w:jc w:val="right"/>
@@ -1301,8 +1225,8 @@
 </file>
 
 <file path=word/numbering.xml><?xml version="1.0" encoding="utf-8"?>
-<w:numbering xmlns:wpc="http://schemas.microsoft.com/office/word/2010/wordprocessingCanvas" xmlns:mc="http://schemas.openxmlformats.org/markup-compatibility/2006" xmlns:o="urn:schemas-microsoft-com:office:office" xmlns:r="http://schemas.openxmlformats.org/officeDocument/2006/relationships" xmlns:m="http://schemas.openxmlformats.org/officeDocument/2006/math" xmlns:v="urn:schemas-microsoft-com:vml" xmlns:wp14="http://schemas.microsoft.com/office/word/2010/wordprocessingDrawing" xmlns:wp="http://schemas.openxmlformats.org/drawingml/2006/wordprocessingDrawing" xmlns:w10="urn:schemas-microsoft-com:office:word" xmlns:w="http://schemas.openxmlformats.org/wordprocessingml/2006/main" xmlns:w14="http://schemas.microsoft.com/office/word/2010/wordml" xmlns:wpg="http://schemas.microsoft.com/office/word/2010/wordprocessingGroup" xmlns:wpi="http://schemas.microsoft.com/office/word/2010/wordprocessingInk" xmlns:wne="http://schemas.microsoft.com/office/word/2006/wordml" xmlns:wps="http://schemas.microsoft.com/office/word/2010/wordprocessingShape" mc:Ignorable="w14 wp14">
-  <w:abstractNum w:abstractNumId="0">
+<w:numbering xmlns:wpc="http://schemas.microsoft.com/office/word/2010/wordprocessingCanvas" xmlns:cx="http://schemas.microsoft.com/office/drawing/2014/chartex" xmlns:cx1="http://schemas.microsoft.com/office/drawing/2015/9/8/chartex" xmlns:cx2="http://schemas.microsoft.com/office/drawing/2015/10/21/chartex" xmlns:cx3="http://schemas.microsoft.com/office/drawing/2016/5/9/chartex" xmlns:cx4="http://schemas.microsoft.com/office/drawing/2016/5/10/chartex" xmlns:cx5="http://schemas.microsoft.com/office/drawing/2016/5/11/chartex" xmlns:cx6="http://schemas.microsoft.com/office/drawing/2016/5/12/chartex" xmlns:cx7="http://schemas.microsoft.com/office/drawing/2016/5/13/chartex" xmlns:cx8="http://schemas.microsoft.com/office/drawing/2016/5/14/chartex" xmlns:mc="http://schemas.openxmlformats.org/markup-compatibility/2006" xmlns:aink="http://schemas.microsoft.com/office/drawing/2016/ink" xmlns:am3d="http://schemas.microsoft.com/office/drawing/2017/model3d" xmlns:o="urn:schemas-microsoft-com:office:office" xmlns:r="http://schemas.openxmlformats.org/officeDocument/2006/relationships" xmlns:m="http://schemas.openxmlformats.org/officeDocument/2006/math" xmlns:v="urn:schemas-microsoft-com:vml" xmlns:wp14="http://schemas.microsoft.com/office/word/2010/wordprocessingDrawing" xmlns:wp="http://schemas.openxmlformats.org/drawingml/2006/wordprocessingDrawing" xmlns:w10="urn:schemas-microsoft-com:office:word" xmlns:w="http://schemas.openxmlformats.org/wordprocessingml/2006/main" xmlns:w14="http://schemas.microsoft.com/office/word/2010/wordml" xmlns:w15="http://schemas.microsoft.com/office/word/2012/wordml" xmlns:w16cid="http://schemas.microsoft.com/office/word/2016/wordml/cid" xmlns:w16se="http://schemas.microsoft.com/office/word/2015/wordml/symex" xmlns:wpg="http://schemas.microsoft.com/office/word/2010/wordprocessingGroup" xmlns:wpi="http://schemas.microsoft.com/office/word/2010/wordprocessingInk" xmlns:wne="http://schemas.microsoft.com/office/word/2006/wordml" xmlns:wps="http://schemas.microsoft.com/office/word/2010/wordprocessingShape" mc:Ignorable="w14 w15 w16se w16cid wp14">
+  <w:abstractNum w:abstractNumId="0" w15:restartNumberingAfterBreak="0">
     <w:nsid w:val="1B095478"/>
     <w:multiLevelType w:val="multilevel"/>
     <w:tmpl w:val="69069DB0"/>
@@ -1422,7 +1346,7 @@
 </file>
 
 <file path=word/styles.xml><?xml version="1.0" encoding="utf-8"?>
-<w:styles xmlns:mc="http://schemas.openxmlformats.org/markup-compatibility/2006" xmlns:r="http://schemas.openxmlformats.org/officeDocument/2006/relationships" xmlns:w="http://schemas.openxmlformats.org/wordprocessingml/2006/main" xmlns:w14="http://schemas.microsoft.com/office/word/2010/wordml" mc:Ignorable="w14">
+<w:styles xmlns:mc="http://schemas.openxmlformats.org/markup-compatibility/2006" xmlns:r="http://schemas.openxmlformats.org/officeDocument/2006/relationships" xmlns:w="http://schemas.openxmlformats.org/wordprocessingml/2006/main" xmlns:w14="http://schemas.microsoft.com/office/word/2010/wordml" xmlns:w15="http://schemas.microsoft.com/office/word/2012/wordml" xmlns:w16cid="http://schemas.microsoft.com/office/word/2016/wordml/cid" xmlns:w16se="http://schemas.microsoft.com/office/word/2015/wordml/symex" mc:Ignorable="w14 w15 w16se w16cid">
   <w:docDefaults>
     <w:rPrDefault>
       <w:rPr>
@@ -1438,144 +1362,382 @@
       </w:pPr>
     </w:pPrDefault>
   </w:docDefaults>
-  <w:latentStyles w:defLockedState="0" w:defUIPriority="99" w:defSemiHidden="1" w:defUnhideWhenUsed="1" w:defQFormat="0" w:count="267">
-    <w:lsdException w:name="Normal" w:semiHidden="0" w:uiPriority="0" w:unhideWhenUsed="0" w:qFormat="1"/>
-    <w:lsdException w:name="heading 1" w:semiHidden="0" w:uiPriority="9" w:unhideWhenUsed="0" w:qFormat="1"/>
-    <w:lsdException w:name="heading 2" w:uiPriority="9" w:qFormat="1"/>
-    <w:lsdException w:name="heading 3" w:uiPriority="9" w:qFormat="1"/>
-    <w:lsdException w:name="heading 4" w:uiPriority="9" w:qFormat="1"/>
-    <w:lsdException w:name="heading 5" w:uiPriority="9" w:qFormat="1"/>
-    <w:lsdException w:name="heading 6" w:uiPriority="9" w:qFormat="1"/>
-    <w:lsdException w:name="heading 7" w:uiPriority="9" w:qFormat="1"/>
-    <w:lsdException w:name="heading 8" w:uiPriority="9" w:qFormat="1"/>
-    <w:lsdException w:name="heading 9" w:uiPriority="9" w:qFormat="1"/>
-    <w:lsdException w:name="toc 1" w:uiPriority="39"/>
-    <w:lsdException w:name="toc 2" w:uiPriority="39"/>
-    <w:lsdException w:name="toc 3" w:uiPriority="39"/>
-    <w:lsdException w:name="toc 4" w:uiPriority="39"/>
-    <w:lsdException w:name="toc 5" w:uiPriority="39"/>
-    <w:lsdException w:name="toc 6" w:uiPriority="39"/>
-    <w:lsdException w:name="toc 7" w:uiPriority="39"/>
-    <w:lsdException w:name="toc 8" w:uiPriority="39"/>
-    <w:lsdException w:name="toc 9" w:uiPriority="39"/>
-    <w:lsdException w:name="caption" w:uiPriority="35" w:qFormat="1"/>
-    <w:lsdException w:name="Title" w:semiHidden="0" w:uiPriority="10" w:unhideWhenUsed="0" w:qFormat="1"/>
-    <w:lsdException w:name="Default Paragraph Font" w:uiPriority="1"/>
-    <w:lsdException w:name="Subtitle" w:semiHidden="0" w:uiPriority="11" w:unhideWhenUsed="0" w:qFormat="1"/>
-    <w:lsdException w:name="Strong" w:semiHidden="0" w:uiPriority="22" w:unhideWhenUsed="0" w:qFormat="1"/>
-    <w:lsdException w:name="Emphasis" w:semiHidden="0" w:uiPriority="20" w:unhideWhenUsed="0" w:qFormat="1"/>
-    <w:lsdException w:name="Table Grid" w:semiHidden="0" w:uiPriority="39" w:unhideWhenUsed="0"/>
-    <w:lsdException w:name="Placeholder Text" w:unhideWhenUsed="0"/>
-    <w:lsdException w:name="No Spacing" w:semiHidden="0" w:uiPriority="1" w:unhideWhenUsed="0" w:qFormat="1"/>
-    <w:lsdException w:name="Light Shading" w:semiHidden="0" w:uiPriority="60" w:unhideWhenUsed="0"/>
-    <w:lsdException w:name="Light List" w:semiHidden="0" w:uiPriority="61" w:unhideWhenUsed="0"/>
-    <w:lsdException w:name="Light Grid" w:semiHidden="0" w:uiPriority="62" w:unhideWhenUsed="0"/>
-    <w:lsdException w:name="Medium Shading 1" w:semiHidden="0" w:uiPriority="63" w:unhideWhenUsed="0"/>
-    <w:lsdException w:name="Medium Shading 2" w:semiHidden="0" w:uiPriority="64" w:unhideWhenUsed="0"/>
-    <w:lsdException w:name="Medium List 1" w:semiHidden="0" w:uiPriority="65" w:unhideWhenUsed="0"/>
-    <w:lsdException w:name="Medium List 2" w:semiHidden="0" w:uiPriority="66" w:unhideWhenUsed="0"/>
-    <w:lsdException w:name="Medium Grid 1" w:semiHidden="0" w:uiPriority="67" w:unhideWhenUsed="0"/>
-    <w:lsdException w:name="Medium Grid 2" w:semiHidden="0" w:uiPriority="68" w:unhideWhenUsed="0"/>
-    <w:lsdException w:name="Medium Grid 3" w:semiHidden="0" w:uiPriority="69" w:unhideWhenUsed="0"/>
-    <w:lsdException w:name="Dark List" w:semiHidden="0" w:uiPriority="70" w:unhideWhenUsed="0"/>
-    <w:lsdException w:name="Colorful Shading" w:semiHidden="0" w:uiPriority="71" w:unhideWhenUsed="0"/>
-    <w:lsdException w:name="Colorful List" w:semiHidden="0" w:uiPriority="72" w:unhideWhenUsed="0"/>
-    <w:lsdException w:name="Colorful Grid" w:semiHidden="0" w:uiPriority="73" w:unhideWhenUsed="0"/>
-    <w:lsdException w:name="Light Shading Accent 1" w:semiHidden="0" w:uiPriority="60" w:unhideWhenUsed="0"/>
-    <w:lsdException w:name="Light List Accent 1" w:semiHidden="0" w:uiPriority="61" w:unhideWhenUsed="0"/>
-    <w:lsdException w:name="Light Grid Accent 1" w:semiHidden="0" w:uiPriority="62" w:unhideWhenUsed="0"/>
-    <w:lsdException w:name="Medium Shading 1 Accent 1" w:semiHidden="0" w:uiPriority="63" w:unhideWhenUsed="0"/>
-    <w:lsdException w:name="Medium Shading 2 Accent 1" w:semiHidden="0" w:uiPriority="64" w:unhideWhenUsed="0"/>
-    <w:lsdException w:name="Medium List 1 Accent 1" w:semiHidden="0" w:uiPriority="65" w:unhideWhenUsed="0"/>
-    <w:lsdException w:name="Revision" w:unhideWhenUsed="0"/>
-    <w:lsdException w:name="List Paragraph" w:semiHidden="0" w:uiPriority="34" w:unhideWhenUsed="0" w:qFormat="1"/>
-    <w:lsdException w:name="Quote" w:semiHidden="0" w:uiPriority="29" w:unhideWhenUsed="0" w:qFormat="1"/>
-    <w:lsdException w:name="Intense Quote" w:semiHidden="0" w:uiPriority="30" w:unhideWhenUsed="0" w:qFormat="1"/>
-    <w:lsdException w:name="Medium List 2 Accent 1" w:semiHidden="0" w:uiPriority="66" w:unhideWhenUsed="0"/>
-    <w:lsdException w:name="Medium Grid 1 Accent 1" w:semiHidden="0" w:uiPriority="67" w:unhideWhenUsed="0"/>
-    <w:lsdException w:name="Medium Grid 2 Accent 1" w:semiHidden="0" w:uiPriority="68" w:unhideWhenUsed="0"/>
-    <w:lsdException w:name="Medium Grid 3 Accent 1" w:semiHidden="0" w:uiPriority="69" w:unhideWhenUsed="0"/>
-    <w:lsdException w:name="Dark List Accent 1" w:semiHidden="0" w:uiPriority="70" w:unhideWhenUsed="0"/>
-    <w:lsdException w:name="Colorful Shading Accent 1" w:semiHidden="0" w:uiPriority="71" w:unhideWhenUsed="0"/>
-    <w:lsdException w:name="Colorful List Accent 1" w:semiHidden="0" w:uiPriority="72" w:unhideWhenUsed="0"/>
-    <w:lsdException w:name="Colorful Grid Accent 1" w:semiHidden="0" w:uiPriority="73" w:unhideWhenUsed="0"/>
-    <w:lsdException w:name="Light Shading Accent 2" w:semiHidden="0" w:uiPriority="60" w:unhideWhenUsed="0"/>
-    <w:lsdException w:name="Light List Accent 2" w:semiHidden="0" w:uiPriority="61" w:unhideWhenUsed="0"/>
-    <w:lsdException w:name="Light Grid Accent 2" w:semiHidden="0" w:uiPriority="62" w:unhideWhenUsed="0"/>
-    <w:lsdException w:name="Medium Shading 1 Accent 2" w:semiHidden="0" w:uiPriority="63" w:unhideWhenUsed="0"/>
-    <w:lsdException w:name="Medium Shading 2 Accent 2" w:semiHidden="0" w:uiPriority="64" w:unhideWhenUsed="0"/>
-    <w:lsdException w:name="Medium List 1 Accent 2" w:semiHidden="0" w:uiPriority="65" w:unhideWhenUsed="0"/>
-    <w:lsdException w:name="Medium List 2 Accent 2" w:semiHidden="0" w:uiPriority="66" w:unhideWhenUsed="0"/>
-    <w:lsdException w:name="Medium Grid 1 Accent 2" w:semiHidden="0" w:uiPriority="67" w:unhideWhenUsed="0"/>
-    <w:lsdException w:name="Medium Grid 2 Accent 2" w:semiHidden="0" w:uiPriority="68" w:unhideWhenUsed="0"/>
-    <w:lsdException w:name="Medium Grid 3 Accent 2" w:semiHidden="0" w:uiPriority="69" w:unhideWhenUsed="0"/>
-    <w:lsdException w:name="Dark List Accent 2" w:semiHidden="0" w:uiPriority="70" w:unhideWhenUsed="0"/>
-    <w:lsdException w:name="Colorful Shading Accent 2" w:semiHidden="0" w:uiPriority="71" w:unhideWhenUsed="0"/>
-    <w:lsdException w:name="Colorful List Accent 2" w:semiHidden="0" w:uiPriority="72" w:unhideWhenUsed="0"/>
-    <w:lsdException w:name="Colorful Grid Accent 2" w:semiHidden="0" w:uiPriority="73" w:unhideWhenUsed="0"/>
-    <w:lsdException w:name="Light Shading Accent 3" w:semiHidden="0" w:uiPriority="60" w:unhideWhenUsed="0"/>
-    <w:lsdException w:name="Light List Accent 3" w:semiHidden="0" w:uiPriority="61" w:unhideWhenUsed="0"/>
-    <w:lsdException w:name="Light Grid Accent 3" w:semiHidden="0" w:uiPriority="62" w:unhideWhenUsed="0"/>
-    <w:lsdException w:name="Medium Shading 1 Accent 3" w:semiHidden="0" w:uiPriority="63" w:unhideWhenUsed="0"/>
-    <w:lsdException w:name="Medium Shading 2 Accent 3" w:semiHidden="0" w:uiPriority="64" w:unhideWhenUsed="0"/>
-    <w:lsdException w:name="Medium List 1 Accent 3" w:semiHidden="0" w:uiPriority="65" w:unhideWhenUsed="0"/>
-    <w:lsdException w:name="Medium List 2 Accent 3" w:semiHidden="0" w:uiPriority="66" w:unhideWhenUsed="0"/>
-    <w:lsdException w:name="Medium Grid 1 Accent 3" w:semiHidden="0" w:uiPriority="67" w:unhideWhenUsed="0"/>
-    <w:lsdException w:name="Medium Grid 2 Accent 3" w:semiHidden="0" w:uiPriority="68" w:unhideWhenUsed="0"/>
-    <w:lsdException w:name="Medium Grid 3 Accent 3" w:semiHidden="0" w:uiPriority="69" w:unhideWhenUsed="0"/>
-    <w:lsdException w:name="Dark List Accent 3" w:semiHidden="0" w:uiPriority="70" w:unhideWhenUsed="0"/>
-    <w:lsdException w:name="Colorful Shading Accent 3" w:semiHidden="0" w:uiPriority="71" w:unhideWhenUsed="0"/>
-    <w:lsdException w:name="Colorful List Accent 3" w:semiHidden="0" w:uiPriority="72" w:unhideWhenUsed="0"/>
-    <w:lsdException w:name="Colorful Grid Accent 3" w:semiHidden="0" w:uiPriority="73" w:unhideWhenUsed="0"/>
-    <w:lsdException w:name="Light Shading Accent 4" w:semiHidden="0" w:uiPriority="60" w:unhideWhenUsed="0"/>
-    <w:lsdException w:name="Light List Accent 4" w:semiHidden="0" w:uiPriority="61" w:unhideWhenUsed="0"/>
-    <w:lsdException w:name="Light Grid Accent 4" w:semiHidden="0" w:uiPriority="62" w:unhideWhenUsed="0"/>
-    <w:lsdException w:name="Medium Shading 1 Accent 4" w:semiHidden="0" w:uiPriority="63" w:unhideWhenUsed="0"/>
-    <w:lsdException w:name="Medium Shading 2 Accent 4" w:semiHidden="0" w:uiPriority="64" w:unhideWhenUsed="0"/>
-    <w:lsdException w:name="Medium List 1 Accent 4" w:semiHidden="0" w:uiPriority="65" w:unhideWhenUsed="0"/>
-    <w:lsdException w:name="Medium List 2 Accent 4" w:semiHidden="0" w:uiPriority="66" w:unhideWhenUsed="0"/>
-    <w:lsdException w:name="Medium Grid 1 Accent 4" w:semiHidden="0" w:uiPriority="67" w:unhideWhenUsed="0"/>
-    <w:lsdException w:name="Medium Grid 2 Accent 4" w:semiHidden="0" w:uiPriority="68" w:unhideWhenUsed="0"/>
-    <w:lsdException w:name="Medium Grid 3 Accent 4" w:semiHidden="0" w:uiPriority="69" w:unhideWhenUsed="0"/>
-    <w:lsdException w:name="Dark List Accent 4" w:semiHidden="0" w:uiPriority="70" w:unhideWhenUsed="0"/>
-    <w:lsdException w:name="Colorful Shading Accent 4" w:semiHidden="0" w:uiPriority="71" w:unhideWhenUsed="0"/>
-    <w:lsdException w:name="Colorful List Accent 4" w:semiHidden="0" w:uiPriority="72" w:unhideWhenUsed="0"/>
-    <w:lsdException w:name="Colorful Grid Accent 4" w:semiHidden="0" w:uiPriority="73" w:unhideWhenUsed="0"/>
-    <w:lsdException w:name="Light Shading Accent 5" w:semiHidden="0" w:uiPriority="60" w:unhideWhenUsed="0"/>
-    <w:lsdException w:name="Light List Accent 5" w:semiHidden="0" w:uiPriority="61" w:unhideWhenUsed="0"/>
-    <w:lsdException w:name="Light Grid Accent 5" w:semiHidden="0" w:uiPriority="62" w:unhideWhenUsed="0"/>
-    <w:lsdException w:name="Medium Shading 1 Accent 5" w:semiHidden="0" w:uiPriority="63" w:unhideWhenUsed="0"/>
-    <w:lsdException w:name="Medium Shading 2 Accent 5" w:semiHidden="0" w:uiPriority="64" w:unhideWhenUsed="0"/>
-    <w:lsdException w:name="Medium List 1 Accent 5" w:semiHidden="0" w:uiPriority="65" w:unhideWhenUsed="0"/>
-    <w:lsdException w:name="Medium List 2 Accent 5" w:semiHidden="0" w:uiPriority="66" w:unhideWhenUsed="0"/>
-    <w:lsdException w:name="Medium Grid 1 Accent 5" w:semiHidden="0" w:uiPriority="67" w:unhideWhenUsed="0"/>
-    <w:lsdException w:name="Medium Grid 2 Accent 5" w:semiHidden="0" w:uiPriority="68" w:unhideWhenUsed="0"/>
-    <w:lsdException w:name="Medium Grid 3 Accent 5" w:semiHidden="0" w:uiPriority="69" w:unhideWhenUsed="0"/>
-    <w:lsdException w:name="Dark List Accent 5" w:semiHidden="0" w:uiPriority="70" w:unhideWhenUsed="0"/>
-    <w:lsdException w:name="Colorful Shading Accent 5" w:semiHidden="0" w:uiPriority="71" w:unhideWhenUsed="0"/>
-    <w:lsdException w:name="Colorful List Accent 5" w:semiHidden="0" w:uiPriority="72" w:unhideWhenUsed="0"/>
-    <w:lsdException w:name="Colorful Grid Accent 5" w:semiHidden="0" w:uiPriority="73" w:unhideWhenUsed="0"/>
-    <w:lsdException w:name="Light Shading Accent 6" w:semiHidden="0" w:uiPriority="60" w:unhideWhenUsed="0"/>
-    <w:lsdException w:name="Light List Accent 6" w:semiHidden="0" w:uiPriority="61" w:unhideWhenUsed="0"/>
-    <w:lsdException w:name="Light Grid Accent 6" w:semiHidden="0" w:uiPriority="62" w:unhideWhenUsed="0"/>
-    <w:lsdException w:name="Medium Shading 1 Accent 6" w:semiHidden="0" w:uiPriority="63" w:unhideWhenUsed="0"/>
-    <w:lsdException w:name="Medium Shading 2 Accent 6" w:semiHidden="0" w:uiPriority="64" w:unhideWhenUsed="0"/>
-    <w:lsdException w:name="Medium List 1 Accent 6" w:semiHidden="0" w:uiPriority="65" w:unhideWhenUsed="0"/>
-    <w:lsdException w:name="Medium List 2 Accent 6" w:semiHidden="0" w:uiPriority="66" w:unhideWhenUsed="0"/>
-    <w:lsdException w:name="Medium Grid 1 Accent 6" w:semiHidden="0" w:uiPriority="67" w:unhideWhenUsed="0"/>
-    <w:lsdException w:name="Medium Grid 2 Accent 6" w:semiHidden="0" w:uiPriority="68" w:unhideWhenUsed="0"/>
-    <w:lsdException w:name="Medium Grid 3 Accent 6" w:semiHidden="0" w:uiPriority="69" w:unhideWhenUsed="0"/>
-    <w:lsdException w:name="Dark List Accent 6" w:semiHidden="0" w:uiPriority="70" w:unhideWhenUsed="0"/>
-    <w:lsdException w:name="Colorful Shading Accent 6" w:semiHidden="0" w:uiPriority="71" w:unhideWhenUsed="0"/>
-    <w:lsdException w:name="Colorful List Accent 6" w:semiHidden="0" w:uiPriority="72" w:unhideWhenUsed="0"/>
-    <w:lsdException w:name="Colorful Grid Accent 6" w:semiHidden="0" w:uiPriority="73" w:unhideWhenUsed="0"/>
-    <w:lsdException w:name="Subtle Emphasis" w:semiHidden="0" w:uiPriority="19" w:unhideWhenUsed="0" w:qFormat="1"/>
-    <w:lsdException w:name="Intense Emphasis" w:semiHidden="0" w:uiPriority="21" w:unhideWhenUsed="0" w:qFormat="1"/>
-    <w:lsdException w:name="Subtle Reference" w:semiHidden="0" w:uiPriority="31" w:unhideWhenUsed="0" w:qFormat="1"/>
-    <w:lsdException w:name="Intense Reference" w:semiHidden="0" w:uiPriority="32" w:unhideWhenUsed="0" w:qFormat="1"/>
-    <w:lsdException w:name="Book Title" w:semiHidden="0" w:uiPriority="33" w:unhideWhenUsed="0" w:qFormat="1"/>
-    <w:lsdException w:name="Bibliography" w:uiPriority="37"/>
-    <w:lsdException w:name="TOC Heading" w:uiPriority="39" w:qFormat="1"/>
+  <w:latentStyles w:defLockedState="0" w:defUIPriority="99" w:defSemiHidden="0" w:defUnhideWhenUsed="0" w:defQFormat="0" w:count="375">
+    <w:lsdException w:name="Normal" w:uiPriority="0" w:qFormat="1"/>
+    <w:lsdException w:name="heading 1" w:uiPriority="9" w:qFormat="1"/>
+    <w:lsdException w:name="heading 2" w:semiHidden="1" w:uiPriority="9" w:unhideWhenUsed="1" w:qFormat="1"/>
+    <w:lsdException w:name="heading 3" w:semiHidden="1" w:uiPriority="9" w:unhideWhenUsed="1" w:qFormat="1"/>
+    <w:lsdException w:name="heading 4" w:semiHidden="1" w:uiPriority="9" w:unhideWhenUsed="1" w:qFormat="1"/>
+    <w:lsdException w:name="heading 5" w:semiHidden="1" w:uiPriority="9" w:unhideWhenUsed="1" w:qFormat="1"/>
+    <w:lsdException w:name="heading 6" w:semiHidden="1" w:uiPriority="9" w:unhideWhenUsed="1" w:qFormat="1"/>
+    <w:lsdException w:name="heading 7" w:semiHidden="1" w:uiPriority="9" w:unhideWhenUsed="1" w:qFormat="1"/>
+    <w:lsdException w:name="heading 8" w:semiHidden="1" w:uiPriority="9" w:unhideWhenUsed="1" w:qFormat="1"/>
+    <w:lsdException w:name="heading 9" w:semiHidden="1" w:uiPriority="9" w:unhideWhenUsed="1" w:qFormat="1"/>
+    <w:lsdException w:name="index 1" w:semiHidden="1" w:unhideWhenUsed="1"/>
+    <w:lsdException w:name="index 2" w:semiHidden="1" w:unhideWhenUsed="1"/>
+    <w:lsdException w:name="index 3" w:semiHidden="1" w:unhideWhenUsed="1"/>
+    <w:lsdException w:name="index 4" w:semiHidden="1" w:unhideWhenUsed="1"/>
+    <w:lsdException w:name="index 5" w:semiHidden="1" w:unhideWhenUsed="1"/>
+    <w:lsdException w:name="index 6" w:semiHidden="1" w:unhideWhenUsed="1"/>
+    <w:lsdException w:name="index 7" w:semiHidden="1" w:unhideWhenUsed="1"/>
+    <w:lsdException w:name="index 8" w:semiHidden="1" w:unhideWhenUsed="1"/>
+    <w:lsdException w:name="index 9" w:semiHidden="1" w:unhideWhenUsed="1"/>
+    <w:lsdException w:name="toc 1" w:semiHidden="1" w:uiPriority="39" w:unhideWhenUsed="1"/>
+    <w:lsdException w:name="toc 2" w:semiHidden="1" w:uiPriority="39" w:unhideWhenUsed="1"/>
+    <w:lsdException w:name="toc 3" w:semiHidden="1" w:uiPriority="39" w:unhideWhenUsed="1"/>
+    <w:lsdException w:name="toc 4" w:semiHidden="1" w:uiPriority="39" w:unhideWhenUsed="1"/>
+    <w:lsdException w:name="toc 5" w:semiHidden="1" w:uiPriority="39" w:unhideWhenUsed="1"/>
+    <w:lsdException w:name="toc 6" w:semiHidden="1" w:uiPriority="39" w:unhideWhenUsed="1"/>
+    <w:lsdException w:name="toc 7" w:semiHidden="1" w:uiPriority="39" w:unhideWhenUsed="1"/>
+    <w:lsdException w:name="toc 8" w:semiHidden="1" w:uiPriority="39" w:unhideWhenUsed="1"/>
+    <w:lsdException w:name="toc 9" w:semiHidden="1" w:uiPriority="39" w:unhideWhenUsed="1"/>
+    <w:lsdException w:name="Normal Indent" w:semiHidden="1" w:unhideWhenUsed="1"/>
+    <w:lsdException w:name="footnote text" w:semiHidden="1" w:unhideWhenUsed="1"/>
+    <w:lsdException w:name="annotation text" w:semiHidden="1" w:unhideWhenUsed="1"/>
+    <w:lsdException w:name="header" w:semiHidden="1" w:unhideWhenUsed="1"/>
+    <w:lsdException w:name="footer" w:semiHidden="1" w:unhideWhenUsed="1"/>
+    <w:lsdException w:name="index heading" w:semiHidden="1" w:unhideWhenUsed="1"/>
+    <w:lsdException w:name="caption" w:semiHidden="1" w:uiPriority="35" w:unhideWhenUsed="1" w:qFormat="1"/>
+    <w:lsdException w:name="table of figures" w:semiHidden="1" w:unhideWhenUsed="1"/>
+    <w:lsdException w:name="envelope address" w:semiHidden="1" w:unhideWhenUsed="1"/>
+    <w:lsdException w:name="envelope return" w:semiHidden="1" w:unhideWhenUsed="1"/>
+    <w:lsdException w:name="footnote reference" w:semiHidden="1" w:unhideWhenUsed="1"/>
+    <w:lsdException w:name="annotation reference" w:semiHidden="1" w:unhideWhenUsed="1"/>
+    <w:lsdException w:name="line number" w:semiHidden="1" w:unhideWhenUsed="1"/>
+    <w:lsdException w:name="page number" w:semiHidden="1" w:unhideWhenUsed="1"/>
+    <w:lsdException w:name="endnote reference" w:semiHidden="1" w:unhideWhenUsed="1"/>
+    <w:lsdException w:name="endnote text" w:semiHidden="1" w:unhideWhenUsed="1"/>
+    <w:lsdException w:name="table of authorities" w:semiHidden="1" w:unhideWhenUsed="1"/>
+    <w:lsdException w:name="macro" w:semiHidden="1" w:unhideWhenUsed="1"/>
+    <w:lsdException w:name="toa heading" w:semiHidden="1" w:unhideWhenUsed="1"/>
+    <w:lsdException w:name="List" w:semiHidden="1" w:unhideWhenUsed="1"/>
+    <w:lsdException w:name="List Bullet" w:semiHidden="1" w:unhideWhenUsed="1"/>
+    <w:lsdException w:name="List Number" w:semiHidden="1" w:unhideWhenUsed="1"/>
+    <w:lsdException w:name="List 2" w:semiHidden="1" w:unhideWhenUsed="1"/>
+    <w:lsdException w:name="List 3" w:semiHidden="1" w:unhideWhenUsed="1"/>
+    <w:lsdException w:name="List 4" w:semiHidden="1" w:unhideWhenUsed="1"/>
+    <w:lsdException w:name="List 5" w:semiHidden="1" w:unhideWhenUsed="1"/>
+    <w:lsdException w:name="List Bullet 2" w:semiHidden="1" w:unhideWhenUsed="1"/>
+    <w:lsdException w:name="List Bullet 3" w:semiHidden="1" w:unhideWhenUsed="1"/>
+    <w:lsdException w:name="List Bullet 4" w:semiHidden="1" w:unhideWhenUsed="1"/>
+    <w:lsdException w:name="List Bullet 5" w:semiHidden="1" w:unhideWhenUsed="1"/>
+    <w:lsdException w:name="List Number 2" w:semiHidden="1" w:unhideWhenUsed="1"/>
+    <w:lsdException w:name="List Number 3" w:semiHidden="1" w:unhideWhenUsed="1"/>
+    <w:lsdException w:name="List Number 4" w:semiHidden="1" w:unhideWhenUsed="1"/>
+    <w:lsdException w:name="List Number 5" w:semiHidden="1" w:unhideWhenUsed="1"/>
+    <w:lsdException w:name="Title" w:uiPriority="10" w:qFormat="1"/>
+    <w:lsdException w:name="Closing" w:semiHidden="1" w:unhideWhenUsed="1"/>
+    <w:lsdException w:name="Signature" w:semiHidden="1" w:unhideWhenUsed="1"/>
+    <w:lsdException w:name="Default Paragraph Font" w:semiHidden="1" w:uiPriority="1" w:unhideWhenUsed="1"/>
+    <w:lsdException w:name="Body Text" w:semiHidden="1" w:unhideWhenUsed="1"/>
+    <w:lsdException w:name="Body Text Indent" w:semiHidden="1" w:unhideWhenUsed="1"/>
+    <w:lsdException w:name="List Continue" w:semiHidden="1" w:unhideWhenUsed="1"/>
+    <w:lsdException w:name="List Continue 2" w:semiHidden="1" w:unhideWhenUsed="1"/>
+    <w:lsdException w:name="List Continue 3" w:semiHidden="1" w:unhideWhenUsed="1"/>
+    <w:lsdException w:name="List Continue 4" w:semiHidden="1" w:unhideWhenUsed="1"/>
+    <w:lsdException w:name="List Continue 5" w:semiHidden="1" w:unhideWhenUsed="1"/>
+    <w:lsdException w:name="Message Header" w:semiHidden="1" w:unhideWhenUsed="1"/>
+    <w:lsdException w:name="Subtitle" w:uiPriority="11" w:qFormat="1"/>
+    <w:lsdException w:name="Salutation" w:semiHidden="1" w:unhideWhenUsed="1"/>
+    <w:lsdException w:name="Date" w:semiHidden="1" w:unhideWhenUsed="1"/>
+    <w:lsdException w:name="Body Text First Indent" w:semiHidden="1" w:unhideWhenUsed="1"/>
+    <w:lsdException w:name="Body Text First Indent 2" w:semiHidden="1" w:unhideWhenUsed="1"/>
+    <w:lsdException w:name="Note Heading" w:semiHidden="1" w:unhideWhenUsed="1"/>
+    <w:lsdException w:name="Body Text 2" w:semiHidden="1" w:unhideWhenUsed="1"/>
+    <w:lsdException w:name="Body Text 3" w:semiHidden="1" w:unhideWhenUsed="1"/>
+    <w:lsdException w:name="Body Text Indent 2" w:semiHidden="1" w:unhideWhenUsed="1"/>
+    <w:lsdException w:name="Body Text Indent 3" w:semiHidden="1" w:unhideWhenUsed="1"/>
+    <w:lsdException w:name="Block Text" w:semiHidden="1" w:unhideWhenUsed="1"/>
+    <w:lsdException w:name="Hyperlink" w:semiHidden="1" w:unhideWhenUsed="1"/>
+    <w:lsdException w:name="FollowedHyperlink" w:semiHidden="1" w:unhideWhenUsed="1"/>
+    <w:lsdException w:name="Strong" w:uiPriority="22" w:qFormat="1"/>
+    <w:lsdException w:name="Emphasis" w:uiPriority="20" w:qFormat="1"/>
+    <w:lsdException w:name="Document Map" w:semiHidden="1" w:unhideWhenUsed="1"/>
+    <w:lsdException w:name="Plain Text" w:semiHidden="1" w:unhideWhenUsed="1"/>
+    <w:lsdException w:name="E-mail Signature" w:semiHidden="1" w:unhideWhenUsed="1"/>
+    <w:lsdException w:name="HTML Top of Form" w:semiHidden="1" w:unhideWhenUsed="1"/>
+    <w:lsdException w:name="HTML Bottom of Form" w:semiHidden="1" w:unhideWhenUsed="1"/>
+    <w:lsdException w:name="Normal (Web)" w:semiHidden="1" w:unhideWhenUsed="1"/>
+    <w:lsdException w:name="HTML Acronym" w:semiHidden="1" w:unhideWhenUsed="1"/>
+    <w:lsdException w:name="HTML Address" w:semiHidden="1" w:unhideWhenUsed="1"/>
+    <w:lsdException w:name="HTML Cite" w:semiHidden="1" w:unhideWhenUsed="1"/>
+    <w:lsdException w:name="HTML Code" w:semiHidden="1" w:unhideWhenUsed="1"/>
+    <w:lsdException w:name="HTML Definition" w:semiHidden="1" w:unhideWhenUsed="1"/>
+    <w:lsdException w:name="HTML Keyboard" w:semiHidden="1" w:unhideWhenUsed="1"/>
+    <w:lsdException w:name="HTML Preformatted" w:semiHidden="1" w:unhideWhenUsed="1"/>
+    <w:lsdException w:name="HTML Sample" w:semiHidden="1" w:unhideWhenUsed="1"/>
+    <w:lsdException w:name="HTML Typewriter" w:semiHidden="1" w:unhideWhenUsed="1"/>
+    <w:lsdException w:name="HTML Variable" w:semiHidden="1" w:unhideWhenUsed="1"/>
+    <w:lsdException w:name="Normal Table" w:semiHidden="1" w:unhideWhenUsed="1"/>
+    <w:lsdException w:name="annotation subject" w:semiHidden="1" w:unhideWhenUsed="1"/>
+    <w:lsdException w:name="No List" w:semiHidden="1" w:unhideWhenUsed="1"/>
+    <w:lsdException w:name="Outline List 1" w:semiHidden="1" w:unhideWhenUsed="1"/>
+    <w:lsdException w:name="Outline List 2" w:semiHidden="1" w:unhideWhenUsed="1"/>
+    <w:lsdException w:name="Outline List 3" w:semiHidden="1" w:unhideWhenUsed="1"/>
+    <w:lsdException w:name="Table Simple 1" w:semiHidden="1" w:unhideWhenUsed="1"/>
+    <w:lsdException w:name="Table Simple 2" w:semiHidden="1" w:unhideWhenUsed="1"/>
+    <w:lsdException w:name="Table Simple 3" w:semiHidden="1" w:unhideWhenUsed="1"/>
+    <w:lsdException w:name="Table Classic 1" w:semiHidden="1" w:unhideWhenUsed="1"/>
+    <w:lsdException w:name="Table Classic 2" w:semiHidden="1" w:unhideWhenUsed="1"/>
+    <w:lsdException w:name="Table Classic 3" w:semiHidden="1" w:unhideWhenUsed="1"/>
+    <w:lsdException w:name="Table Classic 4" w:semiHidden="1" w:unhideWhenUsed="1"/>
+    <w:lsdException w:name="Table Colorful 1" w:semiHidden="1" w:unhideWhenUsed="1"/>
+    <w:lsdException w:name="Table Colorful 2" w:semiHidden="1" w:unhideWhenUsed="1"/>
+    <w:lsdException w:name="Table Colorful 3" w:semiHidden="1" w:unhideWhenUsed="1"/>
+    <w:lsdException w:name="Table Columns 1" w:semiHidden="1" w:unhideWhenUsed="1"/>
+    <w:lsdException w:name="Table Columns 2" w:semiHidden="1" w:unhideWhenUsed="1"/>
+    <w:lsdException w:name="Table Columns 3" w:semiHidden="1" w:unhideWhenUsed="1"/>
+    <w:lsdException w:name="Table Columns 4" w:semiHidden="1" w:unhideWhenUsed="1"/>
+    <w:lsdException w:name="Table Columns 5" w:semiHidden="1" w:unhideWhenUsed="1"/>
+    <w:lsdException w:name="Table Grid 1" w:semiHidden="1" w:unhideWhenUsed="1"/>
+    <w:lsdException w:name="Table Grid 2" w:semiHidden="1" w:unhideWhenUsed="1"/>
+    <w:lsdException w:name="Table Grid 3" w:semiHidden="1" w:unhideWhenUsed="1"/>
+    <w:lsdException w:name="Table Grid 4" w:semiHidden="1" w:unhideWhenUsed="1"/>
+    <w:lsdException w:name="Table Grid 5" w:semiHidden="1" w:unhideWhenUsed="1"/>
+    <w:lsdException w:name="Table Grid 6" w:semiHidden="1" w:unhideWhenUsed="1"/>
+    <w:lsdException w:name="Table Grid 7" w:semiHidden="1" w:unhideWhenUsed="1"/>
+    <w:lsdException w:name="Table Grid 8" w:semiHidden="1" w:unhideWhenUsed="1"/>
+    <w:lsdException w:name="Table List 1" w:semiHidden="1" w:unhideWhenUsed="1"/>
+    <w:lsdException w:name="Table List 2" w:semiHidden="1" w:unhideWhenUsed="1"/>
+    <w:lsdException w:name="Table List 3" w:semiHidden="1" w:unhideWhenUsed="1"/>
+    <w:lsdException w:name="Table List 4" w:semiHidden="1" w:unhideWhenUsed="1"/>
+    <w:lsdException w:name="Table List 5" w:semiHidden="1" w:unhideWhenUsed="1"/>
+    <w:lsdException w:name="Table List 6" w:semiHidden="1" w:unhideWhenUsed="1"/>
+    <w:lsdException w:name="Table List 7" w:semiHidden="1" w:unhideWhenUsed="1"/>
+    <w:lsdException w:name="Table List 8" w:semiHidden="1" w:unhideWhenUsed="1"/>
+    <w:lsdException w:name="Table 3D effects 1" w:semiHidden="1" w:unhideWhenUsed="1"/>
+    <w:lsdException w:name="Table 3D effects 2" w:semiHidden="1" w:unhideWhenUsed="1"/>
+    <w:lsdException w:name="Table 3D effects 3" w:semiHidden="1" w:unhideWhenUsed="1"/>
+    <w:lsdException w:name="Table Contemporary" w:semiHidden="1" w:unhideWhenUsed="1"/>
+    <w:lsdException w:name="Table Elegant" w:semiHidden="1" w:unhideWhenUsed="1"/>
+    <w:lsdException w:name="Table Professional" w:semiHidden="1" w:unhideWhenUsed="1"/>
+    <w:lsdException w:name="Table Subtle 1" w:semiHidden="1" w:unhideWhenUsed="1"/>
+    <w:lsdException w:name="Table Subtle 2" w:semiHidden="1" w:unhideWhenUsed="1"/>
+    <w:lsdException w:name="Table Web 1" w:semiHidden="1" w:unhideWhenUsed="1"/>
+    <w:lsdException w:name="Table Web 2" w:semiHidden="1" w:unhideWhenUsed="1"/>
+    <w:lsdException w:name="Table Web 3" w:semiHidden="1" w:unhideWhenUsed="1"/>
+    <w:lsdException w:name="Balloon Text" w:semiHidden="1" w:unhideWhenUsed="1"/>
+    <w:lsdException w:name="Table Grid" w:semiHidden="1" w:uiPriority="39" w:unhideWhenUsed="1"/>
+    <w:lsdException w:name="Table Theme" w:semiHidden="1" w:unhideWhenUsed="1"/>
+    <w:lsdException w:name="Placeholder Text" w:semiHidden="1"/>
+    <w:lsdException w:name="No Spacing" w:uiPriority="1" w:qFormat="1"/>
+    <w:lsdException w:name="Light Shading" w:uiPriority="60"/>
+    <w:lsdException w:name="Light List" w:uiPriority="61"/>
+    <w:lsdException w:name="Light Grid" w:uiPriority="62"/>
+    <w:lsdException w:name="Medium Shading 1" w:uiPriority="63"/>
+    <w:lsdException w:name="Medium Shading 2" w:uiPriority="64"/>
+    <w:lsdException w:name="Medium List 1" w:uiPriority="65"/>
+    <w:lsdException w:name="Medium List 2" w:uiPriority="66"/>
+    <w:lsdException w:name="Medium Grid 1" w:uiPriority="67"/>
+    <w:lsdException w:name="Medium Grid 2" w:uiPriority="68"/>
+    <w:lsdException w:name="Medium Grid 3" w:uiPriority="69"/>
+    <w:lsdException w:name="Dark List" w:uiPriority="70"/>
+    <w:lsdException w:name="Colorful Shading" w:uiPriority="71"/>
+    <w:lsdException w:name="Colorful List" w:uiPriority="72"/>
+    <w:lsdException w:name="Colorful Grid" w:uiPriority="73"/>
+    <w:lsdException w:name="Light Shading Accent 1" w:uiPriority="60"/>
+    <w:lsdException w:name="Light List Accent 1" w:uiPriority="61"/>
+    <w:lsdException w:name="Light Grid Accent 1" w:uiPriority="62"/>
+    <w:lsdException w:name="Medium Shading 1 Accent 1" w:uiPriority="63"/>
+    <w:lsdException w:name="Medium Shading 2 Accent 1" w:uiPriority="64"/>
+    <w:lsdException w:name="Medium List 1 Accent 1" w:uiPriority="65"/>
+    <w:lsdException w:name="Revision" w:semiHidden="1"/>
+    <w:lsdException w:name="List Paragraph" w:uiPriority="34" w:qFormat="1"/>
+    <w:lsdException w:name="Quote" w:uiPriority="29" w:qFormat="1"/>
+    <w:lsdException w:name="Intense Quote" w:uiPriority="30" w:qFormat="1"/>
+    <w:lsdException w:name="Medium List 2 Accent 1" w:uiPriority="66"/>
+    <w:lsdException w:name="Medium Grid 1 Accent 1" w:uiPriority="67"/>
+    <w:lsdException w:name="Medium Grid 2 Accent 1" w:uiPriority="68"/>
+    <w:lsdException w:name="Medium Grid 3 Accent 1" w:uiPriority="69"/>
+    <w:lsdException w:name="Dark List Accent 1" w:uiPriority="70"/>
+    <w:lsdException w:name="Colorful Shading Accent 1" w:uiPriority="71"/>
+    <w:lsdException w:name="Colorful List Accent 1" w:uiPriority="72"/>
+    <w:lsdException w:name="Colorful Grid Accent 1" w:uiPriority="73"/>
+    <w:lsdException w:name="Light Shading Accent 2" w:uiPriority="60"/>
+    <w:lsdException w:name="Light List Accent 2" w:uiPriority="61"/>
+    <w:lsdException w:name="Light Grid Accent 2" w:uiPriority="62"/>
+    <w:lsdException w:name="Medium Shading 1 Accent 2" w:uiPriority="63"/>
+    <w:lsdException w:name="Medium Shading 2 Accent 2" w:uiPriority="64"/>
+    <w:lsdException w:name="Medium List 1 Accent 2" w:uiPriority="65"/>
+    <w:lsdException w:name="Medium List 2 Accent 2" w:uiPriority="66"/>
+    <w:lsdException w:name="Medium Grid 1 Accent 2" w:uiPriority="67"/>
+    <w:lsdException w:name="Medium Grid 2 Accent 2" w:uiPriority="68"/>
+    <w:lsdException w:name="Medium Grid 3 Accent 2" w:uiPriority="69"/>
+    <w:lsdException w:name="Dark List Accent 2" w:uiPriority="70"/>
+    <w:lsdException w:name="Colorful Shading Accent 2" w:uiPriority="71"/>
+    <w:lsdException w:name="Colorful List Accent 2" w:uiPriority="72"/>
+    <w:lsdException w:name="Colorful Grid Accent 2" w:uiPriority="73"/>
+    <w:lsdException w:name="Light Shading Accent 3" w:uiPriority="60"/>
+    <w:lsdException w:name="Light List Accent 3" w:uiPriority="61"/>
+    <w:lsdException w:name="Light Grid Accent 3" w:uiPriority="62"/>
+    <w:lsdException w:name="Medium Shading 1 Accent 3" w:uiPriority="63"/>
+    <w:lsdException w:name="Medium Shading 2 Accent 3" w:uiPriority="64"/>
+    <w:lsdException w:name="Medium List 1 Accent 3" w:uiPriority="65"/>
+    <w:lsdException w:name="Medium List 2 Accent 3" w:uiPriority="66"/>
+    <w:lsdException w:name="Medium Grid 1 Accent 3" w:uiPriority="67"/>
+    <w:lsdException w:name="Medium Grid 2 Accent 3" w:uiPriority="68"/>
+    <w:lsdException w:name="Medium Grid 3 Accent 3" w:uiPriority="69"/>
+    <w:lsdException w:name="Dark List Accent 3" w:uiPriority="70"/>
+    <w:lsdException w:name="Colorful Shading Accent 3" w:uiPriority="71"/>
+    <w:lsdException w:name="Colorful List Accent 3" w:uiPriority="72"/>
+    <w:lsdException w:name="Colorful Grid Accent 3" w:uiPriority="73"/>
+    <w:lsdException w:name="Light Shading Accent 4" w:uiPriority="60"/>
+    <w:lsdException w:name="Light List Accent 4" w:uiPriority="61"/>
+    <w:lsdException w:name="Light Grid Accent 4" w:uiPriority="62"/>
+    <w:lsdException w:name="Medium Shading 1 Accent 4" w:uiPriority="63"/>
+    <w:lsdException w:name="Medium Shading 2 Accent 4" w:uiPriority="64"/>
+    <w:lsdException w:name="Medium List 1 Accent 4" w:uiPriority="65"/>
+    <w:lsdException w:name="Medium List 2 Accent 4" w:uiPriority="66"/>
+    <w:lsdException w:name="Medium Grid 1 Accent 4" w:uiPriority="67"/>
+    <w:lsdException w:name="Medium Grid 2 Accent 4" w:uiPriority="68"/>
+    <w:lsdException w:name="Medium Grid 3 Accent 4" w:uiPriority="69"/>
+    <w:lsdException w:name="Dark List Accent 4" w:uiPriority="70"/>
+    <w:lsdException w:name="Colorful Shading Accent 4" w:uiPriority="71"/>
+    <w:lsdException w:name="Colorful List Accent 4" w:uiPriority="72"/>
+    <w:lsdException w:name="Colorful Grid Accent 4" w:uiPriority="73"/>
+    <w:lsdException w:name="Light Shading Accent 5" w:uiPriority="60"/>
+    <w:lsdException w:name="Light List Accent 5" w:uiPriority="61"/>
+    <w:lsdException w:name="Light Grid Accent 5" w:uiPriority="62"/>
+    <w:lsdException w:name="Medium Shading 1 Accent 5" w:uiPriority="63"/>
+    <w:lsdException w:name="Medium Shading 2 Accent 5" w:uiPriority="64"/>
+    <w:lsdException w:name="Medium List 1 Accent 5" w:uiPriority="65"/>
+    <w:lsdException w:name="Medium List 2 Accent 5" w:uiPriority="66"/>
+    <w:lsdException w:name="Medium Grid 1 Accent 5" w:uiPriority="67"/>
+    <w:lsdException w:name="Medium Grid 2 Accent 5" w:uiPriority="68"/>
+    <w:lsdException w:name="Medium Grid 3 Accent 5" w:uiPriority="69"/>
+    <w:lsdException w:name="Dark List Accent 5" w:uiPriority="70"/>
+    <w:lsdException w:name="Colorful Shading Accent 5" w:uiPriority="71"/>
+    <w:lsdException w:name="Colorful List Accent 5" w:uiPriority="72"/>
+    <w:lsdException w:name="Colorful Grid Accent 5" w:uiPriority="73"/>
+    <w:lsdException w:name="Light Shading Accent 6" w:uiPriority="60"/>
+    <w:lsdException w:name="Light List Accent 6" w:uiPriority="61"/>
+    <w:lsdException w:name="Light Grid Accent 6" w:uiPriority="62"/>
+    <w:lsdException w:name="Medium Shading 1 Accent 6" w:uiPriority="63"/>
+    <w:lsdException w:name="Medium Shading 2 Accent 6" w:uiPriority="64"/>
+    <w:lsdException w:name="Medium List 1 Accent 6" w:uiPriority="65"/>
+    <w:lsdException w:name="Medium List 2 Accent 6" w:uiPriority="66"/>
+    <w:lsdException w:name="Medium Grid 1 Accent 6" w:uiPriority="67"/>
+    <w:lsdException w:name="Medium Grid 2 Accent 6" w:uiPriority="68"/>
+    <w:lsdException w:name="Medium Grid 3 Accent 6" w:uiPriority="69"/>
+    <w:lsdException w:name="Dark List Accent 6" w:uiPriority="70"/>
+    <w:lsdException w:name="Colorful Shading Accent 6" w:uiPriority="71"/>
+    <w:lsdException w:name="Colorful List Accent 6" w:uiPriority="72"/>
+    <w:lsdException w:name="Colorful Grid Accent 6" w:uiPriority="73"/>
+    <w:lsdException w:name="Subtle Emphasis" w:uiPriority="19" w:qFormat="1"/>
+    <w:lsdException w:name="Intense Emphasis" w:uiPriority="21" w:qFormat="1"/>
+    <w:lsdException w:name="Subtle Reference" w:uiPriority="31" w:qFormat="1"/>
+    <w:lsdException w:name="Intense Reference" w:uiPriority="32" w:qFormat="1"/>
+    <w:lsdException w:name="Book Title" w:uiPriority="33" w:qFormat="1"/>
+    <w:lsdException w:name="Bibliography" w:semiHidden="1" w:uiPriority="37" w:unhideWhenUsed="1"/>
+    <w:lsdException w:name="TOC Heading" w:semiHidden="1" w:uiPriority="39" w:unhideWhenUsed="1" w:qFormat="1"/>
+    <w:lsdException w:name="Plain Table 1" w:uiPriority="41"/>
+    <w:lsdException w:name="Plain Table 2" w:uiPriority="42"/>
+    <w:lsdException w:name="Plain Table 3" w:uiPriority="43"/>
+    <w:lsdException w:name="Plain Table 4" w:uiPriority="44"/>
+    <w:lsdException w:name="Plain Table 5" w:uiPriority="45"/>
+    <w:lsdException w:name="Grid Table Light" w:uiPriority="40"/>
+    <w:lsdException w:name="Grid Table 1 Light" w:uiPriority="46"/>
+    <w:lsdException w:name="Grid Table 2" w:uiPriority="47"/>
+    <w:lsdException w:name="Grid Table 3" w:uiPriority="48"/>
+    <w:lsdException w:name="Grid Table 4" w:uiPriority="49"/>
+    <w:lsdException w:name="Grid Table 5 Dark" w:uiPriority="50"/>
+    <w:lsdException w:name="Grid Table 6 Colorful" w:uiPriority="51"/>
+    <w:lsdException w:name="Grid Table 7 Colorful" w:uiPriority="52"/>
+    <w:lsdException w:name="Grid Table 1 Light Accent 1" w:uiPriority="46"/>
+    <w:lsdException w:name="Grid Table 2 Accent 1" w:uiPriority="47"/>
+    <w:lsdException w:name="Grid Table 3 Accent 1" w:uiPriority="48"/>
+    <w:lsdException w:name="Grid Table 4 Accent 1" w:uiPriority="49"/>
+    <w:lsdException w:name="Grid Table 5 Dark Accent 1" w:uiPriority="50"/>
+    <w:lsdException w:name="Grid Table 6 Colorful Accent 1" w:uiPriority="51"/>
+    <w:lsdException w:name="Grid Table 7 Colorful Accent 1" w:uiPriority="52"/>
+    <w:lsdException w:name="Grid Table 1 Light Accent 2" w:uiPriority="46"/>
+    <w:lsdException w:name="Grid Table 2 Accent 2" w:uiPriority="47"/>
+    <w:lsdException w:name="Grid Table 3 Accent 2" w:uiPriority="48"/>
+    <w:lsdException w:name="Grid Table 4 Accent 2" w:uiPriority="49"/>
+    <w:lsdException w:name="Grid Table 5 Dark Accent 2" w:uiPriority="50"/>
+    <w:lsdException w:name="Grid Table 6 Colorful Accent 2" w:uiPriority="51"/>
+    <w:lsdException w:name="Grid Table 7 Colorful Accent 2" w:uiPriority="52"/>
+    <w:lsdException w:name="Grid Table 1 Light Accent 3" w:uiPriority="46"/>
+    <w:lsdException w:name="Grid Table 2 Accent 3" w:uiPriority="47"/>
+    <w:lsdException w:name="Grid Table 3 Accent 3" w:uiPriority="48"/>
+    <w:lsdException w:name="Grid Table 4 Accent 3" w:uiPriority="49"/>
+    <w:lsdException w:name="Grid Table 5 Dark Accent 3" w:uiPriority="50"/>
+    <w:lsdException w:name="Grid Table 6 Colorful Accent 3" w:uiPriority="51"/>
+    <w:lsdException w:name="Grid Table 7 Colorful Accent 3" w:uiPriority="52"/>
+    <w:lsdException w:name="Grid Table 1 Light Accent 4" w:uiPriority="46"/>
+    <w:lsdException w:name="Grid Table 2 Accent 4" w:uiPriority="47"/>
+    <w:lsdException w:name="Grid Table 3 Accent 4" w:uiPriority="48"/>
+    <w:lsdException w:name="Grid Table 4 Accent 4" w:uiPriority="49"/>
+    <w:lsdException w:name="Grid Table 5 Dark Accent 4" w:uiPriority="50"/>
+    <w:lsdException w:name="Grid Table 6 Colorful Accent 4" w:uiPriority="51"/>
+    <w:lsdException w:name="Grid Table 7 Colorful Accent 4" w:uiPriority="52"/>
+    <w:lsdException w:name="Grid Table 1 Light Accent 5" w:uiPriority="46"/>
+    <w:lsdException w:name="Grid Table 2 Accent 5" w:uiPriority="47"/>
+    <w:lsdException w:name="Grid Table 3 Accent 5" w:uiPriority="48"/>
+    <w:lsdException w:name="Grid Table 4 Accent 5" w:uiPriority="49"/>
+    <w:lsdException w:name="Grid Table 5 Dark Accent 5" w:uiPriority="50"/>
+    <w:lsdException w:name="Grid Table 6 Colorful Accent 5" w:uiPriority="51"/>
+    <w:lsdException w:name="Grid Table 7 Colorful Accent 5" w:uiPriority="52"/>
+    <w:lsdException w:name="Grid Table 1 Light Accent 6" w:uiPriority="46"/>
+    <w:lsdException w:name="Grid Table 2 Accent 6" w:uiPriority="47"/>
+    <w:lsdException w:name="Grid Table 3 Accent 6" w:uiPriority="48"/>
+    <w:lsdException w:name="Grid Table 4 Accent 6" w:uiPriority="49"/>
+    <w:lsdException w:name="Grid Table 5 Dark Accent 6" w:uiPriority="50"/>
+    <w:lsdException w:name="Grid Table 6 Colorful Accent 6" w:uiPriority="51"/>
+    <w:lsdException w:name="Grid Table 7 Colorful Accent 6" w:uiPriority="52"/>
+    <w:lsdException w:name="List Table 1 Light" w:uiPriority="46"/>
+    <w:lsdException w:name="List Table 2" w:uiPriority="47"/>
+    <w:lsdException w:name="List Table 3" w:uiPriority="48"/>
+    <w:lsdException w:name="List Table 4" w:uiPriority="49"/>
+    <w:lsdException w:name="List Table 5 Dark" w:uiPriority="50"/>
+    <w:lsdException w:name="List Table 6 Colorful" w:uiPriority="51"/>
+    <w:lsdException w:name="List Table 7 Colorful" w:uiPriority="52"/>
+    <w:lsdException w:name="List Table 1 Light Accent 1" w:uiPriority="46"/>
+    <w:lsdException w:name="List Table 2 Accent 1" w:uiPriority="47"/>
+    <w:lsdException w:name="List Table 3 Accent 1" w:uiPriority="48"/>
+    <w:lsdException w:name="List Table 4 Accent 1" w:uiPriority="49"/>
+    <w:lsdException w:name="List Table 5 Dark Accent 1" w:uiPriority="50"/>
+    <w:lsdException w:name="List Table 6 Colorful Accent 1" w:uiPriority="51"/>
+    <w:lsdException w:name="List Table 7 Colorful Accent 1" w:uiPriority="52"/>
+    <w:lsdException w:name="List Table 1 Light Accent 2" w:uiPriority="46"/>
+    <w:lsdException w:name="List Table 2 Accent 2" w:uiPriority="47"/>
+    <w:lsdException w:name="List Table 3 Accent 2" w:uiPriority="48"/>
+    <w:lsdException w:name="List Table 4 Accent 2" w:uiPriority="49"/>
+    <w:lsdException w:name="List Table 5 Dark Accent 2" w:uiPriority="50"/>
+    <w:lsdException w:name="List Table 6 Colorful Accent 2" w:uiPriority="51"/>
+    <w:lsdException w:name="List Table 7 Colorful Accent 2" w:uiPriority="52"/>
+    <w:lsdException w:name="List Table 1 Light Accent 3" w:uiPriority="46"/>
+    <w:lsdException w:name="List Table 2 Accent 3" w:uiPriority="47"/>
+    <w:lsdException w:name="List Table 3 Accent 3" w:uiPriority="48"/>
+    <w:lsdException w:name="List Table 4 Accent 3" w:uiPriority="49"/>
+    <w:lsdException w:name="List Table 5 Dark Accent 3" w:uiPriority="50"/>
+    <w:lsdException w:name="List Table 6 Colorful Accent 3" w:uiPriority="51"/>
+    <w:lsdException w:name="List Table 7 Colorful Accent 3" w:uiPriority="52"/>
+    <w:lsdException w:name="List Table 1 Light Accent 4" w:uiPriority="46"/>
+    <w:lsdException w:name="List Table 2 Accent 4" w:uiPriority="47"/>
+    <w:lsdException w:name="List Table 3 Accent 4" w:uiPriority="48"/>
+    <w:lsdException w:name="List Table 4 Accent 4" w:uiPriority="49"/>
+    <w:lsdException w:name="List Table 5 Dark Accent 4" w:uiPriority="50"/>
+    <w:lsdException w:name="List Table 6 Colorful Accent 4" w:uiPriority="51"/>
+    <w:lsdException w:name="List Table 7 Colorful Accent 4" w:uiPriority="52"/>
+    <w:lsdException w:name="List Table 1 Light Accent 5" w:uiPriority="46"/>
+    <w:lsdException w:name="List Table 2 Accent 5" w:uiPriority="47"/>
+    <w:lsdException w:name="List Table 3 Accent 5" w:uiPriority="48"/>
+    <w:lsdException w:name="List Table 4 Accent 5" w:uiPriority="49"/>
+    <w:lsdException w:name="List Table 5 Dark Accent 5" w:uiPriority="50"/>
+    <w:lsdException w:name="List Table 6 Colorful Accent 5" w:uiPriority="51"/>
+    <w:lsdException w:name="List Table 7 Colorful Accent 5" w:uiPriority="52"/>
+    <w:lsdException w:name="List Table 1 Light Accent 6" w:uiPriority="46"/>
+    <w:lsdException w:name="List Table 2 Accent 6" w:uiPriority="47"/>
+    <w:lsdException w:name="List Table 3 Accent 6" w:uiPriority="48"/>
+    <w:lsdException w:name="List Table 4 Accent 6" w:uiPriority="49"/>
+    <w:lsdException w:name="List Table 5 Dark Accent 6" w:uiPriority="50"/>
+    <w:lsdException w:name="List Table 6 Colorful Accent 6" w:uiPriority="51"/>
+    <w:lsdException w:name="List Table 7 Colorful Accent 6" w:uiPriority="52"/>
+    <w:lsdException w:name="Mention" w:semiHidden="1" w:unhideWhenUsed="1"/>
+    <w:lsdException w:name="Smart Hyperlink" w:semiHidden="1" w:unhideWhenUsed="1"/>
+    <w:lsdException w:name="Hashtag" w:semiHidden="1" w:unhideWhenUsed="1"/>
+    <w:lsdException w:name="Unresolved Mention" w:semiHidden="1" w:unhideWhenUsed="1"/>
   </w:latentStyles>
   <w:style w:type="paragraph" w:default="1" w:styleId="Norml">
     <w:name w:val="Normal"/>
@@ -1801,459 +1963,8 @@
       <w:u w:val="single"/>
     </w:rPr>
   </w:style>
-  <w:style w:type="character" w:customStyle="1" w:styleId="UnresolvedMention">
-    <w:name w:val="Unresolved Mention"/>
-    <w:basedOn w:val="Bekezdsalapbettpusa"/>
-    <w:uiPriority w:val="99"/>
-    <w:semiHidden/>
-    <w:unhideWhenUsed/>
-    <w:rsid w:val="006D3826"/>
-    <w:rPr>
-      <w:color w:val="605E5C"/>
-      <w:shd w:val="clear" w:color="auto" w:fill="E1DFDD"/>
-    </w:rPr>
-  </w:style>
-  <w:style w:type="character" w:styleId="Mrltotthiperhivatkozs">
-    <w:name w:val="FollowedHyperlink"/>
-    <w:basedOn w:val="Bekezdsalapbettpusa"/>
-    <w:uiPriority w:val="99"/>
-    <w:semiHidden/>
-    <w:unhideWhenUsed/>
-    <w:rsid w:val="006D3826"/>
-    <w:rPr>
-      <w:color w:val="800080" w:themeColor="followedHyperlink"/>
-      <w:u w:val="single"/>
-    </w:rPr>
-  </w:style>
-  <w:style w:type="paragraph" w:styleId="lfej">
-    <w:name w:val="header"/>
-    <w:basedOn w:val="Norml"/>
-    <w:link w:val="lfejChar"/>
-    <w:uiPriority w:val="99"/>
-    <w:unhideWhenUsed/>
-    <w:rsid w:val="00461AF0"/>
-    <w:pPr>
-      <w:tabs>
-        <w:tab w:val="center" w:pos="4536"/>
-        <w:tab w:val="right" w:pos="9072"/>
-      </w:tabs>
-      <w:spacing w:after="0" w:line="240" w:lineRule="auto"/>
-    </w:pPr>
-  </w:style>
-  <w:style w:type="character" w:customStyle="1" w:styleId="lfejChar">
-    <w:name w:val="Élőfej Char"/>
-    <w:basedOn w:val="Bekezdsalapbettpusa"/>
-    <w:link w:val="lfej"/>
-    <w:uiPriority w:val="99"/>
-    <w:rsid w:val="00461AF0"/>
-  </w:style>
-  <w:style w:type="paragraph" w:styleId="llb">
-    <w:name w:val="footer"/>
-    <w:basedOn w:val="Norml"/>
-    <w:link w:val="llbChar"/>
-    <w:uiPriority w:val="99"/>
-    <w:unhideWhenUsed/>
-    <w:rsid w:val="00461AF0"/>
-    <w:pPr>
-      <w:tabs>
-        <w:tab w:val="center" w:pos="4536"/>
-        <w:tab w:val="right" w:pos="9072"/>
-      </w:tabs>
-      <w:spacing w:after="0" w:line="240" w:lineRule="auto"/>
-    </w:pPr>
-  </w:style>
-  <w:style w:type="character" w:customStyle="1" w:styleId="llbChar">
-    <w:name w:val="Élőláb Char"/>
-    <w:basedOn w:val="Bekezdsalapbettpusa"/>
-    <w:link w:val="llb"/>
-    <w:uiPriority w:val="99"/>
-    <w:rsid w:val="00461AF0"/>
-  </w:style>
-</w:styles>
-</file>
-
-<file path=word/stylesWithEffects.xml><?xml version="1.0" encoding="utf-8"?>
-<w:styles xmlns:wpc="http://schemas.microsoft.com/office/word/2010/wordprocessingCanvas" xmlns:mc="http://schemas.openxmlformats.org/markup-compatibility/2006" xmlns:o="urn:schemas-microsoft-com:office:office" xmlns:r="http://schemas.openxmlformats.org/officeDocument/2006/relationships" xmlns:m="http://schemas.openxmlformats.org/officeDocument/2006/math" xmlns:v="urn:schemas-microsoft-com:vml" xmlns:wp14="http://schemas.microsoft.com/office/word/2010/wordprocessingDrawing" xmlns:wp="http://schemas.openxmlformats.org/drawingml/2006/wordprocessingDrawing" xmlns:w10="urn:schemas-microsoft-com:office:word" xmlns:w="http://schemas.openxmlformats.org/wordprocessingml/2006/main" xmlns:w14="http://schemas.microsoft.com/office/word/2010/wordml" xmlns:wpg="http://schemas.microsoft.com/office/word/2010/wordprocessingGroup" xmlns:wpi="http://schemas.microsoft.com/office/word/2010/wordprocessingInk" xmlns:wne="http://schemas.microsoft.com/office/word/2006/wordml" xmlns:wps="http://schemas.microsoft.com/office/word/2010/wordprocessingShape" mc:Ignorable="w14 wp14">
-  <w:docDefaults>
-    <w:rPrDefault>
-      <w:rPr>
-        <w:rFonts w:ascii="Calibri" w:eastAsia="Calibri" w:hAnsi="Calibri" w:cs="Calibri"/>
-        <w:sz w:val="22"/>
-        <w:szCs w:val="22"/>
-        <w:lang w:val="hu" w:eastAsia="hu-HU" w:bidi="ar-SA"/>
-      </w:rPr>
-    </w:rPrDefault>
-    <w:pPrDefault>
-      <w:pPr>
-        <w:spacing w:after="200" w:line="276" w:lineRule="auto"/>
-      </w:pPr>
-    </w:pPrDefault>
-  </w:docDefaults>
-  <w:latentStyles w:defLockedState="0" w:defUIPriority="99" w:defSemiHidden="1" w:defUnhideWhenUsed="1" w:defQFormat="0" w:count="267">
-    <w:lsdException w:name="Normal" w:semiHidden="0" w:uiPriority="0" w:unhideWhenUsed="0" w:qFormat="1"/>
-    <w:lsdException w:name="heading 1" w:semiHidden="0" w:uiPriority="9" w:unhideWhenUsed="0" w:qFormat="1"/>
-    <w:lsdException w:name="heading 2" w:uiPriority="9" w:qFormat="1"/>
-    <w:lsdException w:name="heading 3" w:uiPriority="9" w:qFormat="1"/>
-    <w:lsdException w:name="heading 4" w:uiPriority="9" w:qFormat="1"/>
-    <w:lsdException w:name="heading 5" w:uiPriority="9" w:qFormat="1"/>
-    <w:lsdException w:name="heading 6" w:uiPriority="9" w:qFormat="1"/>
-    <w:lsdException w:name="heading 7" w:uiPriority="9" w:qFormat="1"/>
-    <w:lsdException w:name="heading 8" w:uiPriority="9" w:qFormat="1"/>
-    <w:lsdException w:name="heading 9" w:uiPriority="9" w:qFormat="1"/>
-    <w:lsdException w:name="toc 1" w:uiPriority="39"/>
-    <w:lsdException w:name="toc 2" w:uiPriority="39"/>
-    <w:lsdException w:name="toc 3" w:uiPriority="39"/>
-    <w:lsdException w:name="toc 4" w:uiPriority="39"/>
-    <w:lsdException w:name="toc 5" w:uiPriority="39"/>
-    <w:lsdException w:name="toc 6" w:uiPriority="39"/>
-    <w:lsdException w:name="toc 7" w:uiPriority="39"/>
-    <w:lsdException w:name="toc 8" w:uiPriority="39"/>
-    <w:lsdException w:name="toc 9" w:uiPriority="39"/>
-    <w:lsdException w:name="caption" w:uiPriority="35" w:qFormat="1"/>
-    <w:lsdException w:name="Title" w:semiHidden="0" w:uiPriority="10" w:unhideWhenUsed="0" w:qFormat="1"/>
-    <w:lsdException w:name="Default Paragraph Font" w:uiPriority="1"/>
-    <w:lsdException w:name="Subtitle" w:semiHidden="0" w:uiPriority="11" w:unhideWhenUsed="0" w:qFormat="1"/>
-    <w:lsdException w:name="Strong" w:semiHidden="0" w:uiPriority="22" w:unhideWhenUsed="0" w:qFormat="1"/>
-    <w:lsdException w:name="Emphasis" w:semiHidden="0" w:uiPriority="20" w:unhideWhenUsed="0" w:qFormat="1"/>
-    <w:lsdException w:name="Table Grid" w:semiHidden="0" w:uiPriority="39" w:unhideWhenUsed="0"/>
-    <w:lsdException w:name="Placeholder Text" w:unhideWhenUsed="0"/>
-    <w:lsdException w:name="No Spacing" w:semiHidden="0" w:uiPriority="1" w:unhideWhenUsed="0" w:qFormat="1"/>
-    <w:lsdException w:name="Light Shading" w:semiHidden="0" w:uiPriority="60" w:unhideWhenUsed="0"/>
-    <w:lsdException w:name="Light List" w:semiHidden="0" w:uiPriority="61" w:unhideWhenUsed="0"/>
-    <w:lsdException w:name="Light Grid" w:semiHidden="0" w:uiPriority="62" w:unhideWhenUsed="0"/>
-    <w:lsdException w:name="Medium Shading 1" w:semiHidden="0" w:uiPriority="63" w:unhideWhenUsed="0"/>
-    <w:lsdException w:name="Medium Shading 2" w:semiHidden="0" w:uiPriority="64" w:unhideWhenUsed="0"/>
-    <w:lsdException w:name="Medium List 1" w:semiHidden="0" w:uiPriority="65" w:unhideWhenUsed="0"/>
-    <w:lsdException w:name="Medium List 2" w:semiHidden="0" w:uiPriority="66" w:unhideWhenUsed="0"/>
-    <w:lsdException w:name="Medium Grid 1" w:semiHidden="0" w:uiPriority="67" w:unhideWhenUsed="0"/>
-    <w:lsdException w:name="Medium Grid 2" w:semiHidden="0" w:uiPriority="68" w:unhideWhenUsed="0"/>
-    <w:lsdException w:name="Medium Grid 3" w:semiHidden="0" w:uiPriority="69" w:unhideWhenUsed="0"/>
-    <w:lsdException w:name="Dark List" w:semiHidden="0" w:uiPriority="70" w:unhideWhenUsed="0"/>
-    <w:lsdException w:name="Colorful Shading" w:semiHidden="0" w:uiPriority="71" w:unhideWhenUsed="0"/>
-    <w:lsdException w:name="Colorful List" w:semiHidden="0" w:uiPriority="72" w:unhideWhenUsed="0"/>
-    <w:lsdException w:name="Colorful Grid" w:semiHidden="0" w:uiPriority="73" w:unhideWhenUsed="0"/>
-    <w:lsdException w:name="Light Shading Accent 1" w:semiHidden="0" w:uiPriority="60" w:unhideWhenUsed="0"/>
-    <w:lsdException w:name="Light List Accent 1" w:semiHidden="0" w:uiPriority="61" w:unhideWhenUsed="0"/>
-    <w:lsdException w:name="Light Grid Accent 1" w:semiHidden="0" w:uiPriority="62" w:unhideWhenUsed="0"/>
-    <w:lsdException w:name="Medium Shading 1 Accent 1" w:semiHidden="0" w:uiPriority="63" w:unhideWhenUsed="0"/>
-    <w:lsdException w:name="Medium Shading 2 Accent 1" w:semiHidden="0" w:uiPriority="64" w:unhideWhenUsed="0"/>
-    <w:lsdException w:name="Medium List 1 Accent 1" w:semiHidden="0" w:uiPriority="65" w:unhideWhenUsed="0"/>
-    <w:lsdException w:name="Revision" w:unhideWhenUsed="0"/>
-    <w:lsdException w:name="List Paragraph" w:semiHidden="0" w:uiPriority="34" w:unhideWhenUsed="0" w:qFormat="1"/>
-    <w:lsdException w:name="Quote" w:semiHidden="0" w:uiPriority="29" w:unhideWhenUsed="0" w:qFormat="1"/>
-    <w:lsdException w:name="Intense Quote" w:semiHidden="0" w:uiPriority="30" w:unhideWhenUsed="0" w:qFormat="1"/>
-    <w:lsdException w:name="Medium List 2 Accent 1" w:semiHidden="0" w:uiPriority="66" w:unhideWhenUsed="0"/>
-    <w:lsdException w:name="Medium Grid 1 Accent 1" w:semiHidden="0" w:uiPriority="67" w:unhideWhenUsed="0"/>
-    <w:lsdException w:name="Medium Grid 2 Accent 1" w:semiHidden="0" w:uiPriority="68" w:unhideWhenUsed="0"/>
-    <w:lsdException w:name="Medium Grid 3 Accent 1" w:semiHidden="0" w:uiPriority="69" w:unhideWhenUsed="0"/>
-    <w:lsdException w:name="Dark List Accent 1" w:semiHidden="0" w:uiPriority="70" w:unhideWhenUsed="0"/>
-    <w:lsdException w:name="Colorful Shading Accent 1" w:semiHidden="0" w:uiPriority="71" w:unhideWhenUsed="0"/>
-    <w:lsdException w:name="Colorful List Accent 1" w:semiHidden="0" w:uiPriority="72" w:unhideWhenUsed="0"/>
-    <w:lsdException w:name="Colorful Grid Accent 1" w:semiHidden="0" w:uiPriority="73" w:unhideWhenUsed="0"/>
-    <w:lsdException w:name="Light Shading Accent 2" w:semiHidden="0" w:uiPriority="60" w:unhideWhenUsed="0"/>
-    <w:lsdException w:name="Light List Accent 2" w:semiHidden="0" w:uiPriority="61" w:unhideWhenUsed="0"/>
-    <w:lsdException w:name="Light Grid Accent 2" w:semiHidden="0" w:uiPriority="62" w:unhideWhenUsed="0"/>
-    <w:lsdException w:name="Medium Shading 1 Accent 2" w:semiHidden="0" w:uiPriority="63" w:unhideWhenUsed="0"/>
-    <w:lsdException w:name="Medium Shading 2 Accent 2" w:semiHidden="0" w:uiPriority="64" w:unhideWhenUsed="0"/>
-    <w:lsdException w:name="Medium List 1 Accent 2" w:semiHidden="0" w:uiPriority="65" w:unhideWhenUsed="0"/>
-    <w:lsdException w:name="Medium List 2 Accent 2" w:semiHidden="0" w:uiPriority="66" w:unhideWhenUsed="0"/>
-    <w:lsdException w:name="Medium Grid 1 Accent 2" w:semiHidden="0" w:uiPriority="67" w:unhideWhenUsed="0"/>
-    <w:lsdException w:name="Medium Grid 2 Accent 2" w:semiHidden="0" w:uiPriority="68" w:unhideWhenUsed="0"/>
-    <w:lsdException w:name="Medium Grid 3 Accent 2" w:semiHidden="0" w:uiPriority="69" w:unhideWhenUsed="0"/>
-    <w:lsdException w:name="Dark List Accent 2" w:semiHidden="0" w:uiPriority="70" w:unhideWhenUsed="0"/>
-    <w:lsdException w:name="Colorful Shading Accent 2" w:semiHidden="0" w:uiPriority="71" w:unhideWhenUsed="0"/>
-    <w:lsdException w:name="Colorful List Accent 2" w:semiHidden="0" w:uiPriority="72" w:unhideWhenUsed="0"/>
-    <w:lsdException w:name="Colorful Grid Accent 2" w:semiHidden="0" w:uiPriority="73" w:unhideWhenUsed="0"/>
-    <w:lsdException w:name="Light Shading Accent 3" w:semiHidden="0" w:uiPriority="60" w:unhideWhenUsed="0"/>
-    <w:lsdException w:name="Light List Accent 3" w:semiHidden="0" w:uiPriority="61" w:unhideWhenUsed="0"/>
-    <w:lsdException w:name="Light Grid Accent 3" w:semiHidden="0" w:uiPriority="62" w:unhideWhenUsed="0"/>
-    <w:lsdException w:name="Medium Shading 1 Accent 3" w:semiHidden="0" w:uiPriority="63" w:unhideWhenUsed="0"/>
-    <w:lsdException w:name="Medium Shading 2 Accent 3" w:semiHidden="0" w:uiPriority="64" w:unhideWhenUsed="0"/>
-    <w:lsdException w:name="Medium List 1 Accent 3" w:semiHidden="0" w:uiPriority="65" w:unhideWhenUsed="0"/>
-    <w:lsdException w:name="Medium List 2 Accent 3" w:semiHidden="0" w:uiPriority="66" w:unhideWhenUsed="0"/>
-    <w:lsdException w:name="Medium Grid 1 Accent 3" w:semiHidden="0" w:uiPriority="67" w:unhideWhenUsed="0"/>
-    <w:lsdException w:name="Medium Grid 2 Accent 3" w:semiHidden="0" w:uiPriority="68" w:unhideWhenUsed="0"/>
-    <w:lsdException w:name="Medium Grid 3 Accent 3" w:semiHidden="0" w:uiPriority="69" w:unhideWhenUsed="0"/>
-    <w:lsdException w:name="Dark List Accent 3" w:semiHidden="0" w:uiPriority="70" w:unhideWhenUsed="0"/>
-    <w:lsdException w:name="Colorful Shading Accent 3" w:semiHidden="0" w:uiPriority="71" w:unhideWhenUsed="0"/>
-    <w:lsdException w:name="Colorful List Accent 3" w:semiHidden="0" w:uiPriority="72" w:unhideWhenUsed="0"/>
-    <w:lsdException w:name="Colorful Grid Accent 3" w:semiHidden="0" w:uiPriority="73" w:unhideWhenUsed="0"/>
-    <w:lsdException w:name="Light Shading Accent 4" w:semiHidden="0" w:uiPriority="60" w:unhideWhenUsed="0"/>
-    <w:lsdException w:name="Light List Accent 4" w:semiHidden="0" w:uiPriority="61" w:unhideWhenUsed="0"/>
-    <w:lsdException w:name="Light Grid Accent 4" w:semiHidden="0" w:uiPriority="62" w:unhideWhenUsed="0"/>
-    <w:lsdException w:name="Medium Shading 1 Accent 4" w:semiHidden="0" w:uiPriority="63" w:unhideWhenUsed="0"/>
-    <w:lsdException w:name="Medium Shading 2 Accent 4" w:semiHidden="0" w:uiPriority="64" w:unhideWhenUsed="0"/>
-    <w:lsdException w:name="Medium List 1 Accent 4" w:semiHidden="0" w:uiPriority="65" w:unhideWhenUsed="0"/>
-    <w:lsdException w:name="Medium List 2 Accent 4" w:semiHidden="0" w:uiPriority="66" w:unhideWhenUsed="0"/>
-    <w:lsdException w:name="Medium Grid 1 Accent 4" w:semiHidden="0" w:uiPriority="67" w:unhideWhenUsed="0"/>
-    <w:lsdException w:name="Medium Grid 2 Accent 4" w:semiHidden="0" w:uiPriority="68" w:unhideWhenUsed="0"/>
-    <w:lsdException w:name="Medium Grid 3 Accent 4" w:semiHidden="0" w:uiPriority="69" w:unhideWhenUsed="0"/>
-    <w:lsdException w:name="Dark List Accent 4" w:semiHidden="0" w:uiPriority="70" w:unhideWhenUsed="0"/>
-    <w:lsdException w:name="Colorful Shading Accent 4" w:semiHidden="0" w:uiPriority="71" w:unhideWhenUsed="0"/>
-    <w:lsdException w:name="Colorful List Accent 4" w:semiHidden="0" w:uiPriority="72" w:unhideWhenUsed="0"/>
-    <w:lsdException w:name="Colorful Grid Accent 4" w:semiHidden="0" w:uiPriority="73" w:unhideWhenUsed="0"/>
-    <w:lsdException w:name="Light Shading Accent 5" w:semiHidden="0" w:uiPriority="60" w:unhideWhenUsed="0"/>
-    <w:lsdException w:name="Light List Accent 5" w:semiHidden="0" w:uiPriority="61" w:unhideWhenUsed="0"/>
-    <w:lsdException w:name="Light Grid Accent 5" w:semiHidden="0" w:uiPriority="62" w:unhideWhenUsed="0"/>
-    <w:lsdException w:name="Medium Shading 1 Accent 5" w:semiHidden="0" w:uiPriority="63" w:unhideWhenUsed="0"/>
-    <w:lsdException w:name="Medium Shading 2 Accent 5" w:semiHidden="0" w:uiPriority="64" w:unhideWhenUsed="0"/>
-    <w:lsdException w:name="Medium List 1 Accent 5" w:semiHidden="0" w:uiPriority="65" w:unhideWhenUsed="0"/>
-    <w:lsdException w:name="Medium List 2 Accent 5" w:semiHidden="0" w:uiPriority="66" w:unhideWhenUsed="0"/>
-    <w:lsdException w:name="Medium Grid 1 Accent 5" w:semiHidden="0" w:uiPriority="67" w:unhideWhenUsed="0"/>
-    <w:lsdException w:name="Medium Grid 2 Accent 5" w:semiHidden="0" w:uiPriority="68" w:unhideWhenUsed="0"/>
-    <w:lsdException w:name="Medium Grid 3 Accent 5" w:semiHidden="0" w:uiPriority="69" w:unhideWhenUsed="0"/>
-    <w:lsdException w:name="Dark List Accent 5" w:semiHidden="0" w:uiPriority="70" w:unhideWhenUsed="0"/>
-    <w:lsdException w:name="Colorful Shading Accent 5" w:semiHidden="0" w:uiPriority="71" w:unhideWhenUsed="0"/>
-    <w:lsdException w:name="Colorful List Accent 5" w:semiHidden="0" w:uiPriority="72" w:unhideWhenUsed="0"/>
-    <w:lsdException w:name="Colorful Grid Accent 5" w:semiHidden="0" w:uiPriority="73" w:unhideWhenUsed="0"/>
-    <w:lsdException w:name="Light Shading Accent 6" w:semiHidden="0" w:uiPriority="60" w:unhideWhenUsed="0"/>
-    <w:lsdException w:name="Light List Accent 6" w:semiHidden="0" w:uiPriority="61" w:unhideWhenUsed="0"/>
-    <w:lsdException w:name="Light Grid Accent 6" w:semiHidden="0" w:uiPriority="62" w:unhideWhenUsed="0"/>
-    <w:lsdException w:name="Medium Shading 1 Accent 6" w:semiHidden="0" w:uiPriority="63" w:unhideWhenUsed="0"/>
-    <w:lsdException w:name="Medium Shading 2 Accent 6" w:semiHidden="0" w:uiPriority="64" w:unhideWhenUsed="0"/>
-    <w:lsdException w:name="Medium List 1 Accent 6" w:semiHidden="0" w:uiPriority="65" w:unhideWhenUsed="0"/>
-    <w:lsdException w:name="Medium List 2 Accent 6" w:semiHidden="0" w:uiPriority="66" w:unhideWhenUsed="0"/>
-    <w:lsdException w:name="Medium Grid 1 Accent 6" w:semiHidden="0" w:uiPriority="67" w:unhideWhenUsed="0"/>
-    <w:lsdException w:name="Medium Grid 2 Accent 6" w:semiHidden="0" w:uiPriority="68" w:unhideWhenUsed="0"/>
-    <w:lsdException w:name="Medium Grid 3 Accent 6" w:semiHidden="0" w:uiPriority="69" w:unhideWhenUsed="0"/>
-    <w:lsdException w:name="Dark List Accent 6" w:semiHidden="0" w:uiPriority="70" w:unhideWhenUsed="0"/>
-    <w:lsdException w:name="Colorful Shading Accent 6" w:semiHidden="0" w:uiPriority="71" w:unhideWhenUsed="0"/>
-    <w:lsdException w:name="Colorful List Accent 6" w:semiHidden="0" w:uiPriority="72" w:unhideWhenUsed="0"/>
-    <w:lsdException w:name="Colorful Grid Accent 6" w:semiHidden="0" w:uiPriority="73" w:unhideWhenUsed="0"/>
-    <w:lsdException w:name="Subtle Emphasis" w:semiHidden="0" w:uiPriority="19" w:unhideWhenUsed="0" w:qFormat="1"/>
-    <w:lsdException w:name="Intense Emphasis" w:semiHidden="0" w:uiPriority="21" w:unhideWhenUsed="0" w:qFormat="1"/>
-    <w:lsdException w:name="Subtle Reference" w:semiHidden="0" w:uiPriority="31" w:unhideWhenUsed="0" w:qFormat="1"/>
-    <w:lsdException w:name="Intense Reference" w:semiHidden="0" w:uiPriority="32" w:unhideWhenUsed="0" w:qFormat="1"/>
-    <w:lsdException w:name="Book Title" w:semiHidden="0" w:uiPriority="33" w:unhideWhenUsed="0" w:qFormat="1"/>
-    <w:lsdException w:name="Bibliography" w:uiPriority="37"/>
-    <w:lsdException w:name="TOC Heading" w:uiPriority="39" w:qFormat="1"/>
-  </w:latentStyles>
-  <w:style w:type="paragraph" w:default="1" w:styleId="Norml">
-    <w:name w:val="Normal"/>
-    <w:qFormat/>
-  </w:style>
-  <w:style w:type="paragraph" w:styleId="Cmsor1">
-    <w:name w:val="heading 1"/>
-    <w:basedOn w:val="Norml"/>
-    <w:next w:val="Norml"/>
-    <w:uiPriority w:val="9"/>
-    <w:qFormat/>
-    <w:pPr>
-      <w:keepNext/>
-      <w:keepLines/>
-      <w:spacing w:before="480" w:after="120"/>
-      <w:outlineLvl w:val="0"/>
-    </w:pPr>
-    <w:rPr>
-      <w:b/>
-      <w:bCs/>
-      <w:sz w:val="48"/>
-      <w:szCs w:val="48"/>
-    </w:rPr>
-  </w:style>
-  <w:style w:type="paragraph" w:styleId="Cmsor2">
-    <w:name w:val="heading 2"/>
-    <w:basedOn w:val="Norml"/>
-    <w:next w:val="Norml"/>
-    <w:uiPriority w:val="9"/>
-    <w:semiHidden/>
-    <w:unhideWhenUsed/>
-    <w:qFormat/>
-    <w:pPr>
-      <w:keepNext/>
-      <w:keepLines/>
-      <w:spacing w:before="360" w:after="80"/>
-      <w:outlineLvl w:val="1"/>
-    </w:pPr>
-    <w:rPr>
-      <w:b/>
-      <w:bCs/>
-      <w:sz w:val="36"/>
-      <w:szCs w:val="36"/>
-    </w:rPr>
-  </w:style>
-  <w:style w:type="paragraph" w:styleId="Cmsor3">
-    <w:name w:val="heading 3"/>
-    <w:basedOn w:val="Norml"/>
-    <w:next w:val="Norml"/>
-    <w:uiPriority w:val="9"/>
-    <w:semiHidden/>
-    <w:unhideWhenUsed/>
-    <w:qFormat/>
-    <w:pPr>
-      <w:keepNext/>
-      <w:keepLines/>
-      <w:spacing w:before="280" w:after="80"/>
-      <w:outlineLvl w:val="2"/>
-    </w:pPr>
-    <w:rPr>
-      <w:b/>
-      <w:bCs/>
-      <w:sz w:val="28"/>
-      <w:szCs w:val="28"/>
-    </w:rPr>
-  </w:style>
-  <w:style w:type="paragraph" w:styleId="Cmsor4">
-    <w:name w:val="heading 4"/>
-    <w:basedOn w:val="Norml"/>
-    <w:next w:val="Norml"/>
-    <w:uiPriority w:val="9"/>
-    <w:semiHidden/>
-    <w:unhideWhenUsed/>
-    <w:qFormat/>
-    <w:pPr>
-      <w:keepNext/>
-      <w:keepLines/>
-      <w:spacing w:before="240" w:after="40"/>
-      <w:outlineLvl w:val="3"/>
-    </w:pPr>
-    <w:rPr>
-      <w:b/>
-      <w:bCs/>
-      <w:sz w:val="24"/>
-      <w:szCs w:val="24"/>
-    </w:rPr>
-  </w:style>
-  <w:style w:type="paragraph" w:styleId="Cmsor5">
-    <w:name w:val="heading 5"/>
-    <w:basedOn w:val="Norml"/>
-    <w:next w:val="Norml"/>
-    <w:uiPriority w:val="9"/>
-    <w:semiHidden/>
-    <w:unhideWhenUsed/>
-    <w:qFormat/>
-    <w:pPr>
-      <w:keepNext/>
-      <w:keepLines/>
-      <w:spacing w:before="220" w:after="40"/>
-      <w:outlineLvl w:val="4"/>
-    </w:pPr>
-    <w:rPr>
-      <w:b/>
-      <w:bCs/>
-    </w:rPr>
-  </w:style>
-  <w:style w:type="paragraph" w:styleId="Cmsor6">
-    <w:name w:val="heading 6"/>
-    <w:basedOn w:val="Norml"/>
-    <w:next w:val="Norml"/>
-    <w:uiPriority w:val="9"/>
-    <w:semiHidden/>
-    <w:unhideWhenUsed/>
-    <w:qFormat/>
-    <w:pPr>
-      <w:keepNext/>
-      <w:keepLines/>
-      <w:spacing w:before="200" w:after="40"/>
-      <w:outlineLvl w:val="5"/>
-    </w:pPr>
-    <w:rPr>
-      <w:b/>
-      <w:bCs/>
-      <w:sz w:val="20"/>
-      <w:szCs w:val="20"/>
-    </w:rPr>
-  </w:style>
-  <w:style w:type="character" w:default="1" w:styleId="Bekezdsalapbettpusa">
-    <w:name w:val="Default Paragraph Font"/>
-    <w:uiPriority w:val="1"/>
-    <w:semiHidden/>
-    <w:unhideWhenUsed/>
-  </w:style>
-  <w:style w:type="table" w:default="1" w:styleId="Normltblzat">
-    <w:name w:val="Normal Table"/>
-    <w:uiPriority w:val="99"/>
-    <w:semiHidden/>
-    <w:unhideWhenUsed/>
-    <w:tblPr>
-      <w:tblInd w:w="0" w:type="dxa"/>
-      <w:tblCellMar>
-        <w:top w:w="0" w:type="dxa"/>
-        <w:left w:w="108" w:type="dxa"/>
-        <w:bottom w:w="0" w:type="dxa"/>
-        <w:right w:w="108" w:type="dxa"/>
-      </w:tblCellMar>
-    </w:tblPr>
-  </w:style>
-  <w:style w:type="numbering" w:default="1" w:styleId="Nemlista">
-    <w:name w:val="No List"/>
-    <w:uiPriority w:val="99"/>
-    <w:semiHidden/>
-    <w:unhideWhenUsed/>
-  </w:style>
-  <w:style w:type="table" w:customStyle="1" w:styleId="TableNormal">
-    <w:name w:val="TableNormal"/>
-    <w:tblPr>
-      <w:tblCellMar>
-        <w:top w:w="100" w:type="dxa"/>
-        <w:left w:w="100" w:type="dxa"/>
-        <w:bottom w:w="100" w:type="dxa"/>
-        <w:right w:w="100" w:type="dxa"/>
-      </w:tblCellMar>
-    </w:tblPr>
-  </w:style>
-  <w:style w:type="paragraph" w:styleId="Cm">
-    <w:name w:val="Title"/>
-    <w:basedOn w:val="Norml"/>
-    <w:next w:val="Norml"/>
-    <w:uiPriority w:val="10"/>
-    <w:qFormat/>
-    <w:pPr>
-      <w:keepNext/>
-      <w:keepLines/>
-      <w:spacing w:before="480" w:after="120"/>
-    </w:pPr>
-    <w:rPr>
-      <w:b/>
-      <w:bCs/>
-      <w:sz w:val="72"/>
-      <w:szCs w:val="72"/>
-    </w:rPr>
-  </w:style>
-  <w:style w:type="paragraph" w:styleId="Alcm">
-    <w:name w:val="Subtitle"/>
-    <w:basedOn w:val="Norml"/>
-    <w:next w:val="Norml"/>
-    <w:uiPriority w:val="11"/>
-    <w:qFormat/>
-    <w:pPr>
-      <w:keepNext/>
-      <w:keepLines/>
-      <w:spacing w:before="360" w:after="80"/>
-    </w:pPr>
-    <w:rPr>
-      <w:rFonts w:ascii="Georgia" w:eastAsia="Georgia" w:hAnsi="Georgia" w:cs="Georgia"/>
-      <w:i/>
-      <w:iCs/>
-      <w:color w:val="666666"/>
-      <w:sz w:val="48"/>
-      <w:szCs w:val="48"/>
-    </w:rPr>
-  </w:style>
-  <w:style w:type="paragraph" w:styleId="Listaszerbekezds">
-    <w:name w:val="List Paragraph"/>
-    <w:basedOn w:val="Norml"/>
-    <w:uiPriority w:val="34"/>
-    <w:qFormat/>
-    <w:rsid w:val="006D3826"/>
-    <w:pPr>
-      <w:ind w:left="720"/>
-      <w:contextualSpacing/>
-    </w:pPr>
-  </w:style>
-  <w:style w:type="character" w:styleId="Hiperhivatkozs">
-    <w:name w:val="Hyperlink"/>
-    <w:basedOn w:val="Bekezdsalapbettpusa"/>
-    <w:uiPriority w:val="99"/>
-    <w:unhideWhenUsed/>
-    <w:rsid w:val="006D3826"/>
-    <w:rPr>
-      <w:color w:val="0000FF" w:themeColor="hyperlink"/>
-      <w:u w:val="single"/>
-    </w:rPr>
-  </w:style>
-  <w:style w:type="character" w:customStyle="1" w:styleId="UnresolvedMention">
-    <w:name w:val="Unresolved Mention"/>
+  <w:style w:type="character" w:customStyle="1" w:styleId="Feloldatlanmegemlts1">
+    <w:name w:val="Feloldatlan megemlítés1"/>
     <w:basedOn w:val="Bekezdsalapbettpusa"/>
     <w:uiPriority w:val="99"/>
     <w:semiHidden/>

--- a/QuestBook.docx
+++ b/QuestBook.docx
@@ -1075,29 +1075,208 @@
         </w:rPr>
         <w:t xml:space="preserve"> kiadása.</w:t>
       </w:r>
+    </w:p>
+    <w:p>
+      <w:pPr>
+        <w:rPr>
+          <w:rFonts w:ascii="Times New Roman" w:eastAsia="Times New Roman" w:hAnsi="Times New Roman" w:cs="Times New Roman"/>
+          <w:sz w:val="24"/>
+          <w:szCs w:val="24"/>
+        </w:rPr>
+      </w:pPr>
+      <w:r>
+        <w:rPr>
+          <w:rFonts w:ascii="Times New Roman" w:eastAsia="Times New Roman" w:hAnsi="Times New Roman" w:cs="Times New Roman"/>
+          <w:sz w:val="24"/>
+          <w:szCs w:val="24"/>
+        </w:rPr>
+        <w:t>Az adatbázis felépítése megtervezése a weblap felépítésével együtt haladt időnként változtatva a felépítésén, azaz táblák elhagyása, újak hozzáadása,</w:t>
+      </w:r>
+    </w:p>
+    <w:p>
+      <w:pPr>
+        <w:rPr>
+          <w:rFonts w:ascii="Times New Roman" w:eastAsia="Times New Roman" w:hAnsi="Times New Roman" w:cs="Times New Roman"/>
+          <w:sz w:val="24"/>
+          <w:szCs w:val="24"/>
+        </w:rPr>
+      </w:pPr>
+    </w:p>
+    <w:p>
+      <w:pPr>
+        <w:rPr>
+          <w:rFonts w:ascii="Times New Roman" w:eastAsia="Times New Roman" w:hAnsi="Times New Roman" w:cs="Times New Roman"/>
+          <w:sz w:val="24"/>
+          <w:szCs w:val="24"/>
+        </w:rPr>
+      </w:pPr>
+    </w:p>
+    <w:p>
+      <w:pPr>
+        <w:rPr>
+          <w:rFonts w:ascii="Times New Roman" w:eastAsia="Times New Roman" w:hAnsi="Times New Roman" w:cs="Times New Roman"/>
+          <w:sz w:val="24"/>
+          <w:szCs w:val="24"/>
+        </w:rPr>
+      </w:pPr>
+      <w:r>
+        <w:rPr>
+          <w:rFonts w:ascii="Times New Roman" w:eastAsia="Times New Roman" w:hAnsi="Times New Roman" w:cs="Times New Roman"/>
+          <w:sz w:val="24"/>
+          <w:szCs w:val="24"/>
+        </w:rPr>
+        <w:t xml:space="preserve">2.2 </w:t>
+      </w:r>
+      <w:r>
+        <w:rPr>
+          <w:rFonts w:ascii="Times New Roman" w:eastAsia="Times New Roman" w:hAnsi="Times New Roman" w:cs="Times New Roman"/>
+          <w:sz w:val="24"/>
+          <w:szCs w:val="24"/>
+        </w:rPr>
+        <w:t xml:space="preserve"> rend</w:t>
+      </w:r>
+      <w:r>
+        <w:rPr>
+          <w:rFonts w:ascii="Times New Roman" w:eastAsia="Times New Roman" w:hAnsi="Times New Roman" w:cs="Times New Roman"/>
+          <w:sz w:val="24"/>
+          <w:szCs w:val="24"/>
+        </w:rPr>
+        <w:t>sz</w:t>
+      </w:r>
+      <w:r>
+        <w:rPr>
+          <w:rFonts w:ascii="Times New Roman" w:eastAsia="Times New Roman" w:hAnsi="Times New Roman" w:cs="Times New Roman"/>
+          <w:sz w:val="24"/>
+          <w:szCs w:val="24"/>
+        </w:rPr>
+        <w:t>erkövetelmények</w:t>
+      </w:r>
+      <w:r>
+        <w:rPr>
+          <w:rFonts w:ascii="Times New Roman" w:eastAsia="Times New Roman" w:hAnsi="Times New Roman" w:cs="Times New Roman"/>
+          <w:sz w:val="24"/>
+          <w:szCs w:val="24"/>
+        </w:rPr>
+        <w:br/>
+        <w:t>2.3 Adat</w:t>
+      </w:r>
+      <w:r>
+        <w:rPr>
+          <w:rFonts w:ascii="Times New Roman" w:eastAsia="Times New Roman" w:hAnsi="Times New Roman" w:cs="Times New Roman"/>
+          <w:sz w:val="24"/>
+          <w:szCs w:val="24"/>
+        </w:rPr>
+        <w:t>bázis szerkezete</w:t>
+      </w:r>
+      <w:r>
+        <w:rPr>
+          <w:rFonts w:ascii="Times New Roman" w:eastAsia="Times New Roman" w:hAnsi="Times New Roman" w:cs="Times New Roman"/>
+          <w:sz w:val="24"/>
+          <w:szCs w:val="24"/>
+        </w:rPr>
+        <w:t xml:space="preserve">, </w:t>
+      </w:r>
+    </w:p>
+    <w:p>
+      <w:pPr>
+        <w:rPr>
+          <w:rFonts w:ascii="Times New Roman" w:eastAsia="Times New Roman" w:hAnsi="Times New Roman" w:cs="Times New Roman"/>
+          <w:sz w:val="24"/>
+          <w:szCs w:val="24"/>
+        </w:rPr>
+      </w:pPr>
+    </w:p>
+    <w:p>
+      <w:pPr>
+        <w:rPr>
+          <w:rFonts w:ascii="Times New Roman" w:eastAsia="Times New Roman" w:hAnsi="Times New Roman" w:cs="Times New Roman"/>
+          <w:sz w:val="24"/>
+          <w:szCs w:val="24"/>
+        </w:rPr>
+      </w:pPr>
+      <w:r>
+        <w:rPr>
+          <w:rFonts w:ascii="Times New Roman" w:eastAsia="Times New Roman" w:hAnsi="Times New Roman" w:cs="Times New Roman"/>
+          <w:sz w:val="24"/>
+          <w:szCs w:val="24"/>
+        </w:rPr>
+        <w:drawing>
+          <wp:inline distT="0" distB="0" distL="0" distR="0" wp14:anchorId="6E80E459" wp14:editId="7A2D9F4A">
+            <wp:extent cx="5760720" cy="3361690"/>
+            <wp:effectExtent l="0" t="0" r="0" b="0"/>
+            <wp:docPr id="1" name="Kép 1"/>
+            <wp:cNvGraphicFramePr>
+              <a:graphicFrameLocks xmlns:a="http://schemas.openxmlformats.org/drawingml/2006/main" noChangeAspect="1"/>
+            </wp:cNvGraphicFramePr>
+            <a:graphic xmlns:a="http://schemas.openxmlformats.org/drawingml/2006/main">
+              <a:graphicData uri="http://schemas.openxmlformats.org/drawingml/2006/picture">
+                <pic:pic xmlns:pic="http://schemas.openxmlformats.org/drawingml/2006/picture">
+                  <pic:nvPicPr>
+                    <pic:cNvPr id="1" name=""/>
+                    <pic:cNvPicPr/>
+                  </pic:nvPicPr>
+                  <pic:blipFill>
+                    <a:blip r:embed="rId8"/>
+                    <a:stretch>
+                      <a:fillRect/>
+                    </a:stretch>
+                  </pic:blipFill>
+                  <pic:spPr>
+                    <a:xfrm>
+                      <a:off x="0" y="0"/>
+                      <a:ext cx="5760720" cy="3361690"/>
+                    </a:xfrm>
+                    <a:prstGeom prst="rect">
+                      <a:avLst/>
+                    </a:prstGeom>
+                  </pic:spPr>
+                </pic:pic>
+              </a:graphicData>
+            </a:graphic>
+          </wp:inline>
+        </w:drawing>
+      </w:r>
+    </w:p>
+    <w:p>
+      <w:pPr>
+        <w:rPr>
+          <w:rFonts w:ascii="Times New Roman" w:eastAsia="Times New Roman" w:hAnsi="Times New Roman" w:cs="Times New Roman"/>
+          <w:sz w:val="24"/>
+          <w:szCs w:val="24"/>
+        </w:rPr>
+      </w:pPr>
+      <w:r>
+        <w:rPr>
+          <w:rFonts w:ascii="Times New Roman" w:eastAsia="Times New Roman" w:hAnsi="Times New Roman" w:cs="Times New Roman"/>
+          <w:sz w:val="24"/>
+          <w:szCs w:val="24"/>
+        </w:rPr>
+        <w:t xml:space="preserve">2.3.? </w:t>
+      </w:r>
+      <w:proofErr w:type="spellStart"/>
+      <w:r>
+        <w:rPr>
+          <w:rFonts w:ascii="Times New Roman" w:eastAsia="Times New Roman" w:hAnsi="Times New Roman" w:cs="Times New Roman"/>
+          <w:sz w:val="24"/>
+          <w:szCs w:val="24"/>
+        </w:rPr>
+        <w:t>Api</w:t>
+      </w:r>
+      <w:proofErr w:type="spellEnd"/>
+      <w:r>
+        <w:rPr>
+          <w:rFonts w:ascii="Times New Roman" w:eastAsia="Times New Roman" w:hAnsi="Times New Roman" w:cs="Times New Roman"/>
+          <w:sz w:val="24"/>
+          <w:szCs w:val="24"/>
+        </w:rPr>
+        <w:t>, architektúra</w:t>
+      </w:r>
       <w:bookmarkStart w:id="2" w:name="_GoBack"/>
       <w:bookmarkEnd w:id="2"/>
     </w:p>
-    <w:p>
-      <w:pPr>
-        <w:rPr>
-          <w:rFonts w:ascii="Times New Roman" w:eastAsia="Times New Roman" w:hAnsi="Times New Roman" w:cs="Times New Roman"/>
-          <w:sz w:val="24"/>
-          <w:szCs w:val="24"/>
-        </w:rPr>
-      </w:pPr>
-      <w:r>
-        <w:rPr>
-          <w:rFonts w:ascii="Times New Roman" w:eastAsia="Times New Roman" w:hAnsi="Times New Roman" w:cs="Times New Roman"/>
-          <w:sz w:val="24"/>
-          <w:szCs w:val="24"/>
-        </w:rPr>
-        <w:t>Az adatbázis felépítése megtervezése a weblap felépítésével együtt haladt időnként változtatva a felépítésén, azaz táblák elhagyása, újak hozzáadása,</w:t>
-      </w:r>
-    </w:p>
     <w:sectPr>
-      <w:headerReference w:type="default" r:id="rId8"/>
-      <w:footerReference w:type="default" r:id="rId9"/>
+      <w:headerReference w:type="default" r:id="rId9"/>
+      <w:footerReference w:type="default" r:id="rId10"/>
       <w:pgSz w:w="11906" w:h="16838"/>
       <w:pgMar w:top="1417" w:right="1417" w:bottom="1417" w:left="1417" w:header="368" w:footer="368" w:gutter="0"/>
       <w:pgNumType w:start="1"/>
@@ -1517,7 +1696,7 @@
     <w:lsdException w:name="Table Web 2" w:semiHidden="1" w:unhideWhenUsed="1"/>
     <w:lsdException w:name="Table Web 3" w:semiHidden="1" w:unhideWhenUsed="1"/>
     <w:lsdException w:name="Balloon Text" w:semiHidden="1" w:unhideWhenUsed="1"/>
-    <w:lsdException w:name="Table Grid" w:semiHidden="1" w:uiPriority="39" w:unhideWhenUsed="1"/>
+    <w:lsdException w:name="Table Grid" w:uiPriority="39"/>
     <w:lsdException w:name="Table Theme" w:semiHidden="1" w:unhideWhenUsed="1"/>
     <w:lsdException w:name="Placeholder Text" w:semiHidden="1"/>
     <w:lsdException w:name="No Spacing" w:uiPriority="1" w:qFormat="1"/>

--- a/QuestBook.docx
+++ b/QuestBook.docx
@@ -911,43 +911,17 @@
       <w:pPr>
         <w:rPr>
           <w:rFonts w:ascii="Times New Roman" w:eastAsia="Times New Roman" w:hAnsi="Times New Roman" w:cs="Times New Roman"/>
-          <w:sz w:val="28"/>
-          <w:szCs w:val="28"/>
-        </w:rPr>
-      </w:pPr>
-      <w:r>
-        <w:rPr>
-          <w:rFonts w:ascii="Times New Roman" w:eastAsia="Times New Roman" w:hAnsi="Times New Roman" w:cs="Times New Roman"/>
-          <w:sz w:val="28"/>
-          <w:szCs w:val="28"/>
-        </w:rPr>
-        <w:t>2.1 Backend ismertetése</w:t>
-      </w:r>
-    </w:p>
-    <w:p>
-      <w:pPr>
-        <w:rPr>
-          <w:rFonts w:ascii="Times New Roman" w:eastAsia="Times New Roman" w:hAnsi="Times New Roman" w:cs="Times New Roman"/>
-          <w:sz w:val="24"/>
-          <w:szCs w:val="24"/>
-        </w:rPr>
-      </w:pPr>
-    </w:p>
-    <w:p>
-      <w:pPr>
-        <w:rPr>
-          <w:rFonts w:ascii="Times New Roman" w:eastAsia="Times New Roman" w:hAnsi="Times New Roman" w:cs="Times New Roman"/>
-          <w:sz w:val="24"/>
-          <w:szCs w:val="24"/>
-        </w:rPr>
-      </w:pPr>
-      <w:r>
-        <w:rPr>
-          <w:rFonts w:ascii="Times New Roman" w:eastAsia="Times New Roman" w:hAnsi="Times New Roman" w:cs="Times New Roman"/>
-          <w:sz w:val="24"/>
-          <w:szCs w:val="24"/>
-        </w:rPr>
-        <w:t xml:space="preserve">A backend Visual </w:t>
+          <w:sz w:val="24"/>
+          <w:szCs w:val="24"/>
+        </w:rPr>
+      </w:pPr>
+      <w:r>
+        <w:rPr>
+          <w:rFonts w:ascii="Times New Roman" w:eastAsia="Times New Roman" w:hAnsi="Times New Roman" w:cs="Times New Roman"/>
+          <w:sz w:val="24"/>
+          <w:szCs w:val="24"/>
+        </w:rPr>
+        <w:t xml:space="preserve">A szoftver megtervezését legelőször egy </w:t>
       </w:r>
       <w:proofErr w:type="spellStart"/>
       <w:r>
@@ -956,7 +930,7 @@
           <w:sz w:val="24"/>
           <w:szCs w:val="24"/>
         </w:rPr>
-        <w:t>Studioban</w:t>
+        <w:t>word</w:t>
       </w:r>
       <w:proofErr w:type="spellEnd"/>
       <w:r>
@@ -965,7 +939,7 @@
           <w:sz w:val="24"/>
           <w:szCs w:val="24"/>
         </w:rPr>
-        <w:t xml:space="preserve"> készült C# kódnyelv, ASP .Net </w:t>
+        <w:t xml:space="preserve"> dokumentum fájlban kezdtünk meg, az alap koncepcióinkat írtuk le benne majd azt is feltöltöttünk a </w:t>
       </w:r>
       <w:proofErr w:type="spellStart"/>
       <w:r>
@@ -974,7 +948,7 @@
           <w:sz w:val="24"/>
           <w:szCs w:val="24"/>
         </w:rPr>
-        <w:t>Api</w:t>
+        <w:t>github</w:t>
       </w:r>
       <w:proofErr w:type="spellEnd"/>
       <w:r>
@@ -992,7 +966,7 @@
           <w:sz w:val="24"/>
           <w:szCs w:val="24"/>
         </w:rPr>
-        <w:t>template</w:t>
+        <w:t>repository-ba</w:t>
       </w:r>
       <w:proofErr w:type="spellEnd"/>
       <w:r>
@@ -1001,7 +975,24 @@
           <w:sz w:val="24"/>
           <w:szCs w:val="24"/>
         </w:rPr>
-        <w:t xml:space="preserve"> felhasználásával készült el. </w:t>
+        <w:t>.</w:t>
+      </w:r>
+    </w:p>
+    <w:p>
+      <w:pPr>
+        <w:rPr>
+          <w:rFonts w:ascii="Times New Roman" w:eastAsia="Times New Roman" w:hAnsi="Times New Roman" w:cs="Times New Roman"/>
+          <w:sz w:val="24"/>
+          <w:szCs w:val="24"/>
+        </w:rPr>
+      </w:pPr>
+      <w:r>
+        <w:rPr>
+          <w:rFonts w:ascii="Times New Roman" w:eastAsia="Times New Roman" w:hAnsi="Times New Roman" w:cs="Times New Roman"/>
+          <w:sz w:val="24"/>
+          <w:szCs w:val="24"/>
+        </w:rPr>
+        <w:t xml:space="preserve">Verzió kezelést és együtt működést </w:t>
       </w:r>
       <w:proofErr w:type="spellStart"/>
       <w:r>
@@ -1010,7 +1001,7 @@
           <w:sz w:val="24"/>
           <w:szCs w:val="24"/>
         </w:rPr>
-        <w:t>Scalar</w:t>
+        <w:t>githubbal</w:t>
       </w:r>
       <w:proofErr w:type="spellEnd"/>
       <w:r>
@@ -1019,6 +1010,42 @@
           <w:sz w:val="24"/>
           <w:szCs w:val="24"/>
         </w:rPr>
+        <w:t xml:space="preserve"> oldottuk meg, mivel egyszerűen lehet követni vele a forráskód, és a program aktuális állapotát egyszerre több számítógépről a folyamatos teremcserék miatt. Ezen felül a csapattagok párhuzamosan képesek voltak dolgozni a projekten úgy, hogy ne legyenek ütközések a kód állapotával kapcsolatban. Az ütemterv megtervezésére szintén a </w:t>
+      </w:r>
+      <w:proofErr w:type="spellStart"/>
+      <w:r>
+        <w:rPr>
+          <w:rFonts w:ascii="Times New Roman" w:eastAsia="Times New Roman" w:hAnsi="Times New Roman" w:cs="Times New Roman"/>
+          <w:sz w:val="24"/>
+          <w:szCs w:val="24"/>
+        </w:rPr>
+        <w:t>githubban</w:t>
+      </w:r>
+      <w:proofErr w:type="spellEnd"/>
+      <w:r>
+        <w:rPr>
+          <w:rFonts w:ascii="Times New Roman" w:eastAsia="Times New Roman" w:hAnsi="Times New Roman" w:cs="Times New Roman"/>
+          <w:sz w:val="24"/>
+          <w:szCs w:val="24"/>
+        </w:rPr>
+        <w:t xml:space="preserve"> lévő </w:t>
+      </w:r>
+      <w:proofErr w:type="spellStart"/>
+      <w:r>
+        <w:rPr>
+          <w:rFonts w:ascii="Times New Roman" w:eastAsia="Times New Roman" w:hAnsi="Times New Roman" w:cs="Times New Roman"/>
+          <w:sz w:val="24"/>
+          <w:szCs w:val="24"/>
+        </w:rPr>
+        <w:t>Projects-et</w:t>
+      </w:r>
+      <w:proofErr w:type="spellEnd"/>
+      <w:r>
+        <w:rPr>
+          <w:rFonts w:ascii="Times New Roman" w:eastAsia="Times New Roman" w:hAnsi="Times New Roman" w:cs="Times New Roman"/>
+          <w:sz w:val="24"/>
+          <w:szCs w:val="24"/>
+        </w:rPr>
         <w:t xml:space="preserve"> </w:t>
       </w:r>
       <w:proofErr w:type="spellStart"/>
@@ -1028,7 +1055,7 @@
           <w:sz w:val="24"/>
           <w:szCs w:val="24"/>
         </w:rPr>
-        <w:t>api</w:t>
+        <w:t>használuk</w:t>
       </w:r>
       <w:proofErr w:type="spellEnd"/>
       <w:r>
@@ -1037,174 +1064,28 @@
           <w:sz w:val="24"/>
           <w:szCs w:val="24"/>
         </w:rPr>
-        <w:t xml:space="preserve"> lett alkalmazva, ezen felül </w:t>
-      </w:r>
-      <w:proofErr w:type="spellStart"/>
-      <w:r>
-        <w:rPr>
-          <w:rFonts w:ascii="Times New Roman" w:eastAsia="Times New Roman" w:hAnsi="Times New Roman" w:cs="Times New Roman"/>
-          <w:sz w:val="24"/>
-          <w:szCs w:val="24"/>
-        </w:rPr>
-        <w:t>Identity</w:t>
-      </w:r>
-      <w:proofErr w:type="spellEnd"/>
-      <w:r>
-        <w:rPr>
-          <w:rFonts w:ascii="Times New Roman" w:eastAsia="Times New Roman" w:hAnsi="Times New Roman" w:cs="Times New Roman"/>
-          <w:sz w:val="24"/>
-          <w:szCs w:val="24"/>
-        </w:rPr>
-        <w:t xml:space="preserve"> Framework használata nélkül lett elkészítve az azonosító kód, és a </w:t>
-      </w:r>
-      <w:proofErr w:type="spellStart"/>
-      <w:r>
-        <w:rPr>
-          <w:rFonts w:ascii="Times New Roman" w:eastAsia="Times New Roman" w:hAnsi="Times New Roman" w:cs="Times New Roman"/>
-          <w:sz w:val="24"/>
-          <w:szCs w:val="24"/>
-        </w:rPr>
-        <w:t>tokenek</w:t>
-      </w:r>
-      <w:proofErr w:type="spellEnd"/>
-      <w:r>
-        <w:rPr>
-          <w:rFonts w:ascii="Times New Roman" w:eastAsia="Times New Roman" w:hAnsi="Times New Roman" w:cs="Times New Roman"/>
-          <w:sz w:val="24"/>
-          <w:szCs w:val="24"/>
-        </w:rPr>
-        <w:t xml:space="preserve"> kiadása.</w:t>
-      </w:r>
-    </w:p>
-    <w:p>
-      <w:pPr>
-        <w:rPr>
-          <w:rFonts w:ascii="Times New Roman" w:eastAsia="Times New Roman" w:hAnsi="Times New Roman" w:cs="Times New Roman"/>
-          <w:sz w:val="24"/>
-          <w:szCs w:val="24"/>
-        </w:rPr>
-      </w:pPr>
-      <w:r>
-        <w:rPr>
-          <w:rFonts w:ascii="Times New Roman" w:eastAsia="Times New Roman" w:hAnsi="Times New Roman" w:cs="Times New Roman"/>
-          <w:sz w:val="24"/>
-          <w:szCs w:val="24"/>
-        </w:rPr>
-        <w:t>Az adatbázis felépítése megtervezése a weblap felépítésével együtt haladt időnként változtatva a felépítésén, azaz táblák elhagyása, újak hozzáadása,</w:t>
-      </w:r>
-    </w:p>
-    <w:p>
-      <w:pPr>
-        <w:rPr>
-          <w:rFonts w:ascii="Times New Roman" w:eastAsia="Times New Roman" w:hAnsi="Times New Roman" w:cs="Times New Roman"/>
-          <w:sz w:val="24"/>
-          <w:szCs w:val="24"/>
-        </w:rPr>
-      </w:pPr>
-    </w:p>
-    <w:p>
-      <w:pPr>
-        <w:rPr>
-          <w:rFonts w:ascii="Times New Roman" w:eastAsia="Times New Roman" w:hAnsi="Times New Roman" w:cs="Times New Roman"/>
-          <w:sz w:val="24"/>
-          <w:szCs w:val="24"/>
-        </w:rPr>
-      </w:pPr>
-    </w:p>
-    <w:p>
-      <w:pPr>
-        <w:rPr>
-          <w:rFonts w:ascii="Times New Roman" w:eastAsia="Times New Roman" w:hAnsi="Times New Roman" w:cs="Times New Roman"/>
-          <w:sz w:val="24"/>
-          <w:szCs w:val="24"/>
-        </w:rPr>
-      </w:pPr>
-      <w:r>
-        <w:rPr>
-          <w:rFonts w:ascii="Times New Roman" w:eastAsia="Times New Roman" w:hAnsi="Times New Roman" w:cs="Times New Roman"/>
-          <w:sz w:val="24"/>
-          <w:szCs w:val="24"/>
-        </w:rPr>
-        <w:t xml:space="preserve">2.2 </w:t>
-      </w:r>
-      <w:r>
-        <w:rPr>
-          <w:rFonts w:ascii="Times New Roman" w:eastAsia="Times New Roman" w:hAnsi="Times New Roman" w:cs="Times New Roman"/>
-          <w:sz w:val="24"/>
-          <w:szCs w:val="24"/>
-        </w:rPr>
-        <w:t xml:space="preserve"> rend</w:t>
-      </w:r>
-      <w:r>
-        <w:rPr>
-          <w:rFonts w:ascii="Times New Roman" w:eastAsia="Times New Roman" w:hAnsi="Times New Roman" w:cs="Times New Roman"/>
-          <w:sz w:val="24"/>
-          <w:szCs w:val="24"/>
-        </w:rPr>
-        <w:t>sz</w:t>
-      </w:r>
-      <w:r>
-        <w:rPr>
-          <w:rFonts w:ascii="Times New Roman" w:eastAsia="Times New Roman" w:hAnsi="Times New Roman" w:cs="Times New Roman"/>
-          <w:sz w:val="24"/>
-          <w:szCs w:val="24"/>
-        </w:rPr>
-        <w:t>erkövetelmények</w:t>
-      </w:r>
-      <w:r>
-        <w:rPr>
-          <w:rFonts w:ascii="Times New Roman" w:eastAsia="Times New Roman" w:hAnsi="Times New Roman" w:cs="Times New Roman"/>
-          <w:sz w:val="24"/>
-          <w:szCs w:val="24"/>
-        </w:rPr>
-        <w:br/>
-        <w:t>2.3 Adat</w:t>
-      </w:r>
-      <w:r>
-        <w:rPr>
-          <w:rFonts w:ascii="Times New Roman" w:eastAsia="Times New Roman" w:hAnsi="Times New Roman" w:cs="Times New Roman"/>
-          <w:sz w:val="24"/>
-          <w:szCs w:val="24"/>
-        </w:rPr>
-        <w:t>bázis szerkezete</w:t>
-      </w:r>
-      <w:r>
-        <w:rPr>
-          <w:rFonts w:ascii="Times New Roman" w:eastAsia="Times New Roman" w:hAnsi="Times New Roman" w:cs="Times New Roman"/>
-          <w:sz w:val="24"/>
-          <w:szCs w:val="24"/>
-        </w:rPr>
-        <w:t xml:space="preserve">, </w:t>
-      </w:r>
-    </w:p>
-    <w:p>
-      <w:pPr>
-        <w:rPr>
-          <w:rFonts w:ascii="Times New Roman" w:eastAsia="Times New Roman" w:hAnsi="Times New Roman" w:cs="Times New Roman"/>
-          <w:sz w:val="24"/>
-          <w:szCs w:val="24"/>
-        </w:rPr>
-      </w:pPr>
-    </w:p>
-    <w:p>
-      <w:pPr>
-        <w:rPr>
-          <w:rFonts w:ascii="Times New Roman" w:eastAsia="Times New Roman" w:hAnsi="Times New Roman" w:cs="Times New Roman"/>
-          <w:sz w:val="24"/>
-          <w:szCs w:val="24"/>
-        </w:rPr>
-      </w:pPr>
-      <w:r>
-        <w:rPr>
-          <w:rFonts w:ascii="Times New Roman" w:eastAsia="Times New Roman" w:hAnsi="Times New Roman" w:cs="Times New Roman"/>
-          <w:sz w:val="24"/>
-          <w:szCs w:val="24"/>
+        <w:t xml:space="preserve"> fel amit, ugyanúgy egyszerű volt kezelni, ezzel is megkönnyítve a koordinációt a dolgozó felek között.</w:t>
+      </w:r>
+    </w:p>
+    <w:p>
+      <w:pPr>
+        <w:rPr>
+          <w:rFonts w:ascii="Times New Roman" w:eastAsia="Times New Roman" w:hAnsi="Times New Roman" w:cs="Times New Roman"/>
+          <w:sz w:val="36"/>
+          <w:szCs w:val="36"/>
+        </w:rPr>
+      </w:pPr>
+      <w:r>
+        <w:rPr>
+          <w:rFonts w:ascii="Times New Roman" w:eastAsia="Times New Roman" w:hAnsi="Times New Roman" w:cs="Times New Roman"/>
+          <w:sz w:val="36"/>
+          <w:szCs w:val="36"/>
         </w:rPr>
         <w:drawing>
-          <wp:inline distT="0" distB="0" distL="0" distR="0" wp14:anchorId="6E80E459" wp14:editId="7A2D9F4A">
-            <wp:extent cx="5760720" cy="3361690"/>
-            <wp:effectExtent l="0" t="0" r="0" b="0"/>
-            <wp:docPr id="1" name="Kép 1"/>
+          <wp:inline distT="0" distB="0" distL="0" distR="0" wp14:anchorId="1F944D1F" wp14:editId="78F4839B">
+            <wp:extent cx="5760720" cy="2261235"/>
+            <wp:effectExtent l="0" t="0" r="0" b="5715"/>
+            <wp:docPr id="2" name="Kép 2"/>
             <wp:cNvGraphicFramePr>
               <a:graphicFrameLocks xmlns:a="http://schemas.openxmlformats.org/drawingml/2006/main" noChangeAspect="1"/>
             </wp:cNvGraphicFramePr>
@@ -1224,6 +1105,450 @@
                   <pic:spPr>
                     <a:xfrm>
                       <a:off x="0" y="0"/>
+                      <a:ext cx="5760720" cy="2261235"/>
+                    </a:xfrm>
+                    <a:prstGeom prst="rect">
+                      <a:avLst/>
+                    </a:prstGeom>
+                  </pic:spPr>
+                </pic:pic>
+              </a:graphicData>
+            </a:graphic>
+          </wp:inline>
+        </w:drawing>
+      </w:r>
+    </w:p>
+    <w:p>
+      <w:pPr>
+        <w:jc w:val="right"/>
+        <w:rPr>
+          <w:rFonts w:ascii="Times New Roman" w:eastAsia="Times New Roman" w:hAnsi="Times New Roman" w:cs="Times New Roman"/>
+          <w:sz w:val="20"/>
+          <w:szCs w:val="20"/>
+        </w:rPr>
+      </w:pPr>
+      <w:r>
+        <w:rPr>
+          <w:rFonts w:ascii="Times New Roman" w:eastAsia="Times New Roman" w:hAnsi="Times New Roman" w:cs="Times New Roman"/>
+          <w:sz w:val="20"/>
+          <w:szCs w:val="20"/>
+        </w:rPr>
+        <w:t>Kép</w:t>
+      </w:r>
+      <w:r>
+        <w:rPr>
+          <w:rFonts w:ascii="Times New Roman" w:eastAsia="Times New Roman" w:hAnsi="Times New Roman" w:cs="Times New Roman"/>
+          <w:sz w:val="20"/>
+          <w:szCs w:val="20"/>
+        </w:rPr>
+        <w:t xml:space="preserve"> a </w:t>
+      </w:r>
+      <w:proofErr w:type="spellStart"/>
+      <w:r>
+        <w:rPr>
+          <w:rFonts w:ascii="Times New Roman" w:eastAsia="Times New Roman" w:hAnsi="Times New Roman" w:cs="Times New Roman"/>
+          <w:sz w:val="20"/>
+          <w:szCs w:val="20"/>
+        </w:rPr>
+        <w:t>Projects</w:t>
+      </w:r>
+      <w:proofErr w:type="spellEnd"/>
+      <w:r>
+        <w:rPr>
+          <w:rFonts w:ascii="Times New Roman" w:eastAsia="Times New Roman" w:hAnsi="Times New Roman" w:cs="Times New Roman"/>
+          <w:sz w:val="20"/>
+          <w:szCs w:val="20"/>
+        </w:rPr>
+        <w:t xml:space="preserve"> felületről</w:t>
+      </w:r>
+    </w:p>
+    <w:p>
+      <w:pPr>
+        <w:rPr>
+          <w:rFonts w:ascii="Times New Roman" w:eastAsia="Times New Roman" w:hAnsi="Times New Roman" w:cs="Times New Roman"/>
+          <w:sz w:val="28"/>
+          <w:szCs w:val="28"/>
+        </w:rPr>
+      </w:pPr>
+      <w:r>
+        <w:rPr>
+          <w:rFonts w:ascii="Times New Roman" w:eastAsia="Times New Roman" w:hAnsi="Times New Roman" w:cs="Times New Roman"/>
+          <w:sz w:val="28"/>
+          <w:szCs w:val="28"/>
+        </w:rPr>
+        <w:t>2.1 Backend ismertetése</w:t>
+      </w:r>
+    </w:p>
+    <w:p>
+      <w:pPr>
+        <w:rPr>
+          <w:rFonts w:ascii="Times New Roman" w:eastAsia="Times New Roman" w:hAnsi="Times New Roman" w:cs="Times New Roman"/>
+          <w:sz w:val="24"/>
+          <w:szCs w:val="24"/>
+        </w:rPr>
+      </w:pPr>
+    </w:p>
+    <w:p>
+      <w:pPr>
+        <w:rPr>
+          <w:rFonts w:ascii="Times New Roman" w:eastAsia="Times New Roman" w:hAnsi="Times New Roman" w:cs="Times New Roman"/>
+          <w:sz w:val="24"/>
+          <w:szCs w:val="24"/>
+        </w:rPr>
+      </w:pPr>
+      <w:r>
+        <w:rPr>
+          <w:rFonts w:ascii="Times New Roman" w:eastAsia="Times New Roman" w:hAnsi="Times New Roman" w:cs="Times New Roman"/>
+          <w:sz w:val="24"/>
+          <w:szCs w:val="24"/>
+        </w:rPr>
+        <w:t>2.1.1</w:t>
+      </w:r>
+    </w:p>
+    <w:p>
+      <w:pPr>
+        <w:rPr>
+          <w:rFonts w:ascii="Times New Roman" w:eastAsia="Times New Roman" w:hAnsi="Times New Roman" w:cs="Times New Roman"/>
+          <w:sz w:val="24"/>
+          <w:szCs w:val="24"/>
+        </w:rPr>
+      </w:pPr>
+      <w:r>
+        <w:rPr>
+          <w:rFonts w:ascii="Times New Roman" w:eastAsia="Times New Roman" w:hAnsi="Times New Roman" w:cs="Times New Roman"/>
+          <w:sz w:val="24"/>
+          <w:szCs w:val="24"/>
+        </w:rPr>
+        <w:t xml:space="preserve">A backend Visual </w:t>
+      </w:r>
+      <w:proofErr w:type="spellStart"/>
+      <w:r>
+        <w:rPr>
+          <w:rFonts w:ascii="Times New Roman" w:eastAsia="Times New Roman" w:hAnsi="Times New Roman" w:cs="Times New Roman"/>
+          <w:sz w:val="24"/>
+          <w:szCs w:val="24"/>
+        </w:rPr>
+        <w:t>Studioban</w:t>
+      </w:r>
+      <w:proofErr w:type="spellEnd"/>
+      <w:r>
+        <w:rPr>
+          <w:rFonts w:ascii="Times New Roman" w:eastAsia="Times New Roman" w:hAnsi="Times New Roman" w:cs="Times New Roman"/>
+          <w:sz w:val="24"/>
+          <w:szCs w:val="24"/>
+        </w:rPr>
+        <w:t xml:space="preserve"> készült C# kódnyelv, ASP .Net </w:t>
+      </w:r>
+      <w:proofErr w:type="spellStart"/>
+      <w:r>
+        <w:rPr>
+          <w:rFonts w:ascii="Times New Roman" w:eastAsia="Times New Roman" w:hAnsi="Times New Roman" w:cs="Times New Roman"/>
+          <w:sz w:val="24"/>
+          <w:szCs w:val="24"/>
+        </w:rPr>
+        <w:t>Api</w:t>
+      </w:r>
+      <w:proofErr w:type="spellEnd"/>
+      <w:r>
+        <w:rPr>
+          <w:rFonts w:ascii="Times New Roman" w:eastAsia="Times New Roman" w:hAnsi="Times New Roman" w:cs="Times New Roman"/>
+          <w:sz w:val="24"/>
+          <w:szCs w:val="24"/>
+        </w:rPr>
+        <w:t xml:space="preserve"> </w:t>
+      </w:r>
+      <w:proofErr w:type="spellStart"/>
+      <w:r>
+        <w:rPr>
+          <w:rFonts w:ascii="Times New Roman" w:eastAsia="Times New Roman" w:hAnsi="Times New Roman" w:cs="Times New Roman"/>
+          <w:sz w:val="24"/>
+          <w:szCs w:val="24"/>
+        </w:rPr>
+        <w:t>template</w:t>
+      </w:r>
+      <w:proofErr w:type="spellEnd"/>
+      <w:r>
+        <w:rPr>
+          <w:rFonts w:ascii="Times New Roman" w:eastAsia="Times New Roman" w:hAnsi="Times New Roman" w:cs="Times New Roman"/>
+          <w:sz w:val="24"/>
+          <w:szCs w:val="24"/>
+        </w:rPr>
+        <w:t xml:space="preserve"> felhasználásával készült el. </w:t>
+      </w:r>
+      <w:proofErr w:type="spellStart"/>
+      <w:r>
+        <w:rPr>
+          <w:rFonts w:ascii="Times New Roman" w:eastAsia="Times New Roman" w:hAnsi="Times New Roman" w:cs="Times New Roman"/>
+          <w:sz w:val="24"/>
+          <w:szCs w:val="24"/>
+        </w:rPr>
+        <w:t>Scalar</w:t>
+      </w:r>
+      <w:proofErr w:type="spellEnd"/>
+      <w:r>
+        <w:rPr>
+          <w:rFonts w:ascii="Times New Roman" w:eastAsia="Times New Roman" w:hAnsi="Times New Roman" w:cs="Times New Roman"/>
+          <w:sz w:val="24"/>
+          <w:szCs w:val="24"/>
+        </w:rPr>
+        <w:t xml:space="preserve"> </w:t>
+      </w:r>
+      <w:proofErr w:type="spellStart"/>
+      <w:r>
+        <w:rPr>
+          <w:rFonts w:ascii="Times New Roman" w:eastAsia="Times New Roman" w:hAnsi="Times New Roman" w:cs="Times New Roman"/>
+          <w:sz w:val="24"/>
+          <w:szCs w:val="24"/>
+        </w:rPr>
+        <w:t>api</w:t>
+      </w:r>
+      <w:proofErr w:type="spellEnd"/>
+      <w:r>
+        <w:rPr>
+          <w:rFonts w:ascii="Times New Roman" w:eastAsia="Times New Roman" w:hAnsi="Times New Roman" w:cs="Times New Roman"/>
+          <w:sz w:val="24"/>
+          <w:szCs w:val="24"/>
+        </w:rPr>
+        <w:t xml:space="preserve"> lett alkalmazva, ezen felül </w:t>
+      </w:r>
+      <w:proofErr w:type="spellStart"/>
+      <w:r>
+        <w:rPr>
+          <w:rFonts w:ascii="Times New Roman" w:eastAsia="Times New Roman" w:hAnsi="Times New Roman" w:cs="Times New Roman"/>
+          <w:sz w:val="24"/>
+          <w:szCs w:val="24"/>
+        </w:rPr>
+        <w:t>Identity</w:t>
+      </w:r>
+      <w:proofErr w:type="spellEnd"/>
+      <w:r>
+        <w:rPr>
+          <w:rFonts w:ascii="Times New Roman" w:eastAsia="Times New Roman" w:hAnsi="Times New Roman" w:cs="Times New Roman"/>
+          <w:sz w:val="24"/>
+          <w:szCs w:val="24"/>
+        </w:rPr>
+        <w:t xml:space="preserve"> Framework használata nélkül lett elkészítve az azonosító kód, és a </w:t>
+      </w:r>
+      <w:proofErr w:type="spellStart"/>
+      <w:r>
+        <w:rPr>
+          <w:rFonts w:ascii="Times New Roman" w:eastAsia="Times New Roman" w:hAnsi="Times New Roman" w:cs="Times New Roman"/>
+          <w:sz w:val="24"/>
+          <w:szCs w:val="24"/>
+        </w:rPr>
+        <w:t>tokenek</w:t>
+      </w:r>
+      <w:proofErr w:type="spellEnd"/>
+      <w:r>
+        <w:rPr>
+          <w:rFonts w:ascii="Times New Roman" w:eastAsia="Times New Roman" w:hAnsi="Times New Roman" w:cs="Times New Roman"/>
+          <w:sz w:val="24"/>
+          <w:szCs w:val="24"/>
+        </w:rPr>
+        <w:t xml:space="preserve"> kiadása.</w:t>
+      </w:r>
+    </w:p>
+    <w:p>
+      <w:pPr>
+        <w:rPr>
+          <w:rFonts w:ascii="Times New Roman" w:eastAsia="Times New Roman" w:hAnsi="Times New Roman" w:cs="Times New Roman"/>
+          <w:sz w:val="24"/>
+          <w:szCs w:val="24"/>
+        </w:rPr>
+      </w:pPr>
+      <w:r>
+        <w:rPr>
+          <w:rFonts w:ascii="Times New Roman" w:eastAsia="Times New Roman" w:hAnsi="Times New Roman" w:cs="Times New Roman"/>
+          <w:sz w:val="24"/>
+          <w:szCs w:val="24"/>
+        </w:rPr>
+        <w:t>Az adatbázis felépítése megtervezése a weblap felépítésével együtt haladt időnként változtatva a felépítésén, azaz táblák elhagyása, újak hozzáadása,</w:t>
+      </w:r>
+    </w:p>
+    <w:p>
+      <w:pPr>
+        <w:rPr>
+          <w:rFonts w:ascii="Times New Roman" w:eastAsia="Times New Roman" w:hAnsi="Times New Roman" w:cs="Times New Roman"/>
+          <w:sz w:val="24"/>
+          <w:szCs w:val="24"/>
+        </w:rPr>
+      </w:pPr>
+    </w:p>
+    <w:p>
+      <w:pPr>
+        <w:rPr>
+          <w:rFonts w:ascii="Times New Roman" w:eastAsia="Times New Roman" w:hAnsi="Times New Roman" w:cs="Times New Roman"/>
+          <w:sz w:val="24"/>
+          <w:szCs w:val="24"/>
+        </w:rPr>
+      </w:pPr>
+    </w:p>
+    <w:p>
+      <w:pPr>
+        <w:rPr>
+          <w:rFonts w:ascii="Times New Roman" w:eastAsia="Times New Roman" w:hAnsi="Times New Roman" w:cs="Times New Roman"/>
+          <w:sz w:val="24"/>
+          <w:szCs w:val="24"/>
+        </w:rPr>
+      </w:pPr>
+      <w:r>
+        <w:rPr>
+          <w:rFonts w:ascii="Times New Roman" w:eastAsia="Times New Roman" w:hAnsi="Times New Roman" w:cs="Times New Roman"/>
+          <w:sz w:val="24"/>
+          <w:szCs w:val="24"/>
+        </w:rPr>
+        <w:t>2.</w:t>
+      </w:r>
+      <w:r>
+        <w:rPr>
+          <w:rFonts w:ascii="Times New Roman" w:eastAsia="Times New Roman" w:hAnsi="Times New Roman" w:cs="Times New Roman"/>
+          <w:sz w:val="24"/>
+          <w:szCs w:val="24"/>
+        </w:rPr>
+        <w:t>1.2</w:t>
+      </w:r>
+      <w:r>
+        <w:rPr>
+          <w:rFonts w:ascii="Times New Roman" w:eastAsia="Times New Roman" w:hAnsi="Times New Roman" w:cs="Times New Roman"/>
+          <w:sz w:val="24"/>
+          <w:szCs w:val="24"/>
+        </w:rPr>
+        <w:t xml:space="preserve"> </w:t>
+      </w:r>
+      <w:r>
+        <w:rPr>
+          <w:rFonts w:ascii="Times New Roman" w:eastAsia="Times New Roman" w:hAnsi="Times New Roman" w:cs="Times New Roman"/>
+          <w:sz w:val="24"/>
+          <w:szCs w:val="24"/>
+        </w:rPr>
+        <w:t xml:space="preserve"> rend</w:t>
+      </w:r>
+      <w:r>
+        <w:rPr>
+          <w:rFonts w:ascii="Times New Roman" w:eastAsia="Times New Roman" w:hAnsi="Times New Roman" w:cs="Times New Roman"/>
+          <w:sz w:val="24"/>
+          <w:szCs w:val="24"/>
+        </w:rPr>
+        <w:t>sz</w:t>
+      </w:r>
+      <w:r>
+        <w:rPr>
+          <w:rFonts w:ascii="Times New Roman" w:eastAsia="Times New Roman" w:hAnsi="Times New Roman" w:cs="Times New Roman"/>
+          <w:sz w:val="24"/>
+          <w:szCs w:val="24"/>
+        </w:rPr>
+        <w:t>erkövetelmények</w:t>
+      </w:r>
+      <w:r>
+        <w:rPr>
+          <w:rFonts w:ascii="Times New Roman" w:eastAsia="Times New Roman" w:hAnsi="Times New Roman" w:cs="Times New Roman"/>
+          <w:sz w:val="24"/>
+          <w:szCs w:val="24"/>
+        </w:rPr>
+        <w:br/>
+        <w:t>2.3 Adat</w:t>
+      </w:r>
+      <w:r>
+        <w:rPr>
+          <w:rFonts w:ascii="Times New Roman" w:eastAsia="Times New Roman" w:hAnsi="Times New Roman" w:cs="Times New Roman"/>
+          <w:sz w:val="24"/>
+          <w:szCs w:val="24"/>
+        </w:rPr>
+        <w:t>bázis szerkezete</w:t>
+      </w:r>
+    </w:p>
+    <w:p>
+      <w:pPr>
+        <w:rPr>
+          <w:rFonts w:ascii="Times New Roman" w:eastAsia="Times New Roman" w:hAnsi="Times New Roman" w:cs="Times New Roman"/>
+          <w:sz w:val="24"/>
+          <w:szCs w:val="24"/>
+        </w:rPr>
+      </w:pPr>
+      <w:r>
+        <w:rPr>
+          <w:rFonts w:ascii="Times New Roman" w:eastAsia="Times New Roman" w:hAnsi="Times New Roman" w:cs="Times New Roman"/>
+          <w:sz w:val="24"/>
+          <w:szCs w:val="24"/>
+        </w:rPr>
+        <w:lastRenderedPageBreak/>
+        <w:t xml:space="preserve">A weboldal </w:t>
+      </w:r>
+      <w:r>
+        <w:rPr>
+          <w:rFonts w:ascii="Times New Roman" w:eastAsia="Times New Roman" w:hAnsi="Times New Roman" w:cs="Times New Roman"/>
+          <w:sz w:val="24"/>
+          <w:szCs w:val="24"/>
+        </w:rPr>
+        <w:t xml:space="preserve">hét adatmodellből/táblából áll, ezek </w:t>
+      </w:r>
+      <w:proofErr w:type="spellStart"/>
+      <w:r>
+        <w:rPr>
+          <w:rFonts w:ascii="Times New Roman" w:eastAsia="Times New Roman" w:hAnsi="Times New Roman" w:cs="Times New Roman"/>
+          <w:sz w:val="24"/>
+          <w:szCs w:val="24"/>
+        </w:rPr>
+        <w:t>SQLite</w:t>
+      </w:r>
+      <w:proofErr w:type="spellEnd"/>
+      <w:r>
+        <w:rPr>
+          <w:rFonts w:ascii="Times New Roman" w:eastAsia="Times New Roman" w:hAnsi="Times New Roman" w:cs="Times New Roman"/>
+          <w:sz w:val="24"/>
+          <w:szCs w:val="24"/>
+        </w:rPr>
+        <w:t xml:space="preserve"> adatbázisban tárolják az információkat az alábbi ábra szerint:</w:t>
+      </w:r>
+    </w:p>
+    <w:p>
+      <w:pPr>
+        <w:rPr>
+          <w:rFonts w:ascii="Times New Roman" w:eastAsia="Times New Roman" w:hAnsi="Times New Roman" w:cs="Times New Roman"/>
+          <w:sz w:val="24"/>
+          <w:szCs w:val="24"/>
+        </w:rPr>
+      </w:pPr>
+    </w:p>
+    <w:p>
+      <w:pPr>
+        <w:rPr>
+          <w:rFonts w:ascii="Times New Roman" w:eastAsia="Times New Roman" w:hAnsi="Times New Roman" w:cs="Times New Roman"/>
+          <w:sz w:val="24"/>
+          <w:szCs w:val="24"/>
+        </w:rPr>
+      </w:pPr>
+      <w:r>
+        <w:rPr>
+          <w:rFonts w:ascii="Times New Roman" w:eastAsia="Times New Roman" w:hAnsi="Times New Roman" w:cs="Times New Roman"/>
+          <w:noProof/>
+          <w:sz w:val="24"/>
+          <w:szCs w:val="24"/>
+        </w:rPr>
+        <w:drawing>
+          <wp:inline distT="0" distB="0" distL="0" distR="0" wp14:anchorId="6E80E459" wp14:editId="7A2D9F4A">
+            <wp:extent cx="5760720" cy="3361690"/>
+            <wp:effectExtent l="0" t="0" r="0" b="0"/>
+            <wp:docPr id="1" name="Kép 1"/>
+            <wp:cNvGraphicFramePr>
+              <a:graphicFrameLocks xmlns:a="http://schemas.openxmlformats.org/drawingml/2006/main" noChangeAspect="1"/>
+            </wp:cNvGraphicFramePr>
+            <a:graphic xmlns:a="http://schemas.openxmlformats.org/drawingml/2006/main">
+              <a:graphicData uri="http://schemas.openxmlformats.org/drawingml/2006/picture">
+                <pic:pic xmlns:pic="http://schemas.openxmlformats.org/drawingml/2006/picture">
+                  <pic:nvPicPr>
+                    <pic:cNvPr id="1" name=""/>
+                    <pic:cNvPicPr/>
+                  </pic:nvPicPr>
+                  <pic:blipFill>
+                    <a:blip r:embed="rId9"/>
+                    <a:stretch>
+                      <a:fillRect/>
+                    </a:stretch>
+                  </pic:blipFill>
+                  <pic:spPr>
+                    <a:xfrm>
+                      <a:off x="0" y="0"/>
                       <a:ext cx="5760720" cy="3361690"/>
                     </a:xfrm>
                     <a:prstGeom prst="rect">
@@ -1251,32 +1576,49 @@
           <w:sz w:val="24"/>
           <w:szCs w:val="24"/>
         </w:rPr>
-        <w:t xml:space="preserve">2.3.? </w:t>
-      </w:r>
-      <w:proofErr w:type="spellStart"/>
-      <w:r>
-        <w:rPr>
-          <w:rFonts w:ascii="Times New Roman" w:eastAsia="Times New Roman" w:hAnsi="Times New Roman" w:cs="Times New Roman"/>
-          <w:sz w:val="24"/>
-          <w:szCs w:val="24"/>
-        </w:rPr>
-        <w:t>Api</w:t>
-      </w:r>
-      <w:proofErr w:type="spellEnd"/>
-      <w:r>
-        <w:rPr>
-          <w:rFonts w:ascii="Times New Roman" w:eastAsia="Times New Roman" w:hAnsi="Times New Roman" w:cs="Times New Roman"/>
-          <w:sz w:val="24"/>
-          <w:szCs w:val="24"/>
-        </w:rPr>
-        <w:t>, architektúra</w:t>
+        <w:t>UserData:</w:t>
       </w:r>
       <w:bookmarkStart w:id="2" w:name="_GoBack"/>
       <w:bookmarkEnd w:id="2"/>
     </w:p>
+    <w:p>
+      <w:pPr>
+        <w:rPr>
+          <w:rFonts w:ascii="Times New Roman" w:eastAsia="Times New Roman" w:hAnsi="Times New Roman" w:cs="Times New Roman"/>
+          <w:sz w:val="24"/>
+          <w:szCs w:val="24"/>
+        </w:rPr>
+      </w:pPr>
+      <w:r>
+        <w:rPr>
+          <w:rFonts w:ascii="Times New Roman" w:eastAsia="Times New Roman" w:hAnsi="Times New Roman" w:cs="Times New Roman"/>
+          <w:sz w:val="24"/>
+          <w:szCs w:val="24"/>
+        </w:rPr>
+        <w:t xml:space="preserve">2.3.? </w:t>
+      </w:r>
+      <w:proofErr w:type="spellStart"/>
+      <w:r>
+        <w:rPr>
+          <w:rFonts w:ascii="Times New Roman" w:eastAsia="Times New Roman" w:hAnsi="Times New Roman" w:cs="Times New Roman"/>
+          <w:sz w:val="24"/>
+          <w:szCs w:val="24"/>
+        </w:rPr>
+        <w:t>Api</w:t>
+      </w:r>
+      <w:proofErr w:type="spellEnd"/>
+      <w:r>
+        <w:rPr>
+          <w:rFonts w:ascii="Times New Roman" w:eastAsia="Times New Roman" w:hAnsi="Times New Roman" w:cs="Times New Roman"/>
+          <w:sz w:val="24"/>
+          <w:szCs w:val="24"/>
+        </w:rPr>
+        <w:t>, architektúra</w:t>
+      </w:r>
+    </w:p>
     <w:sectPr>
-      <w:headerReference w:type="default" r:id="rId9"/>
-      <w:footerReference w:type="default" r:id="rId10"/>
+      <w:headerReference w:type="default" r:id="rId10"/>
+      <w:footerReference w:type="default" r:id="rId11"/>
       <w:pgSz w:w="11906" w:h="16838"/>
       <w:pgMar w:top="1417" w:right="1417" w:bottom="1417" w:left="1417" w:header="368" w:footer="368" w:gutter="0"/>
       <w:pgNumType w:start="1"/>

--- a/QuestBook.docx
+++ b/QuestBook.docx
@@ -1078,6 +1078,7 @@
       <w:r>
         <w:rPr>
           <w:rFonts w:ascii="Times New Roman" w:eastAsia="Times New Roman" w:hAnsi="Times New Roman" w:cs="Times New Roman"/>
+          <w:noProof/>
           <w:sz w:val="36"/>
           <w:szCs w:val="36"/>
         </w:rPr>
@@ -1164,6 +1165,36 @@
     </w:p>
     <w:p>
       <w:pPr>
+        <w:jc w:val="both"/>
+        <w:rPr>
+          <w:rFonts w:ascii="Times New Roman" w:eastAsia="Times New Roman" w:hAnsi="Times New Roman" w:cs="Times New Roman"/>
+          <w:sz w:val="20"/>
+          <w:szCs w:val="20"/>
+        </w:rPr>
+      </w:pPr>
+      <w:r>
+        <w:rPr>
+          <w:rFonts w:ascii="Times New Roman" w:eastAsia="Times New Roman" w:hAnsi="Times New Roman" w:cs="Times New Roman"/>
+          <w:sz w:val="20"/>
+          <w:szCs w:val="20"/>
+        </w:rPr>
+        <w:t>Rendszerkövetelmények:</w:t>
+      </w:r>
+      <w:bookmarkStart w:id="2" w:name="_GoBack"/>
+      <w:bookmarkEnd w:id="2"/>
+    </w:p>
+    <w:p>
+      <w:pPr>
+        <w:jc w:val="both"/>
+        <w:rPr>
+          <w:rFonts w:ascii="Times New Roman" w:eastAsia="Times New Roman" w:hAnsi="Times New Roman" w:cs="Times New Roman"/>
+          <w:sz w:val="20"/>
+          <w:szCs w:val="20"/>
+        </w:rPr>
+      </w:pPr>
+    </w:p>
+    <w:p>
+      <w:pPr>
         <w:rPr>
           <w:rFonts w:ascii="Times New Roman" w:eastAsia="Times New Roman" w:hAnsi="Times New Roman" w:cs="Times New Roman"/>
           <w:sz w:val="28"/>
@@ -1397,6 +1428,7 @@
           <w:sz w:val="24"/>
           <w:szCs w:val="24"/>
         </w:rPr>
+        <w:lastRenderedPageBreak/>
         <w:t>2.</w:t>
       </w:r>
       <w:r>
@@ -1471,7 +1503,6 @@
           <w:sz w:val="24"/>
           <w:szCs w:val="24"/>
         </w:rPr>
-        <w:lastRenderedPageBreak/>
         <w:t xml:space="preserve">A weboldal </w:t>
       </w:r>
       <w:r>
@@ -1578,8 +1609,6 @@
         </w:rPr>
         <w:t>UserData:</w:t>
       </w:r>
-      <w:bookmarkStart w:id="2" w:name="_GoBack"/>
-      <w:bookmarkEnd w:id="2"/>
     </w:p>
     <w:p>
       <w:pPr>

--- a/QuestBook.docx
+++ b/QuestBook.docx
@@ -1180,77 +1180,346 @@
         </w:rPr>
         <w:t>Rendszerkövetelmények:</w:t>
       </w:r>
+    </w:p>
+    <w:p>
+      <w:pPr>
+        <w:jc w:val="both"/>
+        <w:rPr>
+          <w:rFonts w:ascii="Times New Roman" w:eastAsia="Times New Roman" w:hAnsi="Times New Roman" w:cs="Times New Roman"/>
+          <w:sz w:val="20"/>
+          <w:szCs w:val="20"/>
+        </w:rPr>
+      </w:pPr>
+    </w:p>
+    <w:p>
+      <w:pPr>
+        <w:rPr>
+          <w:rFonts w:ascii="Times New Roman" w:eastAsia="Times New Roman" w:hAnsi="Times New Roman" w:cs="Times New Roman"/>
+          <w:sz w:val="28"/>
+          <w:szCs w:val="28"/>
+        </w:rPr>
+      </w:pPr>
+      <w:r>
+        <w:rPr>
+          <w:rFonts w:ascii="Times New Roman" w:eastAsia="Times New Roman" w:hAnsi="Times New Roman" w:cs="Times New Roman"/>
+          <w:sz w:val="28"/>
+          <w:szCs w:val="28"/>
+        </w:rPr>
+        <w:t>2.1 Backend ismertetése</w:t>
+      </w:r>
+    </w:p>
+    <w:p>
+      <w:pPr>
+        <w:rPr>
+          <w:rFonts w:ascii="Times New Roman" w:eastAsia="Times New Roman" w:hAnsi="Times New Roman" w:cs="Times New Roman"/>
+          <w:sz w:val="24"/>
+          <w:szCs w:val="24"/>
+        </w:rPr>
+      </w:pPr>
+    </w:p>
+    <w:p>
+      <w:pPr>
+        <w:rPr>
+          <w:rFonts w:ascii="Times New Roman" w:eastAsia="Times New Roman" w:hAnsi="Times New Roman" w:cs="Times New Roman"/>
+          <w:sz w:val="24"/>
+          <w:szCs w:val="24"/>
+        </w:rPr>
+      </w:pPr>
+      <w:r>
+        <w:rPr>
+          <w:rFonts w:ascii="Times New Roman" w:eastAsia="Times New Roman" w:hAnsi="Times New Roman" w:cs="Times New Roman"/>
+          <w:sz w:val="24"/>
+          <w:szCs w:val="24"/>
+        </w:rPr>
+        <w:t>2.1.1</w:t>
+      </w:r>
+    </w:p>
+    <w:p>
+      <w:pPr>
+        <w:rPr>
+          <w:rFonts w:ascii="Times New Roman" w:eastAsia="Times New Roman" w:hAnsi="Times New Roman" w:cs="Times New Roman"/>
+          <w:sz w:val="24"/>
+          <w:szCs w:val="24"/>
+        </w:rPr>
+      </w:pPr>
+      <w:r>
+        <w:rPr>
+          <w:rFonts w:ascii="Times New Roman" w:eastAsia="Times New Roman" w:hAnsi="Times New Roman" w:cs="Times New Roman"/>
+          <w:sz w:val="24"/>
+          <w:szCs w:val="24"/>
+        </w:rPr>
+        <w:t xml:space="preserve">A backend Visual </w:t>
+      </w:r>
+      <w:proofErr w:type="spellStart"/>
+      <w:r>
+        <w:rPr>
+          <w:rFonts w:ascii="Times New Roman" w:eastAsia="Times New Roman" w:hAnsi="Times New Roman" w:cs="Times New Roman"/>
+          <w:sz w:val="24"/>
+          <w:szCs w:val="24"/>
+        </w:rPr>
+        <w:t>Studioban</w:t>
+      </w:r>
+      <w:proofErr w:type="spellEnd"/>
+      <w:r>
+        <w:rPr>
+          <w:rFonts w:ascii="Times New Roman" w:eastAsia="Times New Roman" w:hAnsi="Times New Roman" w:cs="Times New Roman"/>
+          <w:sz w:val="24"/>
+          <w:szCs w:val="24"/>
+        </w:rPr>
+        <w:t xml:space="preserve"> készült C# kódnyelv, ASP .Net </w:t>
+      </w:r>
+      <w:proofErr w:type="spellStart"/>
+      <w:r>
+        <w:rPr>
+          <w:rFonts w:ascii="Times New Roman" w:eastAsia="Times New Roman" w:hAnsi="Times New Roman" w:cs="Times New Roman"/>
+          <w:sz w:val="24"/>
+          <w:szCs w:val="24"/>
+        </w:rPr>
+        <w:t>Api</w:t>
+      </w:r>
+      <w:proofErr w:type="spellEnd"/>
+      <w:r>
+        <w:rPr>
+          <w:rFonts w:ascii="Times New Roman" w:eastAsia="Times New Roman" w:hAnsi="Times New Roman" w:cs="Times New Roman"/>
+          <w:sz w:val="24"/>
+          <w:szCs w:val="24"/>
+        </w:rPr>
+        <w:t xml:space="preserve"> </w:t>
+      </w:r>
+      <w:proofErr w:type="spellStart"/>
+      <w:r>
+        <w:rPr>
+          <w:rFonts w:ascii="Times New Roman" w:eastAsia="Times New Roman" w:hAnsi="Times New Roman" w:cs="Times New Roman"/>
+          <w:sz w:val="24"/>
+          <w:szCs w:val="24"/>
+        </w:rPr>
+        <w:t>template</w:t>
+      </w:r>
+      <w:proofErr w:type="spellEnd"/>
+      <w:r>
+        <w:rPr>
+          <w:rFonts w:ascii="Times New Roman" w:eastAsia="Times New Roman" w:hAnsi="Times New Roman" w:cs="Times New Roman"/>
+          <w:sz w:val="24"/>
+          <w:szCs w:val="24"/>
+        </w:rPr>
+        <w:t xml:space="preserve"> felhasználásával készült el. </w:t>
+      </w:r>
+      <w:proofErr w:type="spellStart"/>
+      <w:r>
+        <w:rPr>
+          <w:rFonts w:ascii="Times New Roman" w:eastAsia="Times New Roman" w:hAnsi="Times New Roman" w:cs="Times New Roman"/>
+          <w:sz w:val="24"/>
+          <w:szCs w:val="24"/>
+        </w:rPr>
+        <w:t>Scalar</w:t>
+      </w:r>
+      <w:proofErr w:type="spellEnd"/>
+      <w:r>
+        <w:rPr>
+          <w:rFonts w:ascii="Times New Roman" w:eastAsia="Times New Roman" w:hAnsi="Times New Roman" w:cs="Times New Roman"/>
+          <w:sz w:val="24"/>
+          <w:szCs w:val="24"/>
+        </w:rPr>
+        <w:t xml:space="preserve"> </w:t>
+      </w:r>
+      <w:proofErr w:type="spellStart"/>
+      <w:r>
+        <w:rPr>
+          <w:rFonts w:ascii="Times New Roman" w:eastAsia="Times New Roman" w:hAnsi="Times New Roman" w:cs="Times New Roman"/>
+          <w:sz w:val="24"/>
+          <w:szCs w:val="24"/>
+        </w:rPr>
+        <w:t>api</w:t>
+      </w:r>
+      <w:proofErr w:type="spellEnd"/>
+      <w:r>
+        <w:rPr>
+          <w:rFonts w:ascii="Times New Roman" w:eastAsia="Times New Roman" w:hAnsi="Times New Roman" w:cs="Times New Roman"/>
+          <w:sz w:val="24"/>
+          <w:szCs w:val="24"/>
+        </w:rPr>
+        <w:t xml:space="preserve"> lett alkalmazva, ezen felül </w:t>
+      </w:r>
+      <w:proofErr w:type="spellStart"/>
+      <w:r>
+        <w:rPr>
+          <w:rFonts w:ascii="Times New Roman" w:eastAsia="Times New Roman" w:hAnsi="Times New Roman" w:cs="Times New Roman"/>
+          <w:sz w:val="24"/>
+          <w:szCs w:val="24"/>
+        </w:rPr>
+        <w:t>Identity</w:t>
+      </w:r>
+      <w:proofErr w:type="spellEnd"/>
+      <w:r>
+        <w:rPr>
+          <w:rFonts w:ascii="Times New Roman" w:eastAsia="Times New Roman" w:hAnsi="Times New Roman" w:cs="Times New Roman"/>
+          <w:sz w:val="24"/>
+          <w:szCs w:val="24"/>
+        </w:rPr>
+        <w:t xml:space="preserve"> Framework használata nélkül lett elkészítve az azonosító kód, és a </w:t>
+      </w:r>
+      <w:proofErr w:type="spellStart"/>
+      <w:r>
+        <w:rPr>
+          <w:rFonts w:ascii="Times New Roman" w:eastAsia="Times New Roman" w:hAnsi="Times New Roman" w:cs="Times New Roman"/>
+          <w:sz w:val="24"/>
+          <w:szCs w:val="24"/>
+        </w:rPr>
+        <w:t>tokenek</w:t>
+      </w:r>
+      <w:proofErr w:type="spellEnd"/>
+      <w:r>
+        <w:rPr>
+          <w:rFonts w:ascii="Times New Roman" w:eastAsia="Times New Roman" w:hAnsi="Times New Roman" w:cs="Times New Roman"/>
+          <w:sz w:val="24"/>
+          <w:szCs w:val="24"/>
+        </w:rPr>
+        <w:t xml:space="preserve"> kiadása.</w:t>
+      </w:r>
+    </w:p>
+    <w:p>
+      <w:pPr>
+        <w:rPr>
+          <w:rFonts w:ascii="Times New Roman" w:eastAsia="Times New Roman" w:hAnsi="Times New Roman" w:cs="Times New Roman"/>
+          <w:sz w:val="24"/>
+          <w:szCs w:val="24"/>
+        </w:rPr>
+      </w:pPr>
+      <w:r>
+        <w:rPr>
+          <w:rFonts w:ascii="Times New Roman" w:eastAsia="Times New Roman" w:hAnsi="Times New Roman" w:cs="Times New Roman"/>
+          <w:sz w:val="24"/>
+          <w:szCs w:val="24"/>
+        </w:rPr>
+        <w:t>Az adatbázis felépítése megtervezése a weblap felépítésével együtt haladt időnként változtatva a felépítésén, azaz táblák elhagyása, újak hozzáadása,</w:t>
+      </w:r>
+    </w:p>
+    <w:p>
+      <w:pPr>
+        <w:rPr>
+          <w:rFonts w:ascii="Times New Roman" w:eastAsia="Times New Roman" w:hAnsi="Times New Roman" w:cs="Times New Roman"/>
+          <w:sz w:val="24"/>
+          <w:szCs w:val="24"/>
+        </w:rPr>
+      </w:pPr>
+    </w:p>
+    <w:p>
+      <w:pPr>
+        <w:rPr>
+          <w:rFonts w:ascii="Times New Roman" w:eastAsia="Times New Roman" w:hAnsi="Times New Roman" w:cs="Times New Roman"/>
+          <w:sz w:val="24"/>
+          <w:szCs w:val="24"/>
+        </w:rPr>
+      </w:pPr>
+    </w:p>
+    <w:p>
+      <w:pPr>
+        <w:rPr>
+          <w:rFonts w:ascii="Times New Roman" w:eastAsia="Times New Roman" w:hAnsi="Times New Roman" w:cs="Times New Roman"/>
+          <w:sz w:val="24"/>
+          <w:szCs w:val="24"/>
+        </w:rPr>
+      </w:pPr>
+      <w:r>
+        <w:rPr>
+          <w:rFonts w:ascii="Times New Roman" w:eastAsia="Times New Roman" w:hAnsi="Times New Roman" w:cs="Times New Roman"/>
+          <w:sz w:val="24"/>
+          <w:szCs w:val="24"/>
+        </w:rPr>
+        <w:lastRenderedPageBreak/>
+        <w:t>2.</w:t>
+      </w:r>
+      <w:r>
+        <w:rPr>
+          <w:rFonts w:ascii="Times New Roman" w:eastAsia="Times New Roman" w:hAnsi="Times New Roman" w:cs="Times New Roman"/>
+          <w:sz w:val="24"/>
+          <w:szCs w:val="24"/>
+        </w:rPr>
+        <w:t>1.2</w:t>
+      </w:r>
+      <w:r>
+        <w:rPr>
+          <w:rFonts w:ascii="Times New Roman" w:eastAsia="Times New Roman" w:hAnsi="Times New Roman" w:cs="Times New Roman"/>
+          <w:sz w:val="24"/>
+          <w:szCs w:val="24"/>
+        </w:rPr>
+        <w:t xml:space="preserve"> </w:t>
+      </w:r>
+      <w:r>
+        <w:rPr>
+          <w:rFonts w:ascii="Times New Roman" w:eastAsia="Times New Roman" w:hAnsi="Times New Roman" w:cs="Times New Roman"/>
+          <w:sz w:val="24"/>
+          <w:szCs w:val="24"/>
+        </w:rPr>
+        <w:t xml:space="preserve"> rend</w:t>
+      </w:r>
+      <w:r>
+        <w:rPr>
+          <w:rFonts w:ascii="Times New Roman" w:eastAsia="Times New Roman" w:hAnsi="Times New Roman" w:cs="Times New Roman"/>
+          <w:sz w:val="24"/>
+          <w:szCs w:val="24"/>
+        </w:rPr>
+        <w:t>sz</w:t>
+      </w:r>
+      <w:r>
+        <w:rPr>
+          <w:rFonts w:ascii="Times New Roman" w:eastAsia="Times New Roman" w:hAnsi="Times New Roman" w:cs="Times New Roman"/>
+          <w:sz w:val="24"/>
+          <w:szCs w:val="24"/>
+        </w:rPr>
+        <w:t>erkövetelmények</w:t>
+      </w:r>
+      <w:r>
+        <w:rPr>
+          <w:rFonts w:ascii="Times New Roman" w:eastAsia="Times New Roman" w:hAnsi="Times New Roman" w:cs="Times New Roman"/>
+          <w:sz w:val="24"/>
+          <w:szCs w:val="24"/>
+        </w:rPr>
+        <w:br/>
+        <w:t>2.3 Adat</w:t>
+      </w:r>
+      <w:r>
+        <w:rPr>
+          <w:rFonts w:ascii="Times New Roman" w:eastAsia="Times New Roman" w:hAnsi="Times New Roman" w:cs="Times New Roman"/>
+          <w:sz w:val="24"/>
+          <w:szCs w:val="24"/>
+        </w:rPr>
+        <w:t>bázis szerkezete</w:t>
+      </w:r>
+    </w:p>
+    <w:p>
+      <w:pPr>
+        <w:rPr>
+          <w:rFonts w:ascii="Times New Roman" w:eastAsia="Times New Roman" w:hAnsi="Times New Roman" w:cs="Times New Roman"/>
+          <w:sz w:val="24"/>
+          <w:szCs w:val="24"/>
+        </w:rPr>
+      </w:pPr>
+      <w:r>
+        <w:rPr>
+          <w:rFonts w:ascii="Times New Roman" w:eastAsia="Times New Roman" w:hAnsi="Times New Roman" w:cs="Times New Roman"/>
+          <w:sz w:val="24"/>
+          <w:szCs w:val="24"/>
+        </w:rPr>
+        <w:t xml:space="preserve">A weboldal </w:t>
+      </w:r>
+      <w:r>
+        <w:rPr>
+          <w:rFonts w:ascii="Times New Roman" w:eastAsia="Times New Roman" w:hAnsi="Times New Roman" w:cs="Times New Roman"/>
+          <w:sz w:val="24"/>
+          <w:szCs w:val="24"/>
+        </w:rPr>
+        <w:t>nyolc</w:t>
+      </w:r>
       <w:bookmarkStart w:id="2" w:name="_GoBack"/>
       <w:bookmarkEnd w:id="2"/>
-    </w:p>
-    <w:p>
-      <w:pPr>
-        <w:jc w:val="both"/>
-        <w:rPr>
-          <w:rFonts w:ascii="Times New Roman" w:eastAsia="Times New Roman" w:hAnsi="Times New Roman" w:cs="Times New Roman"/>
-          <w:sz w:val="20"/>
-          <w:szCs w:val="20"/>
-        </w:rPr>
-      </w:pPr>
-    </w:p>
-    <w:p>
-      <w:pPr>
-        <w:rPr>
-          <w:rFonts w:ascii="Times New Roman" w:eastAsia="Times New Roman" w:hAnsi="Times New Roman" w:cs="Times New Roman"/>
-          <w:sz w:val="28"/>
-          <w:szCs w:val="28"/>
-        </w:rPr>
-      </w:pPr>
-      <w:r>
-        <w:rPr>
-          <w:rFonts w:ascii="Times New Roman" w:eastAsia="Times New Roman" w:hAnsi="Times New Roman" w:cs="Times New Roman"/>
-          <w:sz w:val="28"/>
-          <w:szCs w:val="28"/>
-        </w:rPr>
-        <w:t>2.1 Backend ismertetése</w:t>
-      </w:r>
-    </w:p>
-    <w:p>
-      <w:pPr>
-        <w:rPr>
-          <w:rFonts w:ascii="Times New Roman" w:eastAsia="Times New Roman" w:hAnsi="Times New Roman" w:cs="Times New Roman"/>
-          <w:sz w:val="24"/>
-          <w:szCs w:val="24"/>
-        </w:rPr>
-      </w:pPr>
-    </w:p>
-    <w:p>
-      <w:pPr>
-        <w:rPr>
-          <w:rFonts w:ascii="Times New Roman" w:eastAsia="Times New Roman" w:hAnsi="Times New Roman" w:cs="Times New Roman"/>
-          <w:sz w:val="24"/>
-          <w:szCs w:val="24"/>
-        </w:rPr>
-      </w:pPr>
-      <w:r>
-        <w:rPr>
-          <w:rFonts w:ascii="Times New Roman" w:eastAsia="Times New Roman" w:hAnsi="Times New Roman" w:cs="Times New Roman"/>
-          <w:sz w:val="24"/>
-          <w:szCs w:val="24"/>
-        </w:rPr>
-        <w:t>2.1.1</w:t>
-      </w:r>
-    </w:p>
-    <w:p>
-      <w:pPr>
-        <w:rPr>
-          <w:rFonts w:ascii="Times New Roman" w:eastAsia="Times New Roman" w:hAnsi="Times New Roman" w:cs="Times New Roman"/>
-          <w:sz w:val="24"/>
-          <w:szCs w:val="24"/>
-        </w:rPr>
-      </w:pPr>
-      <w:r>
-        <w:rPr>
-          <w:rFonts w:ascii="Times New Roman" w:eastAsia="Times New Roman" w:hAnsi="Times New Roman" w:cs="Times New Roman"/>
-          <w:sz w:val="24"/>
-          <w:szCs w:val="24"/>
-        </w:rPr>
-        <w:t xml:space="preserve">A backend Visual </w:t>
+      <w:r>
+        <w:rPr>
+          <w:rFonts w:ascii="Times New Roman" w:eastAsia="Times New Roman" w:hAnsi="Times New Roman" w:cs="Times New Roman"/>
+          <w:sz w:val="24"/>
+          <w:szCs w:val="24"/>
+        </w:rPr>
+        <w:t xml:space="preserve"> adatmodellből/táblából áll, ezek </w:t>
       </w:r>
       <w:proofErr w:type="spellStart"/>
       <w:r>
@@ -1259,7 +1528,7 @@
           <w:sz w:val="24"/>
           <w:szCs w:val="24"/>
         </w:rPr>
-        <w:t>Studioban</w:t>
+        <w:t>SQLite</w:t>
       </w:r>
       <w:proofErr w:type="spellEnd"/>
       <w:r>
@@ -1268,267 +1537,6 @@
           <w:sz w:val="24"/>
           <w:szCs w:val="24"/>
         </w:rPr>
-        <w:t xml:space="preserve"> készült C# kódnyelv, ASP .Net </w:t>
-      </w:r>
-      <w:proofErr w:type="spellStart"/>
-      <w:r>
-        <w:rPr>
-          <w:rFonts w:ascii="Times New Roman" w:eastAsia="Times New Roman" w:hAnsi="Times New Roman" w:cs="Times New Roman"/>
-          <w:sz w:val="24"/>
-          <w:szCs w:val="24"/>
-        </w:rPr>
-        <w:t>Api</w:t>
-      </w:r>
-      <w:proofErr w:type="spellEnd"/>
-      <w:r>
-        <w:rPr>
-          <w:rFonts w:ascii="Times New Roman" w:eastAsia="Times New Roman" w:hAnsi="Times New Roman" w:cs="Times New Roman"/>
-          <w:sz w:val="24"/>
-          <w:szCs w:val="24"/>
-        </w:rPr>
-        <w:t xml:space="preserve"> </w:t>
-      </w:r>
-      <w:proofErr w:type="spellStart"/>
-      <w:r>
-        <w:rPr>
-          <w:rFonts w:ascii="Times New Roman" w:eastAsia="Times New Roman" w:hAnsi="Times New Roman" w:cs="Times New Roman"/>
-          <w:sz w:val="24"/>
-          <w:szCs w:val="24"/>
-        </w:rPr>
-        <w:t>template</w:t>
-      </w:r>
-      <w:proofErr w:type="spellEnd"/>
-      <w:r>
-        <w:rPr>
-          <w:rFonts w:ascii="Times New Roman" w:eastAsia="Times New Roman" w:hAnsi="Times New Roman" w:cs="Times New Roman"/>
-          <w:sz w:val="24"/>
-          <w:szCs w:val="24"/>
-        </w:rPr>
-        <w:t xml:space="preserve"> felhasználásával készült el. </w:t>
-      </w:r>
-      <w:proofErr w:type="spellStart"/>
-      <w:r>
-        <w:rPr>
-          <w:rFonts w:ascii="Times New Roman" w:eastAsia="Times New Roman" w:hAnsi="Times New Roman" w:cs="Times New Roman"/>
-          <w:sz w:val="24"/>
-          <w:szCs w:val="24"/>
-        </w:rPr>
-        <w:t>Scalar</w:t>
-      </w:r>
-      <w:proofErr w:type="spellEnd"/>
-      <w:r>
-        <w:rPr>
-          <w:rFonts w:ascii="Times New Roman" w:eastAsia="Times New Roman" w:hAnsi="Times New Roman" w:cs="Times New Roman"/>
-          <w:sz w:val="24"/>
-          <w:szCs w:val="24"/>
-        </w:rPr>
-        <w:t xml:space="preserve"> </w:t>
-      </w:r>
-      <w:proofErr w:type="spellStart"/>
-      <w:r>
-        <w:rPr>
-          <w:rFonts w:ascii="Times New Roman" w:eastAsia="Times New Roman" w:hAnsi="Times New Roman" w:cs="Times New Roman"/>
-          <w:sz w:val="24"/>
-          <w:szCs w:val="24"/>
-        </w:rPr>
-        <w:t>api</w:t>
-      </w:r>
-      <w:proofErr w:type="spellEnd"/>
-      <w:r>
-        <w:rPr>
-          <w:rFonts w:ascii="Times New Roman" w:eastAsia="Times New Roman" w:hAnsi="Times New Roman" w:cs="Times New Roman"/>
-          <w:sz w:val="24"/>
-          <w:szCs w:val="24"/>
-        </w:rPr>
-        <w:t xml:space="preserve"> lett alkalmazva, ezen felül </w:t>
-      </w:r>
-      <w:proofErr w:type="spellStart"/>
-      <w:r>
-        <w:rPr>
-          <w:rFonts w:ascii="Times New Roman" w:eastAsia="Times New Roman" w:hAnsi="Times New Roman" w:cs="Times New Roman"/>
-          <w:sz w:val="24"/>
-          <w:szCs w:val="24"/>
-        </w:rPr>
-        <w:t>Identity</w:t>
-      </w:r>
-      <w:proofErr w:type="spellEnd"/>
-      <w:r>
-        <w:rPr>
-          <w:rFonts w:ascii="Times New Roman" w:eastAsia="Times New Roman" w:hAnsi="Times New Roman" w:cs="Times New Roman"/>
-          <w:sz w:val="24"/>
-          <w:szCs w:val="24"/>
-        </w:rPr>
-        <w:t xml:space="preserve"> Framework használata nélkül lett elkészítve az azonosító kód, és a </w:t>
-      </w:r>
-      <w:proofErr w:type="spellStart"/>
-      <w:r>
-        <w:rPr>
-          <w:rFonts w:ascii="Times New Roman" w:eastAsia="Times New Roman" w:hAnsi="Times New Roman" w:cs="Times New Roman"/>
-          <w:sz w:val="24"/>
-          <w:szCs w:val="24"/>
-        </w:rPr>
-        <w:t>tokenek</w:t>
-      </w:r>
-      <w:proofErr w:type="spellEnd"/>
-      <w:r>
-        <w:rPr>
-          <w:rFonts w:ascii="Times New Roman" w:eastAsia="Times New Roman" w:hAnsi="Times New Roman" w:cs="Times New Roman"/>
-          <w:sz w:val="24"/>
-          <w:szCs w:val="24"/>
-        </w:rPr>
-        <w:t xml:space="preserve"> kiadása.</w:t>
-      </w:r>
-    </w:p>
-    <w:p>
-      <w:pPr>
-        <w:rPr>
-          <w:rFonts w:ascii="Times New Roman" w:eastAsia="Times New Roman" w:hAnsi="Times New Roman" w:cs="Times New Roman"/>
-          <w:sz w:val="24"/>
-          <w:szCs w:val="24"/>
-        </w:rPr>
-      </w:pPr>
-      <w:r>
-        <w:rPr>
-          <w:rFonts w:ascii="Times New Roman" w:eastAsia="Times New Roman" w:hAnsi="Times New Roman" w:cs="Times New Roman"/>
-          <w:sz w:val="24"/>
-          <w:szCs w:val="24"/>
-        </w:rPr>
-        <w:t>Az adatbázis felépítése megtervezése a weblap felépítésével együtt haladt időnként változtatva a felépítésén, azaz táblák elhagyása, újak hozzáadása,</w:t>
-      </w:r>
-    </w:p>
-    <w:p>
-      <w:pPr>
-        <w:rPr>
-          <w:rFonts w:ascii="Times New Roman" w:eastAsia="Times New Roman" w:hAnsi="Times New Roman" w:cs="Times New Roman"/>
-          <w:sz w:val="24"/>
-          <w:szCs w:val="24"/>
-        </w:rPr>
-      </w:pPr>
-    </w:p>
-    <w:p>
-      <w:pPr>
-        <w:rPr>
-          <w:rFonts w:ascii="Times New Roman" w:eastAsia="Times New Roman" w:hAnsi="Times New Roman" w:cs="Times New Roman"/>
-          <w:sz w:val="24"/>
-          <w:szCs w:val="24"/>
-        </w:rPr>
-      </w:pPr>
-    </w:p>
-    <w:p>
-      <w:pPr>
-        <w:rPr>
-          <w:rFonts w:ascii="Times New Roman" w:eastAsia="Times New Roman" w:hAnsi="Times New Roman" w:cs="Times New Roman"/>
-          <w:sz w:val="24"/>
-          <w:szCs w:val="24"/>
-        </w:rPr>
-      </w:pPr>
-      <w:r>
-        <w:rPr>
-          <w:rFonts w:ascii="Times New Roman" w:eastAsia="Times New Roman" w:hAnsi="Times New Roman" w:cs="Times New Roman"/>
-          <w:sz w:val="24"/>
-          <w:szCs w:val="24"/>
-        </w:rPr>
-        <w:lastRenderedPageBreak/>
-        <w:t>2.</w:t>
-      </w:r>
-      <w:r>
-        <w:rPr>
-          <w:rFonts w:ascii="Times New Roman" w:eastAsia="Times New Roman" w:hAnsi="Times New Roman" w:cs="Times New Roman"/>
-          <w:sz w:val="24"/>
-          <w:szCs w:val="24"/>
-        </w:rPr>
-        <w:t>1.2</w:t>
-      </w:r>
-      <w:r>
-        <w:rPr>
-          <w:rFonts w:ascii="Times New Roman" w:eastAsia="Times New Roman" w:hAnsi="Times New Roman" w:cs="Times New Roman"/>
-          <w:sz w:val="24"/>
-          <w:szCs w:val="24"/>
-        </w:rPr>
-        <w:t xml:space="preserve"> </w:t>
-      </w:r>
-      <w:r>
-        <w:rPr>
-          <w:rFonts w:ascii="Times New Roman" w:eastAsia="Times New Roman" w:hAnsi="Times New Roman" w:cs="Times New Roman"/>
-          <w:sz w:val="24"/>
-          <w:szCs w:val="24"/>
-        </w:rPr>
-        <w:t xml:space="preserve"> rend</w:t>
-      </w:r>
-      <w:r>
-        <w:rPr>
-          <w:rFonts w:ascii="Times New Roman" w:eastAsia="Times New Roman" w:hAnsi="Times New Roman" w:cs="Times New Roman"/>
-          <w:sz w:val="24"/>
-          <w:szCs w:val="24"/>
-        </w:rPr>
-        <w:t>sz</w:t>
-      </w:r>
-      <w:r>
-        <w:rPr>
-          <w:rFonts w:ascii="Times New Roman" w:eastAsia="Times New Roman" w:hAnsi="Times New Roman" w:cs="Times New Roman"/>
-          <w:sz w:val="24"/>
-          <w:szCs w:val="24"/>
-        </w:rPr>
-        <w:t>erkövetelmények</w:t>
-      </w:r>
-      <w:r>
-        <w:rPr>
-          <w:rFonts w:ascii="Times New Roman" w:eastAsia="Times New Roman" w:hAnsi="Times New Roman" w:cs="Times New Roman"/>
-          <w:sz w:val="24"/>
-          <w:szCs w:val="24"/>
-        </w:rPr>
-        <w:br/>
-        <w:t>2.3 Adat</w:t>
-      </w:r>
-      <w:r>
-        <w:rPr>
-          <w:rFonts w:ascii="Times New Roman" w:eastAsia="Times New Roman" w:hAnsi="Times New Roman" w:cs="Times New Roman"/>
-          <w:sz w:val="24"/>
-          <w:szCs w:val="24"/>
-        </w:rPr>
-        <w:t>bázis szerkezete</w:t>
-      </w:r>
-    </w:p>
-    <w:p>
-      <w:pPr>
-        <w:rPr>
-          <w:rFonts w:ascii="Times New Roman" w:eastAsia="Times New Roman" w:hAnsi="Times New Roman" w:cs="Times New Roman"/>
-          <w:sz w:val="24"/>
-          <w:szCs w:val="24"/>
-        </w:rPr>
-      </w:pPr>
-      <w:r>
-        <w:rPr>
-          <w:rFonts w:ascii="Times New Roman" w:eastAsia="Times New Roman" w:hAnsi="Times New Roman" w:cs="Times New Roman"/>
-          <w:sz w:val="24"/>
-          <w:szCs w:val="24"/>
-        </w:rPr>
-        <w:t xml:space="preserve">A weboldal </w:t>
-      </w:r>
-      <w:r>
-        <w:rPr>
-          <w:rFonts w:ascii="Times New Roman" w:eastAsia="Times New Roman" w:hAnsi="Times New Roman" w:cs="Times New Roman"/>
-          <w:sz w:val="24"/>
-          <w:szCs w:val="24"/>
-        </w:rPr>
-        <w:t xml:space="preserve">hét adatmodellből/táblából áll, ezek </w:t>
-      </w:r>
-      <w:proofErr w:type="spellStart"/>
-      <w:r>
-        <w:rPr>
-          <w:rFonts w:ascii="Times New Roman" w:eastAsia="Times New Roman" w:hAnsi="Times New Roman" w:cs="Times New Roman"/>
-          <w:sz w:val="24"/>
-          <w:szCs w:val="24"/>
-        </w:rPr>
-        <w:t>SQLite</w:t>
-      </w:r>
-      <w:proofErr w:type="spellEnd"/>
-      <w:r>
-        <w:rPr>
-          <w:rFonts w:ascii="Times New Roman" w:eastAsia="Times New Roman" w:hAnsi="Times New Roman" w:cs="Times New Roman"/>
-          <w:sz w:val="24"/>
-          <w:szCs w:val="24"/>
-        </w:rPr>
         <w:t xml:space="preserve"> adatbázisban tárolják az információkat az alábbi ábra szerint:</w:t>
       </w:r>
     </w:p>
@@ -1552,13 +1560,12 @@
       <w:r>
         <w:rPr>
           <w:rFonts w:ascii="Times New Roman" w:eastAsia="Times New Roman" w:hAnsi="Times New Roman" w:cs="Times New Roman"/>
-          <w:noProof/>
           <w:sz w:val="24"/>
           <w:szCs w:val="24"/>
         </w:rPr>
         <w:drawing>
-          <wp:inline distT="0" distB="0" distL="0" distR="0" wp14:anchorId="6E80E459" wp14:editId="7A2D9F4A">
-            <wp:extent cx="5760720" cy="3361690"/>
+          <wp:inline distT="0" distB="0" distL="0" distR="0" wp14:anchorId="426F659A" wp14:editId="3ECB784F">
+            <wp:extent cx="5760720" cy="3169920"/>
             <wp:effectExtent l="0" t="0" r="0" b="0"/>
             <wp:docPr id="1" name="Kép 1"/>
             <wp:cNvGraphicFramePr>
@@ -1580,7 +1587,7 @@
                   <pic:spPr>
                     <a:xfrm>
                       <a:off x="0" y="0"/>
-                      <a:ext cx="5760720" cy="3361690"/>
+                      <a:ext cx="5760720" cy="3169920"/>
                     </a:xfrm>
                     <a:prstGeom prst="rect">
                       <a:avLst/>
